--- a/downloads/teacher/ai-7-week-18.docx
+++ b/downloads/teacher/ai-7-week-18.docx
@@ -1974,6 +1974,396 @@
         <w:t>For the Reproducible AI Research Study, retain an annotated worked trace and the changed-case reasoning. Connect the claim to its records, units and assumptions so another investigator can challenge or reproduce it.</w:t>
       </w:r>
     </w:p>
+    <w:p>
+      <w:pPr>
+        <w:pStyle w:val="Heading1"/>
+      </w:pPr>
+      <w:r>
+        <w:t>07. Prepare, teach and assess</w:t>
+      </w:r>
+    </w:p>
+    <w:p>
+      <w:r>
+        <w:t>Teaching target: Explain the mechanism and terminology of dataset and benchmark limitations</w:t>
+      </w:r>
+    </w:p>
+    <w:p>
+      <w:r>
+        <w:t>Prepare the labelled worked-case picture, the matching workbook, fictional input cards and a place for individual responses. Check a local Python 3 environment before class; have a paper-trace version ready.</w:t>
+      </w:r>
+    </w:p>
+    <w:tbl>
+      <w:tblPr>
+        <w:tblStyle w:val="LightShading-Accent1"/>
+        <w:tblW w:type="auto" w:w="0"/>
+        <w:tblLook w:firstColumn="1" w:firstRow="1" w:lastColumn="0" w:lastRow="0" w:noHBand="0" w:noVBand="1" w:val="04A0"/>
+      </w:tblPr>
+      <w:tblGrid>
+        <w:gridCol w:w="3408"/>
+        <w:gridCol w:w="3408"/>
+        <w:gridCol w:w="3408"/>
+      </w:tblGrid>
+      <w:tr>
+        <w:trPr>
+          <w:tblHeader/>
+        </w:trPr>
+        <w:tc>
+          <w:tcPr>
+            <w:tcW w:type="dxa" w:w="3408"/>
+          </w:tcPr>
+          <w:p>
+            <w:r>
+              <w:t>Session</w:t>
+            </w:r>
+          </w:p>
+        </w:tc>
+        <w:tc>
+          <w:tcPr>
+            <w:tcW w:type="dxa" w:w="3408"/>
+          </w:tcPr>
+          <w:p>
+            <w:r>
+              <w:t>Plan</w:t>
+            </w:r>
+          </w:p>
+        </w:tc>
+        <w:tc>
+          <w:tcPr>
+            <w:tcW w:type="dxa" w:w="3408"/>
+          </w:tcPr>
+          <w:p>
+            <w:r>
+              <w:t>Resources</w:t>
+            </w:r>
+          </w:p>
+        </w:tc>
+      </w:tr>
+      <w:tr>
+        <w:tc>
+          <w:tcPr>
+            <w:tcW w:type="dxa" w:w="3408"/>
+          </w:tcPr>
+          <w:p>
+            <w:r>
+              <w:t>Session 1 · Understand · 45 min</w:t>
+            </w:r>
+          </w:p>
+        </w:tc>
+        <w:tc>
+          <w:tcPr>
+            <w:tcW w:type="dxa" w:w="3408"/>
+          </w:tcPr>
+          <w:p>
+            <w:r>
+              <w:t>0–7: recall and prerequisite; 7–15: inspect the concrete case and predict; 15–30: teacher models the worked trace; 30–40: learners explain a step using the text and visual; 40–45: check the core idea.</w:t>
+            </w:r>
+          </w:p>
+        </w:tc>
+        <w:tc>
+          <w:tcPr>
+            <w:tcW w:type="dxa" w:w="3408"/>
+          </w:tcPr>
+          <w:p>
+            <w:r>
+              <w:t>Sections 1–6; record the brief recall in the workbook.</w:t>
+            </w:r>
+          </w:p>
+        </w:tc>
+      </w:tr>
+      <w:tr>
+        <w:tc>
+          <w:tcPr>
+            <w:tcW w:type="dxa" w:w="3408"/>
+          </w:tcPr>
+          <w:p>
+            <w:r>
+              <w:t>Session 2 · Practise · 45 min</w:t>
+            </w:r>
+          </w:p>
+        </w:tc>
+        <w:tc>
+          <w:tcPr>
+            <w:tcW w:type="dxa" w:w="3408"/>
+          </w:tcPr>
+          <w:p>
+            <w:r>
+              <w:t>0–5: retrieve the procedure; 5–15: W2 completion practice; 15–23: explain and check with a partner; 23–30: each learner answers the misconception check; 30–40: targeted reteaching or a harder variation; 40–45: prepare the investigation.</w:t>
+            </w:r>
+          </w:p>
+        </w:tc>
+        <w:tc>
+          <w:tcPr>
+            <w:tcW w:type="dxa" w:w="3408"/>
+          </w:tcPr>
+          <w:p>
+            <w:r>
+              <w:t>Sections 7–10; use the matching workbook W2 and misconception check.</w:t>
+            </w:r>
+          </w:p>
+        </w:tc>
+      </w:tr>
+      <w:tr>
+        <w:tc>
+          <w:tcPr>
+            <w:tcW w:type="dxa" w:w="3408"/>
+          </w:tcPr>
+          <w:p>
+            <w:r>
+              <w:t>Session 3 · Investigate and transfer · 45 min</w:t>
+            </w:r>
+          </w:p>
+        </w:tc>
+        <w:tc>
+          <w:tcPr>
+            <w:tcW w:type="dxa" w:w="3408"/>
+          </w:tcPr>
+          <w:p>
+            <w:r>
+              <w:t>0–5: retrieve the decision rule; 5–20: investigate or trace; 20–30: start the independent case; 30–38: connect the project; 38–43: act on feedback; 43–45: plan the return check.</w:t>
+            </w:r>
+          </w:p>
+        </w:tc>
+        <w:tc>
+          <w:tcPr>
+            <w:tcW w:type="dxa" w:w="3408"/>
+          </w:tcPr>
+          <w:p>
+            <w:r>
+              <w:t>Sections 9 and 11–14. Give extra time to finish the full task set; use Section 15 when the week includes a coding lab.</w:t>
+            </w:r>
+          </w:p>
+        </w:tc>
+      </w:tr>
+    </w:tbl>
+    <w:p>
+      <w:r>
+        <w:t>Before class, solve the supported practice: Ten benchmark rows include three copies of one source and seven other unique sources. Show the intermediate steps and give the conclusion with its scope.</w:t>
+      </w:r>
+    </w:p>
+    <w:p>
+      <w:r>
+        <w:t>Reasoned practice answer: Teacher explanation: Eight unique source units, not ten independent sources. Identify duplicate weighting before analysis; do not silently discard results.</w:t>
+      </w:r>
+    </w:p>
+    <w:p>
+      <w:r>
+        <w:t>Check every learner before discussion: Use the worked case for Dataset and benchmark limitations. Proposed explanation: “The worked result establishes every future case”. Decide whether this explanation is supported. Point to the step or supplied fact that decides; explain your repair if needed.</w:t>
+      </w:r>
+    </w:p>
+    <w:p>
+      <w:r>
+        <w:t>Misconception repair: Benchmark success does not establish performance on a deployment population missing from its design.</w:t>
+      </w:r>
+    </w:p>
+    <w:p>
+      <w:r>
+        <w:t>Support: read the exact case aloud, enlarge the labelled picture, supply input cards and model only the first deciding step. Accept a spoken explanation or drawing; retain the reasoning goal.</w:t>
+      </w:r>
+    </w:p>
+    <w:p>
+      <w:r>
+        <w:t>Extension: Add four reserved outdoor cases, of which two are correct. Require a prediction and a reason before comparing. Expected result: Report the outdoor slice as 2/4=50%, separately from indoor results. Reason: The new records finally measure the missing condition, with a small denominator.</w:t>
+      </w:r>
+    </w:p>
+    <w:p>
+      <w:r>
+        <w:t>Independent assessment: withhold the reserved answer until the learner has attempted the new case. Record support separately from correctness.</w:t>
+      </w:r>
+    </w:p>
+    <w:tbl>
+      <w:tblPr>
+        <w:tblStyle w:val="LightShading-Accent1"/>
+        <w:tblW w:type="auto" w:w="0"/>
+        <w:tblLook w:firstColumn="1" w:firstRow="1" w:lastColumn="0" w:lastRow="0" w:noHBand="0" w:noVBand="1" w:val="04A0"/>
+      </w:tblPr>
+      <w:tblGrid>
+        <w:gridCol w:w="2556"/>
+        <w:gridCol w:w="2556"/>
+        <w:gridCol w:w="2556"/>
+        <w:gridCol w:w="2556"/>
+      </w:tblGrid>
+      <w:tr>
+        <w:trPr>
+          <w:tblHeader/>
+        </w:trPr>
+        <w:tc>
+          <w:tcPr>
+            <w:tcW w:type="dxa" w:w="2556"/>
+          </w:tcPr>
+          <w:p>
+            <w:r>
+              <w:t>Criterion</w:t>
+            </w:r>
+          </w:p>
+        </w:tc>
+        <w:tc>
+          <w:tcPr>
+            <w:tcW w:type="dxa" w:w="2556"/>
+          </w:tcPr>
+          <w:p>
+            <w:r>
+              <w:t>Not yet</w:t>
+            </w:r>
+          </w:p>
+        </w:tc>
+        <w:tc>
+          <w:tcPr>
+            <w:tcW w:type="dxa" w:w="2556"/>
+          </w:tcPr>
+          <w:p>
+            <w:r>
+              <w:t>With support</w:t>
+            </w:r>
+          </w:p>
+        </w:tc>
+        <w:tc>
+          <w:tcPr>
+            <w:tcW w:type="dxa" w:w="2556"/>
+          </w:tcPr>
+          <w:p>
+            <w:r>
+              <w:t>Independent</w:t>
+            </w:r>
+          </w:p>
+        </w:tc>
+      </w:tr>
+      <w:tr>
+        <w:tc>
+          <w:tcPr>
+            <w:tcW w:type="dxa" w:w="2556"/>
+          </w:tcPr>
+          <w:p>
+            <w:r>
+              <w:t>Explanation</w:t>
+            </w:r>
+          </w:p>
+        </w:tc>
+        <w:tc>
+          <w:tcPr>
+            <w:tcW w:type="dxa" w:w="2556"/>
+          </w:tcPr>
+          <w:p>
+            <w:r>
+              <w:t>Names an answer without a deciding fact</w:t>
+            </w:r>
+          </w:p>
+        </w:tc>
+        <w:tc>
+          <w:tcPr>
+            <w:tcW w:type="dxa" w:w="2556"/>
+          </w:tcPr>
+          <w:p>
+            <w:r>
+              <w:t>Uses a hint to link fact and decision</w:t>
+            </w:r>
+          </w:p>
+        </w:tc>
+        <w:tc>
+          <w:tcPr>
+            <w:tcW w:type="dxa" w:w="2556"/>
+          </w:tcPr>
+          <w:p>
+            <w:r>
+              <w:t>Explains the deciding fact in own words</w:t>
+            </w:r>
+          </w:p>
+        </w:tc>
+      </w:tr>
+      <w:tr>
+        <w:tc>
+          <w:tcPr>
+            <w:tcW w:type="dxa" w:w="2556"/>
+          </w:tcPr>
+          <w:p>
+            <w:r>
+              <w:t>Trace or test</w:t>
+            </w:r>
+          </w:p>
+        </w:tc>
+        <w:tc>
+          <w:tcPr>
+            <w:tcW w:type="dxa" w:w="2556"/>
+          </w:tcPr>
+          <w:p>
+            <w:r>
+              <w:t>Cannot connect input and result</w:t>
+            </w:r>
+          </w:p>
+        </w:tc>
+        <w:tc>
+          <w:tcPr>
+            <w:tcW w:type="dxa" w:w="2556"/>
+          </w:tcPr>
+          <w:p>
+            <w:r>
+              <w:t>Completes steps with prompts</w:t>
+            </w:r>
+          </w:p>
+        </w:tc>
+        <w:tc>
+          <w:tcPr>
+            <w:tcW w:type="dxa" w:w="2556"/>
+          </w:tcPr>
+          <w:p>
+            <w:r>
+              <w:t>Traces or tests a changed case accurately</w:t>
+            </w:r>
+          </w:p>
+        </w:tc>
+      </w:tr>
+      <w:tr>
+        <w:tc>
+          <w:tcPr>
+            <w:tcW w:type="dxa" w:w="2556"/>
+          </w:tcPr>
+          <w:p>
+            <w:r>
+              <w:t>Limits and revision</w:t>
+            </w:r>
+          </w:p>
+        </w:tc>
+        <w:tc>
+          <w:tcPr>
+            <w:tcW w:type="dxa" w:w="2556"/>
+          </w:tcPr>
+          <w:p>
+            <w:r>
+              <w:t>Claims more than evidence supports</w:t>
+            </w:r>
+          </w:p>
+        </w:tc>
+        <w:tc>
+          <w:tcPr>
+            <w:tcW w:type="dxa" w:w="2556"/>
+          </w:tcPr>
+          <w:p>
+            <w:r>
+              <w:t>Names a limit after a prompt</w:t>
+            </w:r>
+          </w:p>
+        </w:tc>
+        <w:tc>
+          <w:tcPr>
+            <w:tcW w:type="dxa" w:w="2556"/>
+          </w:tcPr>
+          <w:p>
+            <w:r>
+              <w:t>States a defensible limit and useful next test</w:t>
+            </w:r>
+          </w:p>
+        </w:tc>
+      </w:tr>
+    </w:tbl>
+    <w:p>
+      <w:r>
+        <w:t>Project checkpoint: Test changed cases. Keep normal, boundary and failure cases; compare expected and observed results.</w:t>
+      </w:r>
+    </w:p>
+    <w:p>
+      <w:r>
+        <w:t>Use the weekly teacher answer for topic-specific reasoning. A saved progress tick is an activity record; judge mastery from the learner’s explanation and evidence.</w:t>
+      </w:r>
+    </w:p>
     <w:sectPr>
       <w:pgSz w:w="12240" w:h="15840"/>
       <w:pgMar w:top="936" w:right="1008" w:bottom="936" w:left="1008" w:header="720" w:footer="720" w:gutter="0"/>

--- a/downloads/teacher/ai-7-week-18.docx
+++ b/downloads/teacher/ai-7-week-18.docx
@@ -2364,6 +2364,39 @@
         <w:t>Use the weekly teacher answer for topic-specific reasoning. A saved progress tick is an activity record; judge mastery from the learner’s explanation and evidence.</w:t>
       </w:r>
     </w:p>
+    <w:p>
+      <w:pPr>
+        <w:pStyle w:val="Heading1"/>
+      </w:pPr>
+      <w:r>
+        <w:t>08. Use feedback, labs and repair paths</w:t>
+      </w:r>
+    </w:p>
+    <w:p>
+      <w:r>
+        <w:t>Use the two formative questions as supported practice, not as independent mastery scores. Discuss the deciding evidence rather than accepting a guessed selection.</w:t>
+      </w:r>
+    </w:p>
+    <w:p>
+      <w:r>
+        <w:t>The feedback comes from the reviewed public worked case. Do not reveal the separately reserved independent teacher answer until the learner has attempted that case.</w:t>
+      </w:r>
+    </w:p>
+    <w:p>
+      <w:r>
+        <w:t>Ask students to predict before running code. Preserve errors and actual outputs; collect a changed test and an explanation. The branch-boundary and indexing lessons deliberately include failure cases.</w:t>
+      </w:r>
+    </w:p>
+    <w:p>
+      <w:r>
+        <w:t>Use the earlier worked-explanation links to address a specific missing building block, then return to the current question. Adapt this suggestion after observing the learner; it is not an automatic diagnosis.</w:t>
+      </w:r>
+    </w:p>
+    <w:p>
+      <w:r>
+        <w:t>Collect the completed-work portfolio as evidence. Record support separately from correctness, and assess explanation, trace/test and limitations. Progress ticks and quiz selections alone do not establish mastery.</w:t>
+      </w:r>
+    </w:p>
     <w:sectPr>
       <w:pgSz w:w="12240" w:h="15840"/>
       <w:pgMar w:top="936" w:right="1008" w:bottom="936" w:left="1008" w:header="720" w:footer="720" w:gutter="0"/>

--- a/downloads/teacher/ai-7-week-18.docx
+++ b/downloads/teacher/ai-7-week-18.docx
@@ -29,16 +29,51 @@
       </w:r>
     </w:p>
     <w:p>
-      <w:pPr>
-        <w:pStyle w:val="Heading3"/>
-      </w:pPr>
-      <w:r>
-        <w:t>Teach the learning cycle</w:t>
+      <w:r>
+        <w:t>Prepare Dataset and benchmark limitations: check the target, prerequisites, resources and adaptable teaching schedule.</w:t>
       </w:r>
     </w:p>
     <w:p>
-      <w:r>
-        <w:t>Primary target: Explain the mechanism and terminology of dataset and benchmark limitations</w:t>
+      <w:pPr>
+        <w:pStyle w:val="Heading3"/>
+      </w:pPr>
+      <w:r>
+        <w:t>Teach the learning cycle</w:t>
+      </w:r>
+    </w:p>
+    <w:p>
+      <w:pPr>
+        <w:spacing w:line="336" w:lineRule="auto" w:after="180"/>
+      </w:pPr>
+      <w:r>
+        <w:rPr>
+          <w:b w:val="0"/>
+        </w:rPr>
+        <w:t xml:space="preserve">Primary target: Explain the </w:t>
+      </w:r>
+      <w:r>
+        <w:rPr>
+          <w:b/>
+        </w:rPr>
+        <w:t>mechanism</w:t>
+      </w:r>
+      <w:r>
+        <w:rPr>
+          <w:b w:val="0"/>
+        </w:rPr>
+        <w:t xml:space="preserve"> and terminology of dataset and </w:t>
+      </w:r>
+      <w:r>
+        <w:rPr>
+          <w:b/>
+        </w:rPr>
+        <w:t>benchmark</w:t>
+      </w:r>
+      <w:r>
+        <w:rPr>
+          <w:b w:val="0"/>
+        </w:rPr>
+        <w:t xml:space="preserve"> limitations</w:t>
       </w:r>
     </w:p>
     <w:tbl>
@@ -185,16 +220,37 @@
       </w:tr>
     </w:tbl>
     <w:p>
-      <w:r>
-        <w:t>This is a starting allocation of 135 minutes, not a validated duration. Preserve all named topics. Schedule extra time for connected examples, the full investigation, independent cases and project building. Repeated copies of a case share one recorded attempt; they are not new evidence.</w:t>
+      <w:pPr>
+        <w:spacing w:line="336" w:lineRule="auto" w:after="180"/>
+      </w:pPr>
+      <w:r>
+        <w:rPr>
+          <w:b w:val="0"/>
+        </w:rPr>
+        <w:t>This is a starting allocation of 135 minutes, not a validated duration. Preserve all named topics. Schedule extra time for connected examples, the full investigation, independent cases and project building.</w:t>
       </w:r>
     </w:p>
     <w:p>
       <w:pPr>
-        <w:pStyle w:val="Heading3"/>
-      </w:pPr>
-      <w:r>
-        <w:t>Retrieval answer guidance</w:t>
+        <w:spacing w:line="336" w:lineRule="auto" w:after="180"/>
+      </w:pPr>
+      <w:r>
+        <w:rPr>
+          <w:b w:val="0"/>
+        </w:rPr>
+        <w:t xml:space="preserve">Repeated copies of a case share one recorded attempt; they are not new </w:t>
+      </w:r>
+      <w:r>
+        <w:rPr>
+          <w:b/>
+        </w:rPr>
+        <w:t>evidence</w:t>
+      </w:r>
+      <w:r>
+        <w:rPr>
+          <w:b w:val="0"/>
+        </w:rPr>
+        <w:t>.</w:t>
       </w:r>
     </w:p>
     <w:p>
@@ -202,178 +258,634 @@
         <w:pStyle w:val="Heading3"/>
       </w:pPr>
       <w:r>
-        <w:t>Sensitivity analysis</w:t>
+        <w:t>Retrieval answer guidance</w:t>
       </w:r>
     </w:p>
     <w:p>
-      <w:r>
-        <w:t>Without opening the old lesson, explain one key idea from Sensitivity analysis. Give an example and a mistake that the idea helps you avoid.</w:t>
+      <w:pPr>
+        <w:pStyle w:val="Heading3"/>
+      </w:pPr>
+      <w:r>
+        <w:t>Sensitivity analysis</w:t>
       </w:r>
     </w:p>
     <w:p>
-      <w:r>
-        <w:t>Look for: Explain the mechanism and terminology of sensitivity analysis</w:t>
+      <w:pPr>
+        <w:spacing w:line="336" w:lineRule="auto" w:after="180"/>
+      </w:pPr>
+      <w:r>
+        <w:rPr>
+          <w:b w:val="0"/>
+        </w:rPr>
+        <w:t>Without opening the old lesson, explain one key idea from Sensitivity analysis. Give an example and a mistake that the idea helps you avoid.</w:t>
       </w:r>
     </w:p>
     <w:p>
-      <w:r>
-        <w:t>Reference example, not the only acceptable wording: Teacher explanation: Sensitivity analysis checks whether a conclusion changes under plausible settings or analysis choices. It should not secretly select the most favourable result. Prespecify a range and preserve all results. Distinguish robustness across settings from proof beyond the tested range. Settings affecting data roles require special caution.</w:t>
+      <w:pPr>
+        <w:spacing w:line="336" w:lineRule="auto" w:after="180"/>
+      </w:pPr>
+      <w:r>
+        <w:rPr>
+          <w:b w:val="0"/>
+        </w:rPr>
+        <w:t xml:space="preserve">Look for: Explain the </w:t>
+      </w:r>
+      <w:r>
+        <w:rPr>
+          <w:b/>
+        </w:rPr>
+        <w:t>mechanism</w:t>
+      </w:r>
+      <w:r>
+        <w:rPr>
+          <w:b w:val="0"/>
+        </w:rPr>
+        <w:t xml:space="preserve"> and terminology of sensitivity analysis</w:t>
       </w:r>
     </w:p>
     <w:p>
       <w:pPr>
-        <w:pStyle w:val="Heading3"/>
-      </w:pPr>
-      <w:r>
-        <w:t>Multiple comparisons</w:t>
+        <w:spacing w:line="336" w:lineRule="auto" w:after="180"/>
+      </w:pPr>
+      <w:r>
+        <w:rPr>
+          <w:b w:val="0"/>
+        </w:rPr>
+        <w:t>Reference example, not the only acceptable wording: Teacher explanation: Sensitivity analysis checks whether a conclusion changes under plausible settings or analysis choices.</w:t>
       </w:r>
     </w:p>
     <w:p>
-      <w:r>
-        <w:t>Without opening the old lesson, explain one key idea from Multiple comparisons. Give an example and a mistake that the idea helps you avoid.</w:t>
+      <w:pPr>
+        <w:spacing w:line="336" w:lineRule="auto" w:after="180"/>
+      </w:pPr>
+      <w:r>
+        <w:rPr>
+          <w:b w:val="0"/>
+        </w:rPr>
+        <w:t>It should not secretly select the most favourable result. Prespecify a range and preserve all results. Distinguish robustness across settings from proof beyond the tested range.</w:t>
       </w:r>
     </w:p>
     <w:p>
-      <w:r>
-        <w:t>Look for: Explain the mechanism and terminology of multiple comparisons</w:t>
+      <w:pPr>
+        <w:spacing w:line="336" w:lineRule="auto" w:after="180"/>
+      </w:pPr>
+      <w:r>
+        <w:rPr>
+          <w:b w:val="0"/>
+        </w:rPr>
+        <w:t>Settings affecting data roles require special caution.</w:t>
       </w:r>
     </w:p>
     <w:p>
-      <w:r>
-        <w:t>Reference example, not the only acceptable wording: Teacher explanation: Testing many hypotheses creates more chances for false discoveries. A family rule must be specified before selecting attractive p-values. For this exercise use Bonferroni:family alpha .05 divided by number of tests m; reject each test when its valid p-value is at most .05/m. This controls the family error by a bound without requiring independent tests.</w:t>
+      <w:pPr>
+        <w:pStyle w:val="Heading3"/>
+      </w:pPr>
+      <w:r>
+        <w:t>Multiple comparisons</w:t>
       </w:r>
     </w:p>
     <w:p>
       <w:pPr>
-        <w:pStyle w:val="Heading3"/>
-      </w:pPr>
-      <w:r>
-        <w:t>Uncertainty intervals</w:t>
+        <w:spacing w:line="336" w:lineRule="auto" w:after="180"/>
+      </w:pPr>
+      <w:r>
+        <w:rPr>
+          <w:b w:val="0"/>
+        </w:rPr>
+        <w:t>Without opening the old lesson, explain one key idea from Multiple comparisons. Give an example and a mistake that the idea helps you avoid.</w:t>
       </w:r>
     </w:p>
     <w:p>
-      <w:r>
-        <w:t>Without opening the old lesson, explain one key idea from Uncertainty intervals. Give an example and a mistake that the idea helps you avoid.</w:t>
+      <w:pPr>
+        <w:spacing w:line="336" w:lineRule="auto" w:after="180"/>
+      </w:pPr>
+      <w:r>
+        <w:rPr>
+          <w:b w:val="0"/>
+        </w:rPr>
+        <w:t xml:space="preserve">Look for: Explain the </w:t>
+      </w:r>
+      <w:r>
+        <w:rPr>
+          <w:b/>
+        </w:rPr>
+        <w:t>mechanism</w:t>
+      </w:r>
+      <w:r>
+        <w:rPr>
+          <w:b w:val="0"/>
+        </w:rPr>
+        <w:t xml:space="preserve"> and terminology of multiple comparisons</w:t>
       </w:r>
     </w:p>
     <w:p>
-      <w:r>
-        <w:t>Look for: Explain the mechanism and terminology of uncertainty intervals</w:t>
+      <w:pPr>
+        <w:spacing w:line="336" w:lineRule="auto" w:after="180"/>
+      </w:pPr>
+      <w:r>
+        <w:rPr>
+          <w:b w:val="0"/>
+        </w:rPr>
+        <w:t>Reference example, not the only acceptable wording: Teacher explanation: Testing many hypotheses creates more chances for false discoveries. A family rule must be specified before selecting attractive p-values.</w:t>
       </w:r>
     </w:p>
     <w:p>
-      <w:r>
-        <w:t>Reference example, not the only acceptable wording: Teacher explanation: An uncertainty interval needs a sampling model and assumptions. A confidence level refers to the repeated-sampling method, not a probability attached to a fixed unknown parameter after observing data. For this constructed exercise assume independent normal measurements with known population standard deviation2. A95% mean interval uses supplied normal critical value1.96:mean plus/minus1.96*sigma/sqrt(n). Unknown sigma requires a different justified method.</w:t>
+      <w:pPr>
+        <w:spacing w:line="336" w:lineRule="auto" w:after="180"/>
+      </w:pPr>
+      <w:r>
+        <w:rPr>
+          <w:b w:val="0"/>
+        </w:rPr>
+        <w:t>For this exercise use Bonferroni:family alpha .05 divided by number of tests m; reject each test when its valid p-value is at most .05/m. This controls the family error by a bound without requiring independent tests.</w:t>
       </w:r>
     </w:p>
     <w:p>
-      <w:r>
-        <w:t>Two 45-minute sessions. A benchmark measures performance on its particular data and labels. Duplicates, obsolete cases or poor coverage can weaken claims. Use the supplied constructed scenarios to make the mechanism inspectable. Collect W4 before sharing solutions. Students should name intermediate evidence and limitations; classroom pacing and learning effectiveness remain unvalidated.</w:t>
+      <w:pPr>
+        <w:pStyle w:val="Heading3"/>
+      </w:pPr>
+      <w:r>
+        <w:t>Uncertainty intervals</w:t>
       </w:r>
     </w:p>
     <w:p>
       <w:pPr>
-        <w:pStyle w:val="Heading3"/>
-      </w:pPr>
-      <w:r>
-        <w:t>Outcomes</w:t>
+        <w:spacing w:line="336" w:lineRule="auto" w:after="180"/>
+      </w:pPr>
+      <w:r>
+        <w:rPr>
+          <w:b w:val="0"/>
+        </w:rPr>
+        <w:t>Without opening the old lesson, explain one key idea from Uncertainty intervals. Give an example and a mistake that the idea helps you avoid.</w:t>
       </w:r>
     </w:p>
     <w:p>
-      <w:r>
-        <w:t>Explain the mechanism and terminology of dataset and benchmark limitations</w:t>
+      <w:pPr>
+        <w:spacing w:line="336" w:lineRule="auto" w:after="180"/>
+      </w:pPr>
+      <w:r>
+        <w:rPr>
+          <w:b w:val="0"/>
+        </w:rPr>
+        <w:t xml:space="preserve">Look for: Explain the </w:t>
+      </w:r>
+      <w:r>
+        <w:rPr>
+          <w:b/>
+        </w:rPr>
+        <w:t>mechanism</w:t>
+      </w:r>
+      <w:r>
+        <w:rPr>
+          <w:b w:val="0"/>
+        </w:rPr>
+        <w:t xml:space="preserve"> and terminology of uncertainty intervals</w:t>
       </w:r>
     </w:p>
     <w:p>
-      <w:r>
-        <w:t>Apply the stated procedure to a new case with a traceable result</w:t>
+      <w:pPr>
+        <w:spacing w:line="336" w:lineRule="auto" w:after="180"/>
+      </w:pPr>
+      <w:r>
+        <w:rPr>
+          <w:b w:val="0"/>
+        </w:rPr>
+        <w:t>Reference example, not the only acceptable wording: Teacher explanation: An uncertainty interval needs a sampling model and assumptions.</w:t>
       </w:r>
     </w:p>
     <w:p>
-      <w:r>
-        <w:t>Identify an assumption or limitation and design a revealing follow-up</w:t>
+      <w:pPr>
+        <w:spacing w:line="336" w:lineRule="auto" w:after="180"/>
+      </w:pPr>
+      <w:r>
+        <w:rPr>
+          <w:b w:val="0"/>
+        </w:rPr>
+        <w:t>A confidence level refers to the repeated-sampling method, not a probability attached to a fixed unknown parameter after observing data.</w:t>
       </w:r>
     </w:p>
     <w:p>
       <w:pPr>
-        <w:pStyle w:val="Heading3"/>
-      </w:pPr>
-      <w:r>
-        <w:t>Preparation</w:t>
+        <w:spacing w:line="336" w:lineRule="auto" w:after="180"/>
+      </w:pPr>
+      <w:r>
+        <w:rPr>
+          <w:b w:val="0"/>
+        </w:rPr>
+        <w:t>For this constructed exercise assume independent normal measurements with known population standard deviation2. A95% mean interval uses supplied normal critical value1.96:mean plus/minus1.96*sigma/sqrt(n).</w:t>
       </w:r>
     </w:p>
     <w:p>
-      <w:r>
-        <w:t>Lesson and workbook; paper and pencil</w:t>
+      <w:pPr>
+        <w:spacing w:line="336" w:lineRule="auto" w:after="180"/>
+      </w:pPr>
+      <w:r>
+        <w:rPr>
+          <w:b w:val="0"/>
+        </w:rPr>
+        <w:t>Unknown sigma requires a different justified method.</w:t>
       </w:r>
     </w:p>
     <w:p>
-      <w:r>
-        <w:t>Calculator and optional local Python 3 for arithmetic; no live API or private data</w:t>
+      <w:pPr>
+        <w:spacing w:line="336" w:lineRule="auto" w:after="180"/>
+      </w:pPr>
+      <w:r>
+        <w:rPr>
+          <w:b w:val="0"/>
+        </w:rPr>
+        <w:t xml:space="preserve">Two 45-minute sessions. A </w:t>
+      </w:r>
+      <w:r>
+        <w:rPr>
+          <w:b/>
+        </w:rPr>
+        <w:t>benchmark</w:t>
+      </w:r>
+      <w:r>
+        <w:rPr>
+          <w:b w:val="0"/>
+        </w:rPr>
+        <w:t xml:space="preserve"> measures performance on its particular data and labels. Duplicates, obsolete cases or poor coverage can weaken claims.</w:t>
       </w:r>
     </w:p>
     <w:p>
-      <w:r>
-        <w:t>Prepare the fresh retry separately and withhold its solution until after collection</w:t>
+      <w:pPr>
+        <w:spacing w:line="336" w:lineRule="auto" w:after="180"/>
+      </w:pPr>
+      <w:r>
+        <w:rPr>
+          <w:b w:val="0"/>
+        </w:rPr>
+        <w:t xml:space="preserve">Use the supplied constructed scenarios to make the </w:t>
+      </w:r>
+      <w:r>
+        <w:rPr>
+          <w:b/>
+        </w:rPr>
+        <w:t>mechanism</w:t>
+      </w:r>
+      <w:r>
+        <w:rPr>
+          <w:b w:val="0"/>
+        </w:rPr>
+        <w:t xml:space="preserve"> inspectable. Collect W4 before sharing solutions.</w:t>
       </w:r>
     </w:p>
     <w:p>
       <w:pPr>
-        <w:pStyle w:val="Heading3"/>
-      </w:pPr>
-      <w:r>
-        <w:t>Prerequisite answer</w:t>
+        <w:spacing w:line="336" w:lineRule="auto" w:after="180"/>
+      </w:pPr>
+      <w:r>
+        <w:rPr>
+          <w:b w:val="0"/>
+        </w:rPr>
+        <w:t xml:space="preserve">Students should name intermediate </w:t>
+      </w:r>
+      <w:r>
+        <w:rPr>
+          <w:b/>
+        </w:rPr>
+        <w:t>evidence</w:t>
+      </w:r>
+      <w:r>
+        <w:rPr>
+          <w:b w:val="0"/>
+        </w:rPr>
+        <w:t xml:space="preserve"> and limitations; classroom pacing and learning effectiveness remain unvalidated.</w:t>
       </w:r>
     </w:p>
     <w:p>
-      <w:r>
-        <w:t>A result depends on the inputs, procedure and conditions that produced it. Preserve data roles and distinguish observed outcomes from predictions or unmeasured conditions. If the prior concept cannot be explained, use a short retrieval activity before this chapter.</w:t>
+      <w:pPr>
+        <w:pStyle w:val="Heading3"/>
+      </w:pPr>
+      <w:r>
+        <w:t>Outcomes</w:t>
       </w:r>
     </w:p>
     <w:p>
       <w:pPr>
-        <w:pStyle w:val="Heading3"/>
-      </w:pPr>
-      <w:r>
-        <w:t>End goal for the pictorial case</w:t>
+        <w:spacing w:line="336" w:lineRule="auto" w:after="180"/>
+      </w:pPr>
+      <w:r>
+        <w:rPr>
+          <w:b w:val="0"/>
+        </w:rPr>
+        <w:t xml:space="preserve">Explain the </w:t>
+      </w:r>
+      <w:r>
+        <w:rPr>
+          <w:b/>
+        </w:rPr>
+        <w:t>mechanism</w:t>
+      </w:r>
+      <w:r>
+        <w:rPr>
+          <w:b w:val="0"/>
+        </w:rPr>
+        <w:t xml:space="preserve"> and terminology of dataset and </w:t>
+      </w:r>
+      <w:r>
+        <w:rPr>
+          <w:b/>
+        </w:rPr>
+        <w:t>benchmark</w:t>
+      </w:r>
+      <w:r>
+        <w:rPr>
+          <w:b w:val="0"/>
+        </w:rPr>
+        <w:t xml:space="preserve"> limitations</w:t>
       </w:r>
     </w:p>
     <w:p>
-      <w:r>
-        <w:t>Explain dataset and benchmark limitations using the records and boundaries of this fictional investigation.</w:t>
+      <w:pPr>
+        <w:spacing w:line="336" w:lineRule="auto" w:after="180"/>
+      </w:pPr>
+      <w:r>
+        <w:rPr>
+          <w:b w:val="0"/>
+        </w:rPr>
+        <w:t>Apply the stated procedure to a new case with a traceable result</w:t>
       </w:r>
     </w:p>
     <w:p>
-      <w:r>
-        <w:t>This added worked case illustrates the week’s main idea. Retain all original and connected topics; schedule its practice within the teaching cycle.</w:t>
+      <w:pPr>
+        <w:spacing w:line="336" w:lineRule="auto" w:after="180"/>
+      </w:pPr>
+      <w:r>
+        <w:rPr>
+          <w:b w:val="0"/>
+        </w:rPr>
+        <w:t>Identify an assumption or limitation and design a revealing follow-up</w:t>
       </w:r>
     </w:p>
     <w:p>
       <w:pPr>
-        <w:pStyle w:val="Heading1"/>
-      </w:pPr>
-      <w:r>
-        <w:t>02. Explain and model the mechanism</w:t>
+        <w:pStyle w:val="Heading3"/>
+      </w:pPr>
+      <w:r>
+        <w:t>Preparation</w:t>
       </w:r>
     </w:p>
     <w:p>
-      <w:r>
-        <w:t>A benchmark measures performance on its particular data and labels. Duplicates, obsolete cases or poor coverage can weaken claims.</w:t>
+      <w:pPr>
+        <w:spacing w:line="336" w:lineRule="auto" w:after="180"/>
+      </w:pPr>
+      <w:r>
+        <w:rPr>
+          <w:b w:val="0"/>
+        </w:rPr>
+        <w:t>Lesson and workbook; paper and pencil</w:t>
       </w:r>
     </w:p>
     <w:p>
-      <w:r>
-        <w:t>Begin by writing the question the procedure is intended to answer. Identify the information already supplied, the information it will produce and the information still missing. These are constructed classroom examples; they do not require live accounts, private records or an external service. Do not treat a plausible explanation as a measured outcome.</w:t>
+      <w:pPr>
+        <w:spacing w:line="336" w:lineRule="auto" w:after="180"/>
+      </w:pPr>
+      <w:r>
+        <w:rPr>
+          <w:b w:val="0"/>
+        </w:rPr>
+        <w:t>Calculator and optional local Python 3 for arithmetic; no live API or private data</w:t>
       </w:r>
     </w:p>
     <w:p>
-      <w:r>
-        <w:t>Inspect eligibility, source dates, related units and label definitions before scoring. Deduplicate by declared unit identity, not merely file name; report excluded and unassessed cases.</w:t>
+      <w:pPr>
+        <w:spacing w:line="336" w:lineRule="auto" w:after="180"/>
+      </w:pPr>
+      <w:r>
+        <w:rPr>
+          <w:b w:val="0"/>
+        </w:rPr>
+        <w:t>Prepare the fresh retry separately and withhold its solution until after collection</w:t>
       </w:r>
     </w:p>
     <w:p>
-      <w:r>
-        <w:t>Before applying the procedure, write its units, denominator or decision boundary where relevant. A partner should be able to repeat each step using the same inputs. If a required input is absent or violates the stated contract, record that condition explicitly instead of quietly replacing it with a convenient value.</w:t>
+      <w:pPr>
+        <w:pStyle w:val="Heading3"/>
+      </w:pPr>
+      <w:r>
+        <w:t>Prerequisite answer</w:t>
+      </w:r>
+    </w:p>
+    <w:p>
+      <w:pPr>
+        <w:spacing w:line="336" w:lineRule="auto" w:after="180"/>
+      </w:pPr>
+      <w:r>
+        <w:rPr>
+          <w:b w:val="0"/>
+        </w:rPr>
+        <w:t xml:space="preserve">A result depends on the </w:t>
+      </w:r>
+      <w:r>
+        <w:rPr>
+          <w:b/>
+        </w:rPr>
+        <w:t>input</w:t>
+      </w:r>
+      <w:r>
+        <w:rPr>
+          <w:b w:val="0"/>
+        </w:rPr>
+        <w:t xml:space="preserve">s, procedure and conditions that produced it. Preserve data roles and distinguish observed outcomes from </w:t>
+      </w:r>
+      <w:r>
+        <w:rPr>
+          <w:b/>
+        </w:rPr>
+        <w:t>prediction</w:t>
+      </w:r>
+      <w:r>
+        <w:rPr>
+          <w:b w:val="0"/>
+        </w:rPr>
+        <w:t>s or unmeasured conditions.</w:t>
+      </w:r>
+    </w:p>
+    <w:p>
+      <w:pPr>
+        <w:spacing w:line="336" w:lineRule="auto" w:after="180"/>
+      </w:pPr>
+      <w:r>
+        <w:rPr>
+          <w:b w:val="0"/>
+        </w:rPr>
+        <w:t>If the prior concept cannot be explained, use a short retrieval activity before this chapter.</w:t>
+      </w:r>
+    </w:p>
+    <w:p>
+      <w:pPr>
+        <w:pStyle w:val="Heading3"/>
+      </w:pPr>
+      <w:r>
+        <w:t>End goal for the pictorial case</w:t>
+      </w:r>
+    </w:p>
+    <w:p>
+      <w:pPr>
+        <w:spacing w:line="336" w:lineRule="auto" w:after="180"/>
+      </w:pPr>
+      <w:r>
+        <w:rPr>
+          <w:b w:val="0"/>
+        </w:rPr>
+        <w:t xml:space="preserve">Explain dataset and </w:t>
+      </w:r>
+      <w:r>
+        <w:rPr>
+          <w:b/>
+        </w:rPr>
+        <w:t>benchmark</w:t>
+      </w:r>
+      <w:r>
+        <w:rPr>
+          <w:b w:val="0"/>
+        </w:rPr>
+        <w:t xml:space="preserve"> limitations using the records and boundaries of this fictional investigation.</w:t>
+      </w:r>
+    </w:p>
+    <w:p>
+      <w:pPr>
+        <w:spacing w:line="336" w:lineRule="auto" w:after="180"/>
+      </w:pPr>
+      <w:r>
+        <w:rPr>
+          <w:b w:val="0"/>
+        </w:rPr>
+        <w:t>This added worked case illustrates the week’s main idea. Retain all original and connected topics; schedule its practice within the teaching cycle.</w:t>
+      </w:r>
+    </w:p>
+    <w:p>
+      <w:pPr>
+        <w:pStyle w:val="Heading1"/>
+      </w:pPr>
+      <w:r>
+        <w:t>02. Explain and model the mechanism</w:t>
+      </w:r>
+    </w:p>
+    <w:p>
+      <w:r>
+        <w:t>Model Dataset and benchmark limitations using the supplied case, labelled mechanism and reasoning. Make the scope of each conclusion explicit.</w:t>
+      </w:r>
+    </w:p>
+    <w:p>
+      <w:pPr>
+        <w:spacing w:line="336" w:lineRule="auto" w:after="180"/>
+      </w:pPr>
+      <w:r>
+        <w:rPr>
+          <w:b w:val="0"/>
+        </w:rPr>
+        <w:t xml:space="preserve">A </w:t>
+      </w:r>
+      <w:r>
+        <w:rPr>
+          <w:b/>
+        </w:rPr>
+        <w:t>benchmark</w:t>
+      </w:r>
+      <w:r>
+        <w:rPr>
+          <w:b w:val="0"/>
+        </w:rPr>
+        <w:t xml:space="preserve"> measures performance on its particular data and labels. Duplicates, obsolete cases or poor coverage can weaken claims.</w:t>
+      </w:r>
+    </w:p>
+    <w:p>
+      <w:pPr>
+        <w:pStyle w:val="Heading3"/>
+      </w:pPr>
+      <w:r>
+        <w:t>Explain Dataset and benchmark limitations · 1</w:t>
+      </w:r>
+    </w:p>
+    <w:p>
+      <w:pPr>
+        <w:spacing w:line="336" w:lineRule="auto" w:after="180"/>
+      </w:pPr>
+      <w:r>
+        <w:rPr>
+          <w:b w:val="0"/>
+        </w:rPr>
+        <w:t>Begin by writing the question the procedure is intended to answer. Identify the information already supplied, the information it will produce and the information still missing.</w:t>
+      </w:r>
+    </w:p>
+    <w:p>
+      <w:pPr>
+        <w:spacing w:line="336" w:lineRule="auto" w:after="180"/>
+      </w:pPr>
+      <w:r>
+        <w:rPr>
+          <w:b w:val="0"/>
+        </w:rPr>
+        <w:t>These are constructed classroom examples; they do not require live accounts, private records or an external service. Do not treat a plausible explanation as a measured outcome.</w:t>
+      </w:r>
+    </w:p>
+    <w:p>
+      <w:pPr>
+        <w:spacing w:line="336" w:lineRule="auto" w:after="180"/>
+      </w:pPr>
+      <w:r>
+        <w:rPr>
+          <w:b w:val="0"/>
+        </w:rPr>
+        <w:t>Inspect eligibility, source dates, related units and label definitions before scoring. Deduplicate by declared unit identity, not merely file name; report excluded and unassessed cases.</w:t>
+      </w:r>
+    </w:p>
+    <w:p>
+      <w:pPr>
+        <w:pStyle w:val="Heading3"/>
+      </w:pPr>
+      <w:r>
+        <w:t>Explain Dataset and benchmark limitations · 2</w:t>
+      </w:r>
+    </w:p>
+    <w:p>
+      <w:pPr>
+        <w:spacing w:line="336" w:lineRule="auto" w:after="180"/>
+      </w:pPr>
+      <w:r>
+        <w:rPr>
+          <w:b w:val="0"/>
+        </w:rPr>
+        <w:t xml:space="preserve">Before applying the procedure, write its units, denominator or decision boundary where relevant. A partner should be able to repeat each step using the same </w:t>
+      </w:r>
+      <w:r>
+        <w:rPr>
+          <w:b/>
+        </w:rPr>
+        <w:t>input</w:t>
+      </w:r>
+      <w:r>
+        <w:rPr>
+          <w:b w:val="0"/>
+        </w:rPr>
+        <w:t>s.</w:t>
+      </w:r>
+    </w:p>
+    <w:p>
+      <w:pPr>
+        <w:spacing w:line="336" w:lineRule="auto" w:after="180"/>
+      </w:pPr>
+      <w:r>
+        <w:rPr>
+          <w:b w:val="0"/>
+        </w:rPr>
+        <w:t xml:space="preserve">If a required </w:t>
+      </w:r>
+      <w:r>
+        <w:rPr>
+          <w:b/>
+        </w:rPr>
+        <w:t>input</w:t>
+      </w:r>
+      <w:r>
+        <w:rPr>
+          <w:b w:val="0"/>
+        </w:rPr>
+        <w:t xml:space="preserve"> is absent or violates the stated contract, record that condition explicitly instead of quietly replacing it with a convenient value.</w:t>
       </w:r>
     </w:p>
     <w:tbl>
@@ -571,36 +1083,222 @@
       </w:r>
     </w:p>
     <w:p>
-      <w:r>
-        <w:t>Guided: Eight unique source units, not ten independent sources. Identify duplicate weighting before analysis; do not silently discard results. Qualification: Benchmark success does not establish performance on a deployment population missing from its design. Exit: accept a concrete variation with its predicted outcome and a stated condition that would challenge the mechanism; reject a claim resting on unmeasured evidence.</w:t>
+      <w:pPr>
+        <w:pStyle w:val="Heading3"/>
+      </w:pPr>
+      <w:r>
+        <w:t>Explain Dataset and benchmark limitations · 3</w:t>
       </w:r>
     </w:p>
     <w:p>
       <w:pPr>
-        <w:pStyle w:val="Heading3"/>
-      </w:pPr>
-      <w:r>
-        <w:t>Model the reasoning aloud</w:t>
+        <w:spacing w:line="336" w:lineRule="auto" w:after="180"/>
+      </w:pPr>
+      <w:r>
+        <w:rPr>
+          <w:b w:val="0"/>
+        </w:rPr>
+        <w:t>Guided: Eight unique source units, not ten independent sources. Identify duplicate weighting before analysis; do not silently discard results.</w:t>
       </w:r>
     </w:p>
     <w:p>
-      <w:r>
-        <w:t>Use the complete worked example below before asking learners to complete W2. Reveal a small part, invite a prediction, then explain the deciding step. These teacher notes contain solutions; do not reveal the independent case answer during modelling.</w:t>
+      <w:pPr>
+        <w:spacing w:line="336" w:lineRule="auto" w:after="180"/>
+      </w:pPr>
+      <w:r>
+        <w:rPr>
+          <w:b w:val="0"/>
+        </w:rPr>
+        <w:t xml:space="preserve">Qualification: </w:t>
+      </w:r>
+      <w:r>
+        <w:rPr>
+          <w:b/>
+        </w:rPr>
+        <w:t>Benchmark</w:t>
+      </w:r>
+      <w:r>
+        <w:rPr>
+          <w:b w:val="0"/>
+        </w:rPr>
+        <w:t xml:space="preserve"> success does not establish performance on a deployment population missing from its design.</w:t>
       </w:r>
     </w:p>
     <w:p>
-      <w:r>
-        <w:t>Ten benchmark rows include three copies of one source and seven other unique sources.</w:t>
+      <w:pPr>
+        <w:spacing w:line="336" w:lineRule="auto" w:after="180"/>
+      </w:pPr>
+      <w:r>
+        <w:rPr>
+          <w:b w:val="0"/>
+        </w:rPr>
+        <w:t xml:space="preserve">Exit: accept a concrete variation with its predicted outcome and a stated condition that would challenge the </w:t>
+      </w:r>
+      <w:r>
+        <w:rPr>
+          <w:b/>
+        </w:rPr>
+        <w:t>mechanism</w:t>
+      </w:r>
+      <w:r>
+        <w:rPr>
+          <w:b w:val="0"/>
+        </w:rPr>
+        <w:t xml:space="preserve">; reject a claim resting on unmeasured </w:t>
+      </w:r>
+      <w:r>
+        <w:rPr>
+          <w:b/>
+        </w:rPr>
+        <w:t>evidence</w:t>
+      </w:r>
+      <w:r>
+        <w:rPr>
+          <w:b w:val="0"/>
+        </w:rPr>
+        <w:t>.</w:t>
       </w:r>
     </w:p>
     <w:p>
-      <w:r>
-        <w:t>Eight unique source units, not ten independent sources. Identify duplicate weighting before analysis; do not silently discard results.</w:t>
+      <w:pPr>
+        <w:pStyle w:val="Heading3"/>
+      </w:pPr>
+      <w:r>
+        <w:t>Model the reasoning aloud</w:t>
       </w:r>
     </w:p>
     <w:p>
-      <w:r>
-        <w:t>Compare the intermediate evidence with the final statement. Explain why each number or decision follows from the stated inputs. The conclusion belongs to this scenario and procedure; changing the inputs, evaluation population or authority can change what it establishes. Retain the raw record so a later revision can be compared honestly.</w:t>
+      <w:pPr>
+        <w:spacing w:line="336" w:lineRule="auto" w:after="180"/>
+      </w:pPr>
+      <w:r>
+        <w:rPr>
+          <w:b w:val="0"/>
+        </w:rPr>
+        <w:t xml:space="preserve">Use the complete worked example below before asking learners to complete W2. Reveal a small part, invite a </w:t>
+      </w:r>
+      <w:r>
+        <w:rPr>
+          <w:b/>
+        </w:rPr>
+        <w:t>prediction</w:t>
+      </w:r>
+      <w:r>
+        <w:rPr>
+          <w:b w:val="0"/>
+        </w:rPr>
+        <w:t>, then explain the deciding step.</w:t>
+      </w:r>
+    </w:p>
+    <w:p>
+      <w:pPr>
+        <w:spacing w:line="336" w:lineRule="auto" w:after="180"/>
+      </w:pPr>
+      <w:r>
+        <w:rPr>
+          <w:b w:val="0"/>
+        </w:rPr>
+        <w:t>These teacher notes contain solutions; do not reveal the independent case answer during modelling.</w:t>
+      </w:r>
+    </w:p>
+    <w:p>
+      <w:pPr>
+        <w:spacing w:line="336" w:lineRule="auto" w:after="180"/>
+      </w:pPr>
+      <w:r>
+        <w:rPr>
+          <w:b w:val="0"/>
+        </w:rPr>
+        <w:t xml:space="preserve">Ten </w:t>
+      </w:r>
+      <w:r>
+        <w:rPr>
+          <w:b/>
+        </w:rPr>
+        <w:t>benchmark</w:t>
+      </w:r>
+      <w:r>
+        <w:rPr>
+          <w:b w:val="0"/>
+        </w:rPr>
+        <w:t xml:space="preserve"> rows include three copies of one source and seven other unique sources.</w:t>
+      </w:r>
+    </w:p>
+    <w:p>
+      <w:pPr>
+        <w:spacing w:line="336" w:lineRule="auto" w:after="180"/>
+      </w:pPr>
+      <w:r>
+        <w:rPr>
+          <w:b w:val="0"/>
+        </w:rPr>
+        <w:t>Eight unique source units, not ten independent sources. Identify duplicate weighting before analysis; do not silently discard results.</w:t>
+      </w:r>
+    </w:p>
+    <w:p>
+      <w:pPr>
+        <w:pStyle w:val="Heading3"/>
+      </w:pPr>
+      <w:r>
+        <w:t>Model the reasoning aloud · 4</w:t>
+      </w:r>
+    </w:p>
+    <w:p>
+      <w:pPr>
+        <w:spacing w:line="336" w:lineRule="auto" w:after="180"/>
+      </w:pPr>
+      <w:r>
+        <w:rPr>
+          <w:b w:val="0"/>
+        </w:rPr>
+        <w:t xml:space="preserve">Compare the intermediate </w:t>
+      </w:r>
+      <w:r>
+        <w:rPr>
+          <w:b/>
+        </w:rPr>
+        <w:t>evidence</w:t>
+      </w:r>
+      <w:r>
+        <w:rPr>
+          <w:b w:val="0"/>
+        </w:rPr>
+        <w:t xml:space="preserve"> with the final statement. Explain why each number or decision follows from the stated </w:t>
+      </w:r>
+      <w:r>
+        <w:rPr>
+          <w:b/>
+        </w:rPr>
+        <w:t>input</w:t>
+      </w:r>
+      <w:r>
+        <w:rPr>
+          <w:b w:val="0"/>
+        </w:rPr>
+        <w:t>s.</w:t>
+      </w:r>
+    </w:p>
+    <w:p>
+      <w:pPr>
+        <w:spacing w:line="336" w:lineRule="auto" w:after="180"/>
+      </w:pPr>
+      <w:r>
+        <w:rPr>
+          <w:b w:val="0"/>
+        </w:rPr>
+        <w:t xml:space="preserve">The conclusion belongs to this scenario and procedure; changing the </w:t>
+      </w:r>
+      <w:r>
+        <w:rPr>
+          <w:b/>
+        </w:rPr>
+        <w:t>input</w:t>
+      </w:r>
+      <w:r>
+        <w:rPr>
+          <w:b w:val="0"/>
+        </w:rPr>
+        <w:t>s, evaluation population or authority can change what it establishes. Retain the raw record so a later revision can be compared honestly.</w:t>
       </w:r>
     </w:p>
     <w:tbl>
@@ -706,7 +1404,13 @@
       </w:tr>
     </w:tbl>
     <w:p>
-      <w:r>
+      <w:pPr>
+        <w:spacing w:line="336" w:lineRule="auto" w:after="180"/>
+      </w:pPr>
+      <w:r>
+        <w:rPr>
+          <w:b w:val="0"/>
+        </w:rPr>
         <w:t>Use the diagram and verbal explanation together. Ask learners to match a sentence to a specific visual step; do not assign learners fixed visual or auditory learning styles.</w:t>
       </w:r>
     </w:p>
@@ -719,8 +1423,26 @@
       </w:r>
     </w:p>
     <w:p>
-      <w:r>
-        <w:t>A benchmark can miss the intended setting. A plant model is evaluated on clean indoor photos but proposed for shaded outdoor photos.</w:t>
+      <w:pPr>
+        <w:spacing w:line="336" w:lineRule="auto" w:after="180"/>
+      </w:pPr>
+      <w:r>
+        <w:rPr>
+          <w:b w:val="0"/>
+        </w:rPr>
+        <w:t xml:space="preserve">A </w:t>
+      </w:r>
+      <w:r>
+        <w:rPr>
+          <w:b/>
+        </w:rPr>
+        <w:t>benchmark</w:t>
+      </w:r>
+      <w:r>
+        <w:rPr>
+          <w:b w:val="0"/>
+        </w:rPr>
+        <w:t xml:space="preserve"> can miss the intended setting. A plant model is evaluated on clean indoor photos but proposed for shaded outdoor photos.</w:t>
       </w:r>
     </w:p>
     <w:p>
@@ -732,8 +1454,35 @@
       </w:r>
     </w:p>
     <w:p>
-      <w:r>
-        <w:t>Indoor benchmark: 9/10 correct. No outdoor cases are present. The same model is intended for both.</w:t>
+      <w:pPr>
+        <w:pStyle w:val="Heading3"/>
+      </w:pPr>
+      <w:r>
+        <w:t>Supplied facts</w:t>
+      </w:r>
+    </w:p>
+    <w:p>
+      <w:pPr>
+        <w:spacing w:line="336" w:lineRule="auto" w:after="180"/>
+        <w:shd w:fill="F1F6FC"/>
+      </w:pPr>
+      <w:r>
+        <w:rPr>
+          <w:b w:val="0"/>
+        </w:rPr>
+        <w:t xml:space="preserve">Indoor </w:t>
+      </w:r>
+      <w:r>
+        <w:rPr>
+          <w:b/>
+        </w:rPr>
+        <w:t>benchmark</w:t>
+      </w:r>
+      <w:r>
+        <w:rPr>
+          <w:b w:val="0"/>
+        </w:rPr>
+        <w:t>: 9/10 correct. No outdoor cases are present. The same model is intended for both.</w:t>
       </w:r>
     </w:p>
     <w:p>
@@ -932,21 +1681,43 @@
       </w:r>
     </w:p>
     <w:p>
-      <w:r>
-        <w:t>A benchmark represents particular tasks and collection conditions. High performance on it cannot automatically establish fitness for a different deployment setting.</w:t>
+      <w:pPr>
+        <w:pStyle w:val="Heading3"/>
+      </w:pPr>
+      <w:r>
+        <w:t>Why the result follows</w:t>
       </w:r>
     </w:p>
     <w:p>
       <w:pPr>
-        <w:pStyle w:val="Heading3"/>
-      </w:pPr>
-      <w:r>
-        <w:t>What this example does not establish</w:t>
+        <w:spacing w:line="336" w:lineRule="auto" w:after="180"/>
+        <w:shd w:fill="F1F6FC"/>
+      </w:pPr>
+      <w:r>
+        <w:rPr>
+          <w:b w:val="0"/>
+        </w:rPr>
+        <w:t xml:space="preserve">A </w:t>
+      </w:r>
+      <w:r>
+        <w:rPr>
+          <w:b/>
+        </w:rPr>
+        <w:t>benchmark</w:t>
+      </w:r>
+      <w:r>
+        <w:rPr>
+          <w:b w:val="0"/>
+        </w:rPr>
+        <w:t xml:space="preserve"> represents particular tasks and collection conditions. High performance on it cannot automatically establish fitness for a different deployment setting.</w:t>
       </w:r>
     </w:p>
     <w:p>
-      <w:r>
-        <w:t>Neither slice estimates all future photos; inspect sampling, labels and grouping.</w:t>
+      <w:pPr>
+        <w:pStyle w:val="Heading3"/>
+      </w:pPr>
+      <w:r>
+        <w:t>What this example does not establish</w:t>
       </w:r>
     </w:p>
     <w:p>
@@ -954,43 +1725,168 @@
         <w:pStyle w:val="Heading3"/>
       </w:pPr>
       <w:r>
-        <w:t>Change one thing in the pictured case</w:t>
+        <w:t>Keep the stated limit</w:t>
       </w:r>
     </w:p>
     <w:p>
-      <w:r>
-        <w:t>Change: Add four reserved outdoor cases, of which two are correct.</w:t>
+      <w:pPr>
+        <w:spacing w:line="336" w:lineRule="auto" w:after="180"/>
+        <w:shd w:fill="FFF5E6"/>
+      </w:pPr>
+      <w:r>
+        <w:rPr>
+          <w:b w:val="0"/>
+        </w:rPr>
+        <w:t>Neither slice estimates all future photos; inspect sampling, labels and grouping.</w:t>
       </w:r>
     </w:p>
     <w:p>
-      <w:r>
-        <w:t>Prediction: Report the outdoor slice as 2/4=50%, separately from indoor results.</w:t>
+      <w:pPr>
+        <w:pStyle w:val="Heading3"/>
+      </w:pPr>
+      <w:r>
+        <w:t>Change one thing in the pictured case</w:t>
       </w:r>
     </w:p>
     <w:p>
-      <w:r>
-        <w:t>Reason: The new records finally measure the missing condition, with a small denominator.</w:t>
+      <w:pPr>
+        <w:pStyle w:val="Heading3"/>
+      </w:pPr>
+      <w:r>
+        <w:t>Change one thing</w:t>
       </w:r>
     </w:p>
     <w:p>
       <w:pPr>
-        <w:pStyle w:val="Heading3"/>
-      </w:pPr>
-      <w:r>
-        <w:t>Ask while showing the picture</w:t>
+        <w:spacing w:line="336" w:lineRule="auto" w:after="180"/>
+        <w:shd w:fill="F5F1FB"/>
+      </w:pPr>
+      <w:r>
+        <w:rPr>
+          <w:b w:val="0"/>
+        </w:rPr>
+        <w:t>Change: Add four reserved outdoor cases, of which two are correct.</w:t>
       </w:r>
     </w:p>
     <w:p>
-      <w:r>
-        <w:t>Cover the result. Ask learners to name the inputs and predict the next step. Uncover one step, connect the icon to the actual procedure, and explain its evidence. Then change the supplied condition and compare. The picture is a representation; it does not document execution of a real AI model.</w:t>
+      <w:pPr>
+        <w:pStyle w:val="Heading3"/>
+      </w:pPr>
+      <w:r>
+        <w:t>Predicted result</w:t>
       </w:r>
     </w:p>
     <w:p>
       <w:pPr>
+        <w:spacing w:line="336" w:lineRule="auto" w:after="180"/>
+        <w:shd w:fill="F1F6FC"/>
+      </w:pPr>
+      <w:r>
+        <w:rPr>
+          <w:b/>
+        </w:rPr>
+        <w:t>Prediction</w:t>
+      </w:r>
+      <w:r>
+        <w:rPr>
+          <w:b w:val="0"/>
+        </w:rPr>
+        <w:t>: Report the outdoor slice as 2/4=50%, separately from indoor results.</w:t>
+      </w:r>
+    </w:p>
+    <w:p>
+      <w:pPr>
+        <w:pStyle w:val="Heading3"/>
+      </w:pPr>
+      <w:r>
+        <w:t>Why the result follows</w:t>
+      </w:r>
+    </w:p>
+    <w:p>
+      <w:pPr>
+        <w:spacing w:line="336" w:lineRule="auto" w:after="180"/>
+        <w:shd w:fill="F1F6FC"/>
+      </w:pPr>
+      <w:r>
+        <w:rPr>
+          <w:b w:val="0"/>
+        </w:rPr>
+        <w:t>Reason: The new records finally measure the missing condition, with a small denominator.</w:t>
+      </w:r>
+    </w:p>
+    <w:p>
+      <w:pPr>
+        <w:pStyle w:val="Heading3"/>
+      </w:pPr>
+      <w:r>
+        <w:t>Ask while showing the picture</w:t>
+      </w:r>
+    </w:p>
+    <w:p>
+      <w:pPr>
+        <w:pStyle w:val="Heading3"/>
+      </w:pPr>
+      <w:r>
+        <w:t>Ask while showing the picture · 5</w:t>
+      </w:r>
+    </w:p>
+    <w:p>
+      <w:pPr>
+        <w:spacing w:line="336" w:lineRule="auto" w:after="180"/>
+      </w:pPr>
+      <w:r>
+        <w:rPr>
+          <w:b w:val="0"/>
+        </w:rPr>
+        <w:t xml:space="preserve">Cover the result. Ask learners to name the </w:t>
+      </w:r>
+      <w:r>
+        <w:rPr>
+          <w:b/>
+        </w:rPr>
+        <w:t>input</w:t>
+      </w:r>
+      <w:r>
+        <w:rPr>
+          <w:b w:val="0"/>
+        </w:rPr>
+        <w:t xml:space="preserve">s and predict the next step. Uncover one step, connect the icon to the actual procedure, and explain its </w:t>
+      </w:r>
+      <w:r>
+        <w:rPr>
+          <w:b/>
+        </w:rPr>
+        <w:t>evidence</w:t>
+      </w:r>
+      <w:r>
+        <w:rPr>
+          <w:b w:val="0"/>
+        </w:rPr>
+        <w:t>. Then change the supplied condition and compare.</w:t>
+      </w:r>
+    </w:p>
+    <w:p>
+      <w:pPr>
+        <w:spacing w:line="336" w:lineRule="auto" w:after="180"/>
+      </w:pPr>
+      <w:r>
+        <w:rPr>
+          <w:b w:val="0"/>
+        </w:rPr>
+        <w:t>The picture is a representation; it does not document execution of a real AI model.</w:t>
+      </w:r>
+    </w:p>
+    <w:p>
+      <w:pPr>
         <w:pStyle w:val="Heading1"/>
       </w:pPr>
       <w:r>
         <w:t>03. Demonstrate and guide practice</w:t>
+      </w:r>
+    </w:p>
+    <w:p>
+      <w:r>
+        <w:t>Demonstrate Dataset and benchmark limitations, reduce support deliberately and check individual reasoning before discussing answers.</w:t>
       </w:r>
     </w:p>
     <w:tbl>
@@ -1206,36 +2102,112 @@
       </w:tr>
     </w:tbl>
     <w:p>
-      <w:r>
-        <w:t>Use the worked example in Sections 3 and 6. Collect a prediction before revealing its result; ask the learner to point to each intermediate fact.</w:t>
+      <w:pPr>
+        <w:spacing w:line="336" w:lineRule="auto" w:after="180"/>
+      </w:pPr>
+      <w:r>
+        <w:rPr>
+          <w:b w:val="0"/>
+        </w:rPr>
+        <w:t xml:space="preserve">Use the worked example in Sections 3 and 6. Collect a </w:t>
+      </w:r>
+      <w:r>
+        <w:rPr>
+          <w:b/>
+        </w:rPr>
+        <w:t>prediction</w:t>
+      </w:r>
+      <w:r>
+        <w:rPr>
+          <w:b w:val="0"/>
+        </w:rPr>
+        <w:t xml:space="preserve"> before revealing its result; ask the learner to point to each intermediate fact.</w:t>
       </w:r>
     </w:p>
     <w:p>
-      <w:r>
-        <w:t>Provide an input/procedure/result/limit frame and a calculator when needed. Ask students to identify the first step before completing the whole trace. Extension: compare two concrete variants of this mechanism while holding unrelated conditions fixed; report both successful and unsuccessful outcomes.</w:t>
+      <w:pPr>
+        <w:spacing w:line="336" w:lineRule="auto" w:after="180"/>
+      </w:pPr>
+      <w:r>
+        <w:rPr>
+          <w:b w:val="0"/>
+        </w:rPr>
+        <w:t xml:space="preserve">Provide an </w:t>
+      </w:r>
+      <w:r>
+        <w:rPr>
+          <w:b/>
+        </w:rPr>
+        <w:t>input</w:t>
+      </w:r>
+      <w:r>
+        <w:rPr>
+          <w:b w:val="0"/>
+        </w:rPr>
+        <w:t>/procedure/result/limit frame and a calculator when needed. Ask students to identify the first step before completing the whole trace.</w:t>
       </w:r>
     </w:p>
     <w:p>
       <w:pPr>
-        <w:pStyle w:val="Heading3"/>
-      </w:pPr>
-      <w:r>
-        <w:t>Reduce help deliberately</w:t>
+        <w:spacing w:line="336" w:lineRule="auto" w:after="180"/>
+      </w:pPr>
+      <w:r>
+        <w:rPr>
+          <w:b w:val="0"/>
+        </w:rPr>
+        <w:t xml:space="preserve">Extension: compare two concrete variants of this </w:t>
+      </w:r>
+      <w:r>
+        <w:rPr>
+          <w:b/>
+        </w:rPr>
+        <w:t>mechanism</w:t>
+      </w:r>
+      <w:r>
+        <w:rPr>
+          <w:b w:val="0"/>
+        </w:rPr>
+        <w:t xml:space="preserve"> while holding unrelated conditions fixed; report both successful and unsuccessful outcomes.</w:t>
       </w:r>
     </w:p>
     <w:p>
-      <w:r>
-        <w:t>Completion task: Ten benchmark rows include three copies of one source and seven other unique sources. Show the intermediate steps and give the conclusion with its scope.</w:t>
+      <w:pPr>
+        <w:pStyle w:val="Heading3"/>
+      </w:pPr>
+      <w:r>
+        <w:t>Reduce help deliberately</w:t>
       </w:r>
     </w:p>
     <w:p>
-      <w:r>
-        <w:t>Teacher check: Teacher explanation: Eight unique source units, not ten independent sources. Identify duplicate weighting before analysis; do not silently discard results.</w:t>
+      <w:pPr>
+        <w:pStyle w:val="Heading3"/>
+      </w:pPr>
+      <w:r>
+        <w:t>Completion practice</w:t>
       </w:r>
     </w:p>
     <w:p>
-      <w:r>
-        <w:t>Start by identifying the given inputs together. Leave the intermediate steps blank. If needed, model one step, then withdraw that help on the next step. Move to a full trace only when the partial trace is understood. For partners, alternate explainer and checker; collect a response from every learner before discussion.</w:t>
+      <w:pPr>
+        <w:spacing w:line="336" w:lineRule="auto" w:after="180"/>
+        <w:shd w:fill="F5F1FB"/>
+      </w:pPr>
+      <w:r>
+        <w:rPr>
+          <w:b w:val="0"/>
+        </w:rPr>
+        <w:t xml:space="preserve">Completion task: Ten </w:t>
+      </w:r>
+      <w:r>
+        <w:rPr>
+          <w:b/>
+        </w:rPr>
+        <w:t>benchmark</w:t>
+      </w:r>
+      <w:r>
+        <w:rPr>
+          <w:b w:val="0"/>
+        </w:rPr>
+        <w:t xml:space="preserve"> rows include three copies of one source and seven other unique sources. Show the intermediate steps and give the conclusion with its scope.</w:t>
       </w:r>
     </w:p>
     <w:p>
@@ -1243,22 +2215,53 @@
         <w:pStyle w:val="Heading3"/>
       </w:pPr>
       <w:r>
-        <w:t>Individual reasoning check</w:t>
+        <w:t>Reasoning to listen for</w:t>
       </w:r>
     </w:p>
     <w:p>
-      <w:r>
-        <w:t>Use the worked case for Dataset and benchmark limitations. Proposed explanation: “The worked result establishes every future case”. Decide whether this explanation is supported. Point to the step or supplied fact that decides; explain your repair if needed.</w:t>
+      <w:pPr>
+        <w:spacing w:line="336" w:lineRule="auto" w:after="180"/>
+        <w:shd w:fill="F1F6FC"/>
+      </w:pPr>
+      <w:r>
+        <w:rPr>
+          <w:b w:val="0"/>
+        </w:rPr>
+        <w:t>Teacher check: Teacher explanation: Eight unique source units, not ten independent sources. Identify duplicate weighting before analysis; do not silently discard results.</w:t>
       </w:r>
     </w:p>
     <w:p>
-      <w:r>
-        <w:t>Expected correction: Benchmark success does not establish performance on a deployment population missing from its design.</w:t>
+      <w:pPr>
+        <w:spacing w:line="336" w:lineRule="auto" w:after="180"/>
+      </w:pPr>
+      <w:r>
+        <w:rPr>
+          <w:b w:val="0"/>
+        </w:rPr>
+        <w:t xml:space="preserve">Start by identifying the given </w:t>
+      </w:r>
+      <w:r>
+        <w:rPr>
+          <w:b/>
+        </w:rPr>
+        <w:t>input</w:t>
+      </w:r>
+      <w:r>
+        <w:rPr>
+          <w:b w:val="0"/>
+        </w:rPr>
+        <w:t>s together. Leave the intermediate steps blank. If needed, model one step, then withdraw that help on the next step. Move to a full trace only when the partial trace is understood.</w:t>
       </w:r>
     </w:p>
     <w:p>
-      <w:r>
-        <w:t>Collect explanations, not only yes/no votes. If a misunderstanding is common, re-model the relevant step for the class. If it affects a few learners, give a short targeted group explanation while others solve a more demanding variation.</w:t>
+      <w:pPr>
+        <w:spacing w:line="336" w:lineRule="auto" w:after="180"/>
+      </w:pPr>
+      <w:r>
+        <w:rPr>
+          <w:b w:val="0"/>
+        </w:rPr>
+        <w:t>For partners, alternate explainer and checker; collect a response from every learner before discussion.</w:t>
       </w:r>
     </w:p>
     <w:p>
@@ -1266,63 +2269,344 @@
         <w:pStyle w:val="Heading3"/>
       </w:pPr>
       <w:r>
-        <w:t>Pictorial practice question</w:t>
+        <w:t>Individual reasoning check</w:t>
       </w:r>
     </w:p>
     <w:p>
-      <w:r>
-        <w:t>Report the indoor benchmark with its denominator and missing condition. After two correct outdoor cases out of four are added, what slice rate is supported and what remains uncertain?</w:t>
+      <w:pPr>
+        <w:spacing w:line="336" w:lineRule="auto" w:after="180"/>
+      </w:pPr>
+      <w:r>
+        <w:rPr>
+          <w:b w:val="0"/>
+        </w:rPr>
+        <w:t xml:space="preserve">Use the worked case for Dataset and </w:t>
+      </w:r>
+      <w:r>
+        <w:rPr>
+          <w:b/>
+        </w:rPr>
+        <w:t>benchmark</w:t>
+      </w:r>
+      <w:r>
+        <w:rPr>
+          <w:b w:val="0"/>
+        </w:rPr>
+        <w:t xml:space="preserve"> limitations. Proposed explanation: “The worked result establishes every future case”. Decide whether this explanation is supported.</w:t>
       </w:r>
     </w:p>
     <w:p>
       <w:pPr>
-        <w:pStyle w:val="Heading3"/>
-      </w:pPr>
-      <w:r>
-        <w:t>Reasoned teacher answer</w:t>
+        <w:spacing w:line="336" w:lineRule="auto" w:after="180"/>
+      </w:pPr>
+      <w:r>
+        <w:rPr>
+          <w:b w:val="0"/>
+        </w:rPr>
+        <w:t>Point to the step or supplied fact that decides; explain your repair if needed.</w:t>
       </w:r>
     </w:p>
     <w:p>
-      <w:r>
-        <w:t>All ten benchmark images are clean indoor photos. The observed indoor score is 90%. Outdoor shade performance remains unmeasured. Changed case: Report the outdoor slice as 2/4=50%, separately from indoor results. The new records finally measure the missing condition, with a small denominator.</w:t>
+      <w:pPr>
+        <w:pStyle w:val="Heading3"/>
+      </w:pPr>
+      <w:r>
+        <w:t>Expected repair</w:t>
       </w:r>
     </w:p>
     <w:p>
-      <w:r>
-        <w:t>Changed-case reasoning: Report the outdoor slice as 2/4=50%, separately from indoor results. The new records finally measure the missing condition, with a small denominator.</w:t>
+      <w:pPr>
+        <w:spacing w:line="336" w:lineRule="auto" w:after="180"/>
+        <w:shd w:fill="F1F6FC"/>
+      </w:pPr>
+      <w:r>
+        <w:rPr>
+          <w:b w:val="0"/>
+        </w:rPr>
+        <w:t xml:space="preserve">Expected correction: </w:t>
+      </w:r>
+      <w:r>
+        <w:rPr>
+          <w:b/>
+        </w:rPr>
+        <w:t>Benchmark</w:t>
+      </w:r>
+      <w:r>
+        <w:rPr>
+          <w:b w:val="0"/>
+        </w:rPr>
+        <w:t xml:space="preserve"> success does not establish performance on a deployment population missing from its design.</w:t>
       </w:r>
     </w:p>
     <w:p>
-      <w:r>
-        <w:t>Collect each learner’s explanation before discussion. Use the first missing connection between input, deciding step and result to choose support. This question is worked-case practice, not fresh mastery evidence.</w:t>
+      <w:pPr>
+        <w:spacing w:line="336" w:lineRule="auto" w:after="180"/>
+      </w:pPr>
+      <w:r>
+        <w:rPr>
+          <w:b w:val="0"/>
+        </w:rPr>
+        <w:t>Collect explanations, not only yes/no votes. If a misunderstanding is common, re-model the relevant step for the class.</w:t>
       </w:r>
     </w:p>
     <w:p>
       <w:pPr>
-        <w:pStyle w:val="Heading1"/>
-      </w:pPr>
-      <w:r>
-        <w:t>04. Run the investigation and diagnose misconceptions</w:t>
+        <w:spacing w:line="336" w:lineRule="auto" w:after="180"/>
+      </w:pPr>
+      <w:r>
+        <w:rPr>
+          <w:b w:val="0"/>
+        </w:rPr>
+        <w:t>If it affects a few learners, give a short targeted group explanation while others solve a more demanding variation.</w:t>
       </w:r>
     </w:p>
     <w:p>
-      <w:r>
-        <w:t>The worked result establishes every future case: Benchmark success does not establish performance on a deployment population missing from its design.</w:t>
+      <w:pPr>
+        <w:pStyle w:val="Heading3"/>
+      </w:pPr>
+      <w:r>
+        <w:t>Pictorial practice question</w:t>
       </w:r>
     </w:p>
     <w:p>
-      <w:r>
-        <w:t>A missing input may be replaced without recording the change: A replacement changes the evidence or contract. Record the change and its justification; do not silently turn unknown into a measured value.</w:t>
+      <w:pPr>
+        <w:spacing w:line="336" w:lineRule="auto" w:after="180"/>
+        <w:shd w:fill="F5F1FB"/>
+      </w:pPr>
+      <w:r>
+        <w:rPr>
+          <w:b w:val="0"/>
+        </w:rPr>
+        <w:t xml:space="preserve">Report the indoor </w:t>
+      </w:r>
+      <w:r>
+        <w:rPr>
+          <w:b/>
+        </w:rPr>
+        <w:t>benchmark</w:t>
+      </w:r>
+      <w:r>
+        <w:rPr>
+          <w:b w:val="0"/>
+        </w:rPr>
+        <w:t xml:space="preserve"> with its denominator and missing condition. After two correct outdoor cases out of four are added, what slice rate is supported and what remains uncertain?</w:t>
       </w:r>
     </w:p>
     <w:p>
-      <w:r>
-        <w:t>Repeating an assessed case is new independent evidence: A replay checks consistency. An example used for feedback or revision cannot later be described as untouched final evaluation.</w:t>
+      <w:pPr>
+        <w:pStyle w:val="Heading3"/>
+      </w:pPr>
+      <w:r>
+        <w:t>Reasoned teacher answer</w:t>
       </w:r>
     </w:p>
     <w:p>
-      <w:r>
-        <w:t>Use Section 9 for the evidence ledger. Add a boundary or missing-input case and record the expected response before checking. More successful repeats of one case do not establish wider coverage.</w:t>
+      <w:pPr>
+        <w:spacing w:line="336" w:lineRule="auto" w:after="180"/>
+      </w:pPr>
+      <w:r>
+        <w:rPr>
+          <w:b w:val="0"/>
+        </w:rPr>
+        <w:t xml:space="preserve">All ten </w:t>
+      </w:r>
+      <w:r>
+        <w:rPr>
+          <w:b/>
+        </w:rPr>
+        <w:t>benchmark</w:t>
+      </w:r>
+      <w:r>
+        <w:rPr>
+          <w:b w:val="0"/>
+        </w:rPr>
+        <w:t xml:space="preserve"> images are clean indoor photos. The observed indoor score is 90%. Outdoor shade performance remains unmeasured. Changed case: Report the outdoor slice as 2/4=50%, separately from indoor results.</w:t>
+      </w:r>
+    </w:p>
+    <w:p>
+      <w:pPr>
+        <w:spacing w:line="336" w:lineRule="auto" w:after="180"/>
+      </w:pPr>
+      <w:r>
+        <w:rPr>
+          <w:b w:val="0"/>
+        </w:rPr>
+        <w:t>The new records finally measure the missing condition, with a small denominator.</w:t>
+      </w:r>
+    </w:p>
+    <w:p>
+      <w:pPr>
+        <w:spacing w:line="336" w:lineRule="auto" w:after="180"/>
+      </w:pPr>
+      <w:r>
+        <w:rPr>
+          <w:b w:val="0"/>
+        </w:rPr>
+        <w:t>Changed-case reasoning: Report the outdoor slice as 2/4=50%, separately from indoor results. The new records finally measure the missing condition, with a small denominator.</w:t>
+      </w:r>
+    </w:p>
+    <w:p>
+      <w:pPr>
+        <w:spacing w:line="336" w:lineRule="auto" w:after="180"/>
+      </w:pPr>
+      <w:r>
+        <w:rPr>
+          <w:b w:val="0"/>
+        </w:rPr>
+        <w:t xml:space="preserve">Collect each learner’s explanation before discussion. Use the first missing connection between </w:t>
+      </w:r>
+      <w:r>
+        <w:rPr>
+          <w:b/>
+        </w:rPr>
+        <w:t>input</w:t>
+      </w:r>
+      <w:r>
+        <w:rPr>
+          <w:b w:val="0"/>
+        </w:rPr>
+        <w:t xml:space="preserve">, deciding step and result to choose support. This question is worked-case practice, not fresh mastery </w:t>
+      </w:r>
+      <w:r>
+        <w:rPr>
+          <w:b/>
+        </w:rPr>
+        <w:t>evidence</w:t>
+      </w:r>
+      <w:r>
+        <w:rPr>
+          <w:b w:val="0"/>
+        </w:rPr>
+        <w:t>.</w:t>
+      </w:r>
+    </w:p>
+    <w:p>
+      <w:pPr>
+        <w:pStyle w:val="Heading1"/>
+      </w:pPr>
+      <w:r>
+        <w:t>04. Run the investigation and diagnose misconceptions</w:t>
+      </w:r>
+    </w:p>
+    <w:p>
+      <w:r>
+        <w:t>Run the Dataset and benchmark limitations investigation and use the first unsupported step to choose a teaching response.</w:t>
+      </w:r>
+    </w:p>
+    <w:p>
+      <w:pPr>
+        <w:spacing w:line="336" w:lineRule="auto" w:after="180"/>
+      </w:pPr>
+      <w:r>
+        <w:rPr>
+          <w:b w:val="0"/>
+        </w:rPr>
+        <w:t xml:space="preserve">The worked result establishes every future case: </w:t>
+      </w:r>
+      <w:r>
+        <w:rPr>
+          <w:b/>
+        </w:rPr>
+        <w:t>Benchmark</w:t>
+      </w:r>
+      <w:r>
+        <w:rPr>
+          <w:b w:val="0"/>
+        </w:rPr>
+        <w:t xml:space="preserve"> success does not establish performance on a deployment population missing from its design.</w:t>
+      </w:r>
+    </w:p>
+    <w:p>
+      <w:pPr>
+        <w:spacing w:line="336" w:lineRule="auto" w:after="180"/>
+      </w:pPr>
+      <w:r>
+        <w:rPr>
+          <w:b w:val="0"/>
+        </w:rPr>
+        <w:t xml:space="preserve">A missing </w:t>
+      </w:r>
+      <w:r>
+        <w:rPr>
+          <w:b/>
+        </w:rPr>
+        <w:t>input</w:t>
+      </w:r>
+      <w:r>
+        <w:rPr>
+          <w:b w:val="0"/>
+        </w:rPr>
+        <w:t xml:space="preserve"> may be replaced without recording the change: A replacement changes the </w:t>
+      </w:r>
+      <w:r>
+        <w:rPr>
+          <w:b/>
+        </w:rPr>
+        <w:t>evidence</w:t>
+      </w:r>
+      <w:r>
+        <w:rPr>
+          <w:b w:val="0"/>
+        </w:rPr>
+        <w:t xml:space="preserve"> or contract. Record the change and its justification; do not silently turn unknown into a measured value.</w:t>
+      </w:r>
+    </w:p>
+    <w:p>
+      <w:pPr>
+        <w:spacing w:line="336" w:lineRule="auto" w:after="180"/>
+      </w:pPr>
+      <w:r>
+        <w:rPr>
+          <w:b w:val="0"/>
+        </w:rPr>
+        <w:t xml:space="preserve">Repeating an assessed case is new independent </w:t>
+      </w:r>
+      <w:r>
+        <w:rPr>
+          <w:b/>
+        </w:rPr>
+        <w:t>evidence</w:t>
+      </w:r>
+      <w:r>
+        <w:rPr>
+          <w:b w:val="0"/>
+        </w:rPr>
+        <w:t>: A replay checks consistency. An example used for feedback or revision cannot later be described as untouched final evaluation.</w:t>
+      </w:r>
+    </w:p>
+    <w:p>
+      <w:pPr>
+        <w:spacing w:line="336" w:lineRule="auto" w:after="180"/>
+      </w:pPr>
+      <w:r>
+        <w:rPr>
+          <w:b w:val="0"/>
+        </w:rPr>
+        <w:t xml:space="preserve">Use Section 9 for the </w:t>
+      </w:r>
+      <w:r>
+        <w:rPr>
+          <w:b/>
+        </w:rPr>
+        <w:t>evidence</w:t>
+      </w:r>
+      <w:r>
+        <w:rPr>
+          <w:b w:val="0"/>
+        </w:rPr>
+        <w:t xml:space="preserve"> ledger. Add a boundary or missing-</w:t>
+      </w:r>
+      <w:r>
+        <w:rPr>
+          <w:b/>
+        </w:rPr>
+        <w:t>input</w:t>
+      </w:r>
+      <w:r>
+        <w:rPr>
+          <w:b w:val="0"/>
+        </w:rPr>
+        <w:t xml:space="preserve"> case and record the expected response before checking. More successful repeats of one case do not establish wider coverage.</w:t>
       </w:r>
     </w:p>
     <w:p>
@@ -1480,29 +2764,38 @@
       </w:tr>
     </w:tbl>
     <w:p>
-      <w:r>
-        <w:t>Offer an oral explanation, drawing, enlarged visual or fewer examples when that removes a reading/writing barrier. Keep the same reasoning goal. Stretch secure learners by changing a boundary or assumption and asking them to defend the effect, not simply by assigning more of the same questions.</w:t>
+      <w:pPr>
+        <w:spacing w:line="336" w:lineRule="auto" w:after="180"/>
+      </w:pPr>
+      <w:r>
+        <w:rPr>
+          <w:b w:val="0"/>
+        </w:rPr>
+        <w:t>Offer an oral explanation, drawing, enlarged visual or fewer examples when that removes a reading/writing barrier. Keep the same reasoning goal.</w:t>
       </w:r>
     </w:p>
     <w:p>
       <w:pPr>
-        <w:pStyle w:val="Heading1"/>
-      </w:pPr>
-      <w:r>
-        <w:t>05. Assess and explain the answers</w:t>
+        <w:spacing w:line="336" w:lineRule="auto" w:after="180"/>
+      </w:pPr>
+      <w:r>
+        <w:rPr>
+          <w:b w:val="0"/>
+        </w:rPr>
+        <w:t>Stretch secure learners by changing a boundary or assumption and asking them to defend the effect, not simply by assigning more of the same questions.</w:t>
       </w:r>
     </w:p>
     <w:p>
       <w:pPr>
-        <w:pStyle w:val="Heading3"/>
-      </w:pPr>
-      <w:r>
-        <w:t>Guided and exit questions</w:t>
+        <w:pStyle w:val="Heading1"/>
+      </w:pPr>
+      <w:r>
+        <w:t>05. Assess and explain the answers</w:t>
       </w:r>
     </w:p>
     <w:p>
       <w:r>
-        <w:t>Guided: Eight unique source units, not ten independent sources. Identify duplicate weighting before analysis; do not silently discard results. Qualification: Benchmark success does not establish performance on a deployment population missing from its design. Exit: accept a concrete variation with its predicted outcome and a stated condition that would challenge the mechanism; reject a claim resting on unmeasured evidence.</w:t>
+        <w:t>Use the Dataset and benchmark limitations questions, teacher keys and criteria after the relevant attempts. Previously discussed cases are practice; protect the separately selected independent task.</w:t>
       </w:r>
     </w:p>
     <w:p>
@@ -1510,89 +2803,244 @@
         <w:pStyle w:val="Heading3"/>
       </w:pPr>
       <w:r>
-        <w:t>W1 Explain the mechanism</w:t>
+        <w:t>Guided and exit questions</w:t>
       </w:r>
     </w:p>
     <w:p>
-      <w:r>
-        <w:t>Explain the weekly mechanism in your own words. Use the worked scenario to name its input, decision rule and output.</w:t>
+      <w:pPr>
+        <w:spacing w:line="336" w:lineRule="auto" w:after="180"/>
+      </w:pPr>
+      <w:r>
+        <w:rPr>
+          <w:b w:val="0"/>
+        </w:rPr>
+        <w:t>Guided: Eight unique source units, not ten independent sources. Identify duplicate weighting before analysis; do not silently discard results.</w:t>
       </w:r>
     </w:p>
     <w:p>
-      <w:r>
-        <w:t>Teacher explanation: A benchmark measures performance on its particular data and labels. Duplicates, obsolete cases or poor coverage can weaken claims. Inspect eligibility, source dates, related units and label definitions before scoring. Deduplicate by declared unit identity, not merely file name; report excluded and unassessed cases.</w:t>
+      <w:pPr>
+        <w:spacing w:line="336" w:lineRule="auto" w:after="180"/>
+      </w:pPr>
+      <w:r>
+        <w:rPr>
+          <w:b w:val="0"/>
+        </w:rPr>
+        <w:t xml:space="preserve">Qualification: </w:t>
+      </w:r>
+      <w:r>
+        <w:rPr>
+          <w:b/>
+        </w:rPr>
+        <w:t>Benchmark</w:t>
+      </w:r>
+      <w:r>
+        <w:rPr>
+          <w:b w:val="0"/>
+        </w:rPr>
+        <w:t xml:space="preserve"> success does not establish performance on a deployment population missing from its design.</w:t>
       </w:r>
     </w:p>
     <w:p>
       <w:pPr>
-        <w:pStyle w:val="Heading3"/>
-      </w:pPr>
-      <w:r>
-        <w:t>W2 Trace the worked case</w:t>
+        <w:spacing w:line="336" w:lineRule="auto" w:after="180"/>
+      </w:pPr>
+      <w:r>
+        <w:rPr>
+          <w:b w:val="0"/>
+        </w:rPr>
+        <w:t xml:space="preserve">Exit: accept a concrete variation with its predicted outcome and a stated condition that would challenge the </w:t>
+      </w:r>
+      <w:r>
+        <w:rPr>
+          <w:b/>
+        </w:rPr>
+        <w:t>mechanism</w:t>
+      </w:r>
+      <w:r>
+        <w:rPr>
+          <w:b w:val="0"/>
+        </w:rPr>
+        <w:t xml:space="preserve">; reject a claim resting on unmeasured </w:t>
+      </w:r>
+      <w:r>
+        <w:rPr>
+          <w:b/>
+        </w:rPr>
+        <w:t>evidence</w:t>
+      </w:r>
+      <w:r>
+        <w:rPr>
+          <w:b w:val="0"/>
+        </w:rPr>
+        <w:t>.</w:t>
       </w:r>
     </w:p>
     <w:p>
-      <w:r>
-        <w:t>Ten benchmark rows include three copies of one source and seven other unique sources. Show the intermediate steps and give the conclusion with its scope.</w:t>
+      <w:pPr>
+        <w:pStyle w:val="Heading3"/>
+      </w:pPr>
+      <w:r>
+        <w:t>W1 Explain the mechanism</w:t>
       </w:r>
     </w:p>
     <w:p>
-      <w:r>
-        <w:t>Teacher explanation: Eight unique source units, not ten independent sources. Identify duplicate weighting before analysis; do not silently discard results.</w:t>
+      <w:pPr>
+        <w:pStyle w:val="Heading3"/>
+      </w:pPr>
+      <w:r>
+        <w:t>Workbook question · W1</w:t>
       </w:r>
     </w:p>
     <w:p>
       <w:pPr>
-        <w:pStyle w:val="Heading3"/>
-      </w:pPr>
-      <w:r>
-        <w:t>W3 Audit the limit</w:t>
+        <w:spacing w:line="336" w:lineRule="auto" w:after="180"/>
+        <w:shd w:fill="F5F1FB"/>
+      </w:pPr>
+      <w:r>
+        <w:rPr>
+          <w:b w:val="0"/>
+        </w:rPr>
+        <w:t xml:space="preserve">Explain the weekly </w:t>
+      </w:r>
+      <w:r>
+        <w:rPr>
+          <w:b/>
+        </w:rPr>
+        <w:t>mechanism</w:t>
+      </w:r>
+      <w:r>
+        <w:rPr>
+          <w:b w:val="0"/>
+        </w:rPr>
+        <w:t xml:space="preserve"> in your own words. Use the worked scenario to name its </w:t>
+      </w:r>
+      <w:r>
+        <w:rPr>
+          <w:b/>
+        </w:rPr>
+        <w:t>input</w:t>
+      </w:r>
+      <w:r>
+        <w:rPr>
+          <w:b w:val="0"/>
+        </w:rPr>
+        <w:t xml:space="preserve">, decision rule and </w:t>
+      </w:r>
+      <w:r>
+        <w:rPr>
+          <w:b/>
+        </w:rPr>
+        <w:t>output</w:t>
+      </w:r>
+      <w:r>
+        <w:rPr>
+          <w:b w:val="0"/>
+        </w:rPr>
+        <w:t>.</w:t>
       </w:r>
     </w:p>
     <w:p>
-      <w:r>
-        <w:t>A report omits this qualification: Benchmark success does not establish performance on a deployment population missing from its design. Explain how omitting it could change a reader's interpretation, and write an accurate replacement.</w:t>
+      <w:pPr>
+        <w:pStyle w:val="Heading3"/>
+      </w:pPr>
+      <w:r>
+        <w:t>Teacher reasoning · W1</w:t>
       </w:r>
     </w:p>
     <w:p>
-      <w:r>
-        <w:t>Teacher explanation: Benchmark success does not establish performance on a deployment population missing from its design. State the observed result separately from the unverified or out-of-scope claim; preserve the original evidence rather than inventing a missing fact.</w:t>
+      <w:pPr>
+        <w:spacing w:line="336" w:lineRule="auto" w:after="180"/>
+        <w:shd w:fill="F1F6FC"/>
+      </w:pPr>
+      <w:r>
+        <w:rPr>
+          <w:b w:val="0"/>
+        </w:rPr>
+        <w:t xml:space="preserve">Teacher explanation: A </w:t>
+      </w:r>
+      <w:r>
+        <w:rPr>
+          <w:b/>
+        </w:rPr>
+        <w:t>benchmark</w:t>
+      </w:r>
+      <w:r>
+        <w:rPr>
+          <w:b w:val="0"/>
+        </w:rPr>
+        <w:t xml:space="preserve"> measures performance on its particular data and labels. Duplicates, obsolete cases or poor coverage can weaken claims.</w:t>
       </w:r>
     </w:p>
     <w:p>
       <w:pPr>
-        <w:pStyle w:val="Heading3"/>
-      </w:pPr>
-      <w:r>
-        <w:t>W4 Apply a new case independently</w:t>
+        <w:spacing w:line="336" w:lineRule="auto" w:after="180"/>
+        <w:shd w:fill="F1F6FC"/>
+      </w:pPr>
+      <w:r>
+        <w:rPr>
+          <w:b w:val="0"/>
+        </w:rPr>
+        <w:t>Inspect eligibility, source dates, related units and label definitions before scoring. Deduplicate by declared unit identity, not merely file name; report excluded and unassessed cases.</w:t>
       </w:r>
     </w:p>
     <w:p>
-      <w:r>
-        <w:t>Twelve rows include four copies of one source and eight others. Count unique units and name one coverage concern.</w:t>
+      <w:pPr>
+        <w:pStyle w:val="Heading3"/>
+      </w:pPr>
+      <w:r>
+        <w:t>W2 Trace the worked case</w:t>
       </w:r>
     </w:p>
     <w:p>
-      <w:r>
-        <w:t>Teacher explanation: Nine unique units. Check whether cases represent requested time, groups and tasks; row count alone does not answer coverage.</w:t>
+      <w:pPr>
+        <w:pStyle w:val="Heading3"/>
+      </w:pPr>
+      <w:r>
+        <w:t>Workbook question · W2</w:t>
       </w:r>
     </w:p>
     <w:p>
       <w:pPr>
-        <w:pStyle w:val="Heading3"/>
-      </w:pPr>
-      <w:r>
-        <w:t>W5 Design a revealing follow-up</w:t>
+        <w:spacing w:line="336" w:lineRule="auto" w:after="180"/>
+        <w:shd w:fill="F5F1FB"/>
+      </w:pPr>
+      <w:r>
+        <w:rPr>
+          <w:b w:val="0"/>
+        </w:rPr>
+        <w:t xml:space="preserve">Ten </w:t>
+      </w:r>
+      <w:r>
+        <w:rPr>
+          <w:b/>
+        </w:rPr>
+        <w:t>benchmark</w:t>
+      </w:r>
+      <w:r>
+        <w:rPr>
+          <w:b w:val="0"/>
+        </w:rPr>
+        <w:t xml:space="preserve"> rows include three copies of one source and seven other unique sources. Show the intermediate steps and give the conclusion with its scope.</w:t>
       </w:r>
     </w:p>
     <w:p>
-      <w:r>
-        <w:t>For the worked scenario, propose one additional case that could reveal a failure, describe its expected outcome before running it, and explain what would need to remain fixed for a fair comparison. Do not reuse W4 as a new final test after receiving feedback.</w:t>
+      <w:pPr>
+        <w:pStyle w:val="Heading3"/>
+      </w:pPr>
+      <w:r>
+        <w:t>Teacher reasoning · W2</w:t>
       </w:r>
     </w:p>
     <w:p>
-      <w:r>
-        <w:t>Teacher explanation: Accept a concrete variant of the worked input or a missing/conflicting/boundary condition, with an expectation derived from the declared procedure. Require preserved settings, original outputs and data roles. Benchmark success does not establish performance on a deployment population missing from its design. The new case should test this particular mechanism rather than merely restate the original result.</w:t>
+      <w:pPr>
+        <w:spacing w:line="336" w:lineRule="auto" w:after="180"/>
+        <w:shd w:fill="F1F6FC"/>
+      </w:pPr>
+      <w:r>
+        <w:rPr>
+          <w:b w:val="0"/>
+        </w:rPr>
+        <w:t>Teacher explanation: Eight unique source units, not ten independent sources. Identify duplicate weighting before analysis; do not silently discard results.</w:t>
       </w:r>
     </w:p>
     <w:p>
@@ -1600,25 +3048,51 @@
         <w:pStyle w:val="Heading3"/>
       </w:pPr>
       <w:r>
-        <w:t>Independent assessment and fresh retry</w:t>
+        <w:t>W3 Audit the limit</w:t>
       </w:r>
     </w:p>
     <w:p>
-      <w:r>
-        <w:t>W4: Nine unique units. Check whether cases represent requested time, groups and tasks; row count alone does not answer coverage. Require intermediate reasoning and the stated scope. Fresh retry: Eight rows include two copies of a single source and six others. Expected reasoning: Seven unique units. Report duplicate policy and original row inventory. If students need support, record it and reassess with another new case rather than awarding independence to a copied answer.</w:t>
+      <w:pPr>
+        <w:pStyle w:val="Heading3"/>
+      </w:pPr>
+      <w:r>
+        <w:t>Workbook question · W3</w:t>
       </w:r>
     </w:p>
     <w:p>
       <w:pPr>
-        <w:pStyle w:val="Heading3"/>
-      </w:pPr>
-      <w:r>
-        <w:t>Assess independent transfer</w:t>
+        <w:spacing w:line="336" w:lineRule="auto" w:after="180"/>
+        <w:shd w:fill="F5F1FB"/>
+      </w:pPr>
+      <w:r>
+        <w:rPr>
+          <w:b w:val="0"/>
+        </w:rPr>
+        <w:t xml:space="preserve">A report omits this qualification: </w:t>
+      </w:r>
+      <w:r>
+        <w:rPr>
+          <w:b/>
+        </w:rPr>
+        <w:t>Benchmark</w:t>
+      </w:r>
+      <w:r>
+        <w:rPr>
+          <w:b w:val="0"/>
+        </w:rPr>
+        <w:t xml:space="preserve"> success does not establish performance on a deployment population missing from its design.</w:t>
       </w:r>
     </w:p>
     <w:p>
-      <w:r>
-        <w:t>Selected case: Twelve rows include four copies of one source and eight others. Count unique units and name one coverage concern.</w:t>
+      <w:pPr>
+        <w:spacing w:line="336" w:lineRule="auto" w:after="180"/>
+        <w:shd w:fill="F5F1FB"/>
+      </w:pPr>
+      <w:r>
+        <w:rPr>
+          <w:b w:val="0"/>
+        </w:rPr>
+        <w:t>Explain how omitting it could change a reader's interpretation, and write an accurate replacement.</w:t>
       </w:r>
     </w:p>
     <w:p>
@@ -1626,11 +3100,342 @@
         <w:pStyle w:val="Heading3"/>
       </w:pPr>
       <w:r>
-        <w:t>Selected case answer</w:t>
+        <w:t>Teacher reasoning · W3</w:t>
       </w:r>
     </w:p>
     <w:p>
-      <w:r>
+      <w:pPr>
+        <w:spacing w:line="336" w:lineRule="auto" w:after="180"/>
+        <w:shd w:fill="F1F6FC"/>
+      </w:pPr>
+      <w:r>
+        <w:rPr>
+          <w:b w:val="0"/>
+        </w:rPr>
+        <w:t xml:space="preserve">Teacher explanation: </w:t>
+      </w:r>
+      <w:r>
+        <w:rPr>
+          <w:b/>
+        </w:rPr>
+        <w:t>Benchmark</w:t>
+      </w:r>
+      <w:r>
+        <w:rPr>
+          <w:b w:val="0"/>
+        </w:rPr>
+        <w:t xml:space="preserve"> success does not establish performance on a deployment population missing from its design.</w:t>
+      </w:r>
+    </w:p>
+    <w:p>
+      <w:pPr>
+        <w:spacing w:line="336" w:lineRule="auto" w:after="180"/>
+        <w:shd w:fill="F1F6FC"/>
+      </w:pPr>
+      <w:r>
+        <w:rPr>
+          <w:b w:val="0"/>
+        </w:rPr>
+        <w:t xml:space="preserve">State the observed result separately from the unverified or out-of-scope claim; preserve the original </w:t>
+      </w:r>
+      <w:r>
+        <w:rPr>
+          <w:b/>
+        </w:rPr>
+        <w:t>evidence</w:t>
+      </w:r>
+      <w:r>
+        <w:rPr>
+          <w:b w:val="0"/>
+        </w:rPr>
+        <w:t xml:space="preserve"> rather than inventing a missing fact.</w:t>
+      </w:r>
+    </w:p>
+    <w:p>
+      <w:pPr>
+        <w:pStyle w:val="Heading3"/>
+      </w:pPr>
+      <w:r>
+        <w:t>W4 Apply a new case independently</w:t>
+      </w:r>
+    </w:p>
+    <w:p>
+      <w:pPr>
+        <w:pStyle w:val="Heading3"/>
+      </w:pPr>
+      <w:r>
+        <w:t>Workbook question · W4</w:t>
+      </w:r>
+    </w:p>
+    <w:p>
+      <w:pPr>
+        <w:spacing w:line="336" w:lineRule="auto" w:after="180"/>
+        <w:shd w:fill="F5F1FB"/>
+      </w:pPr>
+      <w:r>
+        <w:rPr>
+          <w:b w:val="0"/>
+        </w:rPr>
+        <w:t>Twelve rows include four copies of one source and eight others. Count unique units and name one coverage concern.</w:t>
+      </w:r>
+    </w:p>
+    <w:p>
+      <w:pPr>
+        <w:pStyle w:val="Heading3"/>
+      </w:pPr>
+      <w:r>
+        <w:t>Teacher reasoning · W4</w:t>
+      </w:r>
+    </w:p>
+    <w:p>
+      <w:pPr>
+        <w:spacing w:line="336" w:lineRule="auto" w:after="180"/>
+        <w:shd w:fill="F1F6FC"/>
+      </w:pPr>
+      <w:r>
+        <w:rPr>
+          <w:b w:val="0"/>
+        </w:rPr>
+        <w:t>Teacher explanation: Nine unique units. Check whether cases represent requested time, groups and tasks; row count alone does not answer coverage.</w:t>
+      </w:r>
+    </w:p>
+    <w:p>
+      <w:pPr>
+        <w:pStyle w:val="Heading3"/>
+      </w:pPr>
+      <w:r>
+        <w:t>W5 Design a revealing follow-up</w:t>
+      </w:r>
+    </w:p>
+    <w:p>
+      <w:pPr>
+        <w:pStyle w:val="Heading3"/>
+      </w:pPr>
+      <w:r>
+        <w:t>Workbook question · W5</w:t>
+      </w:r>
+    </w:p>
+    <w:p>
+      <w:pPr>
+        <w:spacing w:line="336" w:lineRule="auto" w:after="180"/>
+        <w:shd w:fill="F5F1FB"/>
+      </w:pPr>
+      <w:r>
+        <w:rPr>
+          <w:b w:val="0"/>
+        </w:rPr>
+        <w:t>For the worked scenario, propose one additional case that could reveal a failure, describe its expected outcome before running it, and explain what would need to remain fixed for a fair comparison.</w:t>
+      </w:r>
+    </w:p>
+    <w:p>
+      <w:pPr>
+        <w:spacing w:line="336" w:lineRule="auto" w:after="180"/>
+        <w:shd w:fill="F5F1FB"/>
+      </w:pPr>
+      <w:r>
+        <w:rPr>
+          <w:b w:val="0"/>
+        </w:rPr>
+        <w:t>Do not reuse W4 as a new final test after receiving feedback.</w:t>
+      </w:r>
+    </w:p>
+    <w:p>
+      <w:pPr>
+        <w:pStyle w:val="Heading3"/>
+      </w:pPr>
+      <w:r>
+        <w:t>Teacher reasoning · W5</w:t>
+      </w:r>
+    </w:p>
+    <w:p>
+      <w:pPr>
+        <w:spacing w:line="336" w:lineRule="auto" w:after="180"/>
+        <w:shd w:fill="F1F6FC"/>
+      </w:pPr>
+      <w:r>
+        <w:rPr>
+          <w:b w:val="0"/>
+        </w:rPr>
+        <w:t xml:space="preserve">Teacher explanation: Accept a concrete variant of the worked </w:t>
+      </w:r>
+      <w:r>
+        <w:rPr>
+          <w:b/>
+        </w:rPr>
+        <w:t>input</w:t>
+      </w:r>
+      <w:r>
+        <w:rPr>
+          <w:b w:val="0"/>
+        </w:rPr>
+        <w:t xml:space="preserve"> or a missing/conflicting/boundary condition, with an expectation derived from the declared procedure.</w:t>
+      </w:r>
+    </w:p>
+    <w:p>
+      <w:pPr>
+        <w:spacing w:line="336" w:lineRule="auto" w:after="180"/>
+        <w:shd w:fill="F1F6FC"/>
+      </w:pPr>
+      <w:r>
+        <w:rPr>
+          <w:b w:val="0"/>
+        </w:rPr>
+        <w:t xml:space="preserve">Require preserved settings, original </w:t>
+      </w:r>
+      <w:r>
+        <w:rPr>
+          <w:b/>
+        </w:rPr>
+        <w:t>output</w:t>
+      </w:r>
+      <w:r>
+        <w:rPr>
+          <w:b w:val="0"/>
+        </w:rPr>
+        <w:t xml:space="preserve">s and data roles. </w:t>
+      </w:r>
+      <w:r>
+        <w:rPr>
+          <w:b/>
+        </w:rPr>
+        <w:t>Benchmark</w:t>
+      </w:r>
+      <w:r>
+        <w:rPr>
+          <w:b w:val="0"/>
+        </w:rPr>
+        <w:t xml:space="preserve"> success does not establish performance on a deployment population missing from its design.</w:t>
+      </w:r>
+    </w:p>
+    <w:p>
+      <w:pPr>
+        <w:spacing w:line="336" w:lineRule="auto" w:after="180"/>
+        <w:shd w:fill="F1F6FC"/>
+      </w:pPr>
+      <w:r>
+        <w:rPr>
+          <w:b w:val="0"/>
+        </w:rPr>
+        <w:t xml:space="preserve">The new case should test this particular </w:t>
+      </w:r>
+      <w:r>
+        <w:rPr>
+          <w:b/>
+        </w:rPr>
+        <w:t>mechanism</w:t>
+      </w:r>
+      <w:r>
+        <w:rPr>
+          <w:b w:val="0"/>
+        </w:rPr>
+        <w:t xml:space="preserve"> rather than merely restate the original result.</w:t>
+      </w:r>
+    </w:p>
+    <w:p>
+      <w:pPr>
+        <w:pStyle w:val="Heading3"/>
+      </w:pPr>
+      <w:r>
+        <w:t>Independent assessment and fresh retry</w:t>
+      </w:r>
+    </w:p>
+    <w:p>
+      <w:pPr>
+        <w:pStyle w:val="Heading3"/>
+      </w:pPr>
+      <w:r>
+        <w:t>Teacher key · Independent assessment and fresh retry</w:t>
+      </w:r>
+    </w:p>
+    <w:p>
+      <w:pPr>
+        <w:spacing w:line="336" w:lineRule="auto" w:after="180"/>
+        <w:shd w:fill="F1F6FC"/>
+      </w:pPr>
+      <w:r>
+        <w:rPr>
+          <w:b w:val="0"/>
+        </w:rPr>
+        <w:t>W4: Nine unique units. Check whether cases represent requested time, groups and tasks; row count alone does not answer coverage. Require intermediate reasoning and the stated scope.</w:t>
+      </w:r>
+    </w:p>
+    <w:p>
+      <w:pPr>
+        <w:spacing w:line="336" w:lineRule="auto" w:after="180"/>
+        <w:shd w:fill="F1F6FC"/>
+      </w:pPr>
+      <w:r>
+        <w:rPr>
+          <w:b w:val="0"/>
+        </w:rPr>
+        <w:t>Fresh retry: Eight rows include two copies of a single source and six others. Expected reasoning: Seven unique units. Report duplicate policy and original row inventory.</w:t>
+      </w:r>
+    </w:p>
+    <w:p>
+      <w:pPr>
+        <w:spacing w:line="336" w:lineRule="auto" w:after="180"/>
+        <w:shd w:fill="F1F6FC"/>
+      </w:pPr>
+      <w:r>
+        <w:rPr>
+          <w:b w:val="0"/>
+        </w:rPr>
+        <w:t>If students need support, record it and reassess with another new case rather than awarding independence to a copied answer.</w:t>
+      </w:r>
+    </w:p>
+    <w:p>
+      <w:pPr>
+        <w:pStyle w:val="Heading3"/>
+      </w:pPr>
+      <w:r>
+        <w:t>Assess independent transfer</w:t>
+      </w:r>
+    </w:p>
+    <w:p>
+      <w:pPr>
+        <w:pStyle w:val="Heading3"/>
+      </w:pPr>
+      <w:r>
+        <w:t>Independent question · withhold the key</w:t>
+      </w:r>
+    </w:p>
+    <w:p>
+      <w:pPr>
+        <w:spacing w:line="336" w:lineRule="auto" w:after="180"/>
+        <w:shd w:fill="F5F1FB"/>
+      </w:pPr>
+      <w:r>
+        <w:rPr>
+          <w:b w:val="0"/>
+        </w:rPr>
+        <w:t>Selected case: Twelve rows include four copies of one source and eight others. Count unique units and name one coverage concern.</w:t>
+      </w:r>
+    </w:p>
+    <w:p>
+      <w:pPr>
+        <w:pStyle w:val="Heading3"/>
+      </w:pPr>
+      <w:r>
+        <w:t>Selected case answer</w:t>
+      </w:r>
+    </w:p>
+    <w:p>
+      <w:pPr>
+        <w:pStyle w:val="Heading3"/>
+      </w:pPr>
+      <w:r>
+        <w:t>Teacher key · Selected case answer</w:t>
+      </w:r>
+    </w:p>
+    <w:p>
+      <w:pPr>
+        <w:spacing w:line="336" w:lineRule="auto" w:after="180"/>
+        <w:shd w:fill="F1F6FC"/>
+      </w:pPr>
+      <w:r>
+        <w:rPr>
+          <w:b w:val="0"/>
+        </w:rPr>
         <w:t>Teacher explanation: Nine unique units. Check whether cases represent requested time, groups and tasks; row count alone does not answer coverage.</w:t>
       </w:r>
     </w:p>
@@ -1737,67 +3542,305 @@
       </w:tr>
     </w:tbl>
     <w:p>
-      <w:r>
-        <w:t>Record each dimension as not yet, with support, or independent. Accept a valid alternative procedure with a defensible trace. Do not penalise an honestly recorded model failure if the learner correctly explains its evidence and limits.</w:t>
+      <w:pPr>
+        <w:pStyle w:val="Heading3"/>
+      </w:pPr>
+      <w:r>
+        <w:t>Teacher key · Selected case answer</w:t>
       </w:r>
     </w:p>
     <w:p>
       <w:pPr>
-        <w:pStyle w:val="Heading3"/>
-      </w:pPr>
-      <w:r>
-        <w:t>Feedback that the learner uses</w:t>
+        <w:spacing w:line="336" w:lineRule="auto" w:after="180"/>
+        <w:shd w:fill="F1F6FC"/>
+      </w:pPr>
+      <w:r>
+        <w:rPr>
+          <w:b w:val="0"/>
+        </w:rPr>
+        <w:t>Record each dimension as not yet, with support, or independent. Accept a valid alternative procedure with a defensible trace.</w:t>
       </w:r>
     </w:p>
     <w:p>
-      <w:r>
-        <w:t>Name the earliest unsupported step and give one action to repair it. Have the learner make that repair now and explain why. Then assess the relevant skill on a fresh, fully specified case. Confirm it was not previously practised with feedback; solve and check the new case before assigning it. A follow-up design prompt is a starting brief, not automatically an equivalent test.</w:t>
+      <w:pPr>
+        <w:spacing w:line="336" w:lineRule="auto" w:after="180"/>
+        <w:shd w:fill="F1F6FC"/>
+      </w:pPr>
+      <w:r>
+        <w:rPr>
+          <w:b w:val="0"/>
+        </w:rPr>
+        <w:t xml:space="preserve">Do not penalise an honestly recorded model failure if the learner correctly explains its </w:t>
+      </w:r>
+      <w:r>
+        <w:rPr>
+          <w:b/>
+        </w:rPr>
+        <w:t>evidence</w:t>
+      </w:r>
+      <w:r>
+        <w:rPr>
+          <w:b w:val="0"/>
+        </w:rPr>
+        <w:t xml:space="preserve"> and limits.</w:t>
       </w:r>
     </w:p>
     <w:p>
       <w:pPr>
-        <w:pStyle w:val="Heading1"/>
-      </w:pPr>
-      <w:r>
-        <w:t>06. Connect the project, support and next lesson</w:t>
+        <w:pStyle w:val="Heading3"/>
+      </w:pPr>
+      <w:r>
+        <w:t>Feedback that the learner uses</w:t>
       </w:r>
     </w:p>
     <w:p>
-      <w:r>
-        <w:t>Add a labelled dataset and benchmark limitations evidence sheet to Reproducible AI Research Study. Show how you can explain the mechanism and terminology of dataset and benchmark limitations. Use the supplied fictional case and keep its inputs, intermediate steps, calculation or prediction, and limitation. Connect this record to last week’s record; a matching answer without a trace is insufficient.</w:t>
+      <w:pPr>
+        <w:spacing w:line="336" w:lineRule="auto" w:after="180"/>
+      </w:pPr>
+      <w:r>
+        <w:rPr>
+          <w:b w:val="0"/>
+        </w:rPr>
+        <w:t>Name the earliest unsupported step and give one action to repair it. Have the learner make that repair now and explain why. Then assess the relevant skill on a fresh, fully specified case.</w:t>
       </w:r>
     </w:p>
     <w:p>
-      <w:r>
-        <w:t>Provide an input/procedure/result/limit frame and a calculator when needed. Ask students to identify the first step before completing the whole trace. Extension: compare two concrete variants of this mechanism while holding unrelated conditions fixed; report both successful and unsuccessful outcomes.</w:t>
+      <w:pPr>
+        <w:spacing w:line="336" w:lineRule="auto" w:after="180"/>
+      </w:pPr>
+      <w:r>
+        <w:rPr>
+          <w:b w:val="0"/>
+        </w:rPr>
+        <w:t>Confirm it was not previously practised with feedback; solve and check the new case before assigning it. A follow-up design prompt is a starting brief, not automatically an equivalent test.</w:t>
       </w:r>
     </w:p>
     <w:p>
-      <w:r>
-        <w:t>Next connection: Research ethics and consent. Preserve the current case record and retrieve its evidence boundary before moving on.</w:t>
+      <w:pPr>
+        <w:pStyle w:val="Heading1"/>
+      </w:pPr>
+      <w:r>
+        <w:t>06. Connect the project, support and next lesson</w:t>
       </w:r>
     </w:p>
     <w:p>
       <w:r>
-        <w:t>Retain the project ledger and assess a changed case after support. Check the relevant prerequisite before carrying this component forward.</w:t>
+        <w:t>Connect Dataset and benchmark limitations to Reproducible AI Research Study, adapt support and plan a later changed-case check.</w:t>
       </w:r>
     </w:p>
     <w:p>
       <w:pPr>
-        <w:pStyle w:val="Heading3"/>
-      </w:pPr>
-      <w:r>
-        <w:t>Plan the delayed return</w:t>
+        <w:spacing w:line="336" w:lineRule="auto" w:after="180"/>
+      </w:pPr>
+      <w:r>
+        <w:rPr>
+          <w:b w:val="0"/>
+        </w:rPr>
+        <w:t xml:space="preserve">Add a labelled dataset and </w:t>
+      </w:r>
+      <w:r>
+        <w:rPr>
+          <w:b/>
+        </w:rPr>
+        <w:t>benchmark</w:t>
+      </w:r>
+      <w:r>
+        <w:rPr>
+          <w:b w:val="0"/>
+        </w:rPr>
+        <w:t xml:space="preserve"> limitations </w:t>
+      </w:r>
+      <w:r>
+        <w:rPr>
+          <w:b/>
+        </w:rPr>
+        <w:t>evidence</w:t>
+      </w:r>
+      <w:r>
+        <w:rPr>
+          <w:b w:val="0"/>
+        </w:rPr>
+        <w:t xml:space="preserve"> sheet to Reproducible AI Research Study. Show how you can explain the </w:t>
+      </w:r>
+      <w:r>
+        <w:rPr>
+          <w:b/>
+        </w:rPr>
+        <w:t>mechanism</w:t>
+      </w:r>
+      <w:r>
+        <w:rPr>
+          <w:b w:val="0"/>
+        </w:rPr>
+        <w:t xml:space="preserve"> and terminology of dataset and </w:t>
+      </w:r>
+      <w:r>
+        <w:rPr>
+          <w:b/>
+        </w:rPr>
+        <w:t>benchmark</w:t>
+      </w:r>
+      <w:r>
+        <w:rPr>
+          <w:b w:val="0"/>
+        </w:rPr>
+        <w:t xml:space="preserve"> limitations.</w:t>
       </w:r>
     </w:p>
     <w:p>
-      <w:r>
-        <w:t>Suggested return points in this level: ai-7/19, ai-7/21, ai-7/24. Use actual classroom dates, adjusting for holidays and gaps. One, three and six teaching weeks are scheduling choices, not a claimed optimal spacing.</w:t>
+      <w:pPr>
+        <w:spacing w:line="336" w:lineRule="auto" w:after="180"/>
+      </w:pPr>
+      <w:r>
+        <w:rPr>
+          <w:b w:val="0"/>
+        </w:rPr>
+        <w:t xml:space="preserve">Use the supplied fictional case and keep its </w:t>
+      </w:r>
+      <w:r>
+        <w:rPr>
+          <w:b/>
+        </w:rPr>
+        <w:t>input</w:t>
+      </w:r>
+      <w:r>
+        <w:rPr>
+          <w:b w:val="0"/>
+        </w:rPr>
+        <w:t xml:space="preserve">s, intermediate steps, calculation or </w:t>
+      </w:r>
+      <w:r>
+        <w:rPr>
+          <w:b/>
+        </w:rPr>
+        <w:t>prediction</w:t>
+      </w:r>
+      <w:r>
+        <w:rPr>
+          <w:b w:val="0"/>
+        </w:rPr>
+        <w:t>, and limitation. Connect this record to last week’s record; a matching answer without a trace is insufficient.</w:t>
       </w:r>
     </w:p>
     <w:p>
-      <w:r>
-        <w:t>At a delayed check, ask for the idea from memory and a changed application. Compare with the earlier independent response and record support used. For a new level, revisit the previous capstone before checking the new prerequisites.</w:t>
+      <w:pPr>
+        <w:spacing w:line="336" w:lineRule="auto" w:after="180"/>
+      </w:pPr>
+      <w:r>
+        <w:rPr>
+          <w:b w:val="0"/>
+        </w:rPr>
+        <w:t xml:space="preserve">Provide an </w:t>
+      </w:r>
+      <w:r>
+        <w:rPr>
+          <w:b/>
+        </w:rPr>
+        <w:t>input</w:t>
+      </w:r>
+      <w:r>
+        <w:rPr>
+          <w:b w:val="0"/>
+        </w:rPr>
+        <w:t>/procedure/result/limit frame and a calculator when needed. Ask students to identify the first step before completing the whole trace.</w:t>
+      </w:r>
+    </w:p>
+    <w:p>
+      <w:pPr>
+        <w:spacing w:line="336" w:lineRule="auto" w:after="180"/>
+      </w:pPr>
+      <w:r>
+        <w:rPr>
+          <w:b w:val="0"/>
+        </w:rPr>
+        <w:t xml:space="preserve">Extension: compare two concrete variants of this </w:t>
+      </w:r>
+      <w:r>
+        <w:rPr>
+          <w:b/>
+        </w:rPr>
+        <w:t>mechanism</w:t>
+      </w:r>
+      <w:r>
+        <w:rPr>
+          <w:b w:val="0"/>
+        </w:rPr>
+        <w:t xml:space="preserve"> while holding unrelated conditions fixed; report both successful and unsuccessful outcomes.</w:t>
+      </w:r>
+    </w:p>
+    <w:p>
+      <w:pPr>
+        <w:spacing w:line="336" w:lineRule="auto" w:after="180"/>
+      </w:pPr>
+      <w:r>
+        <w:rPr>
+          <w:b w:val="0"/>
+        </w:rPr>
+        <w:t xml:space="preserve">Next connection: Research ethics and consent. Preserve the current case record and retrieve its </w:t>
+      </w:r>
+      <w:r>
+        <w:rPr>
+          <w:b/>
+        </w:rPr>
+        <w:t>evidence</w:t>
+      </w:r>
+      <w:r>
+        <w:rPr>
+          <w:b w:val="0"/>
+        </w:rPr>
+        <w:t xml:space="preserve"> boundary before moving on.</w:t>
+      </w:r>
+    </w:p>
+    <w:p>
+      <w:pPr>
+        <w:spacing w:line="336" w:lineRule="auto" w:after="180"/>
+      </w:pPr>
+      <w:r>
+        <w:rPr>
+          <w:b w:val="0"/>
+        </w:rPr>
+        <w:t>Retain the project ledger and assess a changed case after support. Check the relevant prerequisite before carrying this component forward.</w:t>
+      </w:r>
+    </w:p>
+    <w:p>
+      <w:pPr>
+        <w:pStyle w:val="Heading3"/>
+      </w:pPr>
+      <w:r>
+        <w:t>Plan the delayed return</w:t>
+      </w:r>
+    </w:p>
+    <w:p>
+      <w:pPr>
+        <w:spacing w:line="336" w:lineRule="auto" w:after="180"/>
+      </w:pPr>
+      <w:r>
+        <w:rPr>
+          <w:b w:val="0"/>
+        </w:rPr>
+        <w:t>Suggested return points in this level: ai-7/19, ai-7/21, ai-7/24. Use actual classroom dates, adjusting for holidays and gaps. One, three and six teaching weeks are scheduling choices, not a claimed optimal spacing.</w:t>
+      </w:r>
+    </w:p>
+    <w:p>
+      <w:pPr>
+        <w:spacing w:line="336" w:lineRule="auto" w:after="180"/>
+      </w:pPr>
+      <w:r>
+        <w:rPr>
+          <w:b w:val="0"/>
+        </w:rPr>
+        <w:t>At a delayed check, ask for the idea from memory and a changed application. Compare with the earlier independent response and record support used.</w:t>
+      </w:r>
+    </w:p>
+    <w:p>
+      <w:pPr>
+        <w:spacing w:line="336" w:lineRule="auto" w:after="180"/>
+      </w:pPr>
+      <w:r>
+        <w:rPr>
+          <w:b w:val="0"/>
+        </w:rPr>
+        <w:t>For a new level, revisit the previous capstone before checking the new prerequisites.</w:t>
       </w:r>
     </w:p>
     <w:tbl>
@@ -1957,8 +4000,26 @@
       </w:tr>
     </w:tbl>
     <w:p>
-      <w:r>
-        <w:t>Use the evidence to choose reteaching or the next step. A completed page, confidence rating or attractive project does not by itself demonstrate understanding.</w:t>
+      <w:pPr>
+        <w:spacing w:line="336" w:lineRule="auto" w:after="180"/>
+      </w:pPr>
+      <w:r>
+        <w:rPr>
+          <w:b w:val="0"/>
+        </w:rPr>
+        <w:t xml:space="preserve">Use the </w:t>
+      </w:r>
+      <w:r>
+        <w:rPr>
+          <w:b/>
+        </w:rPr>
+        <w:t>evidence</w:t>
+      </w:r>
+      <w:r>
+        <w:rPr>
+          <w:b w:val="0"/>
+        </w:rPr>
+        <w:t xml:space="preserve"> to choose reteaching or the next step. A completed page, confidence rating or attractive project does not by itself demonstrate understanding.</w:t>
       </w:r>
     </w:p>
     <w:p>
@@ -1970,7 +4031,13 @@
       </w:r>
     </w:p>
     <w:p>
-      <w:r>
+      <w:pPr>
+        <w:spacing w:line="336" w:lineRule="auto" w:after="180"/>
+      </w:pPr>
+      <w:r>
+        <w:rPr>
+          <w:b w:val="0"/>
+        </w:rPr>
         <w:t>For the Reproducible AI Research Study, retain an annotated worked trace and the changed-case reasoning. Connect the claim to its records, units and assumptions so another investigator can challenge or reproduce it.</w:t>
       </w:r>
     </w:p>
@@ -1984,12 +4051,74 @@
     </w:p>
     <w:p>
       <w:r>
-        <w:t>Teaching target: Explain the mechanism and terminology of dataset and benchmark limitations</w:t>
+        <w:t>Use this preparation summary alongside the detailed Dataset and benchmark limitations lesson; it is a checklist rather than a replacement for the full sequence.</w:t>
       </w:r>
     </w:p>
     <w:p>
-      <w:r>
-        <w:t>Prepare the labelled worked-case picture, the matching workbook, fictional input cards and a place for individual responses. Check a local Python 3 environment before class; have a paper-trace version ready.</w:t>
+      <w:pPr>
+        <w:pStyle w:val="Heading3"/>
+      </w:pPr>
+      <w:r>
+        <w:t>Teaching target</w:t>
+      </w:r>
+    </w:p>
+    <w:p>
+      <w:pPr>
+        <w:spacing w:line="336" w:lineRule="auto" w:after="180"/>
+        <w:shd w:fill="EDF7F3"/>
+      </w:pPr>
+      <w:r>
+        <w:rPr>
+          <w:b w:val="0"/>
+        </w:rPr>
+        <w:t xml:space="preserve">Teaching target: Explain the </w:t>
+      </w:r>
+      <w:r>
+        <w:rPr>
+          <w:b/>
+        </w:rPr>
+        <w:t>mechanism</w:t>
+      </w:r>
+      <w:r>
+        <w:rPr>
+          <w:b w:val="0"/>
+        </w:rPr>
+        <w:t xml:space="preserve"> and terminology of dataset and </w:t>
+      </w:r>
+      <w:r>
+        <w:rPr>
+          <w:b/>
+        </w:rPr>
+        <w:t>benchmark</w:t>
+      </w:r>
+      <w:r>
+        <w:rPr>
+          <w:b w:val="0"/>
+        </w:rPr>
+        <w:t xml:space="preserve"> limitations</w:t>
+      </w:r>
+    </w:p>
+    <w:p>
+      <w:pPr>
+        <w:spacing w:line="336" w:lineRule="auto" w:after="180"/>
+      </w:pPr>
+      <w:r>
+        <w:rPr>
+          <w:b w:val="0"/>
+        </w:rPr>
+        <w:t xml:space="preserve">Prepare the labelled worked-case picture, the matching workbook, fictional </w:t>
+      </w:r>
+      <w:r>
+        <w:rPr>
+          <w:b/>
+        </w:rPr>
+        <w:t>input</w:t>
+      </w:r>
+      <w:r>
+        <w:rPr>
+          <w:b w:val="0"/>
+        </w:rPr>
+        <w:t xml:space="preserve"> cards and a place for individual responses. Check a local Python 3 environment before class; have a paper-trace version ready.</w:t>
       </w:r>
     </w:p>
     <w:tbl>
@@ -2136,37 +4265,207 @@
       </w:tr>
     </w:tbl>
     <w:p>
-      <w:r>
-        <w:t>Before class, solve the supported practice: Ten benchmark rows include three copies of one source and seven other unique sources. Show the intermediate steps and give the conclusion with its scope.</w:t>
+      <w:pPr>
+        <w:spacing w:line="336" w:lineRule="auto" w:after="180"/>
+      </w:pPr>
+      <w:r>
+        <w:rPr>
+          <w:b w:val="0"/>
+        </w:rPr>
+        <w:t xml:space="preserve">Before class, solve the supported practice: Ten </w:t>
+      </w:r>
+      <w:r>
+        <w:rPr>
+          <w:b/>
+        </w:rPr>
+        <w:t>benchmark</w:t>
+      </w:r>
+      <w:r>
+        <w:rPr>
+          <w:b w:val="0"/>
+        </w:rPr>
+        <w:t xml:space="preserve"> rows include three copies of one source and seven other unique sources. Show the intermediate steps and give the conclusion with its scope.</w:t>
       </w:r>
     </w:p>
     <w:p>
-      <w:r>
-        <w:t>Reasoned practice answer: Teacher explanation: Eight unique source units, not ten independent sources. Identify duplicate weighting before analysis; do not silently discard results.</w:t>
+      <w:pPr>
+        <w:pStyle w:val="Heading3"/>
+      </w:pPr>
+      <w:r>
+        <w:t>Supported practice answer</w:t>
       </w:r>
     </w:p>
     <w:p>
-      <w:r>
-        <w:t>Check every learner before discussion: Use the worked case for Dataset and benchmark limitations. Proposed explanation: “The worked result establishes every future case”. Decide whether this explanation is supported. Point to the step or supplied fact that decides; explain your repair if needed.</w:t>
+      <w:pPr>
+        <w:spacing w:line="336" w:lineRule="auto" w:after="180"/>
+        <w:shd w:fill="F1F6FC"/>
+      </w:pPr>
+      <w:r>
+        <w:rPr>
+          <w:b w:val="0"/>
+        </w:rPr>
+        <w:t>Reasoned practice answer: Teacher explanation: Eight unique source units, not ten independent sources. Identify duplicate weighting before analysis; do not silently discard results.</w:t>
       </w:r>
     </w:p>
     <w:p>
-      <w:r>
-        <w:t>Misconception repair: Benchmark success does not establish performance on a deployment population missing from its design.</w:t>
+      <w:pPr>
+        <w:spacing w:line="336" w:lineRule="auto" w:after="180"/>
+      </w:pPr>
+      <w:r>
+        <w:rPr>
+          <w:b w:val="0"/>
+        </w:rPr>
+        <w:t xml:space="preserve">Check every learner before discussion: Use the worked case for Dataset and </w:t>
+      </w:r>
+      <w:r>
+        <w:rPr>
+          <w:b/>
+        </w:rPr>
+        <w:t>benchmark</w:t>
+      </w:r>
+      <w:r>
+        <w:rPr>
+          <w:b w:val="0"/>
+        </w:rPr>
+        <w:t xml:space="preserve"> limitations. Proposed explanation: “The worked result establishes every future case”. Decide whether this explanation is supported.</w:t>
       </w:r>
     </w:p>
     <w:p>
-      <w:r>
-        <w:t>Support: read the exact case aloud, enlarge the labelled picture, supply input cards and model only the first deciding step. Accept a spoken explanation or drawing; retain the reasoning goal.</w:t>
+      <w:pPr>
+        <w:spacing w:line="336" w:lineRule="auto" w:after="180"/>
+      </w:pPr>
+      <w:r>
+        <w:rPr>
+          <w:b w:val="0"/>
+        </w:rPr>
+        <w:t>Point to the step or supplied fact that decides; explain your repair if needed.</w:t>
       </w:r>
     </w:p>
     <w:p>
-      <w:r>
-        <w:t>Extension: Add four reserved outdoor cases, of which two are correct. Require a prediction and a reason before comparing. Expected result: Report the outdoor slice as 2/4=50%, separately from indoor results. Reason: The new records finally measure the missing condition, with a small denominator.</w:t>
+      <w:pPr>
+        <w:pStyle w:val="Heading3"/>
+      </w:pPr>
+      <w:r>
+        <w:t>Repair the misconception</w:t>
       </w:r>
     </w:p>
     <w:p>
-      <w:r>
+      <w:pPr>
+        <w:spacing w:line="336" w:lineRule="auto" w:after="180"/>
+        <w:shd w:fill="FFF5E6"/>
+      </w:pPr>
+      <w:r>
+        <w:rPr>
+          <w:b w:val="0"/>
+        </w:rPr>
+        <w:t xml:space="preserve">Misconception repair: </w:t>
+      </w:r>
+      <w:r>
+        <w:rPr>
+          <w:b/>
+        </w:rPr>
+        <w:t>Benchmark</w:t>
+      </w:r>
+      <w:r>
+        <w:rPr>
+          <w:b w:val="0"/>
+        </w:rPr>
+        <w:t xml:space="preserve"> success does not establish performance on a deployment population missing from its design.</w:t>
+      </w:r>
+    </w:p>
+    <w:p>
+      <w:pPr>
+        <w:pStyle w:val="Heading3"/>
+      </w:pPr>
+      <w:r>
+        <w:t>Support without giving away the answer</w:t>
+      </w:r>
+    </w:p>
+    <w:p>
+      <w:pPr>
+        <w:spacing w:line="336" w:lineRule="auto" w:after="180"/>
+        <w:shd w:fill="F1F6F8"/>
+      </w:pPr>
+      <w:r>
+        <w:rPr>
+          <w:b w:val="0"/>
+        </w:rPr>
+        <w:t xml:space="preserve">Support: read the exact case aloud, enlarge the labelled picture, supply </w:t>
+      </w:r>
+      <w:r>
+        <w:rPr>
+          <w:b/>
+        </w:rPr>
+        <w:t>input</w:t>
+      </w:r>
+      <w:r>
+        <w:rPr>
+          <w:b w:val="0"/>
+        </w:rPr>
+        <w:t xml:space="preserve"> cards and model only the first deciding step. Accept a spoken explanation or drawing; retain the reasoning goal.</w:t>
+      </w:r>
+    </w:p>
+    <w:p>
+      <w:pPr>
+        <w:pStyle w:val="Heading3"/>
+      </w:pPr>
+      <w:r>
+        <w:t>Extend the reasoning</w:t>
+      </w:r>
+    </w:p>
+    <w:p>
+      <w:pPr>
+        <w:spacing w:line="336" w:lineRule="auto" w:after="180"/>
+        <w:shd w:fill="F5F1FB"/>
+      </w:pPr>
+      <w:r>
+        <w:rPr>
+          <w:b w:val="0"/>
+        </w:rPr>
+        <w:t xml:space="preserve">Extension: Add four reserved outdoor cases, of which two are correct. Require a </w:t>
+      </w:r>
+      <w:r>
+        <w:rPr>
+          <w:b/>
+        </w:rPr>
+        <w:t>prediction</w:t>
+      </w:r>
+      <w:r>
+        <w:rPr>
+          <w:b w:val="0"/>
+        </w:rPr>
+        <w:t xml:space="preserve"> and a reason before comparing. Expected result: Report the outdoor slice as 2/4=50%, separately from indoor results.</w:t>
+      </w:r>
+    </w:p>
+    <w:p>
+      <w:pPr>
+        <w:spacing w:line="336" w:lineRule="auto" w:after="180"/>
+        <w:shd w:fill="F5F1FB"/>
+      </w:pPr>
+      <w:r>
+        <w:rPr>
+          <w:b w:val="0"/>
+        </w:rPr>
+        <w:t>Reason: The new records finally measure the missing condition, with a small denominator.</w:t>
+      </w:r>
+    </w:p>
+    <w:p>
+      <w:pPr>
+        <w:pStyle w:val="Heading3"/>
+      </w:pPr>
+      <w:r>
+        <w:t>Protect the independent attempt</w:t>
+      </w:r>
+    </w:p>
+    <w:p>
+      <w:pPr>
+        <w:spacing w:line="336" w:lineRule="auto" w:after="180"/>
+        <w:shd w:fill="FFF5E6"/>
+      </w:pPr>
+      <w:r>
+        <w:rPr>
+          <w:b w:val="0"/>
+        </w:rPr>
         <w:t>Independent assessment: withhold the reserved answer until the learner has attempted the new case. Record support separately from correctness.</w:t>
       </w:r>
     </w:p>
@@ -2355,46 +4654,999 @@
       </w:tr>
     </w:tbl>
     <w:p>
-      <w:r>
-        <w:t>Project checkpoint: Test changed cases. Keep normal, boundary and failure cases; compare expected and observed results.</w:t>
+      <w:pPr>
+        <w:pStyle w:val="Heading3"/>
+      </w:pPr>
+      <w:r>
+        <w:t>Project checkpoint</w:t>
       </w:r>
     </w:p>
     <w:p>
-      <w:r>
-        <w:t>Use the weekly teacher answer for topic-specific reasoning. A saved progress tick is an activity record; judge mastery from the learner’s explanation and evidence.</w:t>
+      <w:pPr>
+        <w:spacing w:line="336" w:lineRule="auto" w:after="180"/>
+        <w:shd w:fill="EDF7F3"/>
+      </w:pPr>
+      <w:r>
+        <w:rPr>
+          <w:b w:val="0"/>
+        </w:rPr>
+        <w:t>Project checkpoint: Test changed cases. Keep normal, boundary and failure cases; compare expected and observed results.</w:t>
       </w:r>
     </w:p>
     <w:p>
       <w:pPr>
-        <w:pStyle w:val="Heading1"/>
-      </w:pPr>
-      <w:r>
-        <w:t>08. Use feedback, labs and repair paths</w:t>
+        <w:spacing w:line="336" w:lineRule="auto" w:after="180"/>
+      </w:pPr>
+      <w:r>
+        <w:rPr>
+          <w:b w:val="0"/>
+        </w:rPr>
+        <w:t xml:space="preserve">Use the weekly teacher answer for topic-specific reasoning. A saved progress tick is an activity record; judge mastery from the learner’s explanation and </w:t>
+      </w:r>
+      <w:r>
+        <w:rPr>
+          <w:b/>
+        </w:rPr>
+        <w:t>evidence</w:t>
+      </w:r>
+      <w:r>
+        <w:rPr>
+          <w:b w:val="0"/>
+        </w:rPr>
+        <w:t>.</w:t>
       </w:r>
     </w:p>
     <w:p>
-      <w:r>
-        <w:t>Use the two formative questions as supported practice, not as independent mastery scores. Discuss the deciding evidence rather than accepting a guessed selection.</w:t>
+      <w:pPr>
+        <w:pStyle w:val="Heading1"/>
+      </w:pPr>
+      <w:r>
+        <w:t>08. Use feedback, labs and repair paths</w:t>
       </w:r>
     </w:p>
     <w:p>
       <w:r>
-        <w:t>The feedback comes from the reviewed public worked case. Do not reveal the separately reserved independent teacher answer until the learner has attempted that case.</w:t>
+        <w:t>Use feedback, earlier review and portfolios purposefully. Apply the coding routine only when this lesson has an executable lab.</w:t>
       </w:r>
     </w:p>
     <w:p>
-      <w:r>
-        <w:t>Ask students to predict before running code. Preserve errors and actual outputs; collect a changed test and an explanation. The branch-boundary and indexing lessons deliberately include failure cases.</w:t>
+      <w:pPr>
+        <w:spacing w:line="336" w:lineRule="auto" w:after="180"/>
+      </w:pPr>
+      <w:r>
+        <w:rPr>
+          <w:b w:val="0"/>
+        </w:rPr>
+        <w:t xml:space="preserve">Use the two formative questions as supported practice, not as independent mastery scores. Discuss the deciding </w:t>
+      </w:r>
+      <w:r>
+        <w:rPr>
+          <w:b/>
+        </w:rPr>
+        <w:t>evidence</w:t>
+      </w:r>
+      <w:r>
+        <w:rPr>
+          <w:b w:val="0"/>
+        </w:rPr>
+        <w:t xml:space="preserve"> rather than accepting a guessed selection.</w:t>
       </w:r>
     </w:p>
     <w:p>
-      <w:r>
-        <w:t>Use the earlier worked-explanation links to address a specific missing building block, then return to the current question. Adapt this suggestion after observing the learner; it is not an automatic diagnosis.</w:t>
+      <w:pPr>
+        <w:spacing w:line="336" w:lineRule="auto" w:after="180"/>
+      </w:pPr>
+      <w:r>
+        <w:rPr>
+          <w:b w:val="0"/>
+        </w:rPr>
+        <w:t>The feedback comes from the reviewed public worked case. Do not reveal the separately reserved independent teacher answer until the learner has attempted that case.</w:t>
       </w:r>
     </w:p>
     <w:p>
-      <w:r>
-        <w:t>Collect the completed-work portfolio as evidence. Record support separately from correctness, and assess explanation, trace/test and limitations. Progress ticks and quiz selections alone do not establish mastery.</w:t>
+      <w:pPr>
+        <w:pStyle w:val="Heading3"/>
+      </w:pPr>
+      <w:r>
+        <w:t>For later coding lessons</w:t>
+      </w:r>
+    </w:p>
+    <w:p>
+      <w:r>
+        <w:t>This week has no code block. Use this routine when a later lesson includes an executable lab.</w:t>
+      </w:r>
+    </w:p>
+    <w:p>
+      <w:pPr>
+        <w:spacing w:line="336" w:lineRule="auto" w:after="180"/>
+        <w:shd w:fill="F1F6F8"/>
+      </w:pPr>
+      <w:r>
+        <w:rPr>
+          <w:b w:val="0"/>
+        </w:rPr>
+        <w:t xml:space="preserve">Ask students to predict before running code. Preserve errors and actual </w:t>
+      </w:r>
+      <w:r>
+        <w:rPr>
+          <w:b/>
+        </w:rPr>
+        <w:t>output</w:t>
+      </w:r>
+      <w:r>
+        <w:rPr>
+          <w:b w:val="0"/>
+        </w:rPr>
+        <w:t>s; collect a changed test and an explanation. The branch-boundary and indexing lessons deliberately include failure cases.</w:t>
+      </w:r>
+    </w:p>
+    <w:p>
+      <w:pPr>
+        <w:spacing w:line="336" w:lineRule="auto" w:after="180"/>
+      </w:pPr>
+      <w:r>
+        <w:rPr>
+          <w:b w:val="0"/>
+        </w:rPr>
+        <w:t>Use the earlier worked-explanation links to address a specific missing building block, then return to the current question. Adapt this suggestion after observing the learner; it is not an automatic diagnosis.</w:t>
+      </w:r>
+    </w:p>
+    <w:p>
+      <w:pPr>
+        <w:spacing w:line="336" w:lineRule="auto" w:after="180"/>
+      </w:pPr>
+      <w:r>
+        <w:rPr>
+          <w:b w:val="0"/>
+        </w:rPr>
+        <w:t xml:space="preserve">Collect the completed-work portfolio as </w:t>
+      </w:r>
+      <w:r>
+        <w:rPr>
+          <w:b/>
+        </w:rPr>
+        <w:t>evidence</w:t>
+      </w:r>
+      <w:r>
+        <w:rPr>
+          <w:b w:val="0"/>
+        </w:rPr>
+        <w:t>. Record support separately from correctness, and assess explanation, trace/test and limitations. Progress ticks and quiz selections alone do not establish mastery.</w:t>
+      </w:r>
+    </w:p>
+    <w:p>
+      <w:pPr>
+        <w:pStyle w:val="Heading1"/>
+      </w:pPr>
+      <w:r>
+        <w:t>09. Visual concept journey</w:t>
+      </w:r>
+    </w:p>
+    <w:p>
+      <w:r>
+        <w:t>Show one Dataset and benchmark limitations graphic at a time, request a prediction and discuss its trace before the independent assessment.</w:t>
+      </w:r>
+    </w:p>
+    <w:p>
+      <w:pPr>
+        <w:spacing w:line="336" w:lineRule="auto" w:after="180"/>
+      </w:pPr>
+      <w:r>
+        <w:rPr>
+          <w:b w:val="0"/>
+        </w:rPr>
+        <w:t xml:space="preserve">Use one picture at a time. Hide a worked result before asking for a </w:t>
+      </w:r>
+      <w:r>
+        <w:rPr>
+          <w:b/>
+        </w:rPr>
+        <w:t>prediction</w:t>
+      </w:r>
+      <w:r>
+        <w:rPr>
+          <w:b w:val="0"/>
+        </w:rPr>
+        <w:t>, then reveal it for feedback. These are supported teaching cases; retain the separate independent assessment for a fresh first attempt.</w:t>
+      </w:r>
+    </w:p>
+    <w:p>
+      <w:pPr>
+        <w:pStyle w:val="Heading3"/>
+      </w:pPr>
+      <w:r>
+        <w:t>01. Dataset and benchmark limitations: the case</w:t>
+      </w:r>
+    </w:p>
+    <w:p>
+      <w:r>
+        <w:drawing>
+          <wp:inline xmlns:a="http://schemas.openxmlformats.org/drawingml/2006/main" xmlns:pic="http://schemas.openxmlformats.org/drawingml/2006/picture">
+            <wp:extent cx="5486400" cy="2834640"/>
+            <wp:docPr id="3" name="Picture 3" descr="A benchmark can miss the intended setting. A plant model is evaluated on clean indoor photos but proposed for shaded outdoor photos. Supplied facts: Indoor benchmark: 9/10 correct. No outdoor cases are present. The same model is intended for both."/>
+            <wp:cNvGraphicFramePr>
+              <a:graphicFrameLocks noChangeAspect="1"/>
+            </wp:cNvGraphicFramePr>
+            <a:graphic>
+              <a:graphicData uri="http://schemas.openxmlformats.org/drawingml/2006/picture">
+                <pic:pic>
+                  <pic:nvPicPr>
+                    <pic:cNvPr id="0" name="academy-story-ai-7-18-01.png"/>
+                    <pic:cNvPicPr/>
+                  </pic:nvPicPr>
+                  <pic:blipFill>
+                    <a:blip r:embed="rId11"/>
+                    <a:stretch>
+                      <a:fillRect/>
+                    </a:stretch>
+                  </pic:blipFill>
+                  <pic:spPr>
+                    <a:xfrm>
+                      <a:off x="0" y="0"/>
+                      <a:ext cx="5486400" cy="2834640"/>
+                    </a:xfrm>
+                    <a:prstGeom prst="rect"/>
+                  </pic:spPr>
+                </pic:pic>
+              </a:graphicData>
+            </a:graphic>
+          </wp:inline>
+        </w:drawing>
+      </w:r>
+    </w:p>
+    <w:p>
+      <w:pPr>
+        <w:spacing w:line="336" w:lineRule="auto" w:after="180"/>
+      </w:pPr>
+      <w:r>
+        <w:rPr>
+          <w:b w:val="0"/>
+        </w:rPr>
+        <w:t xml:space="preserve">A </w:t>
+      </w:r>
+      <w:r>
+        <w:rPr>
+          <w:b/>
+        </w:rPr>
+        <w:t>benchmark</w:t>
+      </w:r>
+      <w:r>
+        <w:rPr>
+          <w:b w:val="0"/>
+        </w:rPr>
+        <w:t xml:space="preserve"> can miss the intended setting. A plant model is evaluated on clean indoor photos but proposed for shaded outdoor photos. Supplied facts: Indoor </w:t>
+      </w:r>
+      <w:r>
+        <w:rPr>
+          <w:b/>
+        </w:rPr>
+        <w:t>benchmark</w:t>
+      </w:r>
+      <w:r>
+        <w:rPr>
+          <w:b w:val="0"/>
+        </w:rPr>
+        <w:t>: 9/10 correct. No outdoor cases are present.</w:t>
+      </w:r>
+    </w:p>
+    <w:p>
+      <w:pPr>
+        <w:spacing w:line="336" w:lineRule="auto" w:after="180"/>
+      </w:pPr>
+      <w:r>
+        <w:rPr>
+          <w:b w:val="0"/>
+        </w:rPr>
+        <w:t>The same model is intended for both.</w:t>
+      </w:r>
+    </w:p>
+    <w:p>
+      <w:pPr>
+        <w:spacing w:line="336" w:lineRule="auto" w:after="180"/>
+        <w:shd w:fill="F5F1FB"/>
+      </w:pPr>
+      <w:r>
+        <w:rPr>
+          <w:b w:val="0"/>
+        </w:rPr>
+        <w:t>Point to the given fact that matters most. Explain why it matters.</w:t>
+      </w:r>
+    </w:p>
+    <w:p>
+      <w:pPr>
+        <w:pStyle w:val="Heading3"/>
+      </w:pPr>
+      <w:r>
+        <w:t>Discuss while showing the picture</w:t>
+      </w:r>
+    </w:p>
+    <w:p>
+      <w:pPr>
+        <w:spacing w:line="336" w:lineRule="auto" w:after="180"/>
+        <w:shd w:fill="F1F6F8"/>
+      </w:pPr>
+      <w:r>
+        <w:rPr>
+          <w:b w:val="0"/>
+        </w:rPr>
+        <w:t>Teacher prompt: Point to the given fact that matters most. Explain why it matters. Ask learners to describe one label or arrow in ordinary words. Use the adjacent transcript if the image is difficult to see.</w:t>
+      </w:r>
+    </w:p>
+    <w:p>
+      <w:pPr>
+        <w:pStyle w:val="Heading3"/>
+      </w:pPr>
+      <w:r>
+        <w:t>02. Follow the deciding steps</w:t>
+      </w:r>
+    </w:p>
+    <w:p>
+      <w:r>
+        <w:drawing>
+          <wp:inline xmlns:a="http://schemas.openxmlformats.org/drawingml/2006/main" xmlns:pic="http://schemas.openxmlformats.org/drawingml/2006/picture">
+            <wp:extent cx="5486400" cy="3182112"/>
+            <wp:docPr id="4" name="Picture 4" descr="Name measured setting: All ten benchmark images are clean indoor photos. → Report the result: The observed indoor score is 90%. → Name missing evidence: Outdoor shade performance remains unmeasured."/>
+            <wp:cNvGraphicFramePr>
+              <a:graphicFrameLocks noChangeAspect="1"/>
+            </wp:cNvGraphicFramePr>
+            <a:graphic>
+              <a:graphicData uri="http://schemas.openxmlformats.org/drawingml/2006/picture">
+                <pic:pic>
+                  <pic:nvPicPr>
+                    <pic:cNvPr id="0" name="academy-story-ai-7-18-02.png"/>
+                    <pic:cNvPicPr/>
+                  </pic:nvPicPr>
+                  <pic:blipFill>
+                    <a:blip r:embed="rId12"/>
+                    <a:stretch>
+                      <a:fillRect/>
+                    </a:stretch>
+                  </pic:blipFill>
+                  <pic:spPr>
+                    <a:xfrm>
+                      <a:off x="0" y="0"/>
+                      <a:ext cx="5486400" cy="3182112"/>
+                    </a:xfrm>
+                    <a:prstGeom prst="rect"/>
+                  </pic:spPr>
+                </pic:pic>
+              </a:graphicData>
+            </a:graphic>
+          </wp:inline>
+        </w:drawing>
+      </w:r>
+    </w:p>
+    <w:p>
+      <w:pPr>
+        <w:spacing w:line="336" w:lineRule="auto" w:after="180"/>
+      </w:pPr>
+      <w:r>
+        <w:rPr>
+          <w:b w:val="0"/>
+        </w:rPr>
+        <w:t xml:space="preserve">Name measured setting: All ten </w:t>
+      </w:r>
+      <w:r>
+        <w:rPr>
+          <w:b/>
+        </w:rPr>
+        <w:t>benchmark</w:t>
+      </w:r>
+      <w:r>
+        <w:rPr>
+          <w:b w:val="0"/>
+        </w:rPr>
+        <w:t xml:space="preserve"> images are clean indoor photos. → Report the result: The observed indoor score is 90%. → Name missing </w:t>
+      </w:r>
+      <w:r>
+        <w:rPr>
+          <w:b/>
+        </w:rPr>
+        <w:t>evidence</w:t>
+      </w:r>
+      <w:r>
+        <w:rPr>
+          <w:b w:val="0"/>
+        </w:rPr>
+        <w:t>: Outdoor shade performance remains unmeasured.</w:t>
+      </w:r>
+    </w:p>
+    <w:p>
+      <w:pPr>
+        <w:spacing w:line="336" w:lineRule="auto" w:after="180"/>
+        <w:shd w:fill="F5F1FB"/>
+      </w:pPr>
+      <w:r>
+        <w:rPr>
+          <w:b w:val="0"/>
+        </w:rPr>
+        <w:t xml:space="preserve">Point to each numbered stage and explain which recorded </w:t>
+      </w:r>
+      <w:r>
+        <w:rPr>
+          <w:b/>
+        </w:rPr>
+        <w:t>input</w:t>
+      </w:r>
+      <w:r>
+        <w:rPr>
+          <w:b w:val="0"/>
+        </w:rPr>
+        <w:t xml:space="preserve"> it uses.</w:t>
+      </w:r>
+    </w:p>
+    <w:p>
+      <w:pPr>
+        <w:pStyle w:val="Heading3"/>
+      </w:pPr>
+      <w:r>
+        <w:t>Discuss while showing the picture</w:t>
+      </w:r>
+    </w:p>
+    <w:p>
+      <w:pPr>
+        <w:spacing w:line="336" w:lineRule="auto" w:after="180"/>
+        <w:shd w:fill="F1F6F8"/>
+      </w:pPr>
+      <w:r>
+        <w:rPr>
+          <w:b w:val="0"/>
+        </w:rPr>
+        <w:t xml:space="preserve">Teacher prompt: Point to each numbered stage and explain which recorded </w:t>
+      </w:r>
+      <w:r>
+        <w:rPr>
+          <w:b/>
+        </w:rPr>
+        <w:t>input</w:t>
+      </w:r>
+      <w:r>
+        <w:rPr>
+          <w:b w:val="0"/>
+        </w:rPr>
+        <w:t xml:space="preserve"> it uses. Ask learners to describe one label or arrow in ordinary words. Use the adjacent transcript if the image is difficult to see.</w:t>
+      </w:r>
+    </w:p>
+    <w:p>
+      <w:pPr>
+        <w:pStyle w:val="Heading3"/>
+      </w:pPr>
+      <w:r>
+        <w:t>03. Benchmark conditions</w:t>
+      </w:r>
+    </w:p>
+    <w:p>
+      <w:r>
+        <w:drawing>
+          <wp:inline xmlns:a="http://schemas.openxmlformats.org/drawingml/2006/main" xmlns:pic="http://schemas.openxmlformats.org/drawingml/2006/picture">
+            <wp:extent cx="5486400" cy="3096768"/>
+            <wp:docPr id="5" name="Picture 5" descr="Benchmark conditions. Indoor benchmark: Correct = 9, Total = 10. Added outdoor slice: Correct = 2, Total = 4."/>
+            <wp:cNvGraphicFramePr>
+              <a:graphicFrameLocks noChangeAspect="1"/>
+            </wp:cNvGraphicFramePr>
+            <a:graphic>
+              <a:graphicData uri="http://schemas.openxmlformats.org/drawingml/2006/picture">
+                <pic:pic>
+                  <pic:nvPicPr>
+                    <pic:cNvPr id="0" name="academy-story-ai-7-18-03.png"/>
+                    <pic:cNvPicPr/>
+                  </pic:nvPicPr>
+                  <pic:blipFill>
+                    <a:blip r:embed="rId13"/>
+                    <a:stretch>
+                      <a:fillRect/>
+                    </a:stretch>
+                  </pic:blipFill>
+                  <pic:spPr>
+                    <a:xfrm>
+                      <a:off x="0" y="0"/>
+                      <a:ext cx="5486400" cy="3096768"/>
+                    </a:xfrm>
+                    <a:prstGeom prst="rect"/>
+                  </pic:spPr>
+                </pic:pic>
+              </a:graphicData>
+            </a:graphic>
+          </wp:inline>
+        </w:drawing>
+      </w:r>
+    </w:p>
+    <w:p>
+      <w:pPr>
+        <w:spacing w:line="336" w:lineRule="auto" w:after="180"/>
+      </w:pPr>
+      <w:r>
+        <w:rPr>
+          <w:b/>
+        </w:rPr>
+        <w:t>Benchmark</w:t>
+      </w:r>
+      <w:r>
+        <w:rPr>
+          <w:b w:val="0"/>
+        </w:rPr>
+        <w:t xml:space="preserve"> conditions. Indoor </w:t>
+      </w:r>
+      <w:r>
+        <w:rPr>
+          <w:b/>
+        </w:rPr>
+        <w:t>benchmark</w:t>
+      </w:r>
+      <w:r>
+        <w:rPr>
+          <w:b w:val="0"/>
+        </w:rPr>
+        <w:t>: Correct = 9, Total = 10. Added outdoor slice: Correct = 2, Total = 4.</w:t>
+      </w:r>
+    </w:p>
+    <w:p>
+      <w:pPr>
+        <w:spacing w:line="336" w:lineRule="auto" w:after="180"/>
+        <w:shd w:fill="F5F1FB"/>
+      </w:pPr>
+      <w:r>
+        <w:rPr>
+          <w:b w:val="0"/>
+        </w:rPr>
+        <w:t>Read the labels and values. Explain the relationship the model shows.</w:t>
+      </w:r>
+    </w:p>
+    <w:p>
+      <w:pPr>
+        <w:pStyle w:val="Heading3"/>
+      </w:pPr>
+      <w:r>
+        <w:t>Discuss while showing the picture</w:t>
+      </w:r>
+    </w:p>
+    <w:p>
+      <w:pPr>
+        <w:spacing w:line="336" w:lineRule="auto" w:after="180"/>
+        <w:shd w:fill="F1F6F8"/>
+      </w:pPr>
+      <w:r>
+        <w:rPr>
+          <w:b w:val="0"/>
+        </w:rPr>
+        <w:t>Teacher prompt: Read the labels and values. Explain the relationship the model shows. Ask learners to describe one label or arrow in ordinary words. Use the adjacent transcript if the image is difficult to see.</w:t>
+      </w:r>
+    </w:p>
+    <w:p>
+      <w:pPr>
+        <w:spacing w:line="336" w:lineRule="auto" w:after="180"/>
+        <w:shd w:fill="F1F6F8"/>
+      </w:pPr>
+      <w:r>
+        <w:rPr>
+          <w:b w:val="0"/>
+        </w:rPr>
+        <w:t>Check row/column meanings, units and denominators before discussing a difference. Supplied toy values are not real class or model results.</w:t>
+      </w:r>
+    </w:p>
+    <w:p>
+      <w:pPr>
+        <w:pStyle w:val="Heading3"/>
+      </w:pPr>
+      <w:r>
+        <w:t>04. Change one thing. Trace what follows.</w:t>
+      </w:r>
+    </w:p>
+    <w:p>
+      <w:r>
+        <w:drawing>
+          <wp:inline xmlns:a="http://schemas.openxmlformats.org/drawingml/2006/main" xmlns:pic="http://schemas.openxmlformats.org/drawingml/2006/picture">
+            <wp:extent cx="5486400" cy="3026664"/>
+            <wp:docPr id="6" name="Picture 6" descr="Original case: Outdoor shade performance remains unmeasured. Changed condition: Add four reserved outdoor cases, of which two are correct. Expected result: Report the outdoor slice as 2/4=50%, separately from indoor results. Reason: The new records finally measure the missing condition, with a small denominator."/>
+            <wp:cNvGraphicFramePr>
+              <a:graphicFrameLocks noChangeAspect="1"/>
+            </wp:cNvGraphicFramePr>
+            <a:graphic>
+              <a:graphicData uri="http://schemas.openxmlformats.org/drawingml/2006/picture">
+                <pic:pic>
+                  <pic:nvPicPr>
+                    <pic:cNvPr id="0" name="academy-story-ai-7-18-04.png"/>
+                    <pic:cNvPicPr/>
+                  </pic:nvPicPr>
+                  <pic:blipFill>
+                    <a:blip r:embed="rId14"/>
+                    <a:stretch>
+                      <a:fillRect/>
+                    </a:stretch>
+                  </pic:blipFill>
+                  <pic:spPr>
+                    <a:xfrm>
+                      <a:off x="0" y="0"/>
+                      <a:ext cx="5486400" cy="3026664"/>
+                    </a:xfrm>
+                    <a:prstGeom prst="rect"/>
+                  </pic:spPr>
+                </pic:pic>
+              </a:graphicData>
+            </a:graphic>
+          </wp:inline>
+        </w:drawing>
+      </w:r>
+    </w:p>
+    <w:p>
+      <w:pPr>
+        <w:spacing w:line="336" w:lineRule="auto" w:after="180"/>
+      </w:pPr>
+      <w:r>
+        <w:rPr>
+          <w:b w:val="0"/>
+        </w:rPr>
+        <w:t>Original case: Outdoor shade performance remains unmeasured. Changed condition: Add four reserved outdoor cases, of which two are correct. Expected result: Report the outdoor slice as 2/4=50%, separately from indoor results.</w:t>
+      </w:r>
+    </w:p>
+    <w:p>
+      <w:pPr>
+        <w:spacing w:line="336" w:lineRule="auto" w:after="180"/>
+      </w:pPr>
+      <w:r>
+        <w:rPr>
+          <w:b w:val="0"/>
+        </w:rPr>
+        <w:t>Reason: The new records finally measure the missing condition, with a small denominator.</w:t>
+      </w:r>
+    </w:p>
+    <w:p>
+      <w:pPr>
+        <w:spacing w:line="336" w:lineRule="auto" w:after="180"/>
+        <w:shd w:fill="F5F1FB"/>
+      </w:pPr>
+      <w:r>
+        <w:rPr>
+          <w:b w:val="0"/>
+        </w:rPr>
+        <w:t>Predict before checking the worked changed-case result. Name what changed and what the supplied facts allow you to conclude.</w:t>
+      </w:r>
+    </w:p>
+    <w:p>
+      <w:pPr>
+        <w:pStyle w:val="Heading3"/>
+      </w:pPr>
+      <w:r>
+        <w:t>Discuss while showing the picture</w:t>
+      </w:r>
+    </w:p>
+    <w:p>
+      <w:pPr>
+        <w:spacing w:line="336" w:lineRule="auto" w:after="180"/>
+        <w:shd w:fill="F1F6F8"/>
+      </w:pPr>
+      <w:r>
+        <w:rPr>
+          <w:b w:val="0"/>
+        </w:rPr>
+        <w:t>Teacher prompt: Predict before checking the worked changed-case result. Name what changed and what the supplied facts allow you to conclude. Ask learners to describe one label or arrow in ordinary words.</w:t>
+      </w:r>
+    </w:p>
+    <w:p>
+      <w:pPr>
+        <w:spacing w:line="336" w:lineRule="auto" w:after="180"/>
+        <w:shd w:fill="F1F6F8"/>
+      </w:pPr>
+      <w:r>
+        <w:rPr>
+          <w:b w:val="0"/>
+        </w:rPr>
+        <w:t>Use the adjacent transcript if the image is difficult to see. Changed-case reasoning: The new records finally measure the missing condition, with a small denominator.</w:t>
+      </w:r>
+    </w:p>
+    <w:p>
+      <w:pPr>
+        <w:pStyle w:val="Heading3"/>
+      </w:pPr>
+      <w:r>
+        <w:t>05. Connect the explanation to its limit</w:t>
+      </w:r>
+    </w:p>
+    <w:p>
+      <w:r>
+        <w:drawing>
+          <wp:inline xmlns:a="http://schemas.openxmlformats.org/drawingml/2006/main" xmlns:pic="http://schemas.openxmlformats.org/drawingml/2006/picture">
+            <wp:extent cx="5486400" cy="2834640"/>
+            <wp:docPr id="7" name="Picture 7" descr="A benchmark represents particular tasks and collection conditions. High performance on it cannot automatically establish fitness for a different deployment setting. Limit: Neither slice estimates all future photos; inspect sampling, labels and grouping."/>
+            <wp:cNvGraphicFramePr>
+              <a:graphicFrameLocks noChangeAspect="1"/>
+            </wp:cNvGraphicFramePr>
+            <a:graphic>
+              <a:graphicData uri="http://schemas.openxmlformats.org/drawingml/2006/picture">
+                <pic:pic>
+                  <pic:nvPicPr>
+                    <pic:cNvPr id="0" name="academy-story-ai-7-18-05.png"/>
+                    <pic:cNvPicPr/>
+                  </pic:nvPicPr>
+                  <pic:blipFill>
+                    <a:blip r:embed="rId15"/>
+                    <a:stretch>
+                      <a:fillRect/>
+                    </a:stretch>
+                  </pic:blipFill>
+                  <pic:spPr>
+                    <a:xfrm>
+                      <a:off x="0" y="0"/>
+                      <a:ext cx="5486400" cy="2834640"/>
+                    </a:xfrm>
+                    <a:prstGeom prst="rect"/>
+                  </pic:spPr>
+                </pic:pic>
+              </a:graphicData>
+            </a:graphic>
+          </wp:inline>
+        </w:drawing>
+      </w:r>
+    </w:p>
+    <w:p>
+      <w:pPr>
+        <w:spacing w:line="336" w:lineRule="auto" w:after="180"/>
+      </w:pPr>
+      <w:r>
+        <w:rPr>
+          <w:b w:val="0"/>
+        </w:rPr>
+        <w:t xml:space="preserve">A </w:t>
+      </w:r>
+      <w:r>
+        <w:rPr>
+          <w:b/>
+        </w:rPr>
+        <w:t>benchmark</w:t>
+      </w:r>
+      <w:r>
+        <w:rPr>
+          <w:b w:val="0"/>
+        </w:rPr>
+        <w:t xml:space="preserve"> represents particular tasks and collection conditions. High performance on it cannot automatically establish fitness for a different deployment setting.</w:t>
+      </w:r>
+    </w:p>
+    <w:p>
+      <w:pPr>
+        <w:spacing w:line="336" w:lineRule="auto" w:after="180"/>
+      </w:pPr>
+      <w:r>
+        <w:rPr>
+          <w:b w:val="0"/>
+        </w:rPr>
+        <w:t>Limit: Neither slice estimates all future photos; inspect sampling, labels and grouping.</w:t>
+      </w:r>
+    </w:p>
+    <w:p>
+      <w:pPr>
+        <w:spacing w:line="336" w:lineRule="auto" w:after="180"/>
+        <w:shd w:fill="F5F1FB"/>
+      </w:pPr>
+      <w:r>
+        <w:rPr>
+          <w:b w:val="0"/>
+        </w:rPr>
+        <w:t>Explain the case, then point to a limit on the claim.</w:t>
+      </w:r>
+    </w:p>
+    <w:p>
+      <w:pPr>
+        <w:pStyle w:val="Heading3"/>
+      </w:pPr>
+      <w:r>
+        <w:t>Discuss while showing the picture</w:t>
+      </w:r>
+    </w:p>
+    <w:p>
+      <w:pPr>
+        <w:spacing w:line="336" w:lineRule="auto" w:after="180"/>
+        <w:shd w:fill="F1F6F8"/>
+      </w:pPr>
+      <w:r>
+        <w:rPr>
+          <w:b w:val="0"/>
+        </w:rPr>
+        <w:t>Teacher prompt: Explain the case, then point to a limit on the claim. Ask learners to describe one label or arrow in ordinary words. Use the adjacent transcript if the image is difficult to see.</w:t>
+      </w:r>
+    </w:p>
+    <w:p>
+      <w:pPr>
+        <w:spacing w:line="336" w:lineRule="auto" w:after="180"/>
+        <w:shd w:fill="F1F6F8"/>
+      </w:pPr>
+      <w:r>
+        <w:rPr>
+          <w:b w:val="0"/>
+        </w:rPr>
+        <w:t>Keep the stated scope: Neither slice estimates all future photos; inspect sampling, labels and grouping.</w:t>
+      </w:r>
+    </w:p>
+    <w:p>
+      <w:pPr>
+        <w:pStyle w:val="Heading3"/>
+      </w:pPr>
+      <w:r>
+        <w:t>06. Make the idea visible in your project</w:t>
+      </w:r>
+    </w:p>
+    <w:p>
+      <w:r>
+        <w:drawing>
+          <wp:inline xmlns:a="http://schemas.openxmlformats.org/drawingml/2006/main" xmlns:pic="http://schemas.openxmlformats.org/drawingml/2006/picture">
+            <wp:extent cx="5486400" cy="3681984"/>
+            <wp:docPr id="8" name="Picture 8" descr="For the Reproducible AI Research Study, retain an annotated worked trace and the changed-case reasoning. Connect the claim to its records, units and assumptions so another investigator can challenge or reproduce it. Draw your input, deciding step, result and limit. Supported question: Report the indoor benchmark with its denominator and missing condition. After two correct outdoor cases out of four are added, what slice rate is supported and what remains uncertain?"/>
+            <wp:cNvGraphicFramePr>
+              <a:graphicFrameLocks noChangeAspect="1"/>
+            </wp:cNvGraphicFramePr>
+            <a:graphic>
+              <a:graphicData uri="http://schemas.openxmlformats.org/drawingml/2006/picture">
+                <pic:pic>
+                  <pic:nvPicPr>
+                    <pic:cNvPr id="0" name="academy-story-ai-7-18-06.png"/>
+                    <pic:cNvPicPr/>
+                  </pic:nvPicPr>
+                  <pic:blipFill>
+                    <a:blip r:embed="rId16"/>
+                    <a:stretch>
+                      <a:fillRect/>
+                    </a:stretch>
+                  </pic:blipFill>
+                  <pic:spPr>
+                    <a:xfrm>
+                      <a:off x="0" y="0"/>
+                      <a:ext cx="5486400" cy="3681984"/>
+                    </a:xfrm>
+                    <a:prstGeom prst="rect"/>
+                  </pic:spPr>
+                </pic:pic>
+              </a:graphicData>
+            </a:graphic>
+          </wp:inline>
+        </w:drawing>
+      </w:r>
+    </w:p>
+    <w:p>
+      <w:pPr>
+        <w:spacing w:line="336" w:lineRule="auto" w:after="180"/>
+      </w:pPr>
+      <w:r>
+        <w:rPr>
+          <w:b w:val="0"/>
+        </w:rPr>
+        <w:t>For the Reproducible AI Research Study, retain an annotated worked trace and the changed-case reasoning. Connect the claim to its records, units and assumptions so another investigator can challenge or reproduce it.</w:t>
+      </w:r>
+    </w:p>
+    <w:p>
+      <w:pPr>
+        <w:spacing w:line="336" w:lineRule="auto" w:after="180"/>
+      </w:pPr>
+      <w:r>
+        <w:rPr>
+          <w:b w:val="0"/>
+        </w:rPr>
+        <w:t xml:space="preserve">Draw your </w:t>
+      </w:r>
+      <w:r>
+        <w:rPr>
+          <w:b/>
+        </w:rPr>
+        <w:t>input</w:t>
+      </w:r>
+      <w:r>
+        <w:rPr>
+          <w:b w:val="0"/>
+        </w:rPr>
+        <w:t xml:space="preserve">, deciding step, result and limit. Supported question: Report the indoor </w:t>
+      </w:r>
+      <w:r>
+        <w:rPr>
+          <w:b/>
+        </w:rPr>
+        <w:t>benchmark</w:t>
+      </w:r>
+      <w:r>
+        <w:rPr>
+          <w:b w:val="0"/>
+        </w:rPr>
+        <w:t xml:space="preserve"> with its denominator and missing condition.</w:t>
+      </w:r>
+    </w:p>
+    <w:p>
+      <w:pPr>
+        <w:spacing w:line="336" w:lineRule="auto" w:after="180"/>
+      </w:pPr>
+      <w:r>
+        <w:rPr>
+          <w:b w:val="0"/>
+        </w:rPr>
+        <w:t>After two correct outdoor cases out of four are added, what slice rate is supported and what remains uncertain?</w:t>
+      </w:r>
+    </w:p>
+    <w:p>
+      <w:pPr>
+        <w:spacing w:line="336" w:lineRule="auto" w:after="180"/>
+        <w:shd w:fill="F5F1FB"/>
+      </w:pPr>
+      <w:r>
+        <w:rPr>
+          <w:b w:val="0"/>
+        </w:rPr>
+        <w:t xml:space="preserve">Draw your project trace and justify the deciding step using </w:t>
+      </w:r>
+      <w:r>
+        <w:rPr>
+          <w:b/>
+        </w:rPr>
+        <w:t>evidence</w:t>
+      </w:r>
+      <w:r>
+        <w:rPr>
+          <w:b w:val="0"/>
+        </w:rPr>
+        <w:t>.</w:t>
+      </w:r>
+    </w:p>
+    <w:p>
+      <w:pPr>
+        <w:pStyle w:val="Heading3"/>
+      </w:pPr>
+      <w:r>
+        <w:t>Discuss while showing the picture</w:t>
+      </w:r>
+    </w:p>
+    <w:p>
+      <w:pPr>
+        <w:spacing w:line="336" w:lineRule="auto" w:after="180"/>
+        <w:shd w:fill="F1F6F8"/>
+      </w:pPr>
+      <w:r>
+        <w:rPr>
+          <w:b w:val="0"/>
+        </w:rPr>
+        <w:t xml:space="preserve">Teacher prompt: Draw your project trace and justify the deciding step using </w:t>
+      </w:r>
+      <w:r>
+        <w:rPr>
+          <w:b/>
+        </w:rPr>
+        <w:t>evidence</w:t>
+      </w:r>
+      <w:r>
+        <w:rPr>
+          <w:b w:val="0"/>
+        </w:rPr>
+        <w:t>. Ask learners to describe one label or arrow in ordinary words. Use the adjacent transcript if the image is difficult to see.</w:t>
+      </w:r>
+    </w:p>
+    <w:p>
+      <w:pPr>
+        <w:spacing w:line="336" w:lineRule="auto" w:after="180"/>
+        <w:shd w:fill="F1F6F8"/>
+      </w:pPr>
+      <w:r>
+        <w:rPr>
+          <w:b w:val="0"/>
+        </w:rPr>
+        <w:t xml:space="preserve">Supported practice key: All ten </w:t>
+      </w:r>
+      <w:r>
+        <w:rPr>
+          <w:b/>
+        </w:rPr>
+        <w:t>benchmark</w:t>
+      </w:r>
+      <w:r>
+        <w:rPr>
+          <w:b w:val="0"/>
+        </w:rPr>
+        <w:t xml:space="preserve"> images are clean indoor photos. The observed indoor score is 90%. Outdoor shade performance remains unmeasured.</w:t>
+      </w:r>
+    </w:p>
+    <w:p>
+      <w:pPr>
+        <w:spacing w:line="336" w:lineRule="auto" w:after="180"/>
+        <w:shd w:fill="F1F6F8"/>
+      </w:pPr>
+      <w:r>
+        <w:rPr>
+          <w:b w:val="0"/>
+        </w:rPr>
+        <w:t>Changed case: Report the outdoor slice as 2/4=50%, separately from indoor results. The new records finally measure the missing condition, with a small denominator.</w:t>
       </w:r>
     </w:p>
     <w:sectPr>

--- a/downloads/teacher/ai-7-week-18.docx
+++ b/downloads/teacher/ai-7-week-18.docx
@@ -149,7 +149,7 @@
           </w:tcPr>
           <w:p>
             <w:r>
-              <w:t>Sections 1–6; record the brief recall in the workbook.</w:t>
+              <w:t>Use Your mission, Notice the evidence, See how it works, Words that unlock the idea and Follow a worked example; record the brief recall in the workbook.</w:t>
             </w:r>
           </w:p>
         </w:tc>
@@ -181,7 +181,7 @@
           </w:tcPr>
           <w:p>
             <w:r>
-              <w:t>Sections 7–10; use the matching workbook W2 and misconception check.</w:t>
+              <w:t>Use Find and repair a mistake, Practise together and Run the investigation, with workbook W2 and Individual reasoning check.</w:t>
             </w:r>
           </w:p>
         </w:tc>
@@ -213,7 +213,7 @@
           </w:tcPr>
           <w:p>
             <w:r>
-              <w:t>Sections 9 and 11–14. Give extra time to finish the full task set; use Section 15 when the week includes a coding lab.</w:t>
+              <w:t>Use Run the investigation, Build your understanding, Connect your project and Show what you know. Reserve further time for the full task set. Use a code example only where one is actually supplied.</w:t>
             </w:r>
           </w:p>
         </w:tc>
@@ -472,7 +472,7 @@
         <w:rPr>
           <w:b w:val="0"/>
         </w:rPr>
-        <w:t>For this constructed exercise assume independent normal measurements with known population standard deviation2. A95% mean interval uses supplied normal critical value1.96:mean plus/minus1.96*sigma/sqrt(n).</w:t>
+        <w:t>For this constructed exercise assume independent normal measurements with known population standard deviation 2. A 95% mean interval uses supplied normal critical value 1.96:mean plus/minus1.96*sigma/sqrt(n).</w:t>
       </w:r>
     </w:p>
     <w:p>
@@ -494,7 +494,7 @@
         <w:rPr>
           <w:b w:val="0"/>
         </w:rPr>
-        <w:t xml:space="preserve">Two 45-minute sessions. A </w:t>
+        <w:t xml:space="preserve">Compact alternative: two 45-minute sessions for the core explanation and W1–W5 only. The main plan uses three sessions; schedule further time for the complete investigation, project, visual journey and any code examples. A </w:t>
       </w:r>
       <w:r>
         <w:rPr>
@@ -1963,7 +1963,7 @@
           </w:tcPr>
           <w:p>
             <w:r>
-              <w:t>Explain section 1 and vocabulary. Complete W1 with a mechanism-based explanation.</w:t>
+              <w:t>Explain See how it works and Words that unlock the idea. Complete W1 with a mechanism-based explanation.</w:t>
             </w:r>
           </w:p>
         </w:tc>
@@ -4194,7 +4194,7 @@
           </w:tcPr>
           <w:p>
             <w:r>
-              <w:t>Sections 1–6; record the brief recall in the workbook.</w:t>
+              <w:t>Use Your mission, Notice the evidence, See how it works, Words that unlock the idea and Follow a worked example; record the brief recall in the workbook.</w:t>
             </w:r>
           </w:p>
         </w:tc>
@@ -4226,7 +4226,7 @@
           </w:tcPr>
           <w:p>
             <w:r>
-              <w:t>Sections 7–10; use the matching workbook W2 and misconception check.</w:t>
+              <w:t>Use Find and repair a mistake, Practise together and Run the investigation, with workbook W2 and Individual reasoning check.</w:t>
             </w:r>
           </w:p>
         </w:tc>
@@ -4258,7 +4258,7 @@
           </w:tcPr>
           <w:p>
             <w:r>
-              <w:t>Sections 9 and 11–14. Give extra time to finish the full task set; use Section 15 when the week includes a coding lab.</w:t>
+              <w:t>Use Run the investigation, Build your understanding, Connect your project and Show what you know. Reserve further time for the full task set. Use a code example only where one is actually supplied.</w:t>
             </w:r>
           </w:p>
         </w:tc>

--- a/downloads/teacher/ai-7-week-18.docx
+++ b/downloads/teacher/ai-7-week-18.docx
@@ -25,20 +25,38 @@
         <w:pStyle w:val="Heading1"/>
       </w:pPr>
       <w:r>
-        <w:t>01. Prepare the purpose, prerequisites and materials</w:t>
+        <w:t>Ask which source and setting each denominator represents.</w:t>
       </w:r>
     </w:p>
     <w:p>
       <w:r>
-        <w:t>Prepare Dataset and benchmark limitations: check the target, prerequisites, resources and adaptable teaching schedule.</w:t>
+        <w:t>Teach benchmark limitations through explicit grouping and missing coverage.</w:t>
       </w:r>
     </w:p>
     <w:p>
-      <w:pPr>
-        <w:pStyle w:val="Heading3"/>
-      </w:pPr>
-      <w:r>
-        <w:t>Teach the learning cycle</w:t>
+      <w:r>
+        <w:t>Model eight-source count → distinguish identity from independence → trace indoor/outdoor slices → preserve unassessed fields → assess independent source arrangement.</w:t>
+      </w:r>
+    </w:p>
+    <w:p>
+      <w:pPr>
+        <w:pStyle w:val="Heading1"/>
+      </w:pPr>
+      <w:r>
+        <w:t>01. Prepare the connected research investigation</w:t>
+      </w:r>
+    </w:p>
+    <w:p>
+      <w:r>
+        <w:t>Keep modelling, shared practice and independent evidence distinct.</w:t>
+      </w:r>
+    </w:p>
+    <w:p>
+      <w:pPr>
+        <w:pStyle w:val="Heading2"/>
+      </w:pPr>
+      <w:r>
+        <w:t>Target and main teaching plan</w:t>
       </w:r>
     </w:p>
     <w:p>
@@ -255,18 +273,21 @@
     </w:p>
     <w:p>
       <w:pPr>
-        <w:pStyle w:val="Heading3"/>
-      </w:pPr>
-      <w:r>
-        <w:t>Retrieval answer guidance</w:t>
+        <w:pStyle w:val="Heading2"/>
+      </w:pPr>
+      <w:r>
+        <w:t>Preparation and prerequisite</w:t>
       </w:r>
     </w:p>
     <w:p>
       <w:pPr>
-        <w:pStyle w:val="Heading3"/>
-      </w:pPr>
-      <w:r>
-        <w:t>Sensitivity analysis</w:t>
+        <w:spacing w:line="336" w:lineRule="auto" w:after="180"/>
+      </w:pPr>
+      <w:r>
+        <w:rPr>
+          <w:b w:val="0"/>
+        </w:rPr>
+        <w:t>Lesson and workbook; paper and pencil</w:t>
       </w:r>
     </w:p>
     <w:p>
@@ -277,7 +298,7 @@
         <w:rPr>
           <w:b w:val="0"/>
         </w:rPr>
-        <w:t>Without opening the old lesson, explain one key idea from Sensitivity analysis. Give an example and a mistake that the idea helps you avoid.</w:t>
+        <w:t>Calculator and optional local Python 3 for arithmetic; no live API or private data</w:t>
       </w:r>
     </w:p>
     <w:p>
@@ -288,19 +309,7 @@
         <w:rPr>
           <w:b w:val="0"/>
         </w:rPr>
-        <w:t xml:space="preserve">Look for: Explain the </w:t>
-      </w:r>
-      <w:r>
-        <w:rPr>
-          <w:b/>
-        </w:rPr>
-        <w:t>mechanism</w:t>
-      </w:r>
-      <w:r>
-        <w:rPr>
-          <w:b w:val="0"/>
-        </w:rPr>
-        <w:t xml:space="preserve"> and terminology of sensitivity analysis</w:t>
+        <w:t>Prepare the fresh retry separately and withhold its solution until after collection</w:t>
       </w:r>
     </w:p>
     <w:p>
@@ -311,7 +320,31 @@
         <w:rPr>
           <w:b w:val="0"/>
         </w:rPr>
-        <w:t>Reference example, not the only acceptable wording: Teacher explanation: Sensitivity analysis checks whether a conclusion changes under plausible settings or analysis choices.</w:t>
+        <w:t xml:space="preserve">A result depends on the </w:t>
+      </w:r>
+      <w:r>
+        <w:rPr>
+          <w:b/>
+        </w:rPr>
+        <w:t>input</w:t>
+      </w:r>
+      <w:r>
+        <w:rPr>
+          <w:b w:val="0"/>
+        </w:rPr>
+        <w:t xml:space="preserve">s, procedure and conditions that produced it. Preserve data roles and distinguish observed outcomes from </w:t>
+      </w:r>
+      <w:r>
+        <w:rPr>
+          <w:b/>
+        </w:rPr>
+        <w:t>prediction</w:t>
+      </w:r>
+      <w:r>
+        <w:rPr>
+          <w:b w:val="0"/>
+        </w:rPr>
+        <w:t>s or unmeasured conditions.</w:t>
       </w:r>
     </w:p>
     <w:p>
@@ -322,26 +355,26 @@
         <w:rPr>
           <w:b w:val="0"/>
         </w:rPr>
-        <w:t>It should not secretly select the most favourable result. Prespecify a range and preserve all results. Distinguish robustness across settings from proof beyond the tested range.</w:t>
+        <w:t>If the prior concept cannot be explained, use a short retrieval activity before this chapter.</w:t>
       </w:r>
     </w:p>
     <w:p>
       <w:pPr>
-        <w:spacing w:line="336" w:lineRule="auto" w:after="180"/>
-      </w:pPr>
-      <w:r>
-        <w:rPr>
-          <w:b w:val="0"/>
-        </w:rPr>
-        <w:t>Settings affecting data roles require special caution.</w:t>
+        <w:pStyle w:val="Heading2"/>
+      </w:pPr>
+      <w:r>
+        <w:t>Opening retrieval</w:t>
       </w:r>
     </w:p>
     <w:p>
       <w:pPr>
-        <w:pStyle w:val="Heading3"/>
-      </w:pPr>
-      <w:r>
-        <w:t>Multiple comparisons</w:t>
+        <w:spacing w:line="336" w:lineRule="auto" w:after="180"/>
+      </w:pPr>
+      <w:r>
+        <w:rPr>
+          <w:b w:val="0"/>
+        </w:rPr>
+        <w:t>Without opening the old lesson, explain one key idea from Sensitivity analysis. Give an example and a mistake that the idea helps you avoid.</w:t>
       </w:r>
     </w:p>
     <w:p>
@@ -352,7 +385,19 @@
         <w:rPr>
           <w:b w:val="0"/>
         </w:rPr>
-        <w:t>Without opening the old lesson, explain one key idea from Multiple comparisons. Give an example and a mistake that the idea helps you avoid.</w:t>
+        <w:t xml:space="preserve">Look for: Explain the </w:t>
+      </w:r>
+      <w:r>
+        <w:rPr>
+          <w:b/>
+        </w:rPr>
+        <w:t>mechanism</w:t>
+      </w:r>
+      <w:r>
+        <w:rPr>
+          <w:b w:val="0"/>
+        </w:rPr>
+        <w:t xml:space="preserve"> and terminology of sensitivity analysis</w:t>
       </w:r>
     </w:p>
     <w:p>
@@ -363,19 +408,7 @@
         <w:rPr>
           <w:b w:val="0"/>
         </w:rPr>
-        <w:t xml:space="preserve">Look for: Explain the </w:t>
-      </w:r>
-      <w:r>
-        <w:rPr>
-          <w:b/>
-        </w:rPr>
-        <w:t>mechanism</w:t>
-      </w:r>
-      <w:r>
-        <w:rPr>
-          <w:b w:val="0"/>
-        </w:rPr>
-        <w:t xml:space="preserve"> and terminology of multiple comparisons</w:t>
+        <w:t>Reference example, not the only acceptable wording: Teacher explanation: Sensitivity analysis checks whether a conclusion changes under plausible settings or analysis choices.</w:t>
       </w:r>
     </w:p>
     <w:p>
@@ -386,7 +419,7 @@
         <w:rPr>
           <w:b w:val="0"/>
         </w:rPr>
-        <w:t>Reference example, not the only acceptable wording: Teacher explanation: Testing many hypotheses creates more chances for false discoveries. A family rule must be specified before selecting attractive p-values.</w:t>
+        <w:t>It should not secretly select the most favourable result. Prespecify a range and preserve all results. Distinguish robustness across settings from proof beyond the tested range.</w:t>
       </w:r>
     </w:p>
     <w:p>
@@ -397,15 +430,18 @@
         <w:rPr>
           <w:b w:val="0"/>
         </w:rPr>
-        <w:t>For this exercise use Bonferroni:family alpha .05 divided by number of tests m; reject each test when its valid p-value is at most .05/m. This controls the family error by a bound without requiring independent tests.</w:t>
+        <w:t>Settings affecting data roles require special caution.</w:t>
       </w:r>
     </w:p>
     <w:p>
       <w:pPr>
-        <w:pStyle w:val="Heading3"/>
-      </w:pPr>
-      <w:r>
-        <w:t>Uncertainty intervals</w:t>
+        <w:spacing w:line="336" w:lineRule="auto" w:after="180"/>
+      </w:pPr>
+      <w:r>
+        <w:rPr>
+          <w:b w:val="0"/>
+        </w:rPr>
+        <w:t>Without opening the old lesson, explain one key idea from Multiple comparisons. Give an example and a mistake that the idea helps you avoid.</w:t>
       </w:r>
     </w:p>
     <w:p>
@@ -416,7 +452,19 @@
         <w:rPr>
           <w:b w:val="0"/>
         </w:rPr>
-        <w:t>Without opening the old lesson, explain one key idea from Uncertainty intervals. Give an example and a mistake that the idea helps you avoid.</w:t>
+        <w:t xml:space="preserve">Look for: Explain the </w:t>
+      </w:r>
+      <w:r>
+        <w:rPr>
+          <w:b/>
+        </w:rPr>
+        <w:t>mechanism</w:t>
+      </w:r>
+      <w:r>
+        <w:rPr>
+          <w:b w:val="0"/>
+        </w:rPr>
+        <w:t xml:space="preserve"> and terminology of multiple comparisons</w:t>
       </w:r>
     </w:p>
     <w:p>
@@ -427,19 +475,7 @@
         <w:rPr>
           <w:b w:val="0"/>
         </w:rPr>
-        <w:t xml:space="preserve">Look for: Explain the </w:t>
-      </w:r>
-      <w:r>
-        <w:rPr>
-          <w:b/>
-        </w:rPr>
-        <w:t>mechanism</w:t>
-      </w:r>
-      <w:r>
-        <w:rPr>
-          <w:b w:val="0"/>
-        </w:rPr>
-        <w:t xml:space="preserve"> and terminology of uncertainty intervals</w:t>
+        <w:t>Reference example, not the only acceptable wording: Teacher explanation: Testing many hypotheses creates more chances for false discoveries. A family rule must be specified before selecting attractive p-values.</w:t>
       </w:r>
     </w:p>
     <w:p>
@@ -450,7 +486,7 @@
         <w:rPr>
           <w:b w:val="0"/>
         </w:rPr>
-        <w:t>Reference example, not the only acceptable wording: Teacher explanation: An uncertainty interval needs a sampling model and assumptions.</w:t>
+        <w:t>For this exercise use Bonferroni:family alpha .05 divided by number of tests m; reject each test when its valid p-value is at most .05/m. This controls the family error by a bound without requiring independent tests.</w:t>
       </w:r>
     </w:p>
     <w:p>
@@ -461,7 +497,7 @@
         <w:rPr>
           <w:b w:val="0"/>
         </w:rPr>
-        <w:t>A confidence level refers to the repeated-sampling method, not a probability attached to a fixed unknown parameter after observing data.</w:t>
+        <w:t>Without opening the old lesson, explain one key idea from Uncertainty intervals. Give an example and a mistake that the idea helps you avoid.</w:t>
       </w:r>
     </w:p>
     <w:p>
@@ -472,7 +508,19 @@
         <w:rPr>
           <w:b w:val="0"/>
         </w:rPr>
-        <w:t>For this constructed exercise assume independent normal measurements with known population standard deviation 2. A 95% mean interval uses supplied normal critical value 1.96:mean plus/minus1.96*sigma/sqrt(n).</w:t>
+        <w:t xml:space="preserve">Look for: Explain the </w:t>
+      </w:r>
+      <w:r>
+        <w:rPr>
+          <w:b/>
+        </w:rPr>
+        <w:t>mechanism</w:t>
+      </w:r>
+      <w:r>
+        <w:rPr>
+          <w:b w:val="0"/>
+        </w:rPr>
+        <w:t xml:space="preserve"> and terminology of uncertainty intervals</w:t>
       </w:r>
     </w:p>
     <w:p>
@@ -483,7 +531,7 @@
         <w:rPr>
           <w:b w:val="0"/>
         </w:rPr>
-        <w:t>Unknown sigma requires a different justified method.</w:t>
+        <w:t>Reference example, not the only acceptable wording: Teacher explanation: An uncertainty interval needs a sampling model and assumptions.</w:t>
       </w:r>
     </w:p>
     <w:p>
@@ -494,19 +542,7 @@
         <w:rPr>
           <w:b w:val="0"/>
         </w:rPr>
-        <w:t xml:space="preserve">Compact alternative: two 45-minute sessions for the core explanation and W1–W5 only. The main plan uses three sessions; schedule further time for the complete investigation, project, visual journey and any code examples. A </w:t>
-      </w:r>
-      <w:r>
-        <w:rPr>
-          <w:b/>
-        </w:rPr>
-        <w:t>benchmark</w:t>
-      </w:r>
-      <w:r>
-        <w:rPr>
-          <w:b w:val="0"/>
-        </w:rPr>
-        <w:t xml:space="preserve"> measures performance on its particular data and labels. Duplicates, obsolete cases or poor coverage can weaken claims.</w:t>
+        <w:t>A confidence level refers to the repeated-sampling method, not a probability attached to a fixed unknown parameter after observing data.</w:t>
       </w:r>
     </w:p>
     <w:p>
@@ -517,19 +553,7 @@
         <w:rPr>
           <w:b w:val="0"/>
         </w:rPr>
-        <w:t xml:space="preserve">Use the supplied constructed scenarios to make the </w:t>
-      </w:r>
-      <w:r>
-        <w:rPr>
-          <w:b/>
-        </w:rPr>
-        <w:t>mechanism</w:t>
-      </w:r>
-      <w:r>
-        <w:rPr>
-          <w:b w:val="0"/>
-        </w:rPr>
-        <w:t xml:space="preserve"> inspectable. Collect W4 before sharing solutions.</w:t>
+        <w:t>For this constructed exercise assume independent normal measurements with known population standard deviation 2. A 95% mean interval uses supplied normal critical value 1.96:mean plus/minus1.96*sigma/sqrt(n).</w:t>
       </w:r>
     </w:p>
     <w:p>
@@ -540,27 +564,15 @@
         <w:rPr>
           <w:b w:val="0"/>
         </w:rPr>
-        <w:t xml:space="preserve">Students should name intermediate </w:t>
-      </w:r>
-      <w:r>
-        <w:rPr>
-          <w:b/>
-        </w:rPr>
-        <w:t>evidence</w:t>
-      </w:r>
-      <w:r>
-        <w:rPr>
-          <w:b w:val="0"/>
-        </w:rPr>
-        <w:t xml:space="preserve"> and limitations; classroom pacing and learning effectiveness remain unvalidated.</w:t>
+        <w:t>Unknown sigma requires a different justified method.</w:t>
       </w:r>
     </w:p>
     <w:p>
       <w:pPr>
-        <w:pStyle w:val="Heading3"/>
-      </w:pPr>
-      <w:r>
-        <w:t>Outcomes</w:t>
+        <w:pStyle w:val="Heading2"/>
+      </w:pPr>
+      <w:r>
+        <w:t>Pictured end goal</w:t>
       </w:r>
     </w:p>
     <w:p>
@@ -571,53 +583,35 @@
         <w:rPr>
           <w:b w:val="0"/>
         </w:rPr>
-        <w:t xml:space="preserve">Explain the </w:t>
+        <w:t xml:space="preserve">Explain dataset and </w:t>
       </w:r>
       <w:r>
         <w:rPr>
           <w:b/>
         </w:rPr>
-        <w:t>mechanism</w:t>
+        <w:t>benchmark</w:t>
       </w:r>
       <w:r>
         <w:rPr>
           <w:b w:val="0"/>
         </w:rPr>
-        <w:t xml:space="preserve"> and terminology of dataset and </w:t>
-      </w:r>
-      <w:r>
-        <w:rPr>
-          <w:b/>
-        </w:rPr>
-        <w:t>benchmark</w:t>
-      </w:r>
-      <w:r>
-        <w:rPr>
-          <w:b w:val="0"/>
-        </w:rPr>
-        <w:t xml:space="preserve"> limitations</w:t>
+        <w:t xml:space="preserve"> limitations using the records and boundaries of this fictional investigation.</w:t>
       </w:r>
     </w:p>
     <w:p>
       <w:pPr>
-        <w:spacing w:line="336" w:lineRule="auto" w:after="180"/>
-      </w:pPr>
-      <w:r>
-        <w:rPr>
-          <w:b w:val="0"/>
-        </w:rPr>
-        <w:t>Apply the stated procedure to a new case with a traceable result</w:t>
+        <w:pStyle w:val="Heading2"/>
+      </w:pPr>
+      <w:r>
+        <w:t>Earlier wording, alternatives and picture transcripts · reference / check after trying</w:t>
       </w:r>
     </w:p>
     <w:p>
       <w:pPr>
-        <w:spacing w:line="336" w:lineRule="auto" w:after="180"/>
-      </w:pPr>
-      <w:r>
-        <w:rPr>
-          <w:b w:val="0"/>
-        </w:rPr>
-        <w:t>Identify an assumption or limitation and design a revealing follow-up</w:t>
+        <w:pStyle w:val="Heading3"/>
+      </w:pPr>
+      <w:r>
+        <w:t>Teach the learning cycle</w:t>
       </w:r>
     </w:p>
     <w:p>
@@ -625,48 +619,54 @@
         <w:pStyle w:val="Heading3"/>
       </w:pPr>
       <w:r>
-        <w:t>Preparation</w:t>
+        <w:t>Retrieval answer guidance</w:t>
       </w:r>
     </w:p>
     <w:p>
       <w:pPr>
-        <w:spacing w:line="336" w:lineRule="auto" w:after="180"/>
-      </w:pPr>
-      <w:r>
-        <w:rPr>
-          <w:b w:val="0"/>
-        </w:rPr>
-        <w:t>Lesson and workbook; paper and pencil</w:t>
+        <w:pStyle w:val="Heading3"/>
+      </w:pPr>
+      <w:r>
+        <w:t>Sensitivity analysis</w:t>
       </w:r>
     </w:p>
     <w:p>
       <w:pPr>
-        <w:spacing w:line="336" w:lineRule="auto" w:after="180"/>
-      </w:pPr>
-      <w:r>
-        <w:rPr>
-          <w:b w:val="0"/>
-        </w:rPr>
-        <w:t>Calculator and optional local Python 3 for arithmetic; no live API or private data</w:t>
+        <w:pStyle w:val="Heading3"/>
+      </w:pPr>
+      <w:r>
+        <w:t>Multiple comparisons</w:t>
       </w:r>
     </w:p>
     <w:p>
       <w:pPr>
-        <w:spacing w:line="336" w:lineRule="auto" w:after="180"/>
-      </w:pPr>
-      <w:r>
-        <w:rPr>
-          <w:b w:val="0"/>
-        </w:rPr>
-        <w:t>Prepare the fresh retry separately and withhold its solution until after collection</w:t>
+        <w:pStyle w:val="Heading3"/>
+      </w:pPr>
+      <w:r>
+        <w:t>Uncertainty intervals</w:t>
       </w:r>
     </w:p>
     <w:p>
       <w:pPr>
-        <w:pStyle w:val="Heading3"/>
-      </w:pPr>
-      <w:r>
-        <w:t>Prerequisite answer</w:t>
+        <w:spacing w:line="336" w:lineRule="auto" w:after="180"/>
+      </w:pPr>
+      <w:r>
+        <w:rPr>
+          <w:b w:val="0"/>
+        </w:rPr>
+        <w:t xml:space="preserve">Compact alternative: two 45-minute sessions for the core explanation and W1–W5 only. The main plan uses three sessions; schedule further time for the complete investigation, project, visual journey and any code examples. A </w:t>
+      </w:r>
+      <w:r>
+        <w:rPr>
+          <w:b/>
+        </w:rPr>
+        <w:t>benchmark</w:t>
+      </w:r>
+      <w:r>
+        <w:rPr>
+          <w:b w:val="0"/>
+        </w:rPr>
+        <w:t xml:space="preserve"> measures performance on its particular data and labels. Duplicates, obsolete cases or poor coverage can weaken claims.</w:t>
       </w:r>
     </w:p>
     <w:p>
@@ -677,31 +677,19 @@
         <w:rPr>
           <w:b w:val="0"/>
         </w:rPr>
-        <w:t xml:space="preserve">A result depends on the </w:t>
+        <w:t xml:space="preserve">Use the supplied constructed scenarios to make the </w:t>
       </w:r>
       <w:r>
         <w:rPr>
           <w:b/>
         </w:rPr>
-        <w:t>input</w:t>
+        <w:t>mechanism</w:t>
       </w:r>
       <w:r>
         <w:rPr>
           <w:b w:val="0"/>
         </w:rPr>
-        <w:t xml:space="preserve">s, procedure and conditions that produced it. Preserve data roles and distinguish observed outcomes from </w:t>
-      </w:r>
-      <w:r>
-        <w:rPr>
-          <w:b/>
-        </w:rPr>
-        <w:t>prediction</w:t>
-      </w:r>
-      <w:r>
-        <w:rPr>
-          <w:b w:val="0"/>
-        </w:rPr>
-        <w:t>s or unmeasured conditions.</w:t>
+        <w:t xml:space="preserve"> inspectable. Collect W4 before sharing solutions.</w:t>
       </w:r>
     </w:p>
     <w:p>
@@ -712,7 +700,19 @@
         <w:rPr>
           <w:b w:val="0"/>
         </w:rPr>
-        <w:t>If the prior concept cannot be explained, use a short retrieval activity before this chapter.</w:t>
+        <w:t xml:space="preserve">Students should name intermediate </w:t>
+      </w:r>
+      <w:r>
+        <w:rPr>
+          <w:b/>
+        </w:rPr>
+        <w:t>evidence</w:t>
+      </w:r>
+      <w:r>
+        <w:rPr>
+          <w:b w:val="0"/>
+        </w:rPr>
+        <w:t xml:space="preserve"> and limitations; classroom pacing and learning effectiveness remain unvalidated.</w:t>
       </w:r>
     </w:p>
     <w:p>
@@ -720,7 +720,7 @@
         <w:pStyle w:val="Heading3"/>
       </w:pPr>
       <w:r>
-        <w:t>End goal for the pictorial case</w:t>
+        <w:t>Outcomes</w:t>
       </w:r>
     </w:p>
     <w:p>
@@ -731,19 +731,31 @@
         <w:rPr>
           <w:b w:val="0"/>
         </w:rPr>
-        <w:t xml:space="preserve">Explain dataset and </w:t>
+        <w:t xml:space="preserve">Explain the </w:t>
       </w:r>
       <w:r>
         <w:rPr>
           <w:b/>
         </w:rPr>
+        <w:t>mechanism</w:t>
+      </w:r>
+      <w:r>
+        <w:rPr>
+          <w:b w:val="0"/>
+        </w:rPr>
+        <w:t xml:space="preserve"> and terminology of dataset and </w:t>
+      </w:r>
+      <w:r>
+        <w:rPr>
+          <w:b/>
+        </w:rPr>
         <w:t>benchmark</w:t>
       </w:r>
       <w:r>
         <w:rPr>
           <w:b w:val="0"/>
         </w:rPr>
-        <w:t xml:space="preserve"> limitations using the records and boundaries of this fictional investigation.</w:t>
+        <w:t xml:space="preserve"> limitations</w:t>
       </w:r>
     </w:p>
     <w:p>
@@ -754,43 +766,34 @@
         <w:rPr>
           <w:b w:val="0"/>
         </w:rPr>
-        <w:t>This added worked case illustrates the week’s main idea. Retain all original and connected topics; schedule its practice within the teaching cycle.</w:t>
+        <w:t>Apply the stated procedure to a new case with a traceable result</w:t>
       </w:r>
     </w:p>
     <w:p>
       <w:pPr>
-        <w:pStyle w:val="Heading1"/>
-      </w:pPr>
-      <w:r>
-        <w:t>02. Explain and model the mechanism</w:t>
+        <w:spacing w:line="336" w:lineRule="auto" w:after="180"/>
+      </w:pPr>
+      <w:r>
+        <w:rPr>
+          <w:b w:val="0"/>
+        </w:rPr>
+        <w:t>Identify an assumption or limitation and design a revealing follow-up</w:t>
       </w:r>
     </w:p>
     <w:p>
-      <w:r>
-        <w:t>Model Dataset and benchmark limitations using the supplied case, labelled mechanism and reasoning. Make the scope of each conclusion explicit.</w:t>
+      <w:pPr>
+        <w:pStyle w:val="Heading3"/>
+      </w:pPr>
+      <w:r>
+        <w:t>Preparation</w:t>
       </w:r>
     </w:p>
     <w:p>
       <w:pPr>
-        <w:spacing w:line="336" w:lineRule="auto" w:after="180"/>
-      </w:pPr>
-      <w:r>
-        <w:rPr>
-          <w:b w:val="0"/>
-        </w:rPr>
-        <w:t xml:space="preserve">A </w:t>
-      </w:r>
-      <w:r>
-        <w:rPr>
-          <w:b/>
-        </w:rPr>
-        <w:t>benchmark</w:t>
-      </w:r>
-      <w:r>
-        <w:rPr>
-          <w:b w:val="0"/>
-        </w:rPr>
-        <w:t xml:space="preserve"> measures performance on its particular data and labels. Duplicates, obsolete cases or poor coverage can weaken claims.</w:t>
+        <w:pStyle w:val="Heading3"/>
+      </w:pPr>
+      <w:r>
+        <w:t>Prerequisite answer</w:t>
       </w:r>
     </w:p>
     <w:p>
@@ -798,7 +801,7 @@
         <w:pStyle w:val="Heading3"/>
       </w:pPr>
       <w:r>
-        <w:t>Explain Dataset and benchmark limitations · 1</w:t>
+        <w:t>End goal for the pictorial case</w:t>
       </w:r>
     </w:p>
     <w:p>
@@ -809,37 +812,1779 @@
         <w:rPr>
           <w:b w:val="0"/>
         </w:rPr>
-        <w:t>Begin by writing the question the procedure is intended to answer. Identify the information already supplied, the information it will produce and the information still missing.</w:t>
+        <w:t>This added worked case illustrates the week’s main idea. Retain all original and connected topics; schedule its practice within the teaching cycle.</w:t>
       </w:r>
     </w:p>
     <w:p>
       <w:pPr>
-        <w:spacing w:line="336" w:lineRule="auto" w:after="180"/>
-      </w:pPr>
-      <w:r>
-        <w:rPr>
-          <w:b w:val="0"/>
-        </w:rPr>
-        <w:t>These are constructed classroom examples; they do not require live accounts, private records or an external service. Do not treat a plausible explanation as a measured outcome.</w:t>
+        <w:pStyle w:val="Heading1"/>
+      </w:pPr>
+      <w:r>
+        <w:t>02. Teach benchmark identity and coverage with honest denominators</w:t>
       </w:r>
     </w:p>
     <w:p>
-      <w:pPr>
-        <w:spacing w:line="336" w:lineRule="auto" w:after="180"/>
-      </w:pPr>
-      <w:r>
-        <w:rPr>
-          <w:b w:val="0"/>
-        </w:rPr>
-        <w:t>Inspect eligibility, source dates, related units and label definitions before scoring. Deduplicate by declared unit identity, not merely file name; report excluded and unassessed cases.</w:t>
+      <w:r>
+        <w:t>Distinguish unique IDs, independent sampling and representative evaluation.</w:t>
       </w:r>
     </w:p>
     <w:p>
       <w:pPr>
+        <w:pStyle w:val="Heading2"/>
+      </w:pPr>
+      <w:r>
+        <w:t>Definitions and full contract</w:t>
+      </w:r>
+    </w:p>
+    <w:p>
+      <w:pPr>
+        <w:spacing w:line="336" w:lineRule="auto" w:after="180"/>
+      </w:pPr>
+      <w:r>
+        <w:rPr>
+          <w:b w:val="0"/>
+        </w:rPr>
+        <w:t xml:space="preserve">A </w:t>
+      </w:r>
+      <w:r>
+        <w:rPr>
+          <w:b/>
+        </w:rPr>
+        <w:t>benchmark</w:t>
+      </w:r>
+      <w:r>
+        <w:rPr>
+          <w:b w:val="0"/>
+        </w:rPr>
+        <w:t xml:space="preserve"> measures performance on its particular data and labels. Duplicates, obsolete cases or poor coverage can weaken claims.</w:t>
+      </w:r>
+    </w:p>
+    <w:p>
+      <w:pPr>
+        <w:spacing w:line="336" w:lineRule="auto" w:after="180"/>
+      </w:pPr>
+      <w:r>
+        <w:rPr>
+          <w:b w:val="0"/>
+        </w:rPr>
+        <w:t>Inspect eligibility, source dates, related units and label definitions before scoring. Deduplicate by declared unit identity, not merely file name; report excluded and unassessed cases.</w:t>
+      </w:r>
+    </w:p>
+    <w:tbl>
+      <w:tblPr>
+        <w:tblStyle w:val="LightShading-Accent1"/>
+        <w:tblW w:type="auto" w:w="0"/>
+        <w:tblLook w:firstColumn="1" w:firstRow="1" w:lastColumn="0" w:lastRow="0" w:noHBand="0" w:noVBand="1" w:val="04A0"/>
+      </w:tblPr>
+      <w:tblGrid>
+        <w:gridCol w:w="5112"/>
+        <w:gridCol w:w="5112"/>
+      </w:tblGrid>
+      <w:tr>
+        <w:trPr>
+          <w:tblHeader/>
+        </w:trPr>
+        <w:tc>
+          <w:tcPr>
+            <w:tcW w:type="dxa" w:w="5112"/>
+          </w:tcPr>
+          <w:p>
+            <w:r>
+              <w:t>Audit item</w:t>
+            </w:r>
+          </w:p>
+        </w:tc>
+        <w:tc>
+          <w:tcPr>
+            <w:tcW w:type="dxa" w:w="5112"/>
+          </w:tcPr>
+          <w:p>
+            <w:r>
+              <w:t>Complete supplied contract</w:t>
+            </w:r>
+          </w:p>
+        </w:tc>
+      </w:tr>
+      <w:tr>
+        <w:tc>
+          <w:tcPr>
+            <w:tcW w:type="dxa" w:w="5112"/>
+          </w:tcPr>
+          <w:p>
+            <w:r>
+              <w:t>Main source arrangement</w:t>
+            </w:r>
+          </w:p>
+        </w:tc>
+        <w:tc>
+          <w:tcPr>
+            <w:tcW w:type="dxa" w:w="5112"/>
+          </w:tcPr>
+          <w:p>
+            <w:r>
+              <w:t>Ten rows: three copies of S1 plus seven other distinct source IDs S2–S8</w:t>
+            </w:r>
+          </w:p>
+        </w:tc>
+      </w:tr>
+      <w:tr>
+        <w:tc>
+          <w:tcPr>
+            <w:tcW w:type="dxa" w:w="5112"/>
+          </w:tcPr>
+          <w:p>
+            <w:r>
+              <w:t>Distinct source count</w:t>
+            </w:r>
+          </w:p>
+        </w:tc>
+        <w:tc>
+          <w:tcPr>
+            <w:tcW w:type="dxa" w:w="5112"/>
+          </w:tcPr>
+          <w:p>
+            <w:r>
+              <w:t>One repeated source + seven others = eight</w:t>
+            </w:r>
+          </w:p>
+        </w:tc>
+      </w:tr>
+      <w:tr>
+        <w:tc>
+          <w:tcPr>
+            <w:tcW w:type="dxa" w:w="5112"/>
+          </w:tcPr>
+          <w:p>
+            <w:r>
+              <w:t>Duplicate weighting</w:t>
+            </w:r>
+          </w:p>
+        </w:tc>
+        <w:tc>
+          <w:tcPr>
+            <w:tcW w:type="dxa" w:w="5112"/>
+          </w:tcPr>
+          <w:p>
+            <w:r>
+              <w:t>S1 contributes three rows; each other source contributes one</w:t>
+            </w:r>
+          </w:p>
+        </w:tc>
+      </w:tr>
+      <w:tr>
+        <w:tc>
+          <w:tcPr>
+            <w:tcW w:type="dxa" w:w="5112"/>
+          </w:tcPr>
+          <w:p>
+            <w:r>
+              <w:t>Extra rows beyond one per source</w:t>
+            </w:r>
+          </w:p>
+        </w:tc>
+        <w:tc>
+          <w:tcPr>
+            <w:tcW w:type="dxa" w:w="5112"/>
+          </w:tcPr>
+          <w:p>
+            <w:r>
+              <w:t>Two; do not confuse three copies with three extra copies</w:t>
+            </w:r>
+          </w:p>
+        </w:tc>
+      </w:tr>
+      <w:tr>
+        <w:tc>
+          <w:tcPr>
+            <w:tcW w:type="dxa" w:w="5112"/>
+          </w:tcPr>
+          <w:p>
+            <w:r>
+              <w:t>Independence</w:t>
+            </w:r>
+          </w:p>
+        </w:tc>
+        <w:tc>
+          <w:tcPr>
+            <w:tcW w:type="dxa" w:w="5112"/>
+          </w:tcPr>
+          <w:p>
+            <w:r>
+              <w:t>Different source IDs do not prove independent sampling</w:t>
+            </w:r>
+          </w:p>
+        </w:tc>
+      </w:tr>
+      <w:tr>
+        <w:tc>
+          <w:tcPr>
+            <w:tcW w:type="dxa" w:w="5112"/>
+          </w:tcPr>
+          <w:p>
+            <w:r>
+              <w:t>Separate picture</w:t>
+            </w:r>
+          </w:p>
+        </w:tc>
+        <w:tc>
+          <w:tcPr>
+            <w:tcW w:type="dxa" w:w="5112"/>
+          </w:tcPr>
+          <w:p>
+            <w:r>
+              <w:t>Indoor 9/10; outdoor initially unmeasured</w:t>
+            </w:r>
+          </w:p>
+        </w:tc>
+      </w:tr>
+      <w:tr>
+        <w:tc>
+          <w:tcPr>
+            <w:tcW w:type="dxa" w:w="5112"/>
+          </w:tcPr>
+          <w:p>
+            <w:r>
+              <w:t>Changed picture</w:t>
+            </w:r>
+          </w:p>
+        </w:tc>
+        <w:tc>
+          <w:tcPr>
+            <w:tcW w:type="dxa" w:w="5112"/>
+          </w:tcPr>
+          <w:p>
+            <w:r>
+              <w:t>Four reserved outdoor cases supplied, two correct</w:t>
+            </w:r>
+          </w:p>
+        </w:tc>
+      </w:tr>
+      <w:tr>
+        <w:tc>
+          <w:tcPr>
+            <w:tcW w:type="dxa" w:w="5112"/>
+          </w:tcPr>
+          <w:p>
+            <w:r>
+              <w:t>Unassessed properties</w:t>
+            </w:r>
+          </w:p>
+        </w:tc>
+        <w:tc>
+          <w:tcPr>
+            <w:tcW w:type="dxa" w:w="5112"/>
+          </w:tcPr>
+          <w:p>
+            <w:r>
+              <w:t>Source independence, label validity, eligibility, future representativeness and raw per-source outcomes</w:t>
+            </w:r>
+          </w:p>
+        </w:tc>
+      </w:tr>
+    </w:tbl>
+    <w:p>
+      <w:pPr>
+        <w:pStyle w:val="Heading2"/>
+      </w:pPr>
+      <w:r>
+        <w:t>Main source ledger and checked teacher reasoning</w:t>
+      </w:r>
+    </w:p>
+    <w:tbl>
+      <w:tblPr>
+        <w:tblStyle w:val="LightShading-Accent1"/>
+        <w:tblW w:type="auto" w:w="0"/>
+        <w:tblLook w:firstColumn="1" w:firstRow="1" w:lastColumn="0" w:lastRow="0" w:noHBand="0" w:noVBand="1" w:val="04A0"/>
+      </w:tblPr>
+      <w:tblGrid>
+        <w:gridCol w:w="3408"/>
+        <w:gridCol w:w="3408"/>
+        <w:gridCol w:w="3408"/>
+      </w:tblGrid>
+      <w:tr>
+        <w:trPr>
+          <w:tblHeader/>
+        </w:trPr>
+        <w:tc>
+          <w:tcPr>
+            <w:tcW w:type="dxa" w:w="3408"/>
+          </w:tcPr>
+          <w:p>
+            <w:r>
+              <w:t>Declared source ID</w:t>
+            </w:r>
+          </w:p>
+        </w:tc>
+        <w:tc>
+          <w:tcPr>
+            <w:tcW w:type="dxa" w:w="3408"/>
+          </w:tcPr>
+          <w:p>
+            <w:r>
+              <w:t>Row IDs in illustrative arrangement</w:t>
+            </w:r>
+          </w:p>
+        </w:tc>
+        <w:tc>
+          <w:tcPr>
+            <w:tcW w:type="dxa" w:w="3408"/>
+          </w:tcPr>
+          <w:p>
+            <w:r>
+              <w:t>Row weight</w:t>
+            </w:r>
+          </w:p>
+        </w:tc>
+      </w:tr>
+      <w:tr>
+        <w:tc>
+          <w:tcPr>
+            <w:tcW w:type="dxa" w:w="3408"/>
+          </w:tcPr>
+          <w:p>
+            <w:r>
+              <w:t>S1</w:t>
+            </w:r>
+          </w:p>
+        </w:tc>
+        <w:tc>
+          <w:tcPr>
+            <w:tcW w:type="dxa" w:w="3408"/>
+          </w:tcPr>
+          <w:p>
+            <w:r>
+              <w:t>R1, R2, R3</w:t>
+            </w:r>
+          </w:p>
+        </w:tc>
+        <w:tc>
+          <w:tcPr>
+            <w:tcW w:type="dxa" w:w="3408"/>
+          </w:tcPr>
+          <w:p>
+            <w:r>
+              <w:t>3 of 10</w:t>
+            </w:r>
+          </w:p>
+        </w:tc>
+      </w:tr>
+      <w:tr>
+        <w:tc>
+          <w:tcPr>
+            <w:tcW w:type="dxa" w:w="3408"/>
+          </w:tcPr>
+          <w:p>
+            <w:r>
+              <w:t>S2</w:t>
+            </w:r>
+          </w:p>
+        </w:tc>
+        <w:tc>
+          <w:tcPr>
+            <w:tcW w:type="dxa" w:w="3408"/>
+          </w:tcPr>
+          <w:p>
+            <w:r>
+              <w:t>R4</w:t>
+            </w:r>
+          </w:p>
+        </w:tc>
+        <w:tc>
+          <w:tcPr>
+            <w:tcW w:type="dxa" w:w="3408"/>
+          </w:tcPr>
+          <w:p>
+            <w:r>
+              <w:t>1 of 10</w:t>
+            </w:r>
+          </w:p>
+        </w:tc>
+      </w:tr>
+      <w:tr>
+        <w:tc>
+          <w:tcPr>
+            <w:tcW w:type="dxa" w:w="3408"/>
+          </w:tcPr>
+          <w:p>
+            <w:r>
+              <w:t>S3</w:t>
+            </w:r>
+          </w:p>
+        </w:tc>
+        <w:tc>
+          <w:tcPr>
+            <w:tcW w:type="dxa" w:w="3408"/>
+          </w:tcPr>
+          <w:p>
+            <w:r>
+              <w:t>R5</w:t>
+            </w:r>
+          </w:p>
+        </w:tc>
+        <w:tc>
+          <w:tcPr>
+            <w:tcW w:type="dxa" w:w="3408"/>
+          </w:tcPr>
+          <w:p>
+            <w:r>
+              <w:t>1 of 10</w:t>
+            </w:r>
+          </w:p>
+        </w:tc>
+      </w:tr>
+      <w:tr>
+        <w:tc>
+          <w:tcPr>
+            <w:tcW w:type="dxa" w:w="3408"/>
+          </w:tcPr>
+          <w:p>
+            <w:r>
+              <w:t>S4</w:t>
+            </w:r>
+          </w:p>
+        </w:tc>
+        <w:tc>
+          <w:tcPr>
+            <w:tcW w:type="dxa" w:w="3408"/>
+          </w:tcPr>
+          <w:p>
+            <w:r>
+              <w:t>R6</w:t>
+            </w:r>
+          </w:p>
+        </w:tc>
+        <w:tc>
+          <w:tcPr>
+            <w:tcW w:type="dxa" w:w="3408"/>
+          </w:tcPr>
+          <w:p>
+            <w:r>
+              <w:t>1 of 10</w:t>
+            </w:r>
+          </w:p>
+        </w:tc>
+      </w:tr>
+      <w:tr>
+        <w:tc>
+          <w:tcPr>
+            <w:tcW w:type="dxa" w:w="3408"/>
+          </w:tcPr>
+          <w:p>
+            <w:r>
+              <w:t>S5</w:t>
+            </w:r>
+          </w:p>
+        </w:tc>
+        <w:tc>
+          <w:tcPr>
+            <w:tcW w:type="dxa" w:w="3408"/>
+          </w:tcPr>
+          <w:p>
+            <w:r>
+              <w:t>R7</w:t>
+            </w:r>
+          </w:p>
+        </w:tc>
+        <w:tc>
+          <w:tcPr>
+            <w:tcW w:type="dxa" w:w="3408"/>
+          </w:tcPr>
+          <w:p>
+            <w:r>
+              <w:t>1 of 10</w:t>
+            </w:r>
+          </w:p>
+        </w:tc>
+      </w:tr>
+      <w:tr>
+        <w:tc>
+          <w:tcPr>
+            <w:tcW w:type="dxa" w:w="3408"/>
+          </w:tcPr>
+          <w:p>
+            <w:r>
+              <w:t>S6</w:t>
+            </w:r>
+          </w:p>
+        </w:tc>
+        <w:tc>
+          <w:tcPr>
+            <w:tcW w:type="dxa" w:w="3408"/>
+          </w:tcPr>
+          <w:p>
+            <w:r>
+              <w:t>R8</w:t>
+            </w:r>
+          </w:p>
+        </w:tc>
+        <w:tc>
+          <w:tcPr>
+            <w:tcW w:type="dxa" w:w="3408"/>
+          </w:tcPr>
+          <w:p>
+            <w:r>
+              <w:t>1 of 10</w:t>
+            </w:r>
+          </w:p>
+        </w:tc>
+      </w:tr>
+      <w:tr>
+        <w:tc>
+          <w:tcPr>
+            <w:tcW w:type="dxa" w:w="3408"/>
+          </w:tcPr>
+          <w:p>
+            <w:r>
+              <w:t>S7</w:t>
+            </w:r>
+          </w:p>
+        </w:tc>
+        <w:tc>
+          <w:tcPr>
+            <w:tcW w:type="dxa" w:w="3408"/>
+          </w:tcPr>
+          <w:p>
+            <w:r>
+              <w:t>R9</w:t>
+            </w:r>
+          </w:p>
+        </w:tc>
+        <w:tc>
+          <w:tcPr>
+            <w:tcW w:type="dxa" w:w="3408"/>
+          </w:tcPr>
+          <w:p>
+            <w:r>
+              <w:t>1 of 10</w:t>
+            </w:r>
+          </w:p>
+        </w:tc>
+      </w:tr>
+      <w:tr>
+        <w:tc>
+          <w:tcPr>
+            <w:tcW w:type="dxa" w:w="3408"/>
+          </w:tcPr>
+          <w:p>
+            <w:r>
+              <w:t>S8</w:t>
+            </w:r>
+          </w:p>
+        </w:tc>
+        <w:tc>
+          <w:tcPr>
+            <w:tcW w:type="dxa" w:w="3408"/>
+          </w:tcPr>
+          <w:p>
+            <w:r>
+              <w:t>R10</w:t>
+            </w:r>
+          </w:p>
+        </w:tc>
+        <w:tc>
+          <w:tcPr>
+            <w:tcW w:type="dxa" w:w="3408"/>
+          </w:tcPr>
+          <w:p>
+            <w:r>
+              <w:t>1 of 10</w:t>
+            </w:r>
+          </w:p>
+        </w:tc>
+      </w:tr>
+      <w:tr>
+        <w:tc>
+          <w:tcPr>
+            <w:tcW w:type="dxa" w:w="3408"/>
+          </w:tcPr>
+          <w:p>
+            <w:r>
+              <w:t>Total</w:t>
+            </w:r>
+          </w:p>
+        </w:tc>
+        <w:tc>
+          <w:tcPr>
+            <w:tcW w:type="dxa" w:w="3408"/>
+          </w:tcPr>
+          <w:p>
+            <w:r>
+              <w:t>Ten rows; eight distinct IDs</w:t>
+            </w:r>
+          </w:p>
+        </w:tc>
+        <w:tc>
+          <w:tcPr>
+            <w:tcW w:type="dxa" w:w="3408"/>
+          </w:tcPr>
+          <w:p>
+            <w:r>
+              <w:t>S1 receives triple row weight</w:t>
+            </w:r>
+          </w:p>
+        </w:tc>
+      </w:tr>
+      <w:tr>
+        <w:tc>
+          <w:tcPr>
+            <w:tcW w:type="dxa" w:w="3408"/>
+          </w:tcPr>
+          <w:p>
+            <w:r>
+              <w:t>Evidence limit</w:t>
+            </w:r>
+          </w:p>
+        </w:tc>
+        <w:tc>
+          <w:tcPr>
+            <w:tcW w:type="dxa" w:w="3408"/>
+          </w:tcPr>
+          <w:p>
+            <w:r>
+              <w:t>IDs illustrate supplied arrangement</w:t>
+            </w:r>
+          </w:p>
+        </w:tc>
+        <w:tc>
+          <w:tcPr>
+            <w:tcW w:type="dxa" w:w="3408"/>
+          </w:tcPr>
+          <w:p>
+            <w:r>
+              <w:t>No labels or independent sampling inferred</w:t>
+            </w:r>
+          </w:p>
+        </w:tc>
+      </w:tr>
+    </w:tbl>
+    <w:p>
+      <w:pPr>
+        <w:spacing w:line="336" w:lineRule="auto" w:after="180"/>
+      </w:pPr>
+      <w:r>
+        <w:rPr>
+          <w:b w:val="0"/>
+        </w:rPr>
+        <w:t>Main: ten rows consist of three copies of one source plus seven other distinct sources, giving eight source IDs and two extra rows beyond one per source. Do not call those eight statistically independent merely because IDs differ. No per-source labels are supplied, so no deduplicated accuracy can be calculated. Picture: indoor 9/10 = 90%; original outdoor performance is unknown.</w:t>
+      </w:r>
+    </w:p>
+    <w:p>
+      <w:pPr>
+        <w:spacing w:line="336" w:lineRule="auto" w:after="180"/>
+      </w:pPr>
+      <w:r>
+        <w:rPr>
+          <w:b w:val="0"/>
+        </w:rPr>
+        <w:t>Added outdoor 2/4 = 50%; pooled 11/14 ≈ 78.6% is a different quantity. Independent twelve-row case: four copies of one source plus eight others give nine distinct source units and three extra rows. A valid coverage concern names an unassessed setting, source population or label property without pretending it has been measured. No actual photo study or population certainty follows.</w:t>
+      </w:r>
+    </w:p>
+    <w:p>
+      <w:pPr>
         <w:pStyle w:val="Heading3"/>
       </w:pPr>
       <w:r>
-        <w:t>Explain Dataset and benchmark limitations · 2</w:t>
+        <w:t>Dataset and benchmark limitations — evidence trace</w:t>
+      </w:r>
+    </w:p>
+    <w:tbl>
+      <w:tblPr>
+        <w:tblStyle w:val="LightShading-Accent1"/>
+        <w:tblW w:type="auto" w:w="0"/>
+        <w:tblLook w:firstColumn="1" w:firstRow="1" w:lastColumn="0" w:lastRow="0" w:noHBand="0" w:noVBand="1" w:val="04A0"/>
+      </w:tblPr>
+      <w:tblGrid>
+        <w:gridCol w:w="3408"/>
+        <w:gridCol w:w="3408"/>
+        <w:gridCol w:w="3408"/>
+      </w:tblGrid>
+      <w:tr>
+        <w:trPr>
+          <w:tblHeader/>
+        </w:trPr>
+        <w:tc>
+          <w:tcPr>
+            <w:tcW w:type="dxa" w:w="3408"/>
+          </w:tcPr>
+          <w:p>
+            <w:r>
+              <w:t>Input and scope</w:t>
+            </w:r>
+          </w:p>
+        </w:tc>
+        <w:tc>
+          <w:tcPr>
+            <w:tcW w:type="dxa" w:w="3408"/>
+          </w:tcPr>
+          <w:p>
+            <w:r>
+              <w:t>Check or calculation</w:t>
+            </w:r>
+          </w:p>
+        </w:tc>
+        <w:tc>
+          <w:tcPr>
+            <w:tcW w:type="dxa" w:w="3408"/>
+          </w:tcPr>
+          <w:p>
+            <w:r>
+              <w:t>Conclusion and limit</w:t>
+            </w:r>
+          </w:p>
+        </w:tc>
+      </w:tr>
+      <w:tr>
+        <w:tc>
+          <w:tcPr>
+            <w:tcW w:type="dxa" w:w="3408"/>
+          </w:tcPr>
+          <w:p>
+            <w:r>
+              <w:t>Ten benchmark rows include three copies of one source and seven other unique sources.</w:t>
+            </w:r>
+          </w:p>
+        </w:tc>
+        <w:tc>
+          <w:tcPr>
+            <w:tcW w:type="dxa" w:w="3408"/>
+          </w:tcPr>
+          <w:p>
+            <w:r>
+              <w:t>Inspect eligibility, source dates, related units and label definitions before scoring. Deduplicate by declared unit identity, not merely file name; report excluded and unassessed cases.</w:t>
+            </w:r>
+          </w:p>
+        </w:tc>
+        <w:tc>
+          <w:tcPr>
+            <w:tcW w:type="dxa" w:w="3408"/>
+          </w:tcPr>
+          <w:p>
+            <w:r>
+              <w:t>Eight unique source units, not ten independent sources. Identify duplicate weighting before analysis; do not silently discard results.</w:t>
+            </w:r>
+          </w:p>
+        </w:tc>
+      </w:tr>
+    </w:tbl>
+    <w:p>
+      <w:r>
+        <w:t>The figure connects this chapter's worked input, declared procedure and result. Read the complete worked reasoning for qualifiers and intermediate steps; the abbreviated labels do not replace that reasoning.</w:t>
+      </w:r>
+    </w:p>
+    <w:p>
+      <w:pPr>
+        <w:spacing w:line="336" w:lineRule="auto" w:after="180"/>
+      </w:pPr>
+      <w:r>
+        <w:rPr>
+          <w:b w:val="0"/>
+        </w:rPr>
+        <w:t>Guided: Eight unique source units, not ten independent sources. Identify duplicate weighting before analysis; do not silently discard results.</w:t>
+      </w:r>
+    </w:p>
+    <w:p>
+      <w:pPr>
+        <w:spacing w:line="336" w:lineRule="auto" w:after="180"/>
+      </w:pPr>
+      <w:r>
+        <w:rPr>
+          <w:b w:val="0"/>
+        </w:rPr>
+        <w:t xml:space="preserve">Qualification: </w:t>
+      </w:r>
+      <w:r>
+        <w:rPr>
+          <w:b/>
+        </w:rPr>
+        <w:t>Benchmark</w:t>
+      </w:r>
+      <w:r>
+        <w:rPr>
+          <w:b w:val="0"/>
+        </w:rPr>
+        <w:t xml:space="preserve"> success does not establish performance on a deployment population missing from its design.</w:t>
+      </w:r>
+    </w:p>
+    <w:p>
+      <w:pPr>
+        <w:spacing w:line="336" w:lineRule="auto" w:after="180"/>
+      </w:pPr>
+      <w:r>
+        <w:rPr>
+          <w:b w:val="0"/>
+        </w:rPr>
+        <w:t xml:space="preserve">Exit: accept a concrete variation with its predicted outcome and a stated condition that would challenge the </w:t>
+      </w:r>
+      <w:r>
+        <w:rPr>
+          <w:b/>
+        </w:rPr>
+        <w:t>mechanism</w:t>
+      </w:r>
+      <w:r>
+        <w:rPr>
+          <w:b w:val="0"/>
+        </w:rPr>
+        <w:t xml:space="preserve">; reject a claim resting on unmeasured </w:t>
+      </w:r>
+      <w:r>
+        <w:rPr>
+          <w:b/>
+        </w:rPr>
+        <w:t>evidence</w:t>
+      </w:r>
+      <w:r>
+        <w:rPr>
+          <w:b w:val="0"/>
+        </w:rPr>
+        <w:t>.</w:t>
+      </w:r>
+    </w:p>
+    <w:p>
+      <w:pPr>
+        <w:spacing w:line="336" w:lineRule="auto" w:after="180"/>
+      </w:pPr>
+      <w:r>
+        <w:rPr>
+          <w:b w:val="0"/>
+        </w:rPr>
+        <w:t xml:space="preserve">Ten </w:t>
+      </w:r>
+      <w:r>
+        <w:rPr>
+          <w:b/>
+        </w:rPr>
+        <w:t>benchmark</w:t>
+      </w:r>
+      <w:r>
+        <w:rPr>
+          <w:b w:val="0"/>
+        </w:rPr>
+        <w:t xml:space="preserve"> rows include three copies of one source and seven other unique sources.</w:t>
+      </w:r>
+    </w:p>
+    <w:p>
+      <w:pPr>
+        <w:spacing w:line="336" w:lineRule="auto" w:after="180"/>
+      </w:pPr>
+      <w:r>
+        <w:rPr>
+          <w:b w:val="0"/>
+        </w:rPr>
+        <w:t>Eight unique source units, not ten independent sources. Identify duplicate weighting before analysis; do not silently discard results.</w:t>
+      </w:r>
+    </w:p>
+    <w:p>
+      <w:pPr>
+        <w:spacing w:line="336" w:lineRule="auto" w:after="180"/>
+      </w:pPr>
+      <w:r>
+        <w:rPr>
+          <w:b w:val="0"/>
+        </w:rPr>
+        <w:t xml:space="preserve">Compare the intermediate </w:t>
+      </w:r>
+      <w:r>
+        <w:rPr>
+          <w:b/>
+        </w:rPr>
+        <w:t>evidence</w:t>
+      </w:r>
+      <w:r>
+        <w:rPr>
+          <w:b w:val="0"/>
+        </w:rPr>
+        <w:t xml:space="preserve"> with the final statement. Explain why each number or decision follows from the stated </w:t>
+      </w:r>
+      <w:r>
+        <w:rPr>
+          <w:b/>
+        </w:rPr>
+        <w:t>input</w:t>
+      </w:r>
+      <w:r>
+        <w:rPr>
+          <w:b w:val="0"/>
+        </w:rPr>
+        <w:t>s.</w:t>
+      </w:r>
+    </w:p>
+    <w:p>
+      <w:pPr>
+        <w:spacing w:line="336" w:lineRule="auto" w:after="180"/>
+      </w:pPr>
+      <w:r>
+        <w:rPr>
+          <w:b w:val="0"/>
+        </w:rPr>
+        <w:t xml:space="preserve">The conclusion belongs to this scenario and procedure; changing the </w:t>
+      </w:r>
+      <w:r>
+        <w:rPr>
+          <w:b/>
+        </w:rPr>
+        <w:t>input</w:t>
+      </w:r>
+      <w:r>
+        <w:rPr>
+          <w:b w:val="0"/>
+        </w:rPr>
+        <w:t>s, evaluation population or authority can change what it establishes. Retain the raw record so a later revision can be compared honestly.</w:t>
+      </w:r>
+    </w:p>
+    <w:p>
+      <w:pPr>
+        <w:pStyle w:val="Heading2"/>
+      </w:pPr>
+      <w:r>
+        <w:t>Identity and coverage probes</w:t>
+      </w:r>
+    </w:p>
+    <w:tbl>
+      <w:tblPr>
+        <w:tblStyle w:val="LightShading-Accent1"/>
+        <w:tblW w:type="auto" w:w="0"/>
+        <w:tblLook w:firstColumn="1" w:firstRow="1" w:lastColumn="0" w:lastRow="0" w:noHBand="0" w:noVBand="1" w:val="04A0"/>
+      </w:tblPr>
+      <w:tblGrid>
+        <w:gridCol w:w="5112"/>
+        <w:gridCol w:w="5112"/>
+      </w:tblGrid>
+      <w:tr>
+        <w:trPr>
+          <w:tblHeader/>
+        </w:trPr>
+        <w:tc>
+          <w:tcPr>
+            <w:tcW w:type="dxa" w:w="5112"/>
+          </w:tcPr>
+          <w:p>
+            <w:r>
+              <w:t>Benchmark audit</w:t>
+            </w:r>
+          </w:p>
+        </w:tc>
+        <w:tc>
+          <w:tcPr>
+            <w:tcW w:type="dxa" w:w="5112"/>
+          </w:tcPr>
+          <w:p>
+            <w:r>
+              <w:t>Checked interpretation</w:t>
+            </w:r>
+          </w:p>
+        </w:tc>
+      </w:tr>
+      <w:tr>
+        <w:tc>
+          <w:tcPr>
+            <w:tcW w:type="dxa" w:w="5112"/>
+          </w:tcPr>
+          <w:p>
+            <w:r>
+              <w:t>Three copies of one source plus seven others</w:t>
+            </w:r>
+          </w:p>
+        </w:tc>
+        <w:tc>
+          <w:tcPr>
+            <w:tcW w:type="dxa" w:w="5112"/>
+          </w:tcPr>
+          <w:p>
+            <w:r>
+              <w:t>Eight source IDs, not ten independent sources</w:t>
+            </w:r>
+          </w:p>
+        </w:tc>
+      </w:tr>
+      <w:tr>
+        <w:tc>
+          <w:tcPr>
+            <w:tcW w:type="dxa" w:w="5112"/>
+          </w:tcPr>
+          <w:p>
+            <w:r>
+              <w:t>Three copies</w:t>
+            </w:r>
+          </w:p>
+        </w:tc>
+        <w:tc>
+          <w:tcPr>
+            <w:tcW w:type="dxa" w:w="5112"/>
+          </w:tcPr>
+          <w:p>
+            <w:r>
+              <w:t>Two extra rows beyond one copy, not three extra rows</w:t>
+            </w:r>
+          </w:p>
+        </w:tc>
+      </w:tr>
+      <w:tr>
+        <w:tc>
+          <w:tcPr>
+            <w:tcW w:type="dxa" w:w="5112"/>
+          </w:tcPr>
+          <w:p>
+            <w:r>
+              <w:t>Source IDs differ</w:t>
+            </w:r>
+          </w:p>
+        </w:tc>
+        <w:tc>
+          <w:tcPr>
+            <w:tcW w:type="dxa" w:w="5112"/>
+          </w:tcPr>
+          <w:p>
+            <w:r>
+              <w:t>Identity distinction does not prove sampling independence</w:t>
+            </w:r>
+          </w:p>
+        </w:tc>
+      </w:tr>
+      <w:tr>
+        <w:tc>
+          <w:tcPr>
+            <w:tcW w:type="dxa" w:w="5112"/>
+          </w:tcPr>
+          <w:p>
+            <w:r>
+              <w:t>No outcome labels supplied per source</w:t>
+            </w:r>
+          </w:p>
+        </w:tc>
+        <w:tc>
+          <w:tcPr>
+            <w:tcW w:type="dxa" w:w="5112"/>
+          </w:tcPr>
+          <w:p>
+            <w:r>
+              <w:t>Do not calculate an invented deduplicated accuracy</w:t>
+            </w:r>
+          </w:p>
+        </w:tc>
+      </w:tr>
+      <w:tr>
+        <w:tc>
+          <w:tcPr>
+            <w:tcW w:type="dxa" w:w="5112"/>
+          </w:tcPr>
+          <w:p>
+            <w:r>
+              <w:t>Exclude duplicates after inspecting outcomes</w:t>
+            </w:r>
+          </w:p>
+        </w:tc>
+        <w:tc>
+          <w:tcPr>
+            <w:tcW w:type="dxa" w:w="5112"/>
+          </w:tcPr>
+          <w:p>
+            <w:r>
+              <w:t>Disclose analysis change; preserve original results and declared unit rule</w:t>
+            </w:r>
+          </w:p>
+        </w:tc>
+      </w:tr>
+      <w:tr>
+        <w:tc>
+          <w:tcPr>
+            <w:tcW w:type="dxa" w:w="5112"/>
+          </w:tcPr>
+          <w:p>
+            <w:r>
+              <w:t>No outdoor cases</w:t>
+            </w:r>
+          </w:p>
+        </w:tc>
+        <w:tc>
+          <w:tcPr>
+            <w:tcW w:type="dxa" w:w="5112"/>
+          </w:tcPr>
+          <w:p>
+            <w:r>
+              <w:t>Unknown performance, not zero accuracy</w:t>
+            </w:r>
+          </w:p>
+        </w:tc>
+      </w:tr>
+      <w:tr>
+        <w:tc>
+          <w:tcPr>
+            <w:tcW w:type="dxa" w:w="5112"/>
+          </w:tcPr>
+          <w:p>
+            <w:r>
+              <w:t>Outdoor 2/4 and pooled 11/14</w:t>
+            </w:r>
+          </w:p>
+        </w:tc>
+        <w:tc>
+          <w:tcPr>
+            <w:tcW w:type="dxa" w:w="5112"/>
+          </w:tcPr>
+          <w:p>
+            <w:r>
+              <w:t>Different denominators and target descriptions</w:t>
+            </w:r>
+          </w:p>
+        </w:tc>
+      </w:tr>
+      <w:tr>
+        <w:tc>
+          <w:tcPr>
+            <w:tcW w:type="dxa" w:w="5112"/>
+          </w:tcPr>
+          <w:p>
+            <w:r>
+              <w:t>High indoor result</w:t>
+            </w:r>
+          </w:p>
+        </w:tc>
+        <w:tc>
+          <w:tcPr>
+            <w:tcW w:type="dxa" w:w="5112"/>
+          </w:tcPr>
+          <w:p>
+            <w:r>
+              <w:t>No automatic outdoor-fitness conclusion</w:t>
+            </w:r>
+          </w:p>
+        </w:tc>
+      </w:tr>
+      <w:tr>
+        <w:tc>
+          <w:tcPr>
+            <w:tcW w:type="dxa" w:w="5112"/>
+          </w:tcPr>
+          <w:p>
+            <w:r>
+              <w:t>Observed slice difference</w:t>
+            </w:r>
+          </w:p>
+        </w:tc>
+        <w:tc>
+          <w:tcPr>
+            <w:tcW w:type="dxa" w:w="5112"/>
+          </w:tcPr>
+          <w:p>
+            <w:r>
+              <w:t>Does not by itself establish cause or significance</w:t>
+            </w:r>
+          </w:p>
+        </w:tc>
+      </w:tr>
+    </w:tbl>
+    <w:p>
+      <w:pPr>
+        <w:pStyle w:val="Heading2"/>
+      </w:pPr>
+      <w:r>
+        <w:t>Separate photo settings and native coverage chart</w:t>
+      </w:r>
+    </w:p>
+    <w:p>
+      <w:pPr>
+        <w:spacing w:line="336" w:lineRule="auto" w:after="180"/>
+      </w:pPr>
+      <w:r>
+        <w:rPr>
+          <w:b w:val="0"/>
+        </w:rPr>
+        <w:t xml:space="preserve">A </w:t>
+      </w:r>
+      <w:r>
+        <w:rPr>
+          <w:b/>
+        </w:rPr>
+        <w:t>benchmark</w:t>
+      </w:r>
+      <w:r>
+        <w:rPr>
+          <w:b w:val="0"/>
+        </w:rPr>
+        <w:t xml:space="preserve"> can miss the intended setting. A plant model is evaluated on clean indoor photos but proposed for shaded outdoor photos.</w:t>
+      </w:r>
+    </w:p>
+    <w:p>
+      <w:pPr>
+        <w:spacing w:line="336" w:lineRule="auto" w:after="180"/>
+      </w:pPr>
+      <w:r>
+        <w:rPr>
+          <w:b w:val="0"/>
+        </w:rPr>
+        <w:t xml:space="preserve">Indoor </w:t>
+      </w:r>
+      <w:r>
+        <w:rPr>
+          <w:b/>
+        </w:rPr>
+        <w:t>benchmark</w:t>
+      </w:r>
+      <w:r>
+        <w:rPr>
+          <w:b w:val="0"/>
+        </w:rPr>
+        <w:t>: 9/10 correct. No outdoor cases are present. The same model is intended for both.</w:t>
+      </w:r>
+    </w:p>
+    <w:p>
+      <w:pPr>
+        <w:spacing w:line="336" w:lineRule="auto" w:after="180"/>
+      </w:pPr>
+      <w:r>
+        <w:rPr>
+          <w:b w:val="0"/>
+        </w:rPr>
+        <w:t>The picture’s original ten photos are all clean indoor images: nine correct gives 90% on that supplied slice. There are no outdoor cases, so outdoor accuracy is unmeasured. In the changed teaching scenario, four reserved outdoor cases are supplied and two are correct, giving 50% for that slice. Pooling both settings gives 11/14, approximately 78.6%, but that pooled rate is not outdoor performance.</w:t>
+      </w:r>
+    </w:p>
+    <w:p>
+      <w:pPr>
+        <w:spacing w:line="336" w:lineRule="auto" w:after="180"/>
+      </w:pPr>
+      <w:r>
+        <w:rPr>
+          <w:b w:val="0"/>
+        </w:rPr>
+        <w:t>The lower observed outdoor slice does not identify the cause, establish significance or prove all future outdoor images will behave similarly. No new photos or model outputs were actually collected for this lesson.</w:t>
+      </w:r>
+    </w:p>
+    <w:p>
+      <w:r>
+        <w:drawing>
+          <wp:inline xmlns:a="http://schemas.openxmlformats.org/drawingml/2006/main" xmlns:pic="http://schemas.openxmlformats.org/drawingml/2006/picture">
+            <wp:extent cx="5486400" cy="3029913"/>
+            <wp:docPr id="1" name="Picture 1" descr="Indoor benchmark has nine correct of ten, or ninety percent. Outdoor shade initially has no measured cases, so performance is unknown. Changed scenario supplies two correct of four outdoor cases, or fifty percent; pooling gives eleven of fourteen, approximately seventy-eight point six percent, which is not the outdoor rate."/>
+            <wp:cNvGraphicFramePr>
+              <a:graphicFrameLocks noChangeAspect="1"/>
+            </wp:cNvGraphicFramePr>
+            <a:graphic>
+              <a:graphicData uri="http://schemas.openxmlformats.org/drawingml/2006/picture">
+                <pic:pic>
+                  <pic:nvPicPr>
+                    <pic:cNvPr id="0" name="ai-7-18-benchmark-coverage.png"/>
+                    <pic:cNvPicPr/>
+                  </pic:nvPicPr>
+                  <pic:blipFill>
+                    <a:blip r:embed="rId9"/>
+                    <a:stretch>
+                      <a:fillRect/>
+                    </a:stretch>
+                  </pic:blipFill>
+                  <pic:spPr>
+                    <a:xfrm>
+                      <a:off x="0" y="0"/>
+                      <a:ext cx="5486400" cy="3029913"/>
+                    </a:xfrm>
+                    <a:prstGeom prst="rect"/>
+                  </pic:spPr>
+                </pic:pic>
+              </a:graphicData>
+            </a:graphic>
+          </wp:inline>
+        </w:drawing>
+      </w:r>
+    </w:p>
+    <w:tbl>
+      <w:tblPr>
+        <w:tblStyle w:val="LightShading-Accent1"/>
+        <w:tblW w:type="auto" w:w="0"/>
+        <w:tblLook w:firstColumn="1" w:firstRow="1" w:lastColumn="0" w:lastRow="0" w:noHBand="0" w:noVBand="1" w:val="04A0"/>
+      </w:tblPr>
+      <w:tblGrid>
+        <w:gridCol w:w="3408"/>
+        <w:gridCol w:w="3408"/>
+        <w:gridCol w:w="3408"/>
+      </w:tblGrid>
+      <w:tr>
+        <w:trPr>
+          <w:tblHeader/>
+        </w:trPr>
+        <w:tc>
+          <w:tcPr>
+            <w:tcW w:type="dxa" w:w="3408"/>
+          </w:tcPr>
+          <w:p>
+            <w:r>
+              <w:t>Setting</w:t>
+            </w:r>
+          </w:p>
+        </w:tc>
+        <w:tc>
+          <w:tcPr>
+            <w:tcW w:type="dxa" w:w="3408"/>
+          </w:tcPr>
+          <w:p>
+            <w:r>
+              <w:t>Original supplied evidence</w:t>
+            </w:r>
+          </w:p>
+        </w:tc>
+        <w:tc>
+          <w:tcPr>
+            <w:tcW w:type="dxa" w:w="3408"/>
+          </w:tcPr>
+          <w:p>
+            <w:r>
+              <w:t>Changed supplied evidence</w:t>
+            </w:r>
+          </w:p>
+        </w:tc>
+      </w:tr>
+      <w:tr>
+        <w:tc>
+          <w:tcPr>
+            <w:tcW w:type="dxa" w:w="3408"/>
+          </w:tcPr>
+          <w:p>
+            <w:r>
+              <w:t>Indoor</w:t>
+            </w:r>
+          </w:p>
+        </w:tc>
+        <w:tc>
+          <w:tcPr>
+            <w:tcW w:type="dxa" w:w="3408"/>
+          </w:tcPr>
+          <w:p>
+            <w:r>
+              <w:t>9/10 = 90%</w:t>
+            </w:r>
+          </w:p>
+        </w:tc>
+        <w:tc>
+          <w:tcPr>
+            <w:tcW w:type="dxa" w:w="3408"/>
+          </w:tcPr>
+          <w:p>
+            <w:r>
+              <w:t>Unchanged 9/10 = 90%</w:t>
+            </w:r>
+          </w:p>
+        </w:tc>
+      </w:tr>
+      <w:tr>
+        <w:tc>
+          <w:tcPr>
+            <w:tcW w:type="dxa" w:w="3408"/>
+          </w:tcPr>
+          <w:p>
+            <w:r>
+              <w:t>Outdoor shade</w:t>
+            </w:r>
+          </w:p>
+        </w:tc>
+        <w:tc>
+          <w:tcPr>
+            <w:tcW w:type="dxa" w:w="3408"/>
+          </w:tcPr>
+          <w:p>
+            <w:r>
+              <w:t>No cases; rate unknown</w:t>
+            </w:r>
+          </w:p>
+        </w:tc>
+        <w:tc>
+          <w:tcPr>
+            <w:tcW w:type="dxa" w:w="3408"/>
+          </w:tcPr>
+          <w:p>
+            <w:r>
+              <w:t>2/4 = 50%</w:t>
+            </w:r>
+          </w:p>
+        </w:tc>
+      </w:tr>
+      <w:tr>
+        <w:tc>
+          <w:tcPr>
+            <w:tcW w:type="dxa" w:w="3408"/>
+          </w:tcPr>
+          <w:p>
+            <w:r>
+              <w:t>Pooled descriptive rate</w:t>
+            </w:r>
+          </w:p>
+        </w:tc>
+        <w:tc>
+          <w:tcPr>
+            <w:tcW w:type="dxa" w:w="3408"/>
+          </w:tcPr>
+          <w:p>
+            <w:r>
+              <w:t>9/10, entirely indoor</w:t>
+            </w:r>
+          </w:p>
+        </w:tc>
+        <w:tc>
+          <w:tcPr>
+            <w:tcW w:type="dxa" w:w="3408"/>
+          </w:tcPr>
+          <w:p>
+            <w:r>
+              <w:t>11/14 ≈ 78.6%</w:t>
+            </w:r>
+          </w:p>
+        </w:tc>
+      </w:tr>
+      <w:tr>
+        <w:tc>
+          <w:tcPr>
+            <w:tcW w:type="dxa" w:w="3408"/>
+          </w:tcPr>
+          <w:p>
+            <w:r>
+              <w:t>Appropriate outdoor report</w:t>
+            </w:r>
+          </w:p>
+        </w:tc>
+        <w:tc>
+          <w:tcPr>
+            <w:tcW w:type="dxa" w:w="3408"/>
+          </w:tcPr>
+          <w:p>
+            <w:r>
+              <w:t>Unmeasured</w:t>
+            </w:r>
+          </w:p>
+        </w:tc>
+        <w:tc>
+          <w:tcPr>
+            <w:tcW w:type="dxa" w:w="3408"/>
+          </w:tcPr>
+          <w:p>
+            <w:r>
+              <w:t>2/4 in the supplied outdoor slice</w:t>
+            </w:r>
+          </w:p>
+        </w:tc>
+      </w:tr>
+      <w:tr>
+        <w:tc>
+          <w:tcPr>
+            <w:tcW w:type="dxa" w:w="3408"/>
+          </w:tcPr>
+          <w:p>
+            <w:r>
+              <w:t>Unsupported extension</w:t>
+            </w:r>
+          </w:p>
+        </w:tc>
+        <w:tc>
+          <w:tcPr>
+            <w:tcW w:type="dxa" w:w="3408"/>
+          </w:tcPr>
+          <w:p>
+            <w:r>
+              <w:t>Assume outdoor also 90%</w:t>
+            </w:r>
+          </w:p>
+        </w:tc>
+        <w:tc>
+          <w:tcPr>
+            <w:tcW w:type="dxa" w:w="3408"/>
+          </w:tcPr>
+          <w:p>
+            <w:r>
+              <w:t>Use pooled 78.6% as outdoor accuracy</w:t>
+            </w:r>
+          </w:p>
+        </w:tc>
+      </w:tr>
+      <w:tr>
+        <w:tc>
+          <w:tcPr>
+            <w:tcW w:type="dxa" w:w="3408"/>
+          </w:tcPr>
+          <w:p>
+            <w:r>
+              <w:t>Remaining limits</w:t>
+            </w:r>
+          </w:p>
+        </w:tc>
+        <w:tc>
+          <w:tcPr>
+            <w:tcW w:type="dxa" w:w="3408"/>
+          </w:tcPr>
+          <w:p>
+            <w:r>
+              <w:t>Coverage absent</w:t>
+            </w:r>
+          </w:p>
+        </w:tc>
+        <w:tc>
+          <w:tcPr>
+            <w:tcW w:type="dxa" w:w="3408"/>
+          </w:tcPr>
+          <w:p>
+            <w:r>
+              <w:t>Small slice, sampling and labels still need inspection</w:t>
+            </w:r>
+          </w:p>
+        </w:tc>
+      </w:tr>
+    </w:tbl>
+    <w:p>
+      <w:pPr>
+        <w:pStyle w:val="Heading2"/>
+      </w:pPr>
+      <w:r>
+        <w:t>Picture trace and changed outdoor key</w:t>
+      </w:r>
+    </w:p>
+    <w:p>
+      <w:r>
+        <w:drawing>
+          <wp:inline xmlns:a="http://schemas.openxmlformats.org/drawingml/2006/main" xmlns:pic="http://schemas.openxmlformats.org/drawingml/2006/picture">
+            <wp:extent cx="5486400" cy="3182112"/>
+            <wp:docPr id="2" name="Picture 2" descr="Name measured setting: All ten benchmark images are clean indoor photos. → Report the result: The observed indoor score is 90%. → Name missing evidence: Outdoor shade performance remains unmeasured."/>
+            <wp:cNvGraphicFramePr>
+              <a:graphicFrameLocks noChangeAspect="1"/>
+            </wp:cNvGraphicFramePr>
+            <a:graphic>
+              <a:graphicData uri="http://schemas.openxmlformats.org/drawingml/2006/picture">
+                <pic:pic>
+                  <pic:nvPicPr>
+                    <pic:cNvPr id="0" name="academy-story-ai-7-18-02.png"/>
+                    <pic:cNvPicPr/>
+                  </pic:nvPicPr>
+                  <pic:blipFill>
+                    <a:blip r:embed="rId10"/>
+                    <a:stretch>
+                      <a:fillRect/>
+                    </a:stretch>
+                  </pic:blipFill>
+                  <pic:spPr>
+                    <a:xfrm>
+                      <a:off x="0" y="0"/>
+                      <a:ext cx="5486400" cy="3182112"/>
+                    </a:xfrm>
+                    <a:prstGeom prst="rect"/>
+                  </pic:spPr>
+                </pic:pic>
+              </a:graphicData>
+            </a:graphic>
+          </wp:inline>
+        </w:drawing>
+      </w:r>
+    </w:p>
+    <w:p>
+      <w:pPr>
+        <w:pStyle w:val="Heading3"/>
+      </w:pPr>
+      <w:r>
+        <w:t>Read the picture one step at a time</w:t>
+      </w:r>
+    </w:p>
+    <w:tbl>
+      <w:tblPr>
+        <w:tblStyle w:val="LightShading-Accent1"/>
+        <w:tblW w:type="auto" w:w="0"/>
+        <w:tblLook w:firstColumn="1" w:firstRow="1" w:lastColumn="0" w:lastRow="0" w:noHBand="0" w:noVBand="1" w:val="04A0"/>
+      </w:tblPr>
+      <w:tblGrid>
+        <w:gridCol w:w="5112"/>
+        <w:gridCol w:w="5112"/>
+      </w:tblGrid>
+      <w:tr>
+        <w:trPr>
+          <w:tblHeader/>
+        </w:trPr>
+        <w:tc>
+          <w:tcPr>
+            <w:tcW w:type="dxa" w:w="5112"/>
+          </w:tcPr>
+          <w:p>
+            <w:r>
+              <w:t>Step</w:t>
+            </w:r>
+          </w:p>
+        </w:tc>
+        <w:tc>
+          <w:tcPr>
+            <w:tcW w:type="dxa" w:w="5112"/>
+          </w:tcPr>
+          <w:p>
+            <w:r>
+              <w:t>What happens and why</w:t>
+            </w:r>
+          </w:p>
+        </w:tc>
+      </w:tr>
+      <w:tr>
+        <w:tc>
+          <w:tcPr>
+            <w:tcW w:type="dxa" w:w="5112"/>
+          </w:tcPr>
+          <w:p>
+            <w:r>
+              <w:t>1. Name measured setting</w:t>
+            </w:r>
+          </w:p>
+        </w:tc>
+        <w:tc>
+          <w:tcPr>
+            <w:tcW w:type="dxa" w:w="5112"/>
+          </w:tcPr>
+          <w:p>
+            <w:r>
+              <w:t>All ten benchmark images are clean indoor photos.</w:t>
+            </w:r>
+          </w:p>
+        </w:tc>
+      </w:tr>
+      <w:tr>
+        <w:tc>
+          <w:tcPr>
+            <w:tcW w:type="dxa" w:w="5112"/>
+          </w:tcPr>
+          <w:p>
+            <w:r>
+              <w:t>2. Report the result</w:t>
+            </w:r>
+          </w:p>
+        </w:tc>
+        <w:tc>
+          <w:tcPr>
+            <w:tcW w:type="dxa" w:w="5112"/>
+          </w:tcPr>
+          <w:p>
+            <w:r>
+              <w:t>The observed indoor score is 90%.</w:t>
+            </w:r>
+          </w:p>
+        </w:tc>
+      </w:tr>
+      <w:tr>
+        <w:tc>
+          <w:tcPr>
+            <w:tcW w:type="dxa" w:w="5112"/>
+          </w:tcPr>
+          <w:p>
+            <w:r>
+              <w:t>3. Name missing evidence</w:t>
+            </w:r>
+          </w:p>
+        </w:tc>
+        <w:tc>
+          <w:tcPr>
+            <w:tcW w:type="dxa" w:w="5112"/>
+          </w:tcPr>
+          <w:p>
+            <w:r>
+              <w:t>Outdoor shade performance remains unmeasured.</w:t>
+            </w:r>
+          </w:p>
+        </w:tc>
+      </w:tr>
+    </w:tbl>
+    <w:p>
+      <w:r>
+        <w:t>Match each pictured step to the supplied facts. This is a worked teaching case, not an independent assessment.</w:t>
+      </w:r>
+    </w:p>
+    <w:p>
+      <w:pPr>
+        <w:spacing w:line="336" w:lineRule="auto" w:after="180"/>
+      </w:pPr>
+      <w:r>
+        <w:rPr>
+          <w:b w:val="0"/>
+        </w:rPr>
+        <w:t xml:space="preserve">A </w:t>
+      </w:r>
+      <w:r>
+        <w:rPr>
+          <w:b/>
+        </w:rPr>
+        <w:t>benchmark</w:t>
+      </w:r>
+      <w:r>
+        <w:rPr>
+          <w:b w:val="0"/>
+        </w:rPr>
+        <w:t xml:space="preserve"> represents particular tasks and collection conditions. High performance on it cannot automatically establish fitness for a different deployment setting.</w:t>
+      </w:r>
+    </w:p>
+    <w:p>
+      <w:pPr>
+        <w:spacing w:line="336" w:lineRule="auto" w:after="180"/>
+      </w:pPr>
+      <w:r>
+        <w:rPr>
+          <w:b w:val="0"/>
+        </w:rPr>
+        <w:t>Neither slice estimates all future photos; inspect sampling, labels and grouping.</w:t>
+      </w:r>
+    </w:p>
+    <w:p>
+      <w:pPr>
+        <w:spacing w:line="336" w:lineRule="auto" w:after="180"/>
+      </w:pPr>
+      <w:r>
+        <w:rPr>
+          <w:b w:val="0"/>
+        </w:rPr>
+        <w:t>Change: Add four reserved outdoor cases, of which two are correct.</w:t>
+      </w:r>
+    </w:p>
+    <w:p>
+      <w:pPr>
+        <w:spacing w:line="336" w:lineRule="auto" w:after="180"/>
+      </w:pPr>
+      <w:r>
+        <w:rPr>
+          <w:b/>
+        </w:rPr>
+        <w:t>Prediction</w:t>
+      </w:r>
+      <w:r>
+        <w:rPr>
+          <w:b w:val="0"/>
+        </w:rPr>
+        <w:t>: Report the outdoor slice as 2/4=50%, separately from indoor results.</w:t>
+      </w:r>
+    </w:p>
+    <w:p>
+      <w:pPr>
+        <w:spacing w:line="336" w:lineRule="auto" w:after="180"/>
+      </w:pPr>
+      <w:r>
+        <w:rPr>
+          <w:b w:val="0"/>
+        </w:rPr>
+        <w:t>Reason: The new records finally measure the missing condition, with a small denominator.</w:t>
+      </w:r>
+    </w:p>
+    <w:p>
+      <w:pPr>
+        <w:pStyle w:val="Heading2"/>
+      </w:pPr>
+      <w:r>
+        <w:t>Earlier wording, alternatives and picture transcripts · reference / check after trying</w:t>
+      </w:r>
+    </w:p>
+    <w:p>
+      <w:pPr>
+        <w:spacing w:line="336" w:lineRule="auto" w:after="180"/>
+      </w:pPr>
+      <w:r>
+        <w:rPr>
+          <w:b w:val="0"/>
+        </w:rPr>
+        <w:t>Begin by writing the question the procedure is intended to answer. Identify the information already supplied, the information it will produce and the information still missing.</w:t>
+      </w:r>
+    </w:p>
+    <w:p>
+      <w:pPr>
+        <w:spacing w:line="336" w:lineRule="auto" w:after="180"/>
+      </w:pPr>
+      <w:r>
+        <w:rPr>
+          <w:b w:val="0"/>
+        </w:rPr>
+        <w:t>These are constructed classroom examples; they do not require live accounts, private records or an external service. Do not treat a plausible explanation as a measured outcome.</w:t>
       </w:r>
     </w:p>
     <w:p>
@@ -995,99 +2740,30 @@
         <w:pStyle w:val="Heading3"/>
       </w:pPr>
       <w:r>
-        <w:t>Dataset and benchmark limitations — evidence trace</w:t>
-      </w:r>
-    </w:p>
-    <w:tbl>
-      <w:tblPr>
-        <w:tblStyle w:val="LightShading-Accent1"/>
-        <w:tblW w:type="auto" w:w="0"/>
-        <w:tblLook w:firstColumn="1" w:firstRow="1" w:lastColumn="0" w:lastRow="0" w:noHBand="0" w:noVBand="1" w:val="04A0"/>
-      </w:tblPr>
-      <w:tblGrid>
-        <w:gridCol w:w="3408"/>
-        <w:gridCol w:w="3408"/>
-        <w:gridCol w:w="3408"/>
-      </w:tblGrid>
-      <w:tr>
-        <w:trPr>
-          <w:tblHeader/>
-        </w:trPr>
-        <w:tc>
-          <w:tcPr>
-            <w:tcW w:type="dxa" w:w="3408"/>
-          </w:tcPr>
-          <w:p>
-            <w:r>
-              <w:t>Input and scope</w:t>
-            </w:r>
-          </w:p>
-        </w:tc>
-        <w:tc>
-          <w:tcPr>
-            <w:tcW w:type="dxa" w:w="3408"/>
-          </w:tcPr>
-          <w:p>
-            <w:r>
-              <w:t>Check or calculation</w:t>
-            </w:r>
-          </w:p>
-        </w:tc>
-        <w:tc>
-          <w:tcPr>
-            <w:tcW w:type="dxa" w:w="3408"/>
-          </w:tcPr>
-          <w:p>
-            <w:r>
-              <w:t>Conclusion and limit</w:t>
-            </w:r>
-          </w:p>
-        </w:tc>
-      </w:tr>
-      <w:tr>
-        <w:tc>
-          <w:tcPr>
-            <w:tcW w:type="dxa" w:w="3408"/>
-          </w:tcPr>
-          <w:p>
-            <w:r>
-              <w:t>Ten benchmark rows include three copies of one source and seven other unique sources.</w:t>
-            </w:r>
-          </w:p>
-        </w:tc>
-        <w:tc>
-          <w:tcPr>
-            <w:tcW w:type="dxa" w:w="3408"/>
-          </w:tcPr>
-          <w:p>
-            <w:r>
-              <w:t>Inspect eligibility, source dates, related units and label definitions before scoring. Deduplicate by declared unit identity, not merely file name; report excluded and unassessed cases.</w:t>
-            </w:r>
-          </w:p>
-        </w:tc>
-        <w:tc>
-          <w:tcPr>
-            <w:tcW w:type="dxa" w:w="3408"/>
-          </w:tcPr>
-          <w:p>
-            <w:r>
-              <w:t>Eight unique source units, not ten independent sources. Identify duplicate weighting before analysis; do not silently discard results.</w:t>
-            </w:r>
-          </w:p>
-        </w:tc>
-      </w:tr>
-    </w:tbl>
-    <w:p>
-      <w:r>
-        <w:t>The figure connects this chapter's worked input, declared procedure and result. Read the complete worked reasoning for qualifiers and intermediate steps; the abbreviated labels do not replace that reasoning.</w:t>
+        <w:t>Model the reasoning aloud</w:t>
       </w:r>
     </w:p>
     <w:p>
       <w:pPr>
-        <w:pStyle w:val="Heading3"/>
-      </w:pPr>
-      <w:r>
-        <w:t>Explain Dataset and benchmark limitations · 3</w:t>
+        <w:spacing w:line="336" w:lineRule="auto" w:after="180"/>
+      </w:pPr>
+      <w:r>
+        <w:rPr>
+          <w:b w:val="0"/>
+        </w:rPr>
+        <w:t xml:space="preserve">Use the complete worked example below before asking learners to complete W2. Reveal a small part, invite a </w:t>
+      </w:r>
+      <w:r>
+        <w:rPr>
+          <w:b/>
+        </w:rPr>
+        <w:t>prediction</w:t>
+      </w:r>
+      <w:r>
+        <w:rPr>
+          <w:b w:val="0"/>
+        </w:rPr>
+        <w:t>, then explain the deciding step.</w:t>
       </w:r>
     </w:p>
     <w:p>
@@ -1098,207 +2774,7 @@
         <w:rPr>
           <w:b w:val="0"/>
         </w:rPr>
-        <w:t>Guided: Eight unique source units, not ten independent sources. Identify duplicate weighting before analysis; do not silently discard results.</w:t>
-      </w:r>
-    </w:p>
-    <w:p>
-      <w:pPr>
-        <w:spacing w:line="336" w:lineRule="auto" w:after="180"/>
-      </w:pPr>
-      <w:r>
-        <w:rPr>
-          <w:b w:val="0"/>
-        </w:rPr>
-        <w:t xml:space="preserve">Qualification: </w:t>
-      </w:r>
-      <w:r>
-        <w:rPr>
-          <w:b/>
-        </w:rPr>
-        <w:t>Benchmark</w:t>
-      </w:r>
-      <w:r>
-        <w:rPr>
-          <w:b w:val="0"/>
-        </w:rPr>
-        <w:t xml:space="preserve"> success does not establish performance on a deployment population missing from its design.</w:t>
-      </w:r>
-    </w:p>
-    <w:p>
-      <w:pPr>
-        <w:spacing w:line="336" w:lineRule="auto" w:after="180"/>
-      </w:pPr>
-      <w:r>
-        <w:rPr>
-          <w:b w:val="0"/>
-        </w:rPr>
-        <w:t xml:space="preserve">Exit: accept a concrete variation with its predicted outcome and a stated condition that would challenge the </w:t>
-      </w:r>
-      <w:r>
-        <w:rPr>
-          <w:b/>
-        </w:rPr>
-        <w:t>mechanism</w:t>
-      </w:r>
-      <w:r>
-        <w:rPr>
-          <w:b w:val="0"/>
-        </w:rPr>
-        <w:t xml:space="preserve">; reject a claim resting on unmeasured </w:t>
-      </w:r>
-      <w:r>
-        <w:rPr>
-          <w:b/>
-        </w:rPr>
-        <w:t>evidence</w:t>
-      </w:r>
-      <w:r>
-        <w:rPr>
-          <w:b w:val="0"/>
-        </w:rPr>
-        <w:t>.</w:t>
-      </w:r>
-    </w:p>
-    <w:p>
-      <w:pPr>
-        <w:pStyle w:val="Heading3"/>
-      </w:pPr>
-      <w:r>
-        <w:t>Model the reasoning aloud</w:t>
-      </w:r>
-    </w:p>
-    <w:p>
-      <w:pPr>
-        <w:spacing w:line="336" w:lineRule="auto" w:after="180"/>
-      </w:pPr>
-      <w:r>
-        <w:rPr>
-          <w:b w:val="0"/>
-        </w:rPr>
-        <w:t xml:space="preserve">Use the complete worked example below before asking learners to complete W2. Reveal a small part, invite a </w:t>
-      </w:r>
-      <w:r>
-        <w:rPr>
-          <w:b/>
-        </w:rPr>
-        <w:t>prediction</w:t>
-      </w:r>
-      <w:r>
-        <w:rPr>
-          <w:b w:val="0"/>
-        </w:rPr>
-        <w:t>, then explain the deciding step.</w:t>
-      </w:r>
-    </w:p>
-    <w:p>
-      <w:pPr>
-        <w:spacing w:line="336" w:lineRule="auto" w:after="180"/>
-      </w:pPr>
-      <w:r>
-        <w:rPr>
-          <w:b w:val="0"/>
-        </w:rPr>
         <w:t>These teacher notes contain solutions; do not reveal the independent case answer during modelling.</w:t>
-      </w:r>
-    </w:p>
-    <w:p>
-      <w:pPr>
-        <w:spacing w:line="336" w:lineRule="auto" w:after="180"/>
-      </w:pPr>
-      <w:r>
-        <w:rPr>
-          <w:b w:val="0"/>
-        </w:rPr>
-        <w:t xml:space="preserve">Ten </w:t>
-      </w:r>
-      <w:r>
-        <w:rPr>
-          <w:b/>
-        </w:rPr>
-        <w:t>benchmark</w:t>
-      </w:r>
-      <w:r>
-        <w:rPr>
-          <w:b w:val="0"/>
-        </w:rPr>
-        <w:t xml:space="preserve"> rows include three copies of one source and seven other unique sources.</w:t>
-      </w:r>
-    </w:p>
-    <w:p>
-      <w:pPr>
-        <w:spacing w:line="336" w:lineRule="auto" w:after="180"/>
-      </w:pPr>
-      <w:r>
-        <w:rPr>
-          <w:b w:val="0"/>
-        </w:rPr>
-        <w:t>Eight unique source units, not ten independent sources. Identify duplicate weighting before analysis; do not silently discard results.</w:t>
-      </w:r>
-    </w:p>
-    <w:p>
-      <w:pPr>
-        <w:pStyle w:val="Heading3"/>
-      </w:pPr>
-      <w:r>
-        <w:t>Model the reasoning aloud · 4</w:t>
-      </w:r>
-    </w:p>
-    <w:p>
-      <w:pPr>
-        <w:spacing w:line="336" w:lineRule="auto" w:after="180"/>
-      </w:pPr>
-      <w:r>
-        <w:rPr>
-          <w:b w:val="0"/>
-        </w:rPr>
-        <w:t xml:space="preserve">Compare the intermediate </w:t>
-      </w:r>
-      <w:r>
-        <w:rPr>
-          <w:b/>
-        </w:rPr>
-        <w:t>evidence</w:t>
-      </w:r>
-      <w:r>
-        <w:rPr>
-          <w:b w:val="0"/>
-        </w:rPr>
-        <w:t xml:space="preserve"> with the final statement. Explain why each number or decision follows from the stated </w:t>
-      </w:r>
-      <w:r>
-        <w:rPr>
-          <w:b/>
-        </w:rPr>
-        <w:t>input</w:t>
-      </w:r>
-      <w:r>
-        <w:rPr>
-          <w:b w:val="0"/>
-        </w:rPr>
-        <w:t>s.</w:t>
-      </w:r>
-    </w:p>
-    <w:p>
-      <w:pPr>
-        <w:spacing w:line="336" w:lineRule="auto" w:after="180"/>
-      </w:pPr>
-      <w:r>
-        <w:rPr>
-          <w:b w:val="0"/>
-        </w:rPr>
-        <w:t xml:space="preserve">The conclusion belongs to this scenario and procedure; changing the </w:t>
-      </w:r>
-      <w:r>
-        <w:rPr>
-          <w:b/>
-        </w:rPr>
-        <w:t>input</w:t>
-      </w:r>
-      <w:r>
-        <w:rPr>
-          <w:b w:val="0"/>
-        </w:rPr>
-        <w:t>s, evaluation population or authority can change what it establishes. Retain the raw record so a later revision can be compared honestly.</w:t>
       </w:r>
     </w:p>
     <w:tbl>
@@ -1424,65 +2900,10 @@
     </w:p>
     <w:p>
       <w:pPr>
-        <w:spacing w:line="336" w:lineRule="auto" w:after="180"/>
-      </w:pPr>
-      <w:r>
-        <w:rPr>
-          <w:b w:val="0"/>
-        </w:rPr>
-        <w:t xml:space="preserve">A </w:t>
-      </w:r>
-      <w:r>
-        <w:rPr>
-          <w:b/>
-        </w:rPr>
-        <w:t>benchmark</w:t>
-      </w:r>
-      <w:r>
-        <w:rPr>
-          <w:b w:val="0"/>
-        </w:rPr>
-        <w:t xml:space="preserve"> can miss the intended setting. A plant model is evaluated on clean indoor photos but proposed for shaded outdoor photos.</w:t>
-      </w:r>
-    </w:p>
-    <w:p>
-      <w:pPr>
         <w:pStyle w:val="Heading3"/>
       </w:pPr>
       <w:r>
         <w:t>The facts we will use</w:t>
-      </w:r>
-    </w:p>
-    <w:p>
-      <w:pPr>
-        <w:pStyle w:val="Heading3"/>
-      </w:pPr>
-      <w:r>
-        <w:t>Supplied facts</w:t>
-      </w:r>
-    </w:p>
-    <w:p>
-      <w:pPr>
-        <w:spacing w:line="336" w:lineRule="auto" w:after="180"/>
-        <w:shd w:fill="F1F6FC"/>
-      </w:pPr>
-      <w:r>
-        <w:rPr>
-          <w:b w:val="0"/>
-        </w:rPr>
-        <w:t xml:space="preserve">Indoor </w:t>
-      </w:r>
-      <w:r>
-        <w:rPr>
-          <w:b/>
-        </w:rPr>
-        <w:t>benchmark</w:t>
-      </w:r>
-      <w:r>
-        <w:rPr>
-          <w:b w:val="0"/>
-        </w:rPr>
-        <w:t>: 9/10 correct. No outdoor cases are present. The same model is intended for both.</w:t>
       </w:r>
     </w:p>
     <w:p>
@@ -1490,7 +2911,7 @@
         <w:drawing>
           <wp:inline xmlns:a="http://schemas.openxmlformats.org/drawingml/2006/main" xmlns:pic="http://schemas.openxmlformats.org/drawingml/2006/picture">
             <wp:extent cx="5486400" cy="3077029"/>
-            <wp:docPr id="1" name="Picture 1" descr="Benchmark conditions"/>
+            <wp:docPr id="3" name="Picture 3" descr="Benchmark conditions"/>
             <wp:cNvGraphicFramePr>
               <a:graphicFrameLocks noChangeAspect="1"/>
             </wp:cNvGraphicFramePr>
@@ -1502,7 +2923,7 @@
                     <pic:cNvPicPr/>
                   </pic:nvPicPr>
                   <pic:blipFill>
-                    <a:blip r:embed="rId9"/>
+                    <a:blip r:embed="rId11"/>
                     <a:stretch>
                       <a:fillRect/>
                     </a:stretch>
@@ -1526,7 +2947,7 @@
         <w:drawing>
           <wp:inline xmlns:a="http://schemas.openxmlformats.org/drawingml/2006/main" xmlns:pic="http://schemas.openxmlformats.org/drawingml/2006/picture">
             <wp:extent cx="5486400" cy="5145314"/>
-            <wp:docPr id="2" name="Picture 2" descr="Dataset and benchmark limitations. Name measured setting: All ten benchmark images are clean indoor photos.. Report the result: The observed indoor score is 90%.. Name missing evidence: Outdoor shade performance remains unmeasured."/>
+            <wp:docPr id="4" name="Picture 4" descr="Dataset and benchmark limitations. Name measured setting: All ten benchmark images are clean indoor photos.. Report the result: The observed indoor score is 90%.. Name missing evidence: Outdoor shade performance remains unmeasured."/>
             <wp:cNvGraphicFramePr>
               <a:graphicFrameLocks noChangeAspect="1"/>
             </wp:cNvGraphicFramePr>
@@ -1538,7 +2959,7 @@
                     <pic:cNvPicPr/>
                   </pic:nvPicPr>
                   <pic:blipFill>
-                    <a:blip r:embed="rId10"/>
+                    <a:blip r:embed="rId12"/>
                     <a:stretch>
                       <a:fillRect/>
                     </a:stretch>
@@ -1562,114 +2983,7 @@
         <w:pStyle w:val="Heading3"/>
       </w:pPr>
       <w:r>
-        <w:t>Read the picture one step at a time</w:t>
-      </w:r>
-    </w:p>
-    <w:tbl>
-      <w:tblPr>
-        <w:tblStyle w:val="LightShading-Accent1"/>
-        <w:tblW w:type="auto" w:w="0"/>
-        <w:tblLook w:firstColumn="1" w:firstRow="1" w:lastColumn="0" w:lastRow="0" w:noHBand="0" w:noVBand="1" w:val="04A0"/>
-      </w:tblPr>
-      <w:tblGrid>
-        <w:gridCol w:w="5112"/>
-        <w:gridCol w:w="5112"/>
-      </w:tblGrid>
-      <w:tr>
-        <w:trPr>
-          <w:tblHeader/>
-        </w:trPr>
-        <w:tc>
-          <w:tcPr>
-            <w:tcW w:type="dxa" w:w="5112"/>
-          </w:tcPr>
-          <w:p>
-            <w:r>
-              <w:t>Step</w:t>
-            </w:r>
-          </w:p>
-        </w:tc>
-        <w:tc>
-          <w:tcPr>
-            <w:tcW w:type="dxa" w:w="5112"/>
-          </w:tcPr>
-          <w:p>
-            <w:r>
-              <w:t>What happens and why</w:t>
-            </w:r>
-          </w:p>
-        </w:tc>
-      </w:tr>
-      <w:tr>
-        <w:tc>
-          <w:tcPr>
-            <w:tcW w:type="dxa" w:w="5112"/>
-          </w:tcPr>
-          <w:p>
-            <w:r>
-              <w:t>1. Name measured setting</w:t>
-            </w:r>
-          </w:p>
-        </w:tc>
-        <w:tc>
-          <w:tcPr>
-            <w:tcW w:type="dxa" w:w="5112"/>
-          </w:tcPr>
-          <w:p>
-            <w:r>
-              <w:t>All ten benchmark images are clean indoor photos.</w:t>
-            </w:r>
-          </w:p>
-        </w:tc>
-      </w:tr>
-      <w:tr>
-        <w:tc>
-          <w:tcPr>
-            <w:tcW w:type="dxa" w:w="5112"/>
-          </w:tcPr>
-          <w:p>
-            <w:r>
-              <w:t>2. Report the result</w:t>
-            </w:r>
-          </w:p>
-        </w:tc>
-        <w:tc>
-          <w:tcPr>
-            <w:tcW w:type="dxa" w:w="5112"/>
-          </w:tcPr>
-          <w:p>
-            <w:r>
-              <w:t>The observed indoor score is 90%.</w:t>
-            </w:r>
-          </w:p>
-        </w:tc>
-      </w:tr>
-      <w:tr>
-        <w:tc>
-          <w:tcPr>
-            <w:tcW w:type="dxa" w:w="5112"/>
-          </w:tcPr>
-          <w:p>
-            <w:r>
-              <w:t>3. Name missing evidence</w:t>
-            </w:r>
-          </w:p>
-        </w:tc>
-        <w:tc>
-          <w:tcPr>
-            <w:tcW w:type="dxa" w:w="5112"/>
-          </w:tcPr>
-          <w:p>
-            <w:r>
-              <w:t>Outdoor shade performance remains unmeasured.</w:t>
-            </w:r>
-          </w:p>
-        </w:tc>
-      </w:tr>
-    </w:tbl>
-    <w:p>
-      <w:r>
-        <w:t>Match each pictured step to the supplied facts. This is a worked teaching case, not an independent assessment.</w:t>
+        <w:t>Why this result follows</w:t>
       </w:r>
     </w:p>
     <w:p>
@@ -1677,7 +2991,7 @@
         <w:pStyle w:val="Heading3"/>
       </w:pPr>
       <w:r>
-        <w:t>Why this result follows</w:t>
+        <w:t>What this example does not establish</w:t>
       </w:r>
     </w:p>
     <w:p>
@@ -1685,149 +2999,192 @@
         <w:pStyle w:val="Heading3"/>
       </w:pPr>
       <w:r>
-        <w:t>Why the result follows</w:t>
+        <w:t>Change one thing in the pictured case</w:t>
       </w:r>
     </w:p>
     <w:p>
       <w:pPr>
-        <w:spacing w:line="336" w:lineRule="auto" w:after="180"/>
-        <w:shd w:fill="F1F6FC"/>
-      </w:pPr>
-      <w:r>
-        <w:rPr>
-          <w:b w:val="0"/>
-        </w:rPr>
-        <w:t xml:space="preserve">A </w:t>
-      </w:r>
-      <w:r>
-        <w:rPr>
-          <w:b/>
-        </w:rPr>
-        <w:t>benchmark</w:t>
-      </w:r>
-      <w:r>
-        <w:rPr>
-          <w:b w:val="0"/>
-        </w:rPr>
-        <w:t xml:space="preserve"> represents particular tasks and collection conditions. High performance on it cannot automatically establish fitness for a different deployment setting.</w:t>
+        <w:pStyle w:val="Heading3"/>
+      </w:pPr>
+      <w:r>
+        <w:t>Ask while showing the picture</w:t>
       </w:r>
     </w:p>
     <w:p>
       <w:pPr>
-        <w:pStyle w:val="Heading3"/>
-      </w:pPr>
-      <w:r>
-        <w:t>What this example does not establish</w:t>
+        <w:spacing w:line="336" w:lineRule="auto" w:after="180"/>
+      </w:pPr>
+      <w:r>
+        <w:rPr>
+          <w:b w:val="0"/>
+        </w:rPr>
+        <w:t xml:space="preserve">Cover the result. Ask learners to name the </w:t>
+      </w:r>
+      <w:r>
+        <w:rPr>
+          <w:b/>
+        </w:rPr>
+        <w:t>input</w:t>
+      </w:r>
+      <w:r>
+        <w:rPr>
+          <w:b w:val="0"/>
+        </w:rPr>
+        <w:t xml:space="preserve">s and predict the next step. Uncover one step, connect the icon to the actual procedure, and explain its </w:t>
+      </w:r>
+      <w:r>
+        <w:rPr>
+          <w:b/>
+        </w:rPr>
+        <w:t>evidence</w:t>
+      </w:r>
+      <w:r>
+        <w:rPr>
+          <w:b w:val="0"/>
+        </w:rPr>
+        <w:t>. Then change the supplied condition and compare.</w:t>
       </w:r>
     </w:p>
     <w:p>
       <w:pPr>
-        <w:pStyle w:val="Heading3"/>
-      </w:pPr>
-      <w:r>
-        <w:t>Keep the stated limit</w:t>
+        <w:spacing w:line="336" w:lineRule="auto" w:after="180"/>
+      </w:pPr>
+      <w:r>
+        <w:rPr>
+          <w:b w:val="0"/>
+        </w:rPr>
+        <w:t>The picture is a representation; it does not document execution of a real AI model.</w:t>
       </w:r>
     </w:p>
     <w:p>
       <w:pPr>
-        <w:spacing w:line="336" w:lineRule="auto" w:after="180"/>
-        <w:shd w:fill="FFF5E6"/>
-      </w:pPr>
-      <w:r>
-        <w:rPr>
-          <w:b w:val="0"/>
-        </w:rPr>
-        <w:t>Neither slice estimates all future photos; inspect sampling, labels and grouping.</w:t>
+        <w:pStyle w:val="Heading1"/>
+      </w:pPr>
+      <w:r>
+        <w:t>03. Model a step,then remove help</w:t>
       </w:r>
     </w:p>
     <w:p>
-      <w:pPr>
-        <w:pStyle w:val="Heading3"/>
-      </w:pPr>
-      <w:r>
-        <w:t>Change one thing in the pictured case</w:t>
+      <w:r>
+        <w:t>Collect each learner’s reasoning before showing a key.</w:t>
       </w:r>
     </w:p>
     <w:p>
       <w:pPr>
-        <w:pStyle w:val="Heading3"/>
-      </w:pPr>
-      <w:r>
-        <w:t>Change one thing</w:t>
+        <w:pStyle w:val="Heading2"/>
+      </w:pPr>
+      <w:r>
+        <w:t>Current completion task and checked reasoning</w:t>
       </w:r>
     </w:p>
     <w:p>
       <w:pPr>
         <w:spacing w:line="336" w:lineRule="auto" w:after="180"/>
-        <w:shd w:fill="F5F1FB"/>
       </w:pPr>
       <w:r>
         <w:rPr>
           <w:b w:val="0"/>
         </w:rPr>
-        <w:t>Change: Add four reserved outdoor cases, of which two are correct.</w:t>
+        <w:t xml:space="preserve">Completion task: Ten </w:t>
+      </w:r>
+      <w:r>
+        <w:rPr>
+          <w:b/>
+        </w:rPr>
+        <w:t>benchmark</w:t>
+      </w:r>
+      <w:r>
+        <w:rPr>
+          <w:b w:val="0"/>
+        </w:rPr>
+        <w:t xml:space="preserve"> rows include three copies of one source and seven other unique sources. Show the intermediate steps and give the conclusion with its scope.</w:t>
       </w:r>
     </w:p>
     <w:p>
       <w:pPr>
-        <w:pStyle w:val="Heading3"/>
-      </w:pPr>
-      <w:r>
-        <w:t>Predicted result</w:t>
+        <w:spacing w:line="336" w:lineRule="auto" w:after="180"/>
+      </w:pPr>
+      <w:r>
+        <w:rPr>
+          <w:b w:val="0"/>
+        </w:rPr>
+        <w:t>Teacher check: Teacher explanation: Eight unique source units, not ten independent sources. Identify duplicate weighting before analysis; do not silently discard results.</w:t>
       </w:r>
     </w:p>
     <w:p>
       <w:pPr>
         <w:spacing w:line="336" w:lineRule="auto" w:after="180"/>
-        <w:shd w:fill="F1F6FC"/>
-      </w:pPr>
+      </w:pPr>
+      <w:r>
+        <w:rPr>
+          <w:b w:val="0"/>
+        </w:rPr>
+        <w:t xml:space="preserve">Start by identifying the given </w:t>
+      </w:r>
       <w:r>
         <w:rPr>
           <w:b/>
         </w:rPr>
-        <w:t>Prediction</w:t>
+        <w:t>input</w:t>
       </w:r>
       <w:r>
         <w:rPr>
           <w:b w:val="0"/>
         </w:rPr>
-        <w:t>: Report the outdoor slice as 2/4=50%, separately from indoor results.</w:t>
+        <w:t>s together. Leave the intermediate steps blank. If needed, model one step, then withdraw that help on the next step. Move to a full trace only when the partial trace is understood.</w:t>
       </w:r>
     </w:p>
     <w:p>
       <w:pPr>
-        <w:pStyle w:val="Heading3"/>
-      </w:pPr>
-      <w:r>
-        <w:t>Why the result follows</w:t>
+        <w:spacing w:line="336" w:lineRule="auto" w:after="180"/>
+      </w:pPr>
+      <w:r>
+        <w:rPr>
+          <w:b w:val="0"/>
+        </w:rPr>
+        <w:t>For partners, alternate explainer and checker; collect a response from every learner before discussion.</w:t>
       </w:r>
     </w:p>
     <w:p>
       <w:pPr>
-        <w:spacing w:line="336" w:lineRule="auto" w:after="180"/>
-        <w:shd w:fill="F1F6FC"/>
-      </w:pPr>
-      <w:r>
-        <w:rPr>
-          <w:b w:val="0"/>
-        </w:rPr>
-        <w:t>Reason: The new records finally measure the missing condition, with a small denominator.</w:t>
+        <w:pStyle w:val="Heading2"/>
+      </w:pPr>
+      <w:r>
+        <w:t>Individual misconception check</w:t>
       </w:r>
     </w:p>
     <w:p>
       <w:pPr>
-        <w:pStyle w:val="Heading3"/>
-      </w:pPr>
-      <w:r>
-        <w:t>Ask while showing the picture</w:t>
+        <w:spacing w:line="336" w:lineRule="auto" w:after="180"/>
+      </w:pPr>
+      <w:r>
+        <w:rPr>
+          <w:b w:val="0"/>
+        </w:rPr>
+        <w:t xml:space="preserve">Use the worked case for Dataset and </w:t>
+      </w:r>
+      <w:r>
+        <w:rPr>
+          <w:b/>
+        </w:rPr>
+        <w:t>benchmark</w:t>
+      </w:r>
+      <w:r>
+        <w:rPr>
+          <w:b w:val="0"/>
+        </w:rPr>
+        <w:t xml:space="preserve"> limitations. Proposed explanation: “The worked result establishes every future case”. Decide whether this explanation is supported.</w:t>
       </w:r>
     </w:p>
     <w:p>
       <w:pPr>
-        <w:pStyle w:val="Heading3"/>
-      </w:pPr>
-      <w:r>
-        <w:t>Ask while showing the picture · 5</w:t>
+        <w:spacing w:line="336" w:lineRule="auto" w:after="180"/>
+      </w:pPr>
+      <w:r>
+        <w:rPr>
+          <w:b w:val="0"/>
+        </w:rPr>
+        <w:t>Point to the step or supplied fact that decides; explain your repair if needed.</w:t>
       </w:r>
     </w:p>
     <w:p>
@@ -1838,31 +3195,19 @@
         <w:rPr>
           <w:b w:val="0"/>
         </w:rPr>
-        <w:t xml:space="preserve">Cover the result. Ask learners to name the </w:t>
+        <w:t xml:space="preserve">Expected correction: </w:t>
       </w:r>
       <w:r>
         <w:rPr>
           <w:b/>
         </w:rPr>
-        <w:t>input</w:t>
+        <w:t>Benchmark</w:t>
       </w:r>
       <w:r>
         <w:rPr>
           <w:b w:val="0"/>
         </w:rPr>
-        <w:t xml:space="preserve">s and predict the next step. Uncover one step, connect the icon to the actual procedure, and explain its </w:t>
-      </w:r>
-      <w:r>
-        <w:rPr>
-          <w:b/>
-        </w:rPr>
-        <w:t>evidence</w:t>
-      </w:r>
-      <w:r>
-        <w:rPr>
-          <w:b w:val="0"/>
-        </w:rPr>
-        <w:t>. Then change the supplied condition and compare.</w:t>
+        <w:t xml:space="preserve"> success does not establish performance on a deployment population missing from its design.</w:t>
       </w:r>
     </w:p>
     <w:p>
@@ -1873,20 +3218,214 @@
         <w:rPr>
           <w:b w:val="0"/>
         </w:rPr>
-        <w:t>The picture is a representation; it does not document execution of a real AI model.</w:t>
+        <w:t>Collect explanations, not only yes/no votes. If a misunderstanding is common, re-model the relevant step for the class.</w:t>
       </w:r>
     </w:p>
     <w:p>
       <w:pPr>
-        <w:pStyle w:val="Heading1"/>
-      </w:pPr>
-      <w:r>
-        <w:t>03. Demonstrate and guide practice</w:t>
+        <w:spacing w:line="336" w:lineRule="auto" w:after="180"/>
+      </w:pPr>
+      <w:r>
+        <w:rPr>
+          <w:b w:val="0"/>
+        </w:rPr>
+        <w:t>If it affects a few learners, give a short targeted group explanation while others solve a more demanding variation.</w:t>
       </w:r>
     </w:p>
     <w:p>
-      <w:r>
-        <w:t>Demonstrate Dataset and benchmark limitations, reduce support deliberately and check individual reasoning before discussing answers.</w:t>
+      <w:pPr>
+        <w:pStyle w:val="Heading2"/>
+      </w:pPr>
+      <w:r>
+        <w:t>Pictured reasoning and changed case</w:t>
+      </w:r>
+    </w:p>
+    <w:p>
+      <w:pPr>
+        <w:spacing w:line="336" w:lineRule="auto" w:after="180"/>
+      </w:pPr>
+      <w:r>
+        <w:rPr>
+          <w:b w:val="0"/>
+        </w:rPr>
+        <w:t xml:space="preserve">Report the indoor </w:t>
+      </w:r>
+      <w:r>
+        <w:rPr>
+          <w:b/>
+        </w:rPr>
+        <w:t>benchmark</w:t>
+      </w:r>
+      <w:r>
+        <w:rPr>
+          <w:b w:val="0"/>
+        </w:rPr>
+        <w:t xml:space="preserve"> with its denominator and missing condition. After two correct outdoor cases out of four are added, what slice rate is supported and what remains uncertain?</w:t>
+      </w:r>
+    </w:p>
+    <w:p>
+      <w:pPr>
+        <w:spacing w:line="336" w:lineRule="auto" w:after="180"/>
+      </w:pPr>
+      <w:r>
+        <w:rPr>
+          <w:b w:val="0"/>
+        </w:rPr>
+        <w:t xml:space="preserve">All ten </w:t>
+      </w:r>
+      <w:r>
+        <w:rPr>
+          <w:b/>
+        </w:rPr>
+        <w:t>benchmark</w:t>
+      </w:r>
+      <w:r>
+        <w:rPr>
+          <w:b w:val="0"/>
+        </w:rPr>
+        <w:t xml:space="preserve"> images are clean indoor photos. The observed indoor score is 90%. Outdoor shade performance remains unmeasured. Changed case: Report the outdoor slice as 2/4=50%, separately from indoor results.</w:t>
+      </w:r>
+    </w:p>
+    <w:p>
+      <w:pPr>
+        <w:spacing w:line="336" w:lineRule="auto" w:after="180"/>
+      </w:pPr>
+      <w:r>
+        <w:rPr>
+          <w:b w:val="0"/>
+        </w:rPr>
+        <w:t>The new records finally measure the missing condition, with a small denominator.</w:t>
+      </w:r>
+    </w:p>
+    <w:p>
+      <w:pPr>
+        <w:spacing w:line="336" w:lineRule="auto" w:after="180"/>
+      </w:pPr>
+      <w:r>
+        <w:rPr>
+          <w:b w:val="0"/>
+        </w:rPr>
+        <w:t>Changed-case reasoning: Report the outdoor slice as 2/4=50%, separately from indoor results. The new records finally measure the missing condition, with a small denominator.</w:t>
+      </w:r>
+    </w:p>
+    <w:p>
+      <w:pPr>
+        <w:spacing w:line="336" w:lineRule="auto" w:after="180"/>
+      </w:pPr>
+      <w:r>
+        <w:rPr>
+          <w:b w:val="0"/>
+        </w:rPr>
+        <w:t xml:space="preserve">Collect each learner’s explanation before discussion. Use the first missing connection between </w:t>
+      </w:r>
+      <w:r>
+        <w:rPr>
+          <w:b/>
+        </w:rPr>
+        <w:t>input</w:t>
+      </w:r>
+      <w:r>
+        <w:rPr>
+          <w:b w:val="0"/>
+        </w:rPr>
+        <w:t xml:space="preserve">, deciding step and result to choose support. This question is worked-case practice, not fresh mastery </w:t>
+      </w:r>
+      <w:r>
+        <w:rPr>
+          <w:b/>
+        </w:rPr>
+        <w:t>evidence</w:t>
+      </w:r>
+      <w:r>
+        <w:rPr>
+          <w:b w:val="0"/>
+        </w:rPr>
+        <w:t>.</w:t>
+      </w:r>
+    </w:p>
+    <w:p>
+      <w:pPr>
+        <w:pStyle w:val="Heading2"/>
+      </w:pPr>
+      <w:r>
+        <w:t>Accessible support and extension</w:t>
+      </w:r>
+    </w:p>
+    <w:p>
+      <w:pPr>
+        <w:spacing w:line="336" w:lineRule="auto" w:after="180"/>
+      </w:pPr>
+      <w:r>
+        <w:rPr>
+          <w:b w:val="0"/>
+        </w:rPr>
+        <w:t xml:space="preserve">Use the worked example in Sections 3 and 6. Collect a </w:t>
+      </w:r>
+      <w:r>
+        <w:rPr>
+          <w:b/>
+        </w:rPr>
+        <w:t>prediction</w:t>
+      </w:r>
+      <w:r>
+        <w:rPr>
+          <w:b w:val="0"/>
+        </w:rPr>
+        <w:t xml:space="preserve"> before revealing its result; ask the learner to point to each intermediate fact.</w:t>
+      </w:r>
+    </w:p>
+    <w:p>
+      <w:pPr>
+        <w:spacing w:line="336" w:lineRule="auto" w:after="180"/>
+      </w:pPr>
+      <w:r>
+        <w:rPr>
+          <w:b w:val="0"/>
+        </w:rPr>
+        <w:t xml:space="preserve">Provide an </w:t>
+      </w:r>
+      <w:r>
+        <w:rPr>
+          <w:b/>
+        </w:rPr>
+        <w:t>input</w:t>
+      </w:r>
+      <w:r>
+        <w:rPr>
+          <w:b w:val="0"/>
+        </w:rPr>
+        <w:t>/procedure/result/limit frame and a calculator when needed. Ask students to identify the first step before completing the whole trace.</w:t>
+      </w:r>
+    </w:p>
+    <w:p>
+      <w:pPr>
+        <w:spacing w:line="336" w:lineRule="auto" w:after="180"/>
+      </w:pPr>
+      <w:r>
+        <w:rPr>
+          <w:b w:val="0"/>
+        </w:rPr>
+        <w:t xml:space="preserve">Extension: compare two concrete variants of this </w:t>
+      </w:r>
+      <w:r>
+        <w:rPr>
+          <w:b/>
+        </w:rPr>
+        <w:t>mechanism</w:t>
+      </w:r>
+      <w:r>
+        <w:rPr>
+          <w:b w:val="0"/>
+        </w:rPr>
+        <w:t xml:space="preserve"> while holding unrelated conditions fixed; report both successful and unsuccessful outcomes.</w:t>
+      </w:r>
+    </w:p>
+    <w:p>
+      <w:pPr>
+        <w:pStyle w:val="Heading2"/>
+      </w:pPr>
+      <w:r>
+        <w:t>Earlier wording, alternatives and picture transcripts · reference / check after trying</w:t>
       </w:r>
     </w:p>
     <w:tbl>
@@ -2103,71 +3642,26 @@
     </w:tbl>
     <w:p>
       <w:pPr>
-        <w:spacing w:line="336" w:lineRule="auto" w:after="180"/>
-      </w:pPr>
-      <w:r>
-        <w:rPr>
-          <w:b w:val="0"/>
-        </w:rPr>
-        <w:t xml:space="preserve">Use the worked example in Sections 3 and 6. Collect a </w:t>
-      </w:r>
-      <w:r>
-        <w:rPr>
-          <w:b/>
-        </w:rPr>
-        <w:t>prediction</w:t>
-      </w:r>
-      <w:r>
-        <w:rPr>
-          <w:b w:val="0"/>
-        </w:rPr>
-        <w:t xml:space="preserve"> before revealing its result; ask the learner to point to each intermediate fact.</w:t>
+        <w:pStyle w:val="Heading3"/>
+      </w:pPr>
+      <w:r>
+        <w:t>Reduce help deliberately</w:t>
       </w:r>
     </w:p>
     <w:p>
       <w:pPr>
-        <w:spacing w:line="336" w:lineRule="auto" w:after="180"/>
-      </w:pPr>
-      <w:r>
-        <w:rPr>
-          <w:b w:val="0"/>
-        </w:rPr>
-        <w:t xml:space="preserve">Provide an </w:t>
-      </w:r>
-      <w:r>
-        <w:rPr>
-          <w:b/>
-        </w:rPr>
-        <w:t>input</w:t>
-      </w:r>
-      <w:r>
-        <w:rPr>
-          <w:b w:val="0"/>
-        </w:rPr>
-        <w:t>/procedure/result/limit frame and a calculator when needed. Ask students to identify the first step before completing the whole trace.</w:t>
+        <w:pStyle w:val="Heading3"/>
+      </w:pPr>
+      <w:r>
+        <w:t>Individual reasoning check</w:t>
       </w:r>
     </w:p>
     <w:p>
       <w:pPr>
-        <w:spacing w:line="336" w:lineRule="auto" w:after="180"/>
-      </w:pPr>
-      <w:r>
-        <w:rPr>
-          <w:b w:val="0"/>
-        </w:rPr>
-        <w:t xml:space="preserve">Extension: compare two concrete variants of this </w:t>
-      </w:r>
-      <w:r>
-        <w:rPr>
-          <w:b/>
-        </w:rPr>
-        <w:t>mechanism</w:t>
-      </w:r>
-      <w:r>
-        <w:rPr>
-          <w:b w:val="0"/>
-        </w:rPr>
-        <w:t xml:space="preserve"> while holding unrelated conditions fixed; report both successful and unsuccessful outcomes.</w:t>
+        <w:pStyle w:val="Heading3"/>
+      </w:pPr>
+      <w:r>
+        <w:t>Pictorial practice question</w:t>
       </w:r>
     </w:p>
     <w:p>
@@ -2175,59 +3669,39 @@
         <w:pStyle w:val="Heading3"/>
       </w:pPr>
       <w:r>
-        <w:t>Reduce help deliberately</w:t>
+        <w:t>Reasoned teacher answer</w:t>
       </w:r>
     </w:p>
     <w:p>
       <w:pPr>
-        <w:pStyle w:val="Heading3"/>
-      </w:pPr>
-      <w:r>
-        <w:t>Completion practice</w:t>
+        <w:pStyle w:val="Heading1"/>
+      </w:pPr>
+      <w:r>
+        <w:t>04. Run the complete supplied investigation</w:t>
       </w:r>
     </w:p>
     <w:p>
-      <w:pPr>
-        <w:spacing w:line="336" w:lineRule="auto" w:after="180"/>
-        <w:shd w:fill="F5F1FB"/>
-      </w:pPr>
-      <w:r>
-        <w:rPr>
-          <w:b w:val="0"/>
-        </w:rPr>
-        <w:t xml:space="preserve">Completion task: Ten </w:t>
-      </w:r>
-      <w:r>
-        <w:rPr>
-          <w:b/>
-        </w:rPr>
-        <w:t>benchmark</w:t>
-      </w:r>
-      <w:r>
-        <w:rPr>
-          <w:b w:val="0"/>
-        </w:rPr>
-        <w:t xml:space="preserve"> rows include three copies of one source and seven other unique sources. Show the intermediate steps and give the conclusion with its scope.</w:t>
+      <w:r>
+        <w:t>Separate predictions,actual runs and paper traces.</w:t>
       </w:r>
     </w:p>
     <w:p>
       <w:pPr>
-        <w:pStyle w:val="Heading3"/>
-      </w:pPr>
-      <w:r>
-        <w:t>Reasoning to listen for</w:t>
+        <w:pStyle w:val="Heading2"/>
+      </w:pPr>
+      <w:r>
+        <w:t>Complete inputs,expected results and limits</w:t>
       </w:r>
     </w:p>
     <w:p>
       <w:pPr>
         <w:spacing w:line="336" w:lineRule="auto" w:after="180"/>
-        <w:shd w:fill="F1F6FC"/>
       </w:pPr>
       <w:r>
         <w:rPr>
           <w:b w:val="0"/>
         </w:rPr>
-        <w:t>Teacher check: Teacher explanation: Eight unique source units, not ten independent sources. Identify duplicate weighting before analysis; do not silently discard results.</w:t>
+        <w:t>Main ten rows have eight source IDs, with a repeated-source weight of three and two extra rows. Picture indoor 9/10 and added outdoor 2/4 use different slice denominators; pooled 11/14 is not outdoor accuracy. Independent twelve rows with four copies of one source plus eight others give nine source IDs and three extra rows.</w:t>
       </w:r>
     </w:p>
     <w:p>
@@ -2238,38 +3712,38 @@
         <w:rPr>
           <w:b w:val="0"/>
         </w:rPr>
-        <w:t xml:space="preserve">Start by identifying the given </w:t>
-      </w:r>
-      <w:r>
-        <w:rPr>
-          <w:b/>
-        </w:rPr>
-        <w:t>input</w:t>
-      </w:r>
-      <w:r>
-        <w:rPr>
-          <w:b w:val="0"/>
-        </w:rPr>
-        <w:t>s together. Leave the intermediate steps blank. If needed, model one step, then withdraw that help on the next step. Move to a full trace only when the partial trace is understood.</w:t>
+        <w:t>Require a concrete coverage concern, without asserting source independence or inventing missing labels/outcomes.</w:t>
       </w:r>
     </w:p>
     <w:p>
       <w:pPr>
-        <w:spacing w:line="336" w:lineRule="auto" w:after="180"/>
-      </w:pPr>
-      <w:r>
-        <w:rPr>
-          <w:b w:val="0"/>
-        </w:rPr>
-        <w:t>For partners, alternate explainer and checker; collect a response from every learner before discussion.</w:t>
+        <w:pStyle w:val="Heading2"/>
+      </w:pPr>
+      <w:r>
+        <w:t>Diagnose the current misconceptions</w:t>
       </w:r>
     </w:p>
     <w:p>
       <w:pPr>
-        <w:pStyle w:val="Heading3"/>
-      </w:pPr>
-      <w:r>
-        <w:t>Individual reasoning check</w:t>
+        <w:spacing w:line="336" w:lineRule="auto" w:after="180"/>
+      </w:pPr>
+      <w:r>
+        <w:rPr>
+          <w:b w:val="0"/>
+        </w:rPr>
+        <w:t xml:space="preserve">The worked result establishes every future case: </w:t>
+      </w:r>
+      <w:r>
+        <w:rPr>
+          <w:b/>
+        </w:rPr>
+        <w:t>Benchmark</w:t>
+      </w:r>
+      <w:r>
+        <w:rPr>
+          <w:b w:val="0"/>
+        </w:rPr>
+        <w:t xml:space="preserve"> success does not establish performance on a deployment population missing from its design.</w:t>
       </w:r>
     </w:p>
     <w:p>
@@ -2280,19 +3754,31 @@
         <w:rPr>
           <w:b w:val="0"/>
         </w:rPr>
-        <w:t xml:space="preserve">Use the worked case for Dataset and </w:t>
+        <w:t xml:space="preserve">A missing </w:t>
       </w:r>
       <w:r>
         <w:rPr>
           <w:b/>
         </w:rPr>
-        <w:t>benchmark</w:t>
+        <w:t>input</w:t>
       </w:r>
       <w:r>
         <w:rPr>
           <w:b w:val="0"/>
         </w:rPr>
-        <w:t xml:space="preserve"> limitations. Proposed explanation: “The worked result establishes every future case”. Decide whether this explanation is supported.</w:t>
+        <w:t xml:space="preserve"> may be replaced without recording the change: A replacement changes the </w:t>
+      </w:r>
+      <w:r>
+        <w:rPr>
+          <w:b/>
+        </w:rPr>
+        <w:t>evidence</w:t>
+      </w:r>
+      <w:r>
+        <w:rPr>
+          <w:b w:val="0"/>
+        </w:rPr>
+        <w:t xml:space="preserve"> or contract. Record the change and its justification; do not silently turn unknown into a measured value.</w:t>
       </w:r>
     </w:p>
     <w:p>
@@ -2303,318 +3789,62 @@
         <w:rPr>
           <w:b w:val="0"/>
         </w:rPr>
-        <w:t>Point to the step or supplied fact that decides; explain your repair if needed.</w:t>
+        <w:t xml:space="preserve">Repeating an assessed case is new independent </w:t>
+      </w:r>
+      <w:r>
+        <w:rPr>
+          <w:b/>
+        </w:rPr>
+        <w:t>evidence</w:t>
+      </w:r>
+      <w:r>
+        <w:rPr>
+          <w:b w:val="0"/>
+        </w:rPr>
+        <w:t>: A replay checks consistency. An example used for feedback or revision cannot later be described as untouched final evaluation.</w:t>
       </w:r>
     </w:p>
     <w:p>
       <w:pPr>
-        <w:pStyle w:val="Heading3"/>
-      </w:pPr>
-      <w:r>
-        <w:t>Expected repair</w:t>
+        <w:spacing w:line="336" w:lineRule="auto" w:after="180"/>
+      </w:pPr>
+      <w:r>
+        <w:rPr>
+          <w:b w:val="0"/>
+        </w:rPr>
+        <w:t xml:space="preserve">Use Section 9 for the </w:t>
+      </w:r>
+      <w:r>
+        <w:rPr>
+          <w:b/>
+        </w:rPr>
+        <w:t>evidence</w:t>
+      </w:r>
+      <w:r>
+        <w:rPr>
+          <w:b w:val="0"/>
+        </w:rPr>
+        <w:t xml:space="preserve"> ledger. Add a boundary or missing-</w:t>
+      </w:r>
+      <w:r>
+        <w:rPr>
+          <w:b/>
+        </w:rPr>
+        <w:t>input</w:t>
+      </w:r>
+      <w:r>
+        <w:rPr>
+          <w:b w:val="0"/>
+        </w:rPr>
+        <w:t xml:space="preserve"> case and record the expected response before checking. More successful repeats of one case do not establish wider coverage.</w:t>
       </w:r>
     </w:p>
     <w:p>
       <w:pPr>
-        <w:spacing w:line="336" w:lineRule="auto" w:after="180"/>
-        <w:shd w:fill="F1F6FC"/>
-      </w:pPr>
-      <w:r>
-        <w:rPr>
-          <w:b w:val="0"/>
-        </w:rPr>
-        <w:t xml:space="preserve">Expected correction: </w:t>
-      </w:r>
-      <w:r>
-        <w:rPr>
-          <w:b/>
-        </w:rPr>
-        <w:t>Benchmark</w:t>
-      </w:r>
-      <w:r>
-        <w:rPr>
-          <w:b w:val="0"/>
-        </w:rPr>
-        <w:t xml:space="preserve"> success does not establish performance on a deployment population missing from its design.</w:t>
-      </w:r>
-    </w:p>
-    <w:p>
-      <w:pPr>
-        <w:spacing w:line="336" w:lineRule="auto" w:after="180"/>
-      </w:pPr>
-      <w:r>
-        <w:rPr>
-          <w:b w:val="0"/>
-        </w:rPr>
-        <w:t>Collect explanations, not only yes/no votes. If a misunderstanding is common, re-model the relevant step for the class.</w:t>
-      </w:r>
-    </w:p>
-    <w:p>
-      <w:pPr>
-        <w:spacing w:line="336" w:lineRule="auto" w:after="180"/>
-      </w:pPr>
-      <w:r>
-        <w:rPr>
-          <w:b w:val="0"/>
-        </w:rPr>
-        <w:t>If it affects a few learners, give a short targeted group explanation while others solve a more demanding variation.</w:t>
-      </w:r>
-    </w:p>
-    <w:p>
-      <w:pPr>
-        <w:pStyle w:val="Heading3"/>
-      </w:pPr>
-      <w:r>
-        <w:t>Pictorial practice question</w:t>
-      </w:r>
-    </w:p>
-    <w:p>
-      <w:pPr>
-        <w:spacing w:line="336" w:lineRule="auto" w:after="180"/>
-        <w:shd w:fill="F5F1FB"/>
-      </w:pPr>
-      <w:r>
-        <w:rPr>
-          <w:b w:val="0"/>
-        </w:rPr>
-        <w:t xml:space="preserve">Report the indoor </w:t>
-      </w:r>
-      <w:r>
-        <w:rPr>
-          <w:b/>
-        </w:rPr>
-        <w:t>benchmark</w:t>
-      </w:r>
-      <w:r>
-        <w:rPr>
-          <w:b w:val="0"/>
-        </w:rPr>
-        <w:t xml:space="preserve"> with its denominator and missing condition. After two correct outdoor cases out of four are added, what slice rate is supported and what remains uncertain?</w:t>
-      </w:r>
-    </w:p>
-    <w:p>
-      <w:pPr>
-        <w:pStyle w:val="Heading3"/>
-      </w:pPr>
-      <w:r>
-        <w:t>Reasoned teacher answer</w:t>
-      </w:r>
-    </w:p>
-    <w:p>
-      <w:pPr>
-        <w:spacing w:line="336" w:lineRule="auto" w:after="180"/>
-      </w:pPr>
-      <w:r>
-        <w:rPr>
-          <w:b w:val="0"/>
-        </w:rPr>
-        <w:t xml:space="preserve">All ten </w:t>
-      </w:r>
-      <w:r>
-        <w:rPr>
-          <w:b/>
-        </w:rPr>
-        <w:t>benchmark</w:t>
-      </w:r>
-      <w:r>
-        <w:rPr>
-          <w:b w:val="0"/>
-        </w:rPr>
-        <w:t xml:space="preserve"> images are clean indoor photos. The observed indoor score is 90%. Outdoor shade performance remains unmeasured. Changed case: Report the outdoor slice as 2/4=50%, separately from indoor results.</w:t>
-      </w:r>
-    </w:p>
-    <w:p>
-      <w:pPr>
-        <w:spacing w:line="336" w:lineRule="auto" w:after="180"/>
-      </w:pPr>
-      <w:r>
-        <w:rPr>
-          <w:b w:val="0"/>
-        </w:rPr>
-        <w:t>The new records finally measure the missing condition, with a small denominator.</w:t>
-      </w:r>
-    </w:p>
-    <w:p>
-      <w:pPr>
-        <w:spacing w:line="336" w:lineRule="auto" w:after="180"/>
-      </w:pPr>
-      <w:r>
-        <w:rPr>
-          <w:b w:val="0"/>
-        </w:rPr>
-        <w:t>Changed-case reasoning: Report the outdoor slice as 2/4=50%, separately from indoor results. The new records finally measure the missing condition, with a small denominator.</w:t>
-      </w:r>
-    </w:p>
-    <w:p>
-      <w:pPr>
-        <w:spacing w:line="336" w:lineRule="auto" w:after="180"/>
-      </w:pPr>
-      <w:r>
-        <w:rPr>
-          <w:b w:val="0"/>
-        </w:rPr>
-        <w:t xml:space="preserve">Collect each learner’s explanation before discussion. Use the first missing connection between </w:t>
-      </w:r>
-      <w:r>
-        <w:rPr>
-          <w:b/>
-        </w:rPr>
-        <w:t>input</w:t>
-      </w:r>
-      <w:r>
-        <w:rPr>
-          <w:b w:val="0"/>
-        </w:rPr>
-        <w:t xml:space="preserve">, deciding step and result to choose support. This question is worked-case practice, not fresh mastery </w:t>
-      </w:r>
-      <w:r>
-        <w:rPr>
-          <w:b/>
-        </w:rPr>
-        <w:t>evidence</w:t>
-      </w:r>
-      <w:r>
-        <w:rPr>
-          <w:b w:val="0"/>
-        </w:rPr>
-        <w:t>.</w:t>
-      </w:r>
-    </w:p>
-    <w:p>
-      <w:pPr>
-        <w:pStyle w:val="Heading1"/>
-      </w:pPr>
-      <w:r>
-        <w:t>04. Run the investigation and diagnose misconceptions</w:t>
-      </w:r>
-    </w:p>
-    <w:p>
-      <w:r>
-        <w:t>Run the Dataset and benchmark limitations investigation and use the first unsupported step to choose a teaching response.</w:t>
-      </w:r>
-    </w:p>
-    <w:p>
-      <w:pPr>
-        <w:spacing w:line="336" w:lineRule="auto" w:after="180"/>
-      </w:pPr>
-      <w:r>
-        <w:rPr>
-          <w:b w:val="0"/>
-        </w:rPr>
-        <w:t xml:space="preserve">The worked result establishes every future case: </w:t>
-      </w:r>
-      <w:r>
-        <w:rPr>
-          <w:b/>
-        </w:rPr>
-        <w:t>Benchmark</w:t>
-      </w:r>
-      <w:r>
-        <w:rPr>
-          <w:b w:val="0"/>
-        </w:rPr>
-        <w:t xml:space="preserve"> success does not establish performance on a deployment population missing from its design.</w:t>
-      </w:r>
-    </w:p>
-    <w:p>
-      <w:pPr>
-        <w:spacing w:line="336" w:lineRule="auto" w:after="180"/>
-      </w:pPr>
-      <w:r>
-        <w:rPr>
-          <w:b w:val="0"/>
-        </w:rPr>
-        <w:t xml:space="preserve">A missing </w:t>
-      </w:r>
-      <w:r>
-        <w:rPr>
-          <w:b/>
-        </w:rPr>
-        <w:t>input</w:t>
-      </w:r>
-      <w:r>
-        <w:rPr>
-          <w:b w:val="0"/>
-        </w:rPr>
-        <w:t xml:space="preserve"> may be replaced without recording the change: A replacement changes the </w:t>
-      </w:r>
-      <w:r>
-        <w:rPr>
-          <w:b/>
-        </w:rPr>
-        <w:t>evidence</w:t>
-      </w:r>
-      <w:r>
-        <w:rPr>
-          <w:b w:val="0"/>
-        </w:rPr>
-        <w:t xml:space="preserve"> or contract. Record the change and its justification; do not silently turn unknown into a measured value.</w:t>
-      </w:r>
-    </w:p>
-    <w:p>
-      <w:pPr>
-        <w:spacing w:line="336" w:lineRule="auto" w:after="180"/>
-      </w:pPr>
-      <w:r>
-        <w:rPr>
-          <w:b w:val="0"/>
-        </w:rPr>
-        <w:t xml:space="preserve">Repeating an assessed case is new independent </w:t>
-      </w:r>
-      <w:r>
-        <w:rPr>
-          <w:b/>
-        </w:rPr>
-        <w:t>evidence</w:t>
-      </w:r>
-      <w:r>
-        <w:rPr>
-          <w:b w:val="0"/>
-        </w:rPr>
-        <w:t>: A replay checks consistency. An example used for feedback or revision cannot later be described as untouched final evaluation.</w:t>
-      </w:r>
-    </w:p>
-    <w:p>
-      <w:pPr>
-        <w:spacing w:line="336" w:lineRule="auto" w:after="180"/>
-      </w:pPr>
-      <w:r>
-        <w:rPr>
-          <w:b w:val="0"/>
-        </w:rPr>
-        <w:t xml:space="preserve">Use Section 9 for the </w:t>
-      </w:r>
-      <w:r>
-        <w:rPr>
-          <w:b/>
-        </w:rPr>
-        <w:t>evidence</w:t>
-      </w:r>
-      <w:r>
-        <w:rPr>
-          <w:b w:val="0"/>
-        </w:rPr>
-        <w:t xml:space="preserve"> ledger. Add a boundary or missing-</w:t>
-      </w:r>
-      <w:r>
-        <w:rPr>
-          <w:b/>
-        </w:rPr>
-        <w:t>input</w:t>
-      </w:r>
-      <w:r>
-        <w:rPr>
-          <w:b w:val="0"/>
-        </w:rPr>
-        <w:t xml:space="preserve"> case and record the expected response before checking. More successful repeats of one case do not establish wider coverage.</w:t>
-      </w:r>
-    </w:p>
-    <w:p>
-      <w:pPr>
-        <w:pStyle w:val="Heading3"/>
-      </w:pPr>
-      <w:r>
-        <w:t>Match the support to the first error</w:t>
+        <w:pStyle w:val="Heading2"/>
+      </w:pPr>
+      <w:r>
+        <w:t>Choose accessible support</w:t>
       </w:r>
     </w:p>
     <w:tbl>
@@ -2787,57 +4017,39 @@
     </w:p>
     <w:p>
       <w:pPr>
-        <w:pStyle w:val="Heading1"/>
-      </w:pPr>
-      <w:r>
-        <w:t>05. Assess and explain the answers</w:t>
+        <w:pStyle w:val="Heading2"/>
+      </w:pPr>
+      <w:r>
+        <w:t>Earlier wording, alternatives and picture transcripts · reference / check after trying</w:t>
       </w:r>
     </w:p>
     <w:p>
-      <w:r>
-        <w:t>Use the Dataset and benchmark limitations questions, teacher keys and criteria after the relevant attempts. Previously discussed cases are practice; protect the separately selected independent task.</w:t>
+      <w:pPr>
+        <w:pStyle w:val="Heading3"/>
+      </w:pPr>
+      <w:r>
+        <w:t>Match the support to the first error</w:t>
       </w:r>
     </w:p>
     <w:p>
       <w:pPr>
-        <w:pStyle w:val="Heading3"/>
-      </w:pPr>
-      <w:r>
-        <w:t>Guided and exit questions</w:t>
+        <w:pStyle w:val="Heading1"/>
+      </w:pPr>
+      <w:r>
+        <w:t>05. Assess the new research scenario</w:t>
       </w:r>
     </w:p>
     <w:p>
-      <w:pPr>
-        <w:spacing w:line="336" w:lineRule="auto" w:after="180"/>
-      </w:pPr>
-      <w:r>
-        <w:rPr>
-          <w:b w:val="0"/>
-        </w:rPr>
-        <w:t>Guided: Eight unique source units, not ten independent sources. Identify duplicate weighting before analysis; do not silently discard results.</w:t>
+      <w:r>
+        <w:t>Keep the selected answer private until after a first attempt.</w:t>
       </w:r>
     </w:p>
     <w:p>
       <w:pPr>
-        <w:spacing w:line="336" w:lineRule="auto" w:after="180"/>
-      </w:pPr>
-      <w:r>
-        <w:rPr>
-          <w:b w:val="0"/>
-        </w:rPr>
-        <w:t xml:space="preserve">Qualification: </w:t>
-      </w:r>
-      <w:r>
-        <w:rPr>
-          <w:b/>
-        </w:rPr>
-        <w:t>Benchmark</w:t>
-      </w:r>
-      <w:r>
-        <w:rPr>
-          <w:b w:val="0"/>
-        </w:rPr>
-        <w:t xml:space="preserve"> success does not establish performance on a deployment population missing from its design.</w:t>
+        <w:pStyle w:val="Heading2"/>
+      </w:pPr>
+      <w:r>
+        <w:t>Selected independent task and checked answer</w:t>
       </w:r>
     </w:p>
     <w:p>
@@ -2848,595 +4060,26 @@
         <w:rPr>
           <w:b w:val="0"/>
         </w:rPr>
-        <w:t xml:space="preserve">Exit: accept a concrete variation with its predicted outcome and a stated condition that would challenge the </w:t>
-      </w:r>
-      <w:r>
-        <w:rPr>
-          <w:b/>
-        </w:rPr>
-        <w:t>mechanism</w:t>
-      </w:r>
-      <w:r>
-        <w:rPr>
-          <w:b w:val="0"/>
-        </w:rPr>
-        <w:t xml:space="preserve">; reject a claim resting on unmeasured </w:t>
-      </w:r>
-      <w:r>
-        <w:rPr>
-          <w:b/>
-        </w:rPr>
-        <w:t>evidence</w:t>
-      </w:r>
-      <w:r>
-        <w:rPr>
-          <w:b w:val="0"/>
-        </w:rPr>
-        <w:t>.</w:t>
+        <w:t>Selected case: Twelve rows include four copies of one source and eight others. Count unique units and name one coverage concern.</w:t>
       </w:r>
     </w:p>
     <w:p>
       <w:pPr>
-        <w:pStyle w:val="Heading3"/>
-      </w:pPr>
-      <w:r>
-        <w:t>W1 Explain the mechanism</w:t>
+        <w:spacing w:line="336" w:lineRule="auto" w:after="180"/>
+      </w:pPr>
+      <w:r>
+        <w:rPr>
+          <w:b w:val="0"/>
+        </w:rPr>
+        <w:t>Teacher explanation: Nine unique units. Check whether cases represent requested time, groups and tasks; row count alone does not answer coverage.</w:t>
       </w:r>
     </w:p>
     <w:p>
       <w:pPr>
-        <w:pStyle w:val="Heading3"/>
-      </w:pPr>
-      <w:r>
-        <w:t>Workbook question · W1</w:t>
-      </w:r>
-    </w:p>
-    <w:p>
-      <w:pPr>
-        <w:spacing w:line="336" w:lineRule="auto" w:after="180"/>
-        <w:shd w:fill="F5F1FB"/>
-      </w:pPr>
-      <w:r>
-        <w:rPr>
-          <w:b w:val="0"/>
-        </w:rPr>
-        <w:t xml:space="preserve">Explain the weekly </w:t>
-      </w:r>
-      <w:r>
-        <w:rPr>
-          <w:b/>
-        </w:rPr>
-        <w:t>mechanism</w:t>
-      </w:r>
-      <w:r>
-        <w:rPr>
-          <w:b w:val="0"/>
-        </w:rPr>
-        <w:t xml:space="preserve"> in your own words. Use the worked scenario to name its </w:t>
-      </w:r>
-      <w:r>
-        <w:rPr>
-          <w:b/>
-        </w:rPr>
-        <w:t>input</w:t>
-      </w:r>
-      <w:r>
-        <w:rPr>
-          <w:b w:val="0"/>
-        </w:rPr>
-        <w:t xml:space="preserve">, decision rule and </w:t>
-      </w:r>
-      <w:r>
-        <w:rPr>
-          <w:b/>
-        </w:rPr>
-        <w:t>output</w:t>
-      </w:r>
-      <w:r>
-        <w:rPr>
-          <w:b w:val="0"/>
-        </w:rPr>
-        <w:t>.</w:t>
-      </w:r>
-    </w:p>
-    <w:p>
-      <w:pPr>
-        <w:pStyle w:val="Heading3"/>
-      </w:pPr>
-      <w:r>
-        <w:t>Teacher reasoning · W1</w:t>
-      </w:r>
-    </w:p>
-    <w:p>
-      <w:pPr>
-        <w:spacing w:line="336" w:lineRule="auto" w:after="180"/>
-        <w:shd w:fill="F1F6FC"/>
-      </w:pPr>
-      <w:r>
-        <w:rPr>
-          <w:b w:val="0"/>
-        </w:rPr>
-        <w:t xml:space="preserve">Teacher explanation: A </w:t>
-      </w:r>
-      <w:r>
-        <w:rPr>
-          <w:b/>
-        </w:rPr>
-        <w:t>benchmark</w:t>
-      </w:r>
-      <w:r>
-        <w:rPr>
-          <w:b w:val="0"/>
-        </w:rPr>
-        <w:t xml:space="preserve"> measures performance on its particular data and labels. Duplicates, obsolete cases or poor coverage can weaken claims.</w:t>
-      </w:r>
-    </w:p>
-    <w:p>
-      <w:pPr>
-        <w:spacing w:line="336" w:lineRule="auto" w:after="180"/>
-        <w:shd w:fill="F1F6FC"/>
-      </w:pPr>
-      <w:r>
-        <w:rPr>
-          <w:b w:val="0"/>
-        </w:rPr>
-        <w:t>Inspect eligibility, source dates, related units and label definitions before scoring. Deduplicate by declared unit identity, not merely file name; report excluded and unassessed cases.</w:t>
-      </w:r>
-    </w:p>
-    <w:p>
-      <w:pPr>
-        <w:pStyle w:val="Heading3"/>
-      </w:pPr>
-      <w:r>
-        <w:t>W2 Trace the worked case</w:t>
-      </w:r>
-    </w:p>
-    <w:p>
-      <w:pPr>
-        <w:pStyle w:val="Heading3"/>
-      </w:pPr>
-      <w:r>
-        <w:t>Workbook question · W2</w:t>
-      </w:r>
-    </w:p>
-    <w:p>
-      <w:pPr>
-        <w:spacing w:line="336" w:lineRule="auto" w:after="180"/>
-        <w:shd w:fill="F5F1FB"/>
-      </w:pPr>
-      <w:r>
-        <w:rPr>
-          <w:b w:val="0"/>
-        </w:rPr>
-        <w:t xml:space="preserve">Ten </w:t>
-      </w:r>
-      <w:r>
-        <w:rPr>
-          <w:b/>
-        </w:rPr>
-        <w:t>benchmark</w:t>
-      </w:r>
-      <w:r>
-        <w:rPr>
-          <w:b w:val="0"/>
-        </w:rPr>
-        <w:t xml:space="preserve"> rows include three copies of one source and seven other unique sources. Show the intermediate steps and give the conclusion with its scope.</w:t>
-      </w:r>
-    </w:p>
-    <w:p>
-      <w:pPr>
-        <w:pStyle w:val="Heading3"/>
-      </w:pPr>
-      <w:r>
-        <w:t>Teacher reasoning · W2</w:t>
-      </w:r>
-    </w:p>
-    <w:p>
-      <w:pPr>
-        <w:spacing w:line="336" w:lineRule="auto" w:after="180"/>
-        <w:shd w:fill="F1F6FC"/>
-      </w:pPr>
-      <w:r>
-        <w:rPr>
-          <w:b w:val="0"/>
-        </w:rPr>
-        <w:t>Teacher explanation: Eight unique source units, not ten independent sources. Identify duplicate weighting before analysis; do not silently discard results.</w:t>
-      </w:r>
-    </w:p>
-    <w:p>
-      <w:pPr>
-        <w:pStyle w:val="Heading3"/>
-      </w:pPr>
-      <w:r>
-        <w:t>W3 Audit the limit</w:t>
-      </w:r>
-    </w:p>
-    <w:p>
-      <w:pPr>
-        <w:pStyle w:val="Heading3"/>
-      </w:pPr>
-      <w:r>
-        <w:t>Workbook question · W3</w:t>
-      </w:r>
-    </w:p>
-    <w:p>
-      <w:pPr>
-        <w:spacing w:line="336" w:lineRule="auto" w:after="180"/>
-        <w:shd w:fill="F5F1FB"/>
-      </w:pPr>
-      <w:r>
-        <w:rPr>
-          <w:b w:val="0"/>
-        </w:rPr>
-        <w:t xml:space="preserve">A report omits this qualification: </w:t>
-      </w:r>
-      <w:r>
-        <w:rPr>
-          <w:b/>
-        </w:rPr>
-        <w:t>Benchmark</w:t>
-      </w:r>
-      <w:r>
-        <w:rPr>
-          <w:b w:val="0"/>
-        </w:rPr>
-        <w:t xml:space="preserve"> success does not establish performance on a deployment population missing from its design.</w:t>
-      </w:r>
-    </w:p>
-    <w:p>
-      <w:pPr>
-        <w:spacing w:line="336" w:lineRule="auto" w:after="180"/>
-        <w:shd w:fill="F5F1FB"/>
-      </w:pPr>
-      <w:r>
-        <w:rPr>
-          <w:b w:val="0"/>
-        </w:rPr>
-        <w:t>Explain how omitting it could change a reader's interpretation, and write an accurate replacement.</w:t>
-      </w:r>
-    </w:p>
-    <w:p>
-      <w:pPr>
-        <w:pStyle w:val="Heading3"/>
-      </w:pPr>
-      <w:r>
-        <w:t>Teacher reasoning · W3</w:t>
-      </w:r>
-    </w:p>
-    <w:p>
-      <w:pPr>
-        <w:spacing w:line="336" w:lineRule="auto" w:after="180"/>
-        <w:shd w:fill="F1F6FC"/>
-      </w:pPr>
-      <w:r>
-        <w:rPr>
-          <w:b w:val="0"/>
-        </w:rPr>
-        <w:t xml:space="preserve">Teacher explanation: </w:t>
-      </w:r>
-      <w:r>
-        <w:rPr>
-          <w:b/>
-        </w:rPr>
-        <w:t>Benchmark</w:t>
-      </w:r>
-      <w:r>
-        <w:rPr>
-          <w:b w:val="0"/>
-        </w:rPr>
-        <w:t xml:space="preserve"> success does not establish performance on a deployment population missing from its design.</w:t>
-      </w:r>
-    </w:p>
-    <w:p>
-      <w:pPr>
-        <w:spacing w:line="336" w:lineRule="auto" w:after="180"/>
-        <w:shd w:fill="F1F6FC"/>
-      </w:pPr>
-      <w:r>
-        <w:rPr>
-          <w:b w:val="0"/>
-        </w:rPr>
-        <w:t xml:space="preserve">State the observed result separately from the unverified or out-of-scope claim; preserve the original </w:t>
-      </w:r>
-      <w:r>
-        <w:rPr>
-          <w:b/>
-        </w:rPr>
-        <w:t>evidence</w:t>
-      </w:r>
-      <w:r>
-        <w:rPr>
-          <w:b w:val="0"/>
-        </w:rPr>
-        <w:t xml:space="preserve"> rather than inventing a missing fact.</w:t>
-      </w:r>
-    </w:p>
-    <w:p>
-      <w:pPr>
-        <w:pStyle w:val="Heading3"/>
-      </w:pPr>
-      <w:r>
-        <w:t>W4 Apply a new case independently</w:t>
-      </w:r>
-    </w:p>
-    <w:p>
-      <w:pPr>
-        <w:pStyle w:val="Heading3"/>
-      </w:pPr>
-      <w:r>
-        <w:t>Workbook question · W4</w:t>
-      </w:r>
-    </w:p>
-    <w:p>
-      <w:pPr>
-        <w:spacing w:line="336" w:lineRule="auto" w:after="180"/>
-        <w:shd w:fill="F5F1FB"/>
-      </w:pPr>
-      <w:r>
-        <w:rPr>
-          <w:b w:val="0"/>
-        </w:rPr>
-        <w:t>Twelve rows include four copies of one source and eight others. Count unique units and name one coverage concern.</w:t>
-      </w:r>
-    </w:p>
-    <w:p>
-      <w:pPr>
-        <w:pStyle w:val="Heading3"/>
-      </w:pPr>
-      <w:r>
-        <w:t>Teacher reasoning · W4</w:t>
-      </w:r>
-    </w:p>
-    <w:p>
-      <w:pPr>
-        <w:spacing w:line="336" w:lineRule="auto" w:after="180"/>
-        <w:shd w:fill="F1F6FC"/>
-      </w:pPr>
-      <w:r>
-        <w:rPr>
-          <w:b w:val="0"/>
-        </w:rPr>
-        <w:t>Teacher explanation: Nine unique units. Check whether cases represent requested time, groups and tasks; row count alone does not answer coverage.</w:t>
-      </w:r>
-    </w:p>
-    <w:p>
-      <w:pPr>
-        <w:pStyle w:val="Heading3"/>
-      </w:pPr>
-      <w:r>
-        <w:t>W5 Design a revealing follow-up</w:t>
-      </w:r>
-    </w:p>
-    <w:p>
-      <w:pPr>
-        <w:pStyle w:val="Heading3"/>
-      </w:pPr>
-      <w:r>
-        <w:t>Workbook question · W5</w:t>
-      </w:r>
-    </w:p>
-    <w:p>
-      <w:pPr>
-        <w:spacing w:line="336" w:lineRule="auto" w:after="180"/>
-        <w:shd w:fill="F5F1FB"/>
-      </w:pPr>
-      <w:r>
-        <w:rPr>
-          <w:b w:val="0"/>
-        </w:rPr>
-        <w:t>For the worked scenario, propose one additional case that could reveal a failure, describe its expected outcome before running it, and explain what would need to remain fixed for a fair comparison.</w:t>
-      </w:r>
-    </w:p>
-    <w:p>
-      <w:pPr>
-        <w:spacing w:line="336" w:lineRule="auto" w:after="180"/>
-        <w:shd w:fill="F5F1FB"/>
-      </w:pPr>
-      <w:r>
-        <w:rPr>
-          <w:b w:val="0"/>
-        </w:rPr>
-        <w:t>Do not reuse W4 as a new final test after receiving feedback.</w:t>
-      </w:r>
-    </w:p>
-    <w:p>
-      <w:pPr>
-        <w:pStyle w:val="Heading3"/>
-      </w:pPr>
-      <w:r>
-        <w:t>Teacher reasoning · W5</w:t>
-      </w:r>
-    </w:p>
-    <w:p>
-      <w:pPr>
-        <w:spacing w:line="336" w:lineRule="auto" w:after="180"/>
-        <w:shd w:fill="F1F6FC"/>
-      </w:pPr>
-      <w:r>
-        <w:rPr>
-          <w:b w:val="0"/>
-        </w:rPr>
-        <w:t xml:space="preserve">Teacher explanation: Accept a concrete variant of the worked </w:t>
-      </w:r>
-      <w:r>
-        <w:rPr>
-          <w:b/>
-        </w:rPr>
-        <w:t>input</w:t>
-      </w:r>
-      <w:r>
-        <w:rPr>
-          <w:b w:val="0"/>
-        </w:rPr>
-        <w:t xml:space="preserve"> or a missing/conflicting/boundary condition, with an expectation derived from the declared procedure.</w:t>
-      </w:r>
-    </w:p>
-    <w:p>
-      <w:pPr>
-        <w:spacing w:line="336" w:lineRule="auto" w:after="180"/>
-        <w:shd w:fill="F1F6FC"/>
-      </w:pPr>
-      <w:r>
-        <w:rPr>
-          <w:b w:val="0"/>
-        </w:rPr>
-        <w:t xml:space="preserve">Require preserved settings, original </w:t>
-      </w:r>
-      <w:r>
-        <w:rPr>
-          <w:b/>
-        </w:rPr>
-        <w:t>output</w:t>
-      </w:r>
-      <w:r>
-        <w:rPr>
-          <w:b w:val="0"/>
-        </w:rPr>
-        <w:t xml:space="preserve">s and data roles. </w:t>
-      </w:r>
-      <w:r>
-        <w:rPr>
-          <w:b/>
-        </w:rPr>
-        <w:t>Benchmark</w:t>
-      </w:r>
-      <w:r>
-        <w:rPr>
-          <w:b w:val="0"/>
-        </w:rPr>
-        <w:t xml:space="preserve"> success does not establish performance on a deployment population missing from its design.</w:t>
-      </w:r>
-    </w:p>
-    <w:p>
-      <w:pPr>
-        <w:spacing w:line="336" w:lineRule="auto" w:after="180"/>
-        <w:shd w:fill="F1F6FC"/>
-      </w:pPr>
-      <w:r>
-        <w:rPr>
-          <w:b w:val="0"/>
-        </w:rPr>
-        <w:t xml:space="preserve">The new case should test this particular </w:t>
-      </w:r>
-      <w:r>
-        <w:rPr>
-          <w:b/>
-        </w:rPr>
-        <w:t>mechanism</w:t>
-      </w:r>
-      <w:r>
-        <w:rPr>
-          <w:b w:val="0"/>
-        </w:rPr>
-        <w:t xml:space="preserve"> rather than merely restate the original result.</w:t>
-      </w:r>
-    </w:p>
-    <w:p>
-      <w:pPr>
-        <w:pStyle w:val="Heading3"/>
-      </w:pPr>
-      <w:r>
-        <w:t>Independent assessment and fresh retry</w:t>
-      </w:r>
-    </w:p>
-    <w:p>
-      <w:pPr>
-        <w:pStyle w:val="Heading3"/>
-      </w:pPr>
-      <w:r>
-        <w:t>Teacher key · Independent assessment and fresh retry</w:t>
-      </w:r>
-    </w:p>
-    <w:p>
-      <w:pPr>
-        <w:spacing w:line="336" w:lineRule="auto" w:after="180"/>
-        <w:shd w:fill="F1F6FC"/>
-      </w:pPr>
-      <w:r>
-        <w:rPr>
-          <w:b w:val="0"/>
-        </w:rPr>
-        <w:t>W4: Nine unique units. Check whether cases represent requested time, groups and tasks; row count alone does not answer coverage. Require intermediate reasoning and the stated scope.</w:t>
-      </w:r>
-    </w:p>
-    <w:p>
-      <w:pPr>
-        <w:spacing w:line="336" w:lineRule="auto" w:after="180"/>
-        <w:shd w:fill="F1F6FC"/>
-      </w:pPr>
-      <w:r>
-        <w:rPr>
-          <w:b w:val="0"/>
-        </w:rPr>
-        <w:t>Fresh retry: Eight rows include two copies of a single source and six others. Expected reasoning: Seven unique units. Report duplicate policy and original row inventory.</w:t>
-      </w:r>
-    </w:p>
-    <w:p>
-      <w:pPr>
-        <w:spacing w:line="336" w:lineRule="auto" w:after="180"/>
-        <w:shd w:fill="F1F6FC"/>
-      </w:pPr>
-      <w:r>
-        <w:rPr>
-          <w:b w:val="0"/>
-        </w:rPr>
-        <w:t>If students need support, record it and reassess with another new case rather than awarding independence to a copied answer.</w:t>
-      </w:r>
-    </w:p>
-    <w:p>
-      <w:pPr>
-        <w:pStyle w:val="Heading3"/>
-      </w:pPr>
-      <w:r>
-        <w:t>Assess independent transfer</w:t>
-      </w:r>
-    </w:p>
-    <w:p>
-      <w:pPr>
-        <w:pStyle w:val="Heading3"/>
-      </w:pPr>
-      <w:r>
-        <w:t>Independent question · withhold the key</w:t>
-      </w:r>
-    </w:p>
-    <w:p>
-      <w:pPr>
-        <w:spacing w:line="336" w:lineRule="auto" w:after="180"/>
-        <w:shd w:fill="F5F1FB"/>
-      </w:pPr>
-      <w:r>
-        <w:rPr>
-          <w:b w:val="0"/>
-        </w:rPr>
-        <w:t>Selected case: Twelve rows include four copies of one source and eight others. Count unique units and name one coverage concern.</w:t>
-      </w:r>
-    </w:p>
-    <w:p>
-      <w:pPr>
-        <w:pStyle w:val="Heading3"/>
-      </w:pPr>
-      <w:r>
-        <w:t>Selected case answer</w:t>
-      </w:r>
-    </w:p>
-    <w:p>
-      <w:pPr>
-        <w:pStyle w:val="Heading3"/>
-      </w:pPr>
-      <w:r>
-        <w:t>Teacher key · Selected case answer</w:t>
-      </w:r>
-    </w:p>
-    <w:p>
-      <w:pPr>
-        <w:spacing w:line="336" w:lineRule="auto" w:after="180"/>
-        <w:shd w:fill="F1F6FC"/>
-      </w:pPr>
-      <w:r>
-        <w:rPr>
-          <w:b w:val="0"/>
-        </w:rPr>
-        <w:t>Teacher explanation: Nine unique units. Check whether cases represent requested time, groups and tasks; row count alone does not answer coverage.</w:t>
+        <w:pStyle w:val="Heading2"/>
+      </w:pPr>
+      <w:r>
+        <w:t>Judge explanation,trace and limits</w:t>
       </w:r>
     </w:p>
     <w:tbl>
@@ -3543,54 +4186,55 @@
     </w:tbl>
     <w:p>
       <w:pPr>
-        <w:pStyle w:val="Heading3"/>
-      </w:pPr>
-      <w:r>
-        <w:t>Teacher key · Selected case answer</w:t>
+        <w:spacing w:line="336" w:lineRule="auto" w:after="180"/>
+      </w:pPr>
+      <w:r>
+        <w:rPr>
+          <w:b w:val="0"/>
+        </w:rPr>
+        <w:t>Record each dimension as not yet, with support, or independent. Accept a valid alternative procedure with a defensible trace.</w:t>
       </w:r>
     </w:p>
     <w:p>
       <w:pPr>
         <w:spacing w:line="336" w:lineRule="auto" w:after="180"/>
-        <w:shd w:fill="F1F6FC"/>
       </w:pPr>
       <w:r>
         <w:rPr>
           <w:b w:val="0"/>
         </w:rPr>
-        <w:t>Record each dimension as not yet, with support, or independent. Accept a valid alternative procedure with a defensible trace.</w:t>
+        <w:t xml:space="preserve">Do not penalise an honestly recorded model failure if the learner correctly explains its </w:t>
+      </w:r>
+      <w:r>
+        <w:rPr>
+          <w:b/>
+        </w:rPr>
+        <w:t>evidence</w:t>
+      </w:r>
+      <w:r>
+        <w:rPr>
+          <w:b w:val="0"/>
+        </w:rPr>
+        <w:t xml:space="preserve"> and limits.</w:t>
       </w:r>
     </w:p>
     <w:p>
       <w:pPr>
-        <w:spacing w:line="336" w:lineRule="auto" w:after="180"/>
-        <w:shd w:fill="F1F6FC"/>
-      </w:pPr>
-      <w:r>
-        <w:rPr>
-          <w:b w:val="0"/>
-        </w:rPr>
-        <w:t xml:space="preserve">Do not penalise an honestly recorded model failure if the learner correctly explains its </w:t>
-      </w:r>
-      <w:r>
-        <w:rPr>
-          <w:b/>
-        </w:rPr>
-        <w:t>evidence</w:t>
-      </w:r>
-      <w:r>
-        <w:rPr>
-          <w:b w:val="0"/>
-        </w:rPr>
-        <w:t xml:space="preserve"> and limits.</w:t>
+        <w:pStyle w:val="Heading2"/>
+      </w:pPr>
+      <w:r>
+        <w:t>Give one usable repair</w:t>
       </w:r>
     </w:p>
     <w:p>
       <w:pPr>
-        <w:pStyle w:val="Heading3"/>
-      </w:pPr>
-      <w:r>
-        <w:t>Feedback that the learner uses</w:t>
+        <w:spacing w:line="336" w:lineRule="auto" w:after="180"/>
+      </w:pPr>
+      <w:r>
+        <w:rPr>
+          <w:b w:val="0"/>
+        </w:rPr>
+        <w:t>Name the earliest unsupported step and give one action to repair it. Have the learner make that repair now and explain why. Then assess the relevant skill on a fresh, fully specified case.</w:t>
       </w:r>
     </w:p>
     <w:p>
@@ -3601,31 +4245,85 @@
         <w:rPr>
           <w:b w:val="0"/>
         </w:rPr>
-        <w:t>Name the earliest unsupported step and give one action to repair it. Have the learner make that repair now and explain why. Then assess the relevant skill on a fresh, fully specified case.</w:t>
+        <w:t>Confirm it was not previously practised with feedback; solve and check the new case before assigning it. A follow-up design prompt is a starting brief, not automatically an equivalent test.</w:t>
       </w:r>
     </w:p>
     <w:p>
       <w:pPr>
-        <w:spacing w:line="336" w:lineRule="auto" w:after="180"/>
-      </w:pPr>
-      <w:r>
-        <w:rPr>
-          <w:b w:val="0"/>
-        </w:rPr>
-        <w:t>Confirm it was not previously practised with feedback; solve and check the new case before assigning it. A follow-up design prompt is a starting brief, not automatically an equivalent test.</w:t>
+        <w:pStyle w:val="Heading2"/>
+      </w:pPr>
+      <w:r>
+        <w:t>W1 Explain the mechanism</w:t>
       </w:r>
     </w:p>
     <w:p>
       <w:pPr>
-        <w:pStyle w:val="Heading1"/>
-      </w:pPr>
-      <w:r>
-        <w:t>06. Connect the project, support and next lesson</w:t>
+        <w:spacing w:line="336" w:lineRule="auto" w:after="180"/>
+      </w:pPr>
+      <w:r>
+        <w:rPr>
+          <w:b w:val="0"/>
+        </w:rPr>
+        <w:t xml:space="preserve">Explain the weekly </w:t>
+      </w:r>
+      <w:r>
+        <w:rPr>
+          <w:b/>
+        </w:rPr>
+        <w:t>mechanism</w:t>
+      </w:r>
+      <w:r>
+        <w:rPr>
+          <w:b w:val="0"/>
+        </w:rPr>
+        <w:t xml:space="preserve"> in your own words. Use the worked scenario to name its </w:t>
+      </w:r>
+      <w:r>
+        <w:rPr>
+          <w:b/>
+        </w:rPr>
+        <w:t>input</w:t>
+      </w:r>
+      <w:r>
+        <w:rPr>
+          <w:b w:val="0"/>
+        </w:rPr>
+        <w:t xml:space="preserve">, decision rule and </w:t>
+      </w:r>
+      <w:r>
+        <w:rPr>
+          <w:b/>
+        </w:rPr>
+        <w:t>output</w:t>
+      </w:r>
+      <w:r>
+        <w:rPr>
+          <w:b w:val="0"/>
+        </w:rPr>
+        <w:t>.</w:t>
       </w:r>
     </w:p>
     <w:p>
-      <w:r>
-        <w:t>Connect Dataset and benchmark limitations to Reproducible AI Research Study, adapt support and plan a later changed-case check.</w:t>
+      <w:pPr>
+        <w:spacing w:line="336" w:lineRule="auto" w:after="180"/>
+      </w:pPr>
+      <w:r>
+        <w:rPr>
+          <w:b w:val="0"/>
+        </w:rPr>
+        <w:t xml:space="preserve">Teacher explanation: A </w:t>
+      </w:r>
+      <w:r>
+        <w:rPr>
+          <w:b/>
+        </w:rPr>
+        <w:t>benchmark</w:t>
+      </w:r>
+      <w:r>
+        <w:rPr>
+          <w:b w:val="0"/>
+        </w:rPr>
+        <w:t xml:space="preserve"> measures performance on its particular data and labels. Duplicates, obsolete cases or poor coverage can weaken claims.</w:t>
       </w:r>
     </w:p>
     <w:p>
@@ -3636,90 +4334,15 @@
         <w:rPr>
           <w:b w:val="0"/>
         </w:rPr>
-        <w:t xml:space="preserve">Add a labelled dataset and </w:t>
-      </w:r>
-      <w:r>
-        <w:rPr>
-          <w:b/>
-        </w:rPr>
-        <w:t>benchmark</w:t>
-      </w:r>
-      <w:r>
-        <w:rPr>
-          <w:b w:val="0"/>
-        </w:rPr>
-        <w:t xml:space="preserve"> limitations </w:t>
-      </w:r>
-      <w:r>
-        <w:rPr>
-          <w:b/>
-        </w:rPr>
-        <w:t>evidence</w:t>
-      </w:r>
-      <w:r>
-        <w:rPr>
-          <w:b w:val="0"/>
-        </w:rPr>
-        <w:t xml:space="preserve"> sheet to Reproducible AI Research Study. Show how you can explain the </w:t>
-      </w:r>
-      <w:r>
-        <w:rPr>
-          <w:b/>
-        </w:rPr>
-        <w:t>mechanism</w:t>
-      </w:r>
-      <w:r>
-        <w:rPr>
-          <w:b w:val="0"/>
-        </w:rPr>
-        <w:t xml:space="preserve"> and terminology of dataset and </w:t>
-      </w:r>
-      <w:r>
-        <w:rPr>
-          <w:b/>
-        </w:rPr>
-        <w:t>benchmark</w:t>
-      </w:r>
-      <w:r>
-        <w:rPr>
-          <w:b w:val="0"/>
-        </w:rPr>
-        <w:t xml:space="preserve"> limitations.</w:t>
+        <w:t>Inspect eligibility, source dates, related units and label definitions before scoring. Deduplicate by declared unit identity, not merely file name; report excluded and unassessed cases.</w:t>
       </w:r>
     </w:p>
     <w:p>
       <w:pPr>
-        <w:spacing w:line="336" w:lineRule="auto" w:after="180"/>
-      </w:pPr>
-      <w:r>
-        <w:rPr>
-          <w:b w:val="0"/>
-        </w:rPr>
-        <w:t xml:space="preserve">Use the supplied fictional case and keep its </w:t>
-      </w:r>
-      <w:r>
-        <w:rPr>
-          <w:b/>
-        </w:rPr>
-        <w:t>input</w:t>
-      </w:r>
-      <w:r>
-        <w:rPr>
-          <w:b w:val="0"/>
-        </w:rPr>
-        <w:t xml:space="preserve">s, intermediate steps, calculation or </w:t>
-      </w:r>
-      <w:r>
-        <w:rPr>
-          <w:b/>
-        </w:rPr>
-        <w:t>prediction</w:t>
-      </w:r>
-      <w:r>
-        <w:rPr>
-          <w:b w:val="0"/>
-        </w:rPr>
-        <w:t>, and limitation. Connect this record to last week’s record; a matching answer without a trace is insufficient.</w:t>
+        <w:pStyle w:val="Heading2"/>
+      </w:pPr>
+      <w:r>
+        <w:t>W2 Trace the worked case</w:t>
       </w:r>
     </w:p>
     <w:p>
@@ -3730,19 +4353,19 @@
         <w:rPr>
           <w:b w:val="0"/>
         </w:rPr>
-        <w:t xml:space="preserve">Provide an </w:t>
+        <w:t xml:space="preserve">Ten </w:t>
       </w:r>
       <w:r>
         <w:rPr>
           <w:b/>
         </w:rPr>
-        <w:t>input</w:t>
+        <w:t>benchmark</w:t>
       </w:r>
       <w:r>
         <w:rPr>
           <w:b w:val="0"/>
         </w:rPr>
-        <w:t>/procedure/result/limit frame and a calculator when needed. Ask students to identify the first step before completing the whole trace.</w:t>
+        <w:t xml:space="preserve"> rows include three copies of one source and seven other unique sources. Show the intermediate steps and give the conclusion with its scope.</w:t>
       </w:r>
     </w:p>
     <w:p>
@@ -3753,42 +4376,15 @@
         <w:rPr>
           <w:b w:val="0"/>
         </w:rPr>
-        <w:t xml:space="preserve">Extension: compare two concrete variants of this </w:t>
-      </w:r>
-      <w:r>
-        <w:rPr>
-          <w:b/>
-        </w:rPr>
-        <w:t>mechanism</w:t>
-      </w:r>
-      <w:r>
-        <w:rPr>
-          <w:b w:val="0"/>
-        </w:rPr>
-        <w:t xml:space="preserve"> while holding unrelated conditions fixed; report both successful and unsuccessful outcomes.</w:t>
+        <w:t>Teacher explanation: Eight unique source units, not ten independent sources. Identify duplicate weighting before analysis; do not silently discard results.</w:t>
       </w:r>
     </w:p>
     <w:p>
       <w:pPr>
-        <w:spacing w:line="336" w:lineRule="auto" w:after="180"/>
-      </w:pPr>
-      <w:r>
-        <w:rPr>
-          <w:b w:val="0"/>
-        </w:rPr>
-        <w:t xml:space="preserve">Next connection: Research ethics and consent. Preserve the current case record and retrieve its </w:t>
-      </w:r>
-      <w:r>
-        <w:rPr>
-          <w:b/>
-        </w:rPr>
-        <w:t>evidence</w:t>
-      </w:r>
-      <w:r>
-        <w:rPr>
-          <w:b w:val="0"/>
-        </w:rPr>
-        <w:t xml:space="preserve"> boundary before moving on.</w:t>
+        <w:pStyle w:val="Heading2"/>
+      </w:pPr>
+      <w:r>
+        <w:t>W3 Audit the limit</w:t>
       </w:r>
     </w:p>
     <w:p>
@@ -3799,15 +4395,613 @@
         <w:rPr>
           <w:b w:val="0"/>
         </w:rPr>
-        <w:t>Retain the project ledger and assess a changed case after support. Check the relevant prerequisite before carrying this component forward.</w:t>
+        <w:t xml:space="preserve">A report omits this qualification: </w:t>
+      </w:r>
+      <w:r>
+        <w:rPr>
+          <w:b/>
+        </w:rPr>
+        <w:t>Benchmark</w:t>
+      </w:r>
+      <w:r>
+        <w:rPr>
+          <w:b w:val="0"/>
+        </w:rPr>
+        <w:t xml:space="preserve"> success does not establish performance on a deployment population missing from its design.</w:t>
       </w:r>
     </w:p>
     <w:p>
       <w:pPr>
+        <w:spacing w:line="336" w:lineRule="auto" w:after="180"/>
+      </w:pPr>
+      <w:r>
+        <w:rPr>
+          <w:b w:val="0"/>
+        </w:rPr>
+        <w:t>Explain how omitting it could change a reader's interpretation, and write an accurate replacement.</w:t>
+      </w:r>
+    </w:p>
+    <w:p>
+      <w:pPr>
+        <w:spacing w:line="336" w:lineRule="auto" w:after="180"/>
+      </w:pPr>
+      <w:r>
+        <w:rPr>
+          <w:b w:val="0"/>
+        </w:rPr>
+        <w:t xml:space="preserve">Teacher explanation: </w:t>
+      </w:r>
+      <w:r>
+        <w:rPr>
+          <w:b/>
+        </w:rPr>
+        <w:t>Benchmark</w:t>
+      </w:r>
+      <w:r>
+        <w:rPr>
+          <w:b w:val="0"/>
+        </w:rPr>
+        <w:t xml:space="preserve"> success does not establish performance on a deployment population missing from its design.</w:t>
+      </w:r>
+    </w:p>
+    <w:p>
+      <w:pPr>
+        <w:spacing w:line="336" w:lineRule="auto" w:after="180"/>
+      </w:pPr>
+      <w:r>
+        <w:rPr>
+          <w:b w:val="0"/>
+        </w:rPr>
+        <w:t xml:space="preserve">State the observed result separately from the unverified or out-of-scope claim; preserve the original </w:t>
+      </w:r>
+      <w:r>
+        <w:rPr>
+          <w:b/>
+        </w:rPr>
+        <w:t>evidence</w:t>
+      </w:r>
+      <w:r>
+        <w:rPr>
+          <w:b w:val="0"/>
+        </w:rPr>
+        <w:t xml:space="preserve"> rather than inventing a missing fact.</w:t>
+      </w:r>
+    </w:p>
+    <w:p>
+      <w:pPr>
+        <w:pStyle w:val="Heading2"/>
+      </w:pPr>
+      <w:r>
+        <w:t>W5 Design a revealing follow-up</w:t>
+      </w:r>
+    </w:p>
+    <w:p>
+      <w:pPr>
+        <w:spacing w:line="336" w:lineRule="auto" w:after="180"/>
+      </w:pPr>
+      <w:r>
+        <w:rPr>
+          <w:b w:val="0"/>
+        </w:rPr>
+        <w:t>For the worked scenario, propose one additional case that could reveal a failure, describe its expected outcome before running it, and explain what would need to remain fixed for a fair comparison.</w:t>
+      </w:r>
+    </w:p>
+    <w:p>
+      <w:pPr>
+        <w:spacing w:line="336" w:lineRule="auto" w:after="180"/>
+      </w:pPr>
+      <w:r>
+        <w:rPr>
+          <w:b w:val="0"/>
+        </w:rPr>
+        <w:t>Do not reuse W4 as a new final test after receiving feedback.</w:t>
+      </w:r>
+    </w:p>
+    <w:p>
+      <w:pPr>
+        <w:spacing w:line="336" w:lineRule="auto" w:after="180"/>
+      </w:pPr>
+      <w:r>
+        <w:rPr>
+          <w:b w:val="0"/>
+        </w:rPr>
+        <w:t xml:space="preserve">Teacher explanation: Accept a concrete variant of the worked </w:t>
+      </w:r>
+      <w:r>
+        <w:rPr>
+          <w:b/>
+        </w:rPr>
+        <w:t>input</w:t>
+      </w:r>
+      <w:r>
+        <w:rPr>
+          <w:b w:val="0"/>
+        </w:rPr>
+        <w:t xml:space="preserve"> or a missing/conflicting/boundary condition, with an expectation derived from the declared procedure.</w:t>
+      </w:r>
+    </w:p>
+    <w:p>
+      <w:pPr>
+        <w:spacing w:line="336" w:lineRule="auto" w:after="180"/>
+      </w:pPr>
+      <w:r>
+        <w:rPr>
+          <w:b w:val="0"/>
+        </w:rPr>
+        <w:t xml:space="preserve">Require preserved settings, original </w:t>
+      </w:r>
+      <w:r>
+        <w:rPr>
+          <w:b/>
+        </w:rPr>
+        <w:t>output</w:t>
+      </w:r>
+      <w:r>
+        <w:rPr>
+          <w:b w:val="0"/>
+        </w:rPr>
+        <w:t xml:space="preserve">s and data roles. </w:t>
+      </w:r>
+      <w:r>
+        <w:rPr>
+          <w:b/>
+        </w:rPr>
+        <w:t>Benchmark</w:t>
+      </w:r>
+      <w:r>
+        <w:rPr>
+          <w:b w:val="0"/>
+        </w:rPr>
+        <w:t xml:space="preserve"> success does not establish performance on a deployment population missing from its design.</w:t>
+      </w:r>
+    </w:p>
+    <w:p>
+      <w:pPr>
+        <w:spacing w:line="336" w:lineRule="auto" w:after="180"/>
+      </w:pPr>
+      <w:r>
+        <w:rPr>
+          <w:b w:val="0"/>
+        </w:rPr>
+        <w:t xml:space="preserve">The new case should test this particular </w:t>
+      </w:r>
+      <w:r>
+        <w:rPr>
+          <w:b/>
+        </w:rPr>
+        <w:t>mechanism</w:t>
+      </w:r>
+      <w:r>
+        <w:rPr>
+          <w:b w:val="0"/>
+        </w:rPr>
+        <w:t xml:space="preserve"> rather than merely restate the original result.</w:t>
+      </w:r>
+    </w:p>
+    <w:p>
+      <w:pPr>
+        <w:pStyle w:val="Heading2"/>
+      </w:pPr>
+      <w:r>
+        <w:t>Earlier wording, alternatives and picture transcripts · reference / check after trying</w:t>
+      </w:r>
+    </w:p>
+    <w:p>
+      <w:pPr>
         <w:pStyle w:val="Heading3"/>
       </w:pPr>
       <w:r>
-        <w:t>Plan the delayed return</w:t>
+        <w:t>Guided and exit questions</w:t>
+      </w:r>
+    </w:p>
+    <w:p>
+      <w:pPr>
+        <w:spacing w:line="336" w:lineRule="auto" w:after="180"/>
+      </w:pPr>
+      <w:r>
+        <w:rPr>
+          <w:b w:val="0"/>
+        </w:rPr>
+        <w:t>Guided: Eight unique source units, not ten independent sources. Identify duplicate weighting before analysis; do not silently discard results.</w:t>
+      </w:r>
+    </w:p>
+    <w:p>
+      <w:pPr>
+        <w:spacing w:line="336" w:lineRule="auto" w:after="180"/>
+      </w:pPr>
+      <w:r>
+        <w:rPr>
+          <w:b w:val="0"/>
+        </w:rPr>
+        <w:t xml:space="preserve">Qualification: </w:t>
+      </w:r>
+      <w:r>
+        <w:rPr>
+          <w:b/>
+        </w:rPr>
+        <w:t>Benchmark</w:t>
+      </w:r>
+      <w:r>
+        <w:rPr>
+          <w:b w:val="0"/>
+        </w:rPr>
+        <w:t xml:space="preserve"> success does not establish performance on a deployment population missing from its design.</w:t>
+      </w:r>
+    </w:p>
+    <w:p>
+      <w:pPr>
+        <w:spacing w:line="336" w:lineRule="auto" w:after="180"/>
+      </w:pPr>
+      <w:r>
+        <w:rPr>
+          <w:b w:val="0"/>
+        </w:rPr>
+        <w:t xml:space="preserve">Exit: accept a concrete variation with its predicted outcome and a stated condition that would challenge the </w:t>
+      </w:r>
+      <w:r>
+        <w:rPr>
+          <w:b/>
+        </w:rPr>
+        <w:t>mechanism</w:t>
+      </w:r>
+      <w:r>
+        <w:rPr>
+          <w:b w:val="0"/>
+        </w:rPr>
+        <w:t xml:space="preserve">; reject a claim resting on unmeasured </w:t>
+      </w:r>
+      <w:r>
+        <w:rPr>
+          <w:b/>
+        </w:rPr>
+        <w:t>evidence</w:t>
+      </w:r>
+      <w:r>
+        <w:rPr>
+          <w:b w:val="0"/>
+        </w:rPr>
+        <w:t>.</w:t>
+      </w:r>
+    </w:p>
+    <w:p>
+      <w:pPr>
+        <w:pStyle w:val="Heading3"/>
+      </w:pPr>
+      <w:r>
+        <w:t>W1 Explain the mechanism</w:t>
+      </w:r>
+    </w:p>
+    <w:p>
+      <w:pPr>
+        <w:pStyle w:val="Heading3"/>
+      </w:pPr>
+      <w:r>
+        <w:t>W2 Trace the worked case</w:t>
+      </w:r>
+    </w:p>
+    <w:p>
+      <w:pPr>
+        <w:pStyle w:val="Heading3"/>
+      </w:pPr>
+      <w:r>
+        <w:t>W3 Audit the limit</w:t>
+      </w:r>
+    </w:p>
+    <w:p>
+      <w:pPr>
+        <w:pStyle w:val="Heading3"/>
+      </w:pPr>
+      <w:r>
+        <w:t>W4 Apply a new case independently</w:t>
+      </w:r>
+    </w:p>
+    <w:p>
+      <w:pPr>
+        <w:spacing w:line="336" w:lineRule="auto" w:after="180"/>
+      </w:pPr>
+      <w:r>
+        <w:rPr>
+          <w:b w:val="0"/>
+        </w:rPr>
+        <w:t>Twelve rows include four copies of one source and eight others. Count unique units and name one coverage concern.</w:t>
+      </w:r>
+    </w:p>
+    <w:p>
+      <w:pPr>
+        <w:spacing w:line="336" w:lineRule="auto" w:after="180"/>
+      </w:pPr>
+      <w:r>
+        <w:rPr>
+          <w:b w:val="0"/>
+        </w:rPr>
+        <w:t>Teacher explanation: Nine unique units. Check whether cases represent requested time, groups and tasks; row count alone does not answer coverage.</w:t>
+      </w:r>
+    </w:p>
+    <w:p>
+      <w:pPr>
+        <w:pStyle w:val="Heading3"/>
+      </w:pPr>
+      <w:r>
+        <w:t>W5 Design a revealing follow-up</w:t>
+      </w:r>
+    </w:p>
+    <w:p>
+      <w:pPr>
+        <w:pStyle w:val="Heading3"/>
+      </w:pPr>
+      <w:r>
+        <w:t>Independent assessment and fresh retry</w:t>
+      </w:r>
+    </w:p>
+    <w:p>
+      <w:pPr>
+        <w:spacing w:line="336" w:lineRule="auto" w:after="180"/>
+      </w:pPr>
+      <w:r>
+        <w:rPr>
+          <w:b w:val="0"/>
+        </w:rPr>
+        <w:t>W4: Nine unique units. Check whether cases represent requested time, groups and tasks; row count alone does not answer coverage. Require intermediate reasoning and the stated scope.</w:t>
+      </w:r>
+    </w:p>
+    <w:p>
+      <w:pPr>
+        <w:spacing w:line="336" w:lineRule="auto" w:after="180"/>
+      </w:pPr>
+      <w:r>
+        <w:rPr>
+          <w:b w:val="0"/>
+        </w:rPr>
+        <w:t>Fresh retry: Eight rows include two copies of a single source and six others. Expected reasoning: Seven unique units. Report duplicate policy and original row inventory.</w:t>
+      </w:r>
+    </w:p>
+    <w:p>
+      <w:pPr>
+        <w:spacing w:line="336" w:lineRule="auto" w:after="180"/>
+      </w:pPr>
+      <w:r>
+        <w:rPr>
+          <w:b w:val="0"/>
+        </w:rPr>
+        <w:t>If students need support, record it and reassess with another new case rather than awarding independence to a copied answer.</w:t>
+      </w:r>
+    </w:p>
+    <w:p>
+      <w:pPr>
+        <w:pStyle w:val="Heading3"/>
+      </w:pPr>
+      <w:r>
+        <w:t>Assess independent transfer</w:t>
+      </w:r>
+    </w:p>
+    <w:p>
+      <w:pPr>
+        <w:pStyle w:val="Heading3"/>
+      </w:pPr>
+      <w:r>
+        <w:t>Selected case answer</w:t>
+      </w:r>
+    </w:p>
+    <w:p>
+      <w:pPr>
+        <w:pStyle w:val="Heading3"/>
+      </w:pPr>
+      <w:r>
+        <w:t>Feedback that the learner uses</w:t>
+      </w:r>
+    </w:p>
+    <w:p>
+      <w:pPr>
+        <w:pStyle w:val="Heading1"/>
+      </w:pPr>
+      <w:r>
+        <w:t>06. Connect, support and revisit research reasoning</w:t>
+      </w:r>
+    </w:p>
+    <w:p>
+      <w:r>
+        <w:t>Use saved evidence and assumptions to choose the next question.</w:t>
+      </w:r>
+    </w:p>
+    <w:p>
+      <w:pPr>
+        <w:pStyle w:val="Heading2"/>
+      </w:pPr>
+      <w:r>
+        <w:t>Project and next-week bridge</w:t>
+      </w:r>
+    </w:p>
+    <w:p>
+      <w:pPr>
+        <w:spacing w:line="336" w:lineRule="auto" w:after="180"/>
+      </w:pPr>
+      <w:r>
+        <w:rPr>
+          <w:b w:val="0"/>
+        </w:rPr>
+        <w:t xml:space="preserve">Add a labelled dataset and </w:t>
+      </w:r>
+      <w:r>
+        <w:rPr>
+          <w:b/>
+        </w:rPr>
+        <w:t>benchmark</w:t>
+      </w:r>
+      <w:r>
+        <w:rPr>
+          <w:b w:val="0"/>
+        </w:rPr>
+        <w:t xml:space="preserve"> limitations </w:t>
+      </w:r>
+      <w:r>
+        <w:rPr>
+          <w:b/>
+        </w:rPr>
+        <w:t>evidence</w:t>
+      </w:r>
+      <w:r>
+        <w:rPr>
+          <w:b w:val="0"/>
+        </w:rPr>
+        <w:t xml:space="preserve"> sheet to Reproducible AI Research Study. Show how you can explain the </w:t>
+      </w:r>
+      <w:r>
+        <w:rPr>
+          <w:b/>
+        </w:rPr>
+        <w:t>mechanism</w:t>
+      </w:r>
+      <w:r>
+        <w:rPr>
+          <w:b w:val="0"/>
+        </w:rPr>
+        <w:t xml:space="preserve"> and terminology of dataset and </w:t>
+      </w:r>
+      <w:r>
+        <w:rPr>
+          <w:b/>
+        </w:rPr>
+        <w:t>benchmark</w:t>
+      </w:r>
+      <w:r>
+        <w:rPr>
+          <w:b w:val="0"/>
+        </w:rPr>
+        <w:t xml:space="preserve"> limitations.</w:t>
+      </w:r>
+    </w:p>
+    <w:p>
+      <w:pPr>
+        <w:spacing w:line="336" w:lineRule="auto" w:after="180"/>
+      </w:pPr>
+      <w:r>
+        <w:rPr>
+          <w:b w:val="0"/>
+        </w:rPr>
+        <w:t xml:space="preserve">Use the supplied fictional case and keep its </w:t>
+      </w:r>
+      <w:r>
+        <w:rPr>
+          <w:b/>
+        </w:rPr>
+        <w:t>input</w:t>
+      </w:r>
+      <w:r>
+        <w:rPr>
+          <w:b w:val="0"/>
+        </w:rPr>
+        <w:t xml:space="preserve">s, intermediate steps, calculation or </w:t>
+      </w:r>
+      <w:r>
+        <w:rPr>
+          <w:b/>
+        </w:rPr>
+        <w:t>prediction</w:t>
+      </w:r>
+      <w:r>
+        <w:rPr>
+          <w:b w:val="0"/>
+        </w:rPr>
+        <w:t>, and limitation. Connect this record to last week’s record; a matching answer without a trace is insufficient.</w:t>
+      </w:r>
+    </w:p>
+    <w:p>
+      <w:pPr>
+        <w:spacing w:line="336" w:lineRule="auto" w:after="180"/>
+      </w:pPr>
+      <w:r>
+        <w:rPr>
+          <w:b w:val="0"/>
+        </w:rPr>
+        <w:t xml:space="preserve">Provide an </w:t>
+      </w:r>
+      <w:r>
+        <w:rPr>
+          <w:b/>
+        </w:rPr>
+        <w:t>input</w:t>
+      </w:r>
+      <w:r>
+        <w:rPr>
+          <w:b w:val="0"/>
+        </w:rPr>
+        <w:t>/procedure/result/limit frame and a calculator when needed. Ask students to identify the first step before completing the whole trace.</w:t>
+      </w:r>
+    </w:p>
+    <w:p>
+      <w:pPr>
+        <w:spacing w:line="336" w:lineRule="auto" w:after="180"/>
+      </w:pPr>
+      <w:r>
+        <w:rPr>
+          <w:b w:val="0"/>
+        </w:rPr>
+        <w:t xml:space="preserve">Extension: compare two concrete variants of this </w:t>
+      </w:r>
+      <w:r>
+        <w:rPr>
+          <w:b/>
+        </w:rPr>
+        <w:t>mechanism</w:t>
+      </w:r>
+      <w:r>
+        <w:rPr>
+          <w:b w:val="0"/>
+        </w:rPr>
+        <w:t xml:space="preserve"> while holding unrelated conditions fixed; report both successful and unsuccessful outcomes.</w:t>
+      </w:r>
+    </w:p>
+    <w:p>
+      <w:pPr>
+        <w:spacing w:line="336" w:lineRule="auto" w:after="180"/>
+      </w:pPr>
+      <w:r>
+        <w:rPr>
+          <w:b w:val="0"/>
+        </w:rPr>
+        <w:t xml:space="preserve">Next connection: Research ethics and consent. Preserve the current case record and retrieve its </w:t>
+      </w:r>
+      <w:r>
+        <w:rPr>
+          <w:b/>
+        </w:rPr>
+        <w:t>evidence</w:t>
+      </w:r>
+      <w:r>
+        <w:rPr>
+          <w:b w:val="0"/>
+        </w:rPr>
+        <w:t xml:space="preserve"> boundary before moving on.</w:t>
+      </w:r>
+    </w:p>
+    <w:p>
+      <w:pPr>
+        <w:spacing w:line="336" w:lineRule="auto" w:after="180"/>
+      </w:pPr>
+      <w:r>
+        <w:rPr>
+          <w:b w:val="0"/>
+        </w:rPr>
+        <w:t>Retain the project ledger and assess a changed case after support. Check the relevant prerequisite before carrying this component forward.</w:t>
+      </w:r>
+    </w:p>
+    <w:p>
+      <w:pPr>
+        <w:spacing w:line="336" w:lineRule="auto" w:after="180"/>
+      </w:pPr>
+      <w:r>
+        <w:rPr>
+          <w:b w:val="0"/>
+        </w:rPr>
+        <w:t>For the Reproducible AI Research Study, retain an annotated worked trace and the changed-case reasoning. Connect the claim to its records, units and assumptions so another investigator can challenge or reproduce it.</w:t>
+      </w:r>
+    </w:p>
+    <w:p>
+      <w:pPr>
+        <w:pStyle w:val="Heading2"/>
+      </w:pPr>
+      <w:r>
+        <w:t>Delayed return and support record</w:t>
       </w:r>
     </w:p>
     <w:p>
@@ -4024,48 +5218,60 @@
     </w:p>
     <w:p>
       <w:pPr>
-        <w:pStyle w:val="Heading3"/>
-      </w:pPr>
-      <w:r>
-        <w:t>Project evidence from this case</w:t>
+        <w:pStyle w:val="Heading2"/>
+      </w:pPr>
+      <w:r>
+        <w:t>Earlier wording, alternatives and picture transcripts · reference / check after trying</w:t>
       </w:r>
     </w:p>
     <w:p>
       <w:pPr>
-        <w:spacing w:line="336" w:lineRule="auto" w:after="180"/>
-      </w:pPr>
-      <w:r>
-        <w:rPr>
-          <w:b w:val="0"/>
-        </w:rPr>
-        <w:t>For the Reproducible AI Research Study, retain an annotated worked trace and the changed-case reasoning. Connect the claim to its records, units and assumptions so another investigator can challenge or reproduce it.</w:t>
+        <w:pStyle w:val="Heading3"/>
+      </w:pPr>
+      <w:r>
+        <w:t>Plan the delayed return</w:t>
       </w:r>
     </w:p>
     <w:p>
       <w:pPr>
-        <w:pStyle w:val="Heading1"/>
-      </w:pPr>
-      <w:r>
-        <w:t>07. Prepare, teach and assess</w:t>
+        <w:pStyle w:val="Heading3"/>
+      </w:pPr>
+      <w:r>
+        <w:t>Project evidence from this case</w:t>
       </w:r>
     </w:p>
     <w:p>
-      <w:r>
-        <w:t>Use this preparation summary alongside the detailed Dataset and benchmark limitations lesson; it is a checklist rather than a replacement for the full sequence.</w:t>
+      <w:pPr>
+        <w:pStyle w:val="Heading1"/>
+      </w:pPr>
+      <w:r>
+        <w:t>Reference bank and extra practice</w:t>
       </w:r>
     </w:p>
     <w:p>
       <w:pPr>
-        <w:pStyle w:val="Heading3"/>
-      </w:pPr>
-      <w:r>
-        <w:t>Teaching target</w:t>
+        <w:pStyle w:val="Heading1"/>
+      </w:pPr>
+      <w:r>
+        <w:t>07. Reference · Alternative planning checklist</w:t>
       </w:r>
     </w:p>
     <w:p>
+      <w:r>
+        <w:t>Use alongside the main route when helpful.</w:t>
+      </w:r>
+    </w:p>
+    <w:p>
+      <w:pPr>
+        <w:pStyle w:val="Heading2"/>
+      </w:pPr>
+      <w:r>
+        <w:t>Planning,assessment and project reminders</w:t>
+      </w:r>
+    </w:p>
+    <w:p>
       <w:pPr>
         <w:spacing w:line="336" w:lineRule="auto" w:after="180"/>
-        <w:shd w:fill="EDF7F3"/>
       </w:pPr>
       <w:r>
         <w:rPr>
@@ -4289,22 +5495,36 @@
     </w:p>
     <w:p>
       <w:pPr>
-        <w:pStyle w:val="Heading3"/>
-      </w:pPr>
-      <w:r>
-        <w:t>Supported practice answer</w:t>
+        <w:spacing w:line="336" w:lineRule="auto" w:after="180"/>
+      </w:pPr>
+      <w:r>
+        <w:rPr>
+          <w:b w:val="0"/>
+        </w:rPr>
+        <w:t>Reasoned practice answer: Teacher explanation: Eight unique source units, not ten independent sources. Identify duplicate weighting before analysis; do not silently discard results.</w:t>
       </w:r>
     </w:p>
     <w:p>
       <w:pPr>
         <w:spacing w:line="336" w:lineRule="auto" w:after="180"/>
-        <w:shd w:fill="F1F6FC"/>
       </w:pPr>
       <w:r>
         <w:rPr>
           <w:b w:val="0"/>
         </w:rPr>
-        <w:t>Reasoned practice answer: Teacher explanation: Eight unique source units, not ten independent sources. Identify duplicate weighting before analysis; do not silently discard results.</w:t>
+        <w:t xml:space="preserve">Check every learner before discussion: Use the worked case for Dataset and </w:t>
+      </w:r>
+      <w:r>
+        <w:rPr>
+          <w:b/>
+        </w:rPr>
+        <w:t>benchmark</w:t>
+      </w:r>
+      <w:r>
+        <w:rPr>
+          <w:b w:val="0"/>
+        </w:rPr>
+        <w:t xml:space="preserve"> limitations. Proposed explanation: “The worked result establishes every future case”. Decide whether this explanation is supported.</w:t>
       </w:r>
     </w:p>
     <w:p>
@@ -4315,19 +5535,7 @@
         <w:rPr>
           <w:b w:val="0"/>
         </w:rPr>
-        <w:t xml:space="preserve">Check every learner before discussion: Use the worked case for Dataset and </w:t>
-      </w:r>
-      <w:r>
-        <w:rPr>
-          <w:b/>
-        </w:rPr>
-        <w:t>benchmark</w:t>
-      </w:r>
-      <w:r>
-        <w:rPr>
-          <w:b w:val="0"/>
-        </w:rPr>
-        <w:t xml:space="preserve"> limitations. Proposed explanation: “The worked result establishes every future case”. Decide whether this explanation is supported.</w:t>
+        <w:t>Point to the step or supplied fact that decides; explain your repair if needed.</w:t>
       </w:r>
     </w:p>
     <w:p>
@@ -4338,129 +5546,81 @@
         <w:rPr>
           <w:b w:val="0"/>
         </w:rPr>
-        <w:t>Point to the step or supplied fact that decides; explain your repair if needed.</w:t>
+        <w:t xml:space="preserve">Misconception repair: </w:t>
+      </w:r>
+      <w:r>
+        <w:rPr>
+          <w:b/>
+        </w:rPr>
+        <w:t>Benchmark</w:t>
+      </w:r>
+      <w:r>
+        <w:rPr>
+          <w:b w:val="0"/>
+        </w:rPr>
+        <w:t xml:space="preserve"> success does not establish performance on a deployment population missing from its design.</w:t>
       </w:r>
     </w:p>
     <w:p>
       <w:pPr>
-        <w:pStyle w:val="Heading3"/>
-      </w:pPr>
-      <w:r>
-        <w:t>Repair the misconception</w:t>
+        <w:spacing w:line="336" w:lineRule="auto" w:after="180"/>
+      </w:pPr>
+      <w:r>
+        <w:rPr>
+          <w:b w:val="0"/>
+        </w:rPr>
+        <w:t xml:space="preserve">Support: read the exact case aloud, enlarge the labelled picture, supply </w:t>
+      </w:r>
+      <w:r>
+        <w:rPr>
+          <w:b/>
+        </w:rPr>
+        <w:t>input</w:t>
+      </w:r>
+      <w:r>
+        <w:rPr>
+          <w:b w:val="0"/>
+        </w:rPr>
+        <w:t xml:space="preserve"> cards and model only the first deciding step. Accept a spoken explanation or drawing; retain the reasoning goal.</w:t>
       </w:r>
     </w:p>
     <w:p>
       <w:pPr>
         <w:spacing w:line="336" w:lineRule="auto" w:after="180"/>
-        <w:shd w:fill="FFF5E6"/>
       </w:pPr>
       <w:r>
         <w:rPr>
           <w:b w:val="0"/>
         </w:rPr>
-        <w:t xml:space="preserve">Misconception repair: </w:t>
+        <w:t xml:space="preserve">Extension: Add four reserved outdoor cases, of which two are correct. Require a </w:t>
       </w:r>
       <w:r>
         <w:rPr>
           <w:b/>
         </w:rPr>
-        <w:t>Benchmark</w:t>
+        <w:t>prediction</w:t>
       </w:r>
       <w:r>
         <w:rPr>
           <w:b w:val="0"/>
         </w:rPr>
-        <w:t xml:space="preserve"> success does not establish performance on a deployment population missing from its design.</w:t>
+        <w:t xml:space="preserve"> and a reason before comparing. Expected result: Report the outdoor slice as 2/4=50%, separately from indoor results.</w:t>
       </w:r>
     </w:p>
     <w:p>
       <w:pPr>
-        <w:pStyle w:val="Heading3"/>
-      </w:pPr>
-      <w:r>
-        <w:t>Support without giving away the answer</w:t>
+        <w:spacing w:line="336" w:lineRule="auto" w:after="180"/>
+      </w:pPr>
+      <w:r>
+        <w:rPr>
+          <w:b w:val="0"/>
+        </w:rPr>
+        <w:t>Reason: The new records finally measure the missing condition, with a small denominator.</w:t>
       </w:r>
     </w:p>
     <w:p>
       <w:pPr>
         <w:spacing w:line="336" w:lineRule="auto" w:after="180"/>
-        <w:shd w:fill="F1F6F8"/>
-      </w:pPr>
-      <w:r>
-        <w:rPr>
-          <w:b w:val="0"/>
-        </w:rPr>
-        <w:t xml:space="preserve">Support: read the exact case aloud, enlarge the labelled picture, supply </w:t>
-      </w:r>
-      <w:r>
-        <w:rPr>
-          <w:b/>
-        </w:rPr>
-        <w:t>input</w:t>
-      </w:r>
-      <w:r>
-        <w:rPr>
-          <w:b w:val="0"/>
-        </w:rPr>
-        <w:t xml:space="preserve"> cards and model only the first deciding step. Accept a spoken explanation or drawing; retain the reasoning goal.</w:t>
-      </w:r>
-    </w:p>
-    <w:p>
-      <w:pPr>
-        <w:pStyle w:val="Heading3"/>
-      </w:pPr>
-      <w:r>
-        <w:t>Extend the reasoning</w:t>
-      </w:r>
-    </w:p>
-    <w:p>
-      <w:pPr>
-        <w:spacing w:line="336" w:lineRule="auto" w:after="180"/>
-        <w:shd w:fill="F5F1FB"/>
-      </w:pPr>
-      <w:r>
-        <w:rPr>
-          <w:b w:val="0"/>
-        </w:rPr>
-        <w:t xml:space="preserve">Extension: Add four reserved outdoor cases, of which two are correct. Require a </w:t>
-      </w:r>
-      <w:r>
-        <w:rPr>
-          <w:b/>
-        </w:rPr>
-        <w:t>prediction</w:t>
-      </w:r>
-      <w:r>
-        <w:rPr>
-          <w:b w:val="0"/>
-        </w:rPr>
-        <w:t xml:space="preserve"> and a reason before comparing. Expected result: Report the outdoor slice as 2/4=50%, separately from indoor results.</w:t>
-      </w:r>
-    </w:p>
-    <w:p>
-      <w:pPr>
-        <w:spacing w:line="336" w:lineRule="auto" w:after="180"/>
-        <w:shd w:fill="F5F1FB"/>
-      </w:pPr>
-      <w:r>
-        <w:rPr>
-          <w:b w:val="0"/>
-        </w:rPr>
-        <w:t>Reason: The new records finally measure the missing condition, with a small denominator.</w:t>
-      </w:r>
-    </w:p>
-    <w:p>
-      <w:pPr>
-        <w:pStyle w:val="Heading3"/>
-      </w:pPr>
-      <w:r>
-        <w:t>Protect the independent attempt</w:t>
-      </w:r>
-    </w:p>
-    <w:p>
-      <w:pPr>
-        <w:spacing w:line="336" w:lineRule="auto" w:after="180"/>
-        <w:shd w:fill="FFF5E6"/>
       </w:pPr>
       <w:r>
         <w:rPr>
@@ -4655,58 +5815,57 @@
     </w:tbl>
     <w:p>
       <w:pPr>
-        <w:pStyle w:val="Heading3"/>
-      </w:pPr>
-      <w:r>
-        <w:t>Project checkpoint</w:t>
+        <w:spacing w:line="336" w:lineRule="auto" w:after="180"/>
+      </w:pPr>
+      <w:r>
+        <w:rPr>
+          <w:b w:val="0"/>
+        </w:rPr>
+        <w:t>Project checkpoint: Test changed cases. Keep normal, boundary and failure cases; compare expected and observed results.</w:t>
       </w:r>
     </w:p>
     <w:p>
       <w:pPr>
         <w:spacing w:line="336" w:lineRule="auto" w:after="180"/>
-        <w:shd w:fill="EDF7F3"/>
       </w:pPr>
       <w:r>
         <w:rPr>
           <w:b w:val="0"/>
         </w:rPr>
-        <w:t>Project checkpoint: Test changed cases. Keep normal, boundary and failure cases; compare expected and observed results.</w:t>
+        <w:t xml:space="preserve">Use the weekly teacher answer for topic-specific reasoning. A saved progress tick is an activity record; judge mastery from the learner’s explanation and </w:t>
+      </w:r>
+      <w:r>
+        <w:rPr>
+          <w:b/>
+        </w:rPr>
+        <w:t>evidence</w:t>
+      </w:r>
+      <w:r>
+        <w:rPr>
+          <w:b w:val="0"/>
+        </w:rPr>
+        <w:t>.</w:t>
       </w:r>
     </w:p>
     <w:p>
       <w:pPr>
-        <w:spacing w:line="336" w:lineRule="auto" w:after="180"/>
-      </w:pPr>
-      <w:r>
-        <w:rPr>
-          <w:b w:val="0"/>
-        </w:rPr>
-        <w:t xml:space="preserve">Use the weekly teacher answer for topic-specific reasoning. A saved progress tick is an activity record; judge mastery from the learner’s explanation and </w:t>
-      </w:r>
-      <w:r>
-        <w:rPr>
-          <w:b/>
-        </w:rPr>
-        <w:t>evidence</w:t>
-      </w:r>
-      <w:r>
-        <w:rPr>
-          <w:b w:val="0"/>
-        </w:rPr>
-        <w:t>.</w:t>
+        <w:pStyle w:val="Heading1"/>
+      </w:pPr>
+      <w:r>
+        <w:t>08. Reference · Feedback,labs and repair paths</w:t>
       </w:r>
     </w:p>
     <w:p>
-      <w:pPr>
-        <w:pStyle w:val="Heading1"/>
-      </w:pPr>
-      <w:r>
-        <w:t>08. Use feedback, labs and repair paths</w:t>
+      <w:r>
+        <w:t>Retain the first attempt and the evidence used for a repair.</w:t>
       </w:r>
     </w:p>
     <w:p>
-      <w:r>
-        <w:t>Use feedback, earlier review and portfolios purposefully. Apply the coding routine only when this lesson has an executable lab.</w:t>
+      <w:pPr>
+        <w:pStyle w:val="Heading2"/>
+      </w:pPr>
+      <w:r>
+        <w:t>Feedback and record guidance</w:t>
       </w:r>
     </w:p>
     <w:p>
@@ -4744,40 +5903,42 @@
       </w:r>
     </w:p>
     <w:p>
-      <w:pPr>
-        <w:pStyle w:val="Heading3"/>
-      </w:pPr>
-      <w:r>
-        <w:t>For later coding lessons</w:t>
+      <w:r>
+        <w:t>This week has no code block. Use this routine when a later lesson includes an executable lab.</w:t>
       </w:r>
     </w:p>
     <w:p>
-      <w:r>
-        <w:t>This week has no code block. Use this routine when a later lesson includes an executable lab.</w:t>
+      <w:pPr>
+        <w:spacing w:line="336" w:lineRule="auto" w:after="180"/>
+      </w:pPr>
+      <w:r>
+        <w:rPr>
+          <w:b w:val="0"/>
+        </w:rPr>
+        <w:t xml:space="preserve">Ask students to predict before running code. Preserve errors and actual </w:t>
+      </w:r>
+      <w:r>
+        <w:rPr>
+          <w:b/>
+        </w:rPr>
+        <w:t>output</w:t>
+      </w:r>
+      <w:r>
+        <w:rPr>
+          <w:b w:val="0"/>
+        </w:rPr>
+        <w:t>s; collect a changed test and an explanation. The branch-boundary and indexing lessons deliberately include failure cases.</w:t>
       </w:r>
     </w:p>
     <w:p>
       <w:pPr>
         <w:spacing w:line="336" w:lineRule="auto" w:after="180"/>
-        <w:shd w:fill="F1F6F8"/>
       </w:pPr>
       <w:r>
         <w:rPr>
           <w:b w:val="0"/>
         </w:rPr>
-        <w:t xml:space="preserve">Ask students to predict before running code. Preserve errors and actual </w:t>
-      </w:r>
-      <w:r>
-        <w:rPr>
-          <w:b/>
-        </w:rPr>
-        <w:t>output</w:t>
-      </w:r>
-      <w:r>
-        <w:rPr>
-          <w:b w:val="0"/>
-        </w:rPr>
-        <w:t>s; collect a changed test and an explanation. The branch-boundary and indexing lessons deliberately include failure cases.</w:t>
+        <w:t>Use the earlier worked-explanation links to address a specific missing building block, then return to the current question. Adapt this suggestion after observing the learner; it is not an automatic diagnosis.</w:t>
       </w:r>
     </w:p>
     <w:p>
@@ -4788,71 +5949,37 @@
         <w:rPr>
           <w:b w:val="0"/>
         </w:rPr>
-        <w:t>Use the earlier worked-explanation links to address a specific missing building block, then return to the current question. Adapt this suggestion after observing the learner; it is not an automatic diagnosis.</w:t>
+        <w:t xml:space="preserve">Collect the completed-work portfolio as </w:t>
+      </w:r>
+      <w:r>
+        <w:rPr>
+          <w:b/>
+        </w:rPr>
+        <w:t>evidence</w:t>
+      </w:r>
+      <w:r>
+        <w:rPr>
+          <w:b w:val="0"/>
+        </w:rPr>
+        <w:t>. Record support separately from correctness, and assess explanation, trace/test and limitations. Progress ticks and quiz selections alone do not establish mastery.</w:t>
       </w:r>
     </w:p>
     <w:p>
       <w:pPr>
-        <w:spacing w:line="336" w:lineRule="auto" w:after="180"/>
-      </w:pPr>
-      <w:r>
-        <w:rPr>
-          <w:b w:val="0"/>
-        </w:rPr>
-        <w:t xml:space="preserve">Collect the completed-work portfolio as </w:t>
-      </w:r>
-      <w:r>
-        <w:rPr>
-          <w:b/>
-        </w:rPr>
-        <w:t>evidence</w:t>
-      </w:r>
-      <w:r>
-        <w:rPr>
-          <w:b w:val="0"/>
-        </w:rPr>
-        <w:t>. Record support separately from correctness, and assess explanation, trace/test and limitations. Progress ticks and quiz selections alone do not establish mastery.</w:t>
+        <w:pStyle w:val="Heading1"/>
+      </w:pPr>
+      <w:r>
+        <w:t>09. Reference · Teach with the six pictures</w:t>
       </w:r>
     </w:p>
     <w:p>
-      <w:pPr>
-        <w:pStyle w:val="Heading1"/>
-      </w:pPr>
-      <w:r>
-        <w:t>09. Visual concept journey</w:t>
+      <w:r>
+        <w:t>Choose one picture for a particular reasoning move.</w:t>
       </w:r>
     </w:p>
     <w:p>
-      <w:r>
-        <w:t>Show one Dataset and benchmark limitations graphic at a time, request a prediction and discuss its trace before the independent assessment.</w:t>
-      </w:r>
-    </w:p>
-    <w:p>
-      <w:pPr>
-        <w:spacing w:line="336" w:lineRule="auto" w:after="180"/>
-      </w:pPr>
-      <w:r>
-        <w:rPr>
-          <w:b w:val="0"/>
-        </w:rPr>
-        <w:t xml:space="preserve">Use one picture at a time. Hide a worked result before asking for a </w:t>
-      </w:r>
-      <w:r>
-        <w:rPr>
-          <w:b/>
-        </w:rPr>
-        <w:t>prediction</w:t>
-      </w:r>
-      <w:r>
-        <w:rPr>
-          <w:b w:val="0"/>
-        </w:rPr>
-        <w:t>, then reveal it for feedback. These are supported teaching cases; retain the separate independent assessment for a fresh first attempt.</w:t>
-      </w:r>
-    </w:p>
-    <w:p>
-      <w:pPr>
-        <w:pStyle w:val="Heading3"/>
+      <w:pPr>
+        <w:pStyle w:val="Heading2"/>
       </w:pPr>
       <w:r>
         <w:t>01. Dataset and benchmark limitations: the case</w:t>
@@ -4863,7 +5990,7 @@
         <w:drawing>
           <wp:inline xmlns:a="http://schemas.openxmlformats.org/drawingml/2006/main" xmlns:pic="http://schemas.openxmlformats.org/drawingml/2006/picture">
             <wp:extent cx="5486400" cy="2834640"/>
-            <wp:docPr id="3" name="Picture 3" descr="A benchmark can miss the intended setting. A plant model is evaluated on clean indoor photos but proposed for shaded outdoor photos. Supplied facts: Indoor benchmark: 9/10 correct. No outdoor cases are present. The same model is intended for both."/>
+            <wp:docPr id="5" name="Picture 5" descr="A benchmark can miss the intended setting. A plant model is evaluated on clean indoor photos but proposed for shaded outdoor photos. Supplied facts: Indoor benchmark: 9/10 correct. No outdoor cases are present. The same model is intended for both."/>
             <wp:cNvGraphicFramePr>
               <a:graphicFrameLocks noChangeAspect="1"/>
             </wp:cNvGraphicFramePr>
@@ -4875,7 +6002,7 @@
                     <pic:cNvPicPr/>
                   </pic:nvPicPr>
                   <pic:blipFill>
-                    <a:blip r:embed="rId11"/>
+                    <a:blip r:embed="rId13"/>
                     <a:stretch>
                       <a:fillRect/>
                     </a:stretch>
@@ -4943,7 +6070,6 @@
     <w:p>
       <w:pPr>
         <w:spacing w:line="336" w:lineRule="auto" w:after="180"/>
-        <w:shd w:fill="F5F1FB"/>
       </w:pPr>
       <w:r>
         <w:rPr>
@@ -4954,27 +6080,18 @@
     </w:p>
     <w:p>
       <w:pPr>
-        <w:pStyle w:val="Heading3"/>
-      </w:pPr>
-      <w:r>
-        <w:t>Discuss while showing the picture</w:t>
+        <w:spacing w:line="336" w:lineRule="auto" w:after="180"/>
+      </w:pPr>
+      <w:r>
+        <w:rPr>
+          <w:b w:val="0"/>
+        </w:rPr>
+        <w:t>Teacher prompt: Point to the given fact that matters most. Explain why it matters. Ask learners to describe one label or arrow in ordinary words. Use the adjacent transcript if the image is difficult to see.</w:t>
       </w:r>
     </w:p>
     <w:p>
       <w:pPr>
-        <w:spacing w:line="336" w:lineRule="auto" w:after="180"/>
-        <w:shd w:fill="F1F6F8"/>
-      </w:pPr>
-      <w:r>
-        <w:rPr>
-          <w:b w:val="0"/>
-        </w:rPr>
-        <w:t>Teacher prompt: Point to the given fact that matters most. Explain why it matters. Ask learners to describe one label or arrow in ordinary words. Use the adjacent transcript if the image is difficult to see.</w:t>
-      </w:r>
-    </w:p>
-    <w:p>
-      <w:pPr>
-        <w:pStyle w:val="Heading3"/>
+        <w:pStyle w:val="Heading2"/>
       </w:pPr>
       <w:r>
         <w:t>02. Follow the deciding steps</w:t>
@@ -4985,7 +6102,7 @@
         <w:drawing>
           <wp:inline xmlns:a="http://schemas.openxmlformats.org/drawingml/2006/main" xmlns:pic="http://schemas.openxmlformats.org/drawingml/2006/picture">
             <wp:extent cx="5486400" cy="3182112"/>
-            <wp:docPr id="4" name="Picture 4" descr="Name measured setting: All ten benchmark images are clean indoor photos. → Report the result: The observed indoor score is 90%. → Name missing evidence: Outdoor shade performance remains unmeasured."/>
+            <wp:docPr id="6" name="Picture 6" descr="Name measured setting: All ten benchmark images are clean indoor photos. → Report the result: The observed indoor score is 90%. → Name missing evidence: Outdoor shade performance remains unmeasured."/>
             <wp:cNvGraphicFramePr>
               <a:graphicFrameLocks noChangeAspect="1"/>
             </wp:cNvGraphicFramePr>
@@ -4997,7 +6114,7 @@
                     <pic:cNvPicPr/>
                   </pic:nvPicPr>
                   <pic:blipFill>
-                    <a:blip r:embed="rId12"/>
+                    <a:blip r:embed="rId10"/>
                     <a:stretch>
                       <a:fillRect/>
                     </a:stretch>
@@ -5054,7 +6171,6 @@
     <w:p>
       <w:pPr>
         <w:spacing w:line="336" w:lineRule="auto" w:after="180"/>
-        <w:shd w:fill="F5F1FB"/>
       </w:pPr>
       <w:r>
         <w:rPr>
@@ -5077,39 +6193,30 @@
     </w:p>
     <w:p>
       <w:pPr>
-        <w:pStyle w:val="Heading3"/>
-      </w:pPr>
-      <w:r>
-        <w:t>Discuss while showing the picture</w:t>
+        <w:spacing w:line="336" w:lineRule="auto" w:after="180"/>
+      </w:pPr>
+      <w:r>
+        <w:rPr>
+          <w:b w:val="0"/>
+        </w:rPr>
+        <w:t xml:space="preserve">Teacher prompt: Point to each numbered stage and explain which recorded </w:t>
+      </w:r>
+      <w:r>
+        <w:rPr>
+          <w:b/>
+        </w:rPr>
+        <w:t>input</w:t>
+      </w:r>
+      <w:r>
+        <w:rPr>
+          <w:b w:val="0"/>
+        </w:rPr>
+        <w:t xml:space="preserve"> it uses. Ask learners to describe one label or arrow in ordinary words. Use the adjacent transcript if the image is difficult to see.</w:t>
       </w:r>
     </w:p>
     <w:p>
       <w:pPr>
-        <w:spacing w:line="336" w:lineRule="auto" w:after="180"/>
-        <w:shd w:fill="F1F6F8"/>
-      </w:pPr>
-      <w:r>
-        <w:rPr>
-          <w:b w:val="0"/>
-        </w:rPr>
-        <w:t xml:space="preserve">Teacher prompt: Point to each numbered stage and explain which recorded </w:t>
-      </w:r>
-      <w:r>
-        <w:rPr>
-          <w:b/>
-        </w:rPr>
-        <w:t>input</w:t>
-      </w:r>
-      <w:r>
-        <w:rPr>
-          <w:b w:val="0"/>
-        </w:rPr>
-        <w:t xml:space="preserve"> it uses. Ask learners to describe one label or arrow in ordinary words. Use the adjacent transcript if the image is difficult to see.</w:t>
-      </w:r>
-    </w:p>
-    <w:p>
-      <w:pPr>
-        <w:pStyle w:val="Heading3"/>
+        <w:pStyle w:val="Heading2"/>
       </w:pPr>
       <w:r>
         <w:t>03. Benchmark conditions</w:t>
@@ -5120,7 +6227,7 @@
         <w:drawing>
           <wp:inline xmlns:a="http://schemas.openxmlformats.org/drawingml/2006/main" xmlns:pic="http://schemas.openxmlformats.org/drawingml/2006/picture">
             <wp:extent cx="5486400" cy="3096768"/>
-            <wp:docPr id="5" name="Picture 5" descr="Benchmark conditions. Indoor benchmark: Correct = 9, Total = 10. Added outdoor slice: Correct = 2, Total = 4."/>
+            <wp:docPr id="7" name="Picture 7" descr="Benchmark conditions. Indoor benchmark: Correct = 9, Total = 10. Added outdoor slice: Correct = 2, Total = 4."/>
             <wp:cNvGraphicFramePr>
               <a:graphicFrameLocks noChangeAspect="1"/>
             </wp:cNvGraphicFramePr>
@@ -5132,7 +6239,7 @@
                     <pic:cNvPicPr/>
                   </pic:nvPicPr>
                   <pic:blipFill>
-                    <a:blip r:embed="rId13"/>
+                    <a:blip r:embed="rId14"/>
                     <a:stretch>
                       <a:fillRect/>
                     </a:stretch>
@@ -5183,7 +6290,6 @@
     <w:p>
       <w:pPr>
         <w:spacing w:line="336" w:lineRule="auto" w:after="180"/>
-        <w:shd w:fill="F5F1FB"/>
       </w:pPr>
       <w:r>
         <w:rPr>
@@ -5194,39 +6300,29 @@
     </w:p>
     <w:p>
       <w:pPr>
-        <w:pStyle w:val="Heading3"/>
-      </w:pPr>
-      <w:r>
-        <w:t>Discuss while showing the picture</w:t>
+        <w:spacing w:line="336" w:lineRule="auto" w:after="180"/>
+      </w:pPr>
+      <w:r>
+        <w:rPr>
+          <w:b w:val="0"/>
+        </w:rPr>
+        <w:t>Teacher prompt: Read the labels and values. Explain the relationship the model shows. Ask learners to describe one label or arrow in ordinary words. Use the adjacent transcript if the image is difficult to see.</w:t>
       </w:r>
     </w:p>
     <w:p>
       <w:pPr>
         <w:spacing w:line="336" w:lineRule="auto" w:after="180"/>
-        <w:shd w:fill="F1F6F8"/>
       </w:pPr>
       <w:r>
         <w:rPr>
           <w:b w:val="0"/>
         </w:rPr>
-        <w:t>Teacher prompt: Read the labels and values. Explain the relationship the model shows. Ask learners to describe one label or arrow in ordinary words. Use the adjacent transcript if the image is difficult to see.</w:t>
+        <w:t>Check row/column meanings, units and denominators before discussing a difference. Supplied toy values are not real class or model results.</w:t>
       </w:r>
     </w:p>
     <w:p>
       <w:pPr>
-        <w:spacing w:line="336" w:lineRule="auto" w:after="180"/>
-        <w:shd w:fill="F1F6F8"/>
-      </w:pPr>
-      <w:r>
-        <w:rPr>
-          <w:b w:val="0"/>
-        </w:rPr>
-        <w:t>Check row/column meanings, units and denominators before discussing a difference. Supplied toy values are not real class or model results.</w:t>
-      </w:r>
-    </w:p>
-    <w:p>
-      <w:pPr>
-        <w:pStyle w:val="Heading3"/>
+        <w:pStyle w:val="Heading2"/>
       </w:pPr>
       <w:r>
         <w:t>04. Change one thing. Trace what follows.</w:t>
@@ -5237,7 +6333,7 @@
         <w:drawing>
           <wp:inline xmlns:a="http://schemas.openxmlformats.org/drawingml/2006/main" xmlns:pic="http://schemas.openxmlformats.org/drawingml/2006/picture">
             <wp:extent cx="5486400" cy="3026664"/>
-            <wp:docPr id="6" name="Picture 6" descr="Original case: Outdoor shade performance remains unmeasured. Changed condition: Add four reserved outdoor cases, of which two are correct. Expected result: Report the outdoor slice as 2/4=50%, separately from indoor results. Reason: The new records finally measure the missing condition, with a small denominator."/>
+            <wp:docPr id="8" name="Picture 8" descr="Original case: Outdoor shade performance remains unmeasured. Changed condition: Add four reserved outdoor cases, of which two are correct. Expected result: Report the outdoor slice as 2/4=50%, separately from indoor results. Reason: The new records finally measure the missing condition, with a small denominator."/>
             <wp:cNvGraphicFramePr>
               <a:graphicFrameLocks noChangeAspect="1"/>
             </wp:cNvGraphicFramePr>
@@ -5249,7 +6345,7 @@
                     <pic:cNvPicPr/>
                   </pic:nvPicPr>
                   <pic:blipFill>
-                    <a:blip r:embed="rId14"/>
+                    <a:blip r:embed="rId15"/>
                     <a:stretch>
                       <a:fillRect/>
                     </a:stretch>
@@ -5293,7 +6389,6 @@
     <w:p>
       <w:pPr>
         <w:spacing w:line="336" w:lineRule="auto" w:after="180"/>
-        <w:shd w:fill="F5F1FB"/>
       </w:pPr>
       <w:r>
         <w:rPr>
@@ -5304,39 +6399,29 @@
     </w:p>
     <w:p>
       <w:pPr>
-        <w:pStyle w:val="Heading3"/>
-      </w:pPr>
-      <w:r>
-        <w:t>Discuss while showing the picture</w:t>
+        <w:spacing w:line="336" w:lineRule="auto" w:after="180"/>
+      </w:pPr>
+      <w:r>
+        <w:rPr>
+          <w:b w:val="0"/>
+        </w:rPr>
+        <w:t>Teacher prompt: Predict before checking the worked changed-case result. Name what changed and what the supplied facts allow you to conclude. Ask learners to describe one label or arrow in ordinary words.</w:t>
       </w:r>
     </w:p>
     <w:p>
       <w:pPr>
         <w:spacing w:line="336" w:lineRule="auto" w:after="180"/>
-        <w:shd w:fill="F1F6F8"/>
       </w:pPr>
       <w:r>
         <w:rPr>
           <w:b w:val="0"/>
         </w:rPr>
-        <w:t>Teacher prompt: Predict before checking the worked changed-case result. Name what changed and what the supplied facts allow you to conclude. Ask learners to describe one label or arrow in ordinary words.</w:t>
+        <w:t>Use the adjacent transcript if the image is difficult to see. Changed-case reasoning: The new records finally measure the missing condition, with a small denominator.</w:t>
       </w:r>
     </w:p>
     <w:p>
       <w:pPr>
-        <w:spacing w:line="336" w:lineRule="auto" w:after="180"/>
-        <w:shd w:fill="F1F6F8"/>
-      </w:pPr>
-      <w:r>
-        <w:rPr>
-          <w:b w:val="0"/>
-        </w:rPr>
-        <w:t>Use the adjacent transcript if the image is difficult to see. Changed-case reasoning: The new records finally measure the missing condition, with a small denominator.</w:t>
-      </w:r>
-    </w:p>
-    <w:p>
-      <w:pPr>
-        <w:pStyle w:val="Heading3"/>
+        <w:pStyle w:val="Heading2"/>
       </w:pPr>
       <w:r>
         <w:t>05. Connect the explanation to its limit</w:t>
@@ -5347,7 +6432,7 @@
         <w:drawing>
           <wp:inline xmlns:a="http://schemas.openxmlformats.org/drawingml/2006/main" xmlns:pic="http://schemas.openxmlformats.org/drawingml/2006/picture">
             <wp:extent cx="5486400" cy="2834640"/>
-            <wp:docPr id="7" name="Picture 7" descr="A benchmark represents particular tasks and collection conditions. High performance on it cannot automatically establish fitness for a different deployment setting. Limit: Neither slice estimates all future photos; inspect sampling, labels and grouping."/>
+            <wp:docPr id="9" name="Picture 9" descr="A benchmark represents particular tasks and collection conditions. High performance on it cannot automatically establish fitness for a different deployment setting. Limit: Neither slice estimates all future photos; inspect sampling, labels and grouping."/>
             <wp:cNvGraphicFramePr>
               <a:graphicFrameLocks noChangeAspect="1"/>
             </wp:cNvGraphicFramePr>
@@ -5359,7 +6444,7 @@
                     <pic:cNvPicPr/>
                   </pic:nvPicPr>
                   <pic:blipFill>
-                    <a:blip r:embed="rId15"/>
+                    <a:blip r:embed="rId16"/>
                     <a:stretch>
                       <a:fillRect/>
                     </a:stretch>
@@ -5415,7 +6500,6 @@
     <w:p>
       <w:pPr>
         <w:spacing w:line="336" w:lineRule="auto" w:after="180"/>
-        <w:shd w:fill="F5F1FB"/>
       </w:pPr>
       <w:r>
         <w:rPr>
@@ -5426,39 +6510,29 @@
     </w:p>
     <w:p>
       <w:pPr>
-        <w:pStyle w:val="Heading3"/>
-      </w:pPr>
-      <w:r>
-        <w:t>Discuss while showing the picture</w:t>
+        <w:spacing w:line="336" w:lineRule="auto" w:after="180"/>
+      </w:pPr>
+      <w:r>
+        <w:rPr>
+          <w:b w:val="0"/>
+        </w:rPr>
+        <w:t>Teacher prompt: Explain the case, then point to a limit on the claim. Ask learners to describe one label or arrow in ordinary words. Use the adjacent transcript if the image is difficult to see.</w:t>
       </w:r>
     </w:p>
     <w:p>
       <w:pPr>
         <w:spacing w:line="336" w:lineRule="auto" w:after="180"/>
-        <w:shd w:fill="F1F6F8"/>
       </w:pPr>
       <w:r>
         <w:rPr>
           <w:b w:val="0"/>
         </w:rPr>
-        <w:t>Teacher prompt: Explain the case, then point to a limit on the claim. Ask learners to describe one label or arrow in ordinary words. Use the adjacent transcript if the image is difficult to see.</w:t>
+        <w:t>Keep the stated scope: Neither slice estimates all future photos; inspect sampling, labels and grouping.</w:t>
       </w:r>
     </w:p>
     <w:p>
       <w:pPr>
-        <w:spacing w:line="336" w:lineRule="auto" w:after="180"/>
-        <w:shd w:fill="F1F6F8"/>
-      </w:pPr>
-      <w:r>
-        <w:rPr>
-          <w:b w:val="0"/>
-        </w:rPr>
-        <w:t>Keep the stated scope: Neither slice estimates all future photos; inspect sampling, labels and grouping.</w:t>
-      </w:r>
-    </w:p>
-    <w:p>
-      <w:pPr>
-        <w:pStyle w:val="Heading3"/>
+        <w:pStyle w:val="Heading2"/>
       </w:pPr>
       <w:r>
         <w:t>06. Make the idea visible in your project</w:t>
@@ -5469,7 +6543,7 @@
         <w:drawing>
           <wp:inline xmlns:a="http://schemas.openxmlformats.org/drawingml/2006/main" xmlns:pic="http://schemas.openxmlformats.org/drawingml/2006/picture">
             <wp:extent cx="5486400" cy="3681984"/>
-            <wp:docPr id="8" name="Picture 8" descr="For the Reproducible AI Research Study, retain an annotated worked trace and the changed-case reasoning. Connect the claim to its records, units and assumptions so another investigator can challenge or reproduce it. Draw your input, deciding step, result and limit. Supported question: Report the indoor benchmark with its denominator and missing condition. After two correct outdoor cases out of four are added, what slice rate is supported and what remains uncertain?"/>
+            <wp:docPr id="10" name="Picture 10" descr="For the Reproducible AI Research Study, retain an annotated worked trace and the changed-case reasoning. Connect the claim to its records, units and assumptions so another investigator can challenge or reproduce it. Draw your input, deciding step, result and limit. Supported question: Report the indoor benchmark with its denominator and missing condition. After two correct outdoor cases out of four are added, what slice rate is supported and what remains uncertain?"/>
             <wp:cNvGraphicFramePr>
               <a:graphicFrameLocks noChangeAspect="1"/>
             </wp:cNvGraphicFramePr>
@@ -5481,7 +6555,7 @@
                     <pic:cNvPicPr/>
                   </pic:nvPicPr>
                   <pic:blipFill>
-                    <a:blip r:embed="rId16"/>
+                    <a:blip r:embed="rId17"/>
                     <a:stretch>
                       <a:fillRect/>
                     </a:stretch>
@@ -5560,7 +6634,6 @@
     <w:p>
       <w:pPr>
         <w:spacing w:line="336" w:lineRule="auto" w:after="180"/>
-        <w:shd w:fill="F5F1FB"/>
       </w:pPr>
       <w:r>
         <w:rPr>
@@ -5583,70 +6656,138 @@
     </w:p>
     <w:p>
       <w:pPr>
-        <w:pStyle w:val="Heading3"/>
-      </w:pPr>
-      <w:r>
-        <w:t>Discuss while showing the picture</w:t>
+        <w:spacing w:line="336" w:lineRule="auto" w:after="180"/>
+      </w:pPr>
+      <w:r>
+        <w:rPr>
+          <w:b w:val="0"/>
+        </w:rPr>
+        <w:t xml:space="preserve">Teacher prompt: Draw your project trace and justify the deciding step using </w:t>
+      </w:r>
+      <w:r>
+        <w:rPr>
+          <w:b/>
+        </w:rPr>
+        <w:t>evidence</w:t>
+      </w:r>
+      <w:r>
+        <w:rPr>
+          <w:b w:val="0"/>
+        </w:rPr>
+        <w:t>. Ask learners to describe one label or arrow in ordinary words. Use the adjacent transcript if the image is difficult to see.</w:t>
       </w:r>
     </w:p>
     <w:p>
       <w:pPr>
         <w:spacing w:line="336" w:lineRule="auto" w:after="180"/>
-        <w:shd w:fill="F1F6F8"/>
       </w:pPr>
       <w:r>
         <w:rPr>
           <w:b w:val="0"/>
         </w:rPr>
-        <w:t xml:space="preserve">Teacher prompt: Draw your project trace and justify the deciding step using </w:t>
+        <w:t xml:space="preserve">Supported practice key: All ten </w:t>
       </w:r>
       <w:r>
         <w:rPr>
           <w:b/>
         </w:rPr>
-        <w:t>evidence</w:t>
+        <w:t>benchmark</w:t>
       </w:r>
       <w:r>
         <w:rPr>
           <w:b w:val="0"/>
         </w:rPr>
-        <w:t>. Ask learners to describe one label or arrow in ordinary words. Use the adjacent transcript if the image is difficult to see.</w:t>
+        <w:t xml:space="preserve"> images are clean indoor photos. The observed indoor score is 90%. Outdoor shade performance remains unmeasured.</w:t>
       </w:r>
     </w:p>
     <w:p>
       <w:pPr>
         <w:spacing w:line="336" w:lineRule="auto" w:after="180"/>
-        <w:shd w:fill="F1F6F8"/>
       </w:pPr>
       <w:r>
         <w:rPr>
           <w:b w:val="0"/>
         </w:rPr>
-        <w:t xml:space="preserve">Supported practice key: All ten </w:t>
-      </w:r>
-      <w:r>
-        <w:rPr>
-          <w:b/>
-        </w:rPr>
-        <w:t>benchmark</w:t>
-      </w:r>
-      <w:r>
-        <w:rPr>
-          <w:b w:val="0"/>
-        </w:rPr>
-        <w:t xml:space="preserve"> images are clean indoor photos. The observed indoor score is 90%. Outdoor shade performance remains unmeasured.</w:t>
+        <w:t>Changed case: Report the outdoor slice as 2/4=50%, separately from indoor results. The new records finally measure the missing condition, with a small denominator.</w:t>
       </w:r>
     </w:p>
     <w:p>
       <w:pPr>
+        <w:pStyle w:val="Heading2"/>
+      </w:pPr>
+      <w:r>
+        <w:t>Earlier wording, alternatives and picture transcripts · reference / check after trying</w:t>
+      </w:r>
+    </w:p>
+    <w:p>
+      <w:pPr>
         <w:spacing w:line="336" w:lineRule="auto" w:after="180"/>
-        <w:shd w:fill="F1F6F8"/>
       </w:pPr>
       <w:r>
         <w:rPr>
           <w:b w:val="0"/>
         </w:rPr>
-        <w:t>Changed case: Report the outdoor slice as 2/4=50%, separately from indoor results. The new records finally measure the missing condition, with a small denominator.</w:t>
+        <w:t xml:space="preserve">Use one picture at a time. Hide a worked result before asking for a </w:t>
+      </w:r>
+      <w:r>
+        <w:rPr>
+          <w:b/>
+        </w:rPr>
+        <w:t>prediction</w:t>
+      </w:r>
+      <w:r>
+        <w:rPr>
+          <w:b w:val="0"/>
+        </w:rPr>
+        <w:t>, then reveal it for feedback. These are supported teaching cases; retain the separate independent assessment for a fresh first attempt.</w:t>
+      </w:r>
+    </w:p>
+    <w:p>
+      <w:pPr>
+        <w:pStyle w:val="Heading3"/>
+      </w:pPr>
+      <w:r>
+        <w:t>01. Dataset and benchmark limitations: the case</w:t>
+      </w:r>
+    </w:p>
+    <w:p>
+      <w:pPr>
+        <w:pStyle w:val="Heading3"/>
+      </w:pPr>
+      <w:r>
+        <w:t>02. Follow the deciding steps</w:t>
+      </w:r>
+    </w:p>
+    <w:p>
+      <w:pPr>
+        <w:pStyle w:val="Heading3"/>
+      </w:pPr>
+      <w:r>
+        <w:t>03. Benchmark conditions</w:t>
+      </w:r>
+    </w:p>
+    <w:p>
+      <w:pPr>
+        <w:pStyle w:val="Heading3"/>
+      </w:pPr>
+      <w:r>
+        <w:t>04. Change one thing. Trace what follows.</w:t>
+      </w:r>
+    </w:p>
+    <w:p>
+      <w:pPr>
+        <w:pStyle w:val="Heading3"/>
+      </w:pPr>
+      <w:r>
+        <w:t>05. Connect the explanation to its limit</w:t>
+      </w:r>
+    </w:p>
+    <w:p>
+      <w:pPr>
+        <w:pStyle w:val="Heading3"/>
+      </w:pPr>
+      <w:r>
+        <w:t>06. Make the idea visible in your project</w:t>
       </w:r>
     </w:p>
     <w:sectPr>
